--- a/交付文档/试运行文档/实验室库存管理系统试运行使用说明.docx
+++ b/交付文档/试运行文档/实验室库存管理系统试运行使用说明.docx
@@ -4,13 +4,20 @@
   <w:body>
     <w:p>
       <w:pPr>
+        <w:spacing w:after="1840"/>
+      </w:pPr>
+    </w:p>
+    <w:p>
+      <w:pPr>
+        <w:spacing w:before="0" w:after="160"/>
         <w:jc w:val="center"/>
       </w:pPr>
       <w:r>
         <w:rPr>
           <w:rFonts w:ascii="Microsoft YaHei" w:hAnsi="Microsoft YaHei" w:eastAsia="Microsoft YaHei"/>
           <w:b/>
-          <w:color w:val="1B4A89"/>
+          <w:i w:val="0"/>
+          <w:color w:val="203864"/>
           <w:sz w:val="48"/>
         </w:rPr>
         <w:t>实验室库存管理系统试运行使用说明</w:t>
@@ -18,13 +25,26 @@
     </w:p>
     <w:p>
       <w:pPr>
+        <w:spacing w:after="360"/>
+        <w:ind w:left="1247" w:right="1247"/>
+        <w:jc w:val="center"/>
+        <w:pBdr>
+          <w:bottom w:val="single" w:sz="12" w:space="1" w:color="2F62B5"/>
+        </w:pBdr>
+      </w:pPr>
+      <w:r/>
+    </w:p>
+    <w:p>
+      <w:pPr>
+        <w:spacing w:after="120"/>
         <w:jc w:val="center"/>
       </w:pPr>
       <w:r>
         <w:rPr>
           <w:rFonts w:ascii="Microsoft YaHei" w:hAnsi="Microsoft YaHei" w:eastAsia="Microsoft YaHei"/>
-          <w:b w:val="0"/>
-          <w:color w:val="646464"/>
+          <w:b/>
+          <w:i w:val="0"/>
+          <w:color w:val="667085"/>
           <w:sz w:val="24"/>
         </w:rPr>
         <w:t>供普通用户、管理员、超级管理员试运行阅读与参考</w:t>
@@ -32,40 +52,40 @@
     </w:p>
     <w:p>
       <w:pPr>
+        <w:spacing w:after="760"/>
         <w:jc w:val="center"/>
       </w:pPr>
       <w:r>
         <w:rPr>
           <w:rFonts w:ascii="Microsoft YaHei" w:hAnsi="Microsoft YaHei" w:eastAsia="Microsoft YaHei"/>
-          <w:b w:val="0"/>
-          <w:color w:val="646464"/>
-          <w:sz w:val="21"/>
+          <w:b/>
+          <w:i w:val="0"/>
+          <w:color w:val="667085"/>
+          <w:sz w:val="22"/>
         </w:rPr>
-        <w:t>版本：试运行版</w:t>
-      </w:r>
-      <w:r>
-        <w:rPr>
-          <w:rFonts w:ascii="Microsoft YaHei" w:hAnsi="Microsoft YaHei" w:eastAsia="Microsoft YaHei"/>
-          <w:b w:val="0"/>
-          <w:color w:val="646464"/>
-          <w:sz w:val="21"/>
-        </w:rPr>
-        <w:t xml:space="preserve">    生成日期：2026年3月23日</w:t>
+        <w:t>版本：试运行版    生成日期：2026年3月23日</w:t>
       </w:r>
     </w:p>
     <w:p>
       <w:pPr>
+        <w:spacing w:after="0"/>
         <w:jc w:val="center"/>
       </w:pPr>
       <w:r>
         <w:rPr>
           <w:rFonts w:ascii="Microsoft YaHei" w:hAnsi="Microsoft YaHei" w:eastAsia="Microsoft YaHei"/>
-          <w:b w:val="0"/>
-          <w:color w:val="2C68FF"/>
+          <w:b/>
+          <w:i w:val="0"/>
+          <w:color w:val="2E6CFF"/>
           <w:sz w:val="22"/>
         </w:rPr>
         <w:t>适用于普通用户、管理员、超级管理员试运行沟通与操作验证</w:t>
       </w:r>
+    </w:p>
+    <w:p>
+      <w:pPr>
+        <w:spacing w:after="4400"/>
+      </w:pPr>
     </w:p>
     <w:p>
       <w:r>
@@ -74,77 +94,115 @@
     </w:p>
     <w:tbl>
       <w:tblPr>
-        <w:tblStyle w:val="TableGrid"/>
         <w:tblW w:type="auto" w:w="0"/>
         <w:jc w:val="center"/>
+        <w:tblLayout w:type="fixed"/>
         <w:tblLook w:firstColumn="1" w:firstRow="1" w:lastColumn="0" w:lastRow="0" w:noHBand="0" w:noVBand="1" w:val="04A0"/>
       </w:tblPr>
       <w:tblGrid>
-        <w:gridCol w:w="9518"/>
+        <w:gridCol w:w="8958"/>
       </w:tblGrid>
       <w:tr>
         <w:tc>
           <w:tcPr>
-            <w:tcW w:type="dxa" w:w="9518"/>
-            <w:shd w:fill="F5F9FF"/>
-            <w:vAlign w:val="center"/>
+            <w:tcW w:type="dxa" w:w="8561"/>
+            <w:shd w:fill="F5F8FC"/>
+            <w:tcBorders>
+              <w:top w:val="single" w:sz="10" w:space="0" w:color="2F62B5"/>
+              <w:left w:val="single" w:sz="10" w:space="0" w:color="2F62B5"/>
+              <w:bottom w:val="single" w:sz="10" w:space="0" w:color="2F62B5"/>
+              <w:right w:val="single" w:sz="10" w:space="0" w:color="2F62B5"/>
+            </w:tcBorders>
+            <w:tcMar>
+              <w:top w:w="90" w:type="dxa"/>
+              <w:left w:w="110" w:type="dxa"/>
+              <w:bottom w:w="90" w:type="dxa"/>
+              <w:right w:w="110" w:type="dxa"/>
+            </w:tcMar>
           </w:tcPr>
           <w:p>
             <w:pPr>
-              <w:spacing w:after="0"/>
+              <w:spacing w:before="0" w:after="0"/>
+              <w:jc w:val="left"/>
             </w:pPr>
             <w:r>
               <w:rPr>
                 <w:rFonts w:ascii="Microsoft YaHei" w:hAnsi="Microsoft YaHei" w:eastAsia="Microsoft YaHei"/>
-                <w:b w:val="0"/>
-                <w:color w:val="1B4A89"/>
+                <w:b/>
+                <w:i w:val="0"/>
+                <w:color w:val="203864"/>
+                <w:sz w:val="21"/>
               </w:rPr>
               <w:t>本文档按当前系统真实页面和真实业务行为编写，可直接转发给试运行同事。</w:t>
             </w:r>
-            <w:r>
-              <w:br/>
-            </w:r>
+          </w:p>
+          <w:p>
+            <w:pPr>
+              <w:spacing w:before="0" w:after="0"/>
+              <w:jc w:val="left"/>
+            </w:pPr>
             <w:r>
               <w:rPr>
                 <w:rFonts w:ascii="Microsoft YaHei" w:hAnsi="Microsoft YaHei" w:eastAsia="Microsoft YaHei"/>
-                <w:b w:val="0"/>
-                <w:color w:val="1B4A89"/>
+                <w:b/>
+                <w:i w:val="0"/>
+                <w:color w:val="203864"/>
+                <w:sz w:val="21"/>
               </w:rPr>
-              <w:t>重点说明：怎么进入系统、每个角色能做什么、每条业务链路如何走、遇到提示该怎么处理。</w:t>
+              <w:t>重点说明：怎么进入系统、每个角色能做什么、每条业务链路如何走、遇到提示语该怎么处理。</w:t>
             </w:r>
           </w:p>
         </w:tc>
       </w:tr>
     </w:tbl>
-    <w:p/>
     <w:p>
       <w:pPr>
-        <w:pStyle w:val="Heading1"/>
+        <w:spacing w:after="240"/>
+      </w:pPr>
+    </w:p>
+    <w:p>
+      <w:pPr>
+        <w:spacing w:before="200" w:after="120"/>
       </w:pPr>
       <w:r>
+        <w:rPr>
+          <w:rFonts w:ascii="Microsoft YaHei" w:hAnsi="Microsoft YaHei" w:eastAsia="Microsoft YaHei"/>
+          <w:b/>
+          <w:i w:val="0"/>
+          <w:color w:val="203864"/>
+          <w:sz w:val="35"/>
+        </w:rPr>
         <w:t>1. 系统定位</w:t>
       </w:r>
     </w:p>
     <w:p>
       <w:pPr>
-        <w:spacing w:after="120"/>
+        <w:spacing w:line="360" w:lineRule="auto" w:before="0" w:after="80"/>
+        <w:jc w:val="left"/>
       </w:pPr>
       <w:r>
         <w:rPr>
           <w:rFonts w:ascii="Microsoft YaHei" w:hAnsi="Microsoft YaHei" w:eastAsia="Microsoft YaHei"/>
           <w:b w:val="0"/>
+          <w:i w:val="0"/>
+          <w:color w:val="2B2F36"/>
+          <w:sz w:val="22"/>
         </w:rPr>
-        <w:t>本系统用于实验室化材、膜材的入库、库存查询、领用扣账、日志追溯和主数据管理。</w:t>
+        <w:t>本系统用于实验室化材、膜材的主数据管理、入库、库存查询、领用扣账、日志追溯和权限审批。</w:t>
       </w:r>
     </w:p>
     <w:p>
       <w:pPr>
-        <w:spacing w:after="120"/>
+        <w:spacing w:line="360" w:lineRule="auto" w:before="0" w:after="80"/>
+        <w:jc w:val="left"/>
       </w:pPr>
       <w:r>
         <w:rPr>
           <w:rFonts w:ascii="Microsoft YaHei" w:hAnsi="Microsoft YaHei" w:eastAsia="Microsoft YaHei"/>
           <w:b w:val="0"/>
+          <w:i w:val="0"/>
+          <w:color w:val="2B2F36"/>
+          <w:sz w:val="22"/>
         </w:rPr>
         <w:t>系统当前主要有三条业务链路：</w:t>
       </w:r>
@@ -152,25 +210,31 @@
     <w:p>
       <w:pPr>
         <w:pStyle w:val="ListNumber"/>
-        <w:spacing w:after="40"/>
+        <w:spacing w:line="360" w:lineRule="auto" w:before="0" w:after="60"/>
       </w:pPr>
       <w:r>
         <w:rPr>
           <w:rFonts w:ascii="Microsoft YaHei" w:hAnsi="Microsoft YaHei" w:eastAsia="Microsoft YaHei"/>
           <w:b w:val="0"/>
+          <w:i w:val="0"/>
+          <w:color w:val="2B2F36"/>
+          <w:sz w:val="22"/>
         </w:rPr>
-        <w:t>首页快捷入口：适合快速看统计、首页搜索、扫码领料、按产品或批次便捷领用。</w:t>
+        <w:t>首页快捷入口：适合快速看统计、首页顶部搜索、扫码领料、快捷领料。</w:t>
       </w:r>
     </w:p>
     <w:p>
       <w:pPr>
         <w:pStyle w:val="ListNumber"/>
-        <w:spacing w:after="40"/>
+        <w:spacing w:line="360" w:lineRule="auto" w:before="0" w:after="60"/>
       </w:pPr>
       <w:r>
         <w:rPr>
           <w:rFonts w:ascii="Microsoft YaHei" w:hAnsi="Microsoft YaHei" w:eastAsia="Microsoft YaHei"/>
           <w:b w:val="0"/>
+          <w:i w:val="0"/>
+          <w:color w:val="2B2F36"/>
+          <w:sz w:val="22"/>
         </w:rPr>
         <w:t>库存查询页：适合正式检索库存、查看产品聚合、批次明细和标签最小单元。</w:t>
       </w:r>
@@ -178,52 +242,123 @@
     <w:p>
       <w:pPr>
         <w:pStyle w:val="ListNumber"/>
-        <w:spacing w:after="40"/>
+        <w:spacing w:line="360" w:lineRule="auto" w:before="0" w:after="60"/>
       </w:pPr>
       <w:r>
         <w:rPr>
           <w:rFonts w:ascii="Microsoft YaHei" w:hAnsi="Microsoft YaHei" w:eastAsia="Microsoft YaHei"/>
           <w:b w:val="0"/>
+          <w:i w:val="0"/>
+          <w:color w:val="2B2F36"/>
+          <w:sz w:val="22"/>
         </w:rPr>
-        <w:t>精确标签链路：适合按标签编号核对库存、库位、效期，并对单标签执行精确领用。</w:t>
+        <w:t>管理与审批链路：适合管理员做用户审批、主数据维护、导入、审计和角色治理。</w:t>
       </w:r>
     </w:p>
     <w:p>
       <w:pPr>
-        <w:pStyle w:val="Heading1"/>
+        <w:spacing w:line="360" w:lineRule="auto" w:before="0" w:after="80"/>
+        <w:jc w:val="left"/>
       </w:pPr>
       <w:r>
+        <w:rPr>
+          <w:rFonts w:ascii="Microsoft YaHei" w:hAnsi="Microsoft YaHei" w:eastAsia="Microsoft YaHei"/>
+          <w:b w:val="0"/>
+          <w:i w:val="0"/>
+          <w:color w:val="2B2F36"/>
+          <w:sz w:val="22"/>
+        </w:rPr>
+        <w:t>首页顶部搜索是库存入口，提交后会跳转到库存查询页，不在首页本身承载结果列表。</w:t>
+      </w:r>
+    </w:p>
+    <w:p>
+      <w:pPr>
+        <w:spacing w:line="360" w:lineRule="auto" w:before="0" w:after="80"/>
+        <w:jc w:val="left"/>
+      </w:pPr>
+      <w:r>
+        <w:rPr>
+          <w:rFonts w:ascii="Microsoft YaHei" w:hAnsi="Microsoft YaHei" w:eastAsia="Microsoft YaHei"/>
+          <w:b w:val="0"/>
+          <w:i w:val="0"/>
+          <w:color w:val="2B2F36"/>
+          <w:sz w:val="22"/>
+        </w:rPr>
+        <w:t>首页“快捷领料”是动作入口，适合直接完成领用，不承担正式浏览库存的职责。</w:t>
+      </w:r>
+    </w:p>
+    <w:p>
+      <w:pPr>
+        <w:spacing w:line="360" w:lineRule="auto" w:before="0" w:after="80"/>
+        <w:jc w:val="left"/>
+      </w:pPr>
+      <w:r>
+        <w:rPr>
+          <w:rFonts w:ascii="Microsoft YaHei" w:hAnsi="Microsoft YaHei" w:eastAsia="Microsoft YaHei"/>
+          <w:b w:val="0"/>
+          <w:i w:val="0"/>
+          <w:color w:val="2B2F36"/>
+          <w:sz w:val="22"/>
+        </w:rPr>
+        <w:t>系统自动分配遵循 FEFO 原则：优先扣减更早到期的库存；若到期日相同，则优先更早入库的库存。</w:t>
+      </w:r>
+    </w:p>
+    <w:p>
+      <w:pPr>
+        <w:spacing w:before="200" w:after="120"/>
+      </w:pPr>
+      <w:r>
+        <w:rPr>
+          <w:rFonts w:ascii="Microsoft YaHei" w:hAnsi="Microsoft YaHei" w:eastAsia="Microsoft YaHei"/>
+          <w:b/>
+          <w:i w:val="0"/>
+          <w:color w:val="203864"/>
+          <w:sz w:val="35"/>
+        </w:rPr>
         <w:t>2. 统一术语</w:t>
       </w:r>
     </w:p>
     <w:tbl>
       <w:tblPr>
-        <w:tblStyle w:val="TableGrid"/>
         <w:tblW w:type="auto" w:w="0"/>
         <w:jc w:val="center"/>
+        <w:tblLayout w:type="fixed"/>
         <w:tblLook w:firstColumn="1" w:firstRow="1" w:lastColumn="0" w:lastRow="0" w:noHBand="0" w:noVBand="1" w:val="04A0"/>
       </w:tblPr>
       <w:tblGrid>
-        <w:gridCol w:w="4759"/>
-        <w:gridCol w:w="4759"/>
+        <w:gridCol w:w="4479"/>
+        <w:gridCol w:w="4479"/>
       </w:tblGrid>
       <w:tr>
         <w:tc>
           <w:tcPr>
-            <w:tcW w:type="dxa" w:w="1701"/>
-            <w:shd w:fill="2C68FF"/>
+            <w:tcW w:type="dxa" w:w="1814"/>
             <w:vAlign w:val="center"/>
+            <w:shd w:fill="203864"/>
+            <w:tcBorders>
+              <w:top w:val="single" w:sz="0" w:space="0" w:color="FFFFFF"/>
+              <w:left w:val="single" w:sz="0" w:space="0" w:color="FFFFFF"/>
+              <w:bottom w:val="single" w:sz="0" w:space="0" w:color="FFFFFF"/>
+              <w:right w:val="single" w:sz="0" w:space="0" w:color="FFFFFF"/>
+            </w:tcBorders>
+            <w:tcMar>
+              <w:top w:w="90" w:type="dxa"/>
+              <w:left w:w="100" w:type="dxa"/>
+              <w:bottom w:w="90" w:type="dxa"/>
+              <w:right w:w="100" w:type="dxa"/>
+            </w:tcMar>
           </w:tcPr>
           <w:p>
             <w:pPr>
               <w:jc w:val="center"/>
             </w:pPr>
-            <w:r/>
             <w:r>
               <w:rPr>
                 <w:rFonts w:ascii="Microsoft YaHei" w:hAnsi="Microsoft YaHei" w:eastAsia="Microsoft YaHei"/>
                 <w:b/>
+                <w:i w:val="0"/>
                 <w:color w:val="FFFFFF"/>
+                <w:sz w:val="20"/>
               </w:rPr>
               <w:t>术语</w:t>
             </w:r>
@@ -232,19 +367,32 @@
         <w:tc>
           <w:tcPr>
             <w:tcW w:type="dxa" w:w="6690"/>
-            <w:shd w:fill="2C68FF"/>
             <w:vAlign w:val="center"/>
+            <w:shd w:fill="203864"/>
+            <w:tcBorders>
+              <w:top w:val="single" w:sz="0" w:space="0" w:color="FFFFFF"/>
+              <w:left w:val="single" w:sz="0" w:space="0" w:color="FFFFFF"/>
+              <w:bottom w:val="single" w:sz="0" w:space="0" w:color="FFFFFF"/>
+              <w:right w:val="single" w:sz="0" w:space="0" w:color="FFFFFF"/>
+            </w:tcBorders>
+            <w:tcMar>
+              <w:top w:w="90" w:type="dxa"/>
+              <w:left w:w="100" w:type="dxa"/>
+              <w:bottom w:w="90" w:type="dxa"/>
+              <w:right w:w="100" w:type="dxa"/>
+            </w:tcMar>
           </w:tcPr>
           <w:p>
             <w:pPr>
               <w:jc w:val="center"/>
             </w:pPr>
-            <w:r/>
             <w:r>
               <w:rPr>
                 <w:rFonts w:ascii="Microsoft YaHei" w:hAnsi="Microsoft YaHei" w:eastAsia="Microsoft YaHei"/>
                 <w:b/>
+                <w:i w:val="0"/>
                 <w:color w:val="FFFFFF"/>
+                <w:sz w:val="20"/>
               </w:rPr>
               <w:t>说明</w:t>
             </w:r>
@@ -254,19 +402,34 @@
       <w:tr>
         <w:tc>
           <w:tcPr>
-            <w:tcW w:type="dxa" w:w="1701"/>
+            <w:tcW w:type="dxa" w:w="1814"/>
             <w:vAlign w:val="center"/>
+            <w:shd w:fill="FBFCFE"/>
+            <w:tcBorders>
+              <w:top w:val="single" w:sz="8" w:space="0" w:color="D6E0EC"/>
+              <w:left w:val="single" w:sz="8" w:space="0" w:color="D6E0EC"/>
+              <w:bottom w:val="single" w:sz="8" w:space="0" w:color="D6E0EC"/>
+              <w:right w:val="single" w:sz="8" w:space="0" w:color="D6E0EC"/>
+            </w:tcBorders>
+            <w:tcMar>
+              <w:top w:w="75" w:type="dxa"/>
+              <w:left w:w="90" w:type="dxa"/>
+              <w:bottom w:w="75" w:type="dxa"/>
+              <w:right w:w="90" w:type="dxa"/>
+            </w:tcMar>
           </w:tcPr>
           <w:p>
             <w:pPr>
-              <w:spacing w:after="0"/>
-              <w:jc w:val="center"/>
+              <w:spacing w:before="0" w:after="0"/>
+              <w:jc w:val="left"/>
             </w:pPr>
-            <w:r/>
             <w:r>
               <w:rPr>
                 <w:rFonts w:ascii="Microsoft YaHei" w:hAnsi="Microsoft YaHei" w:eastAsia="Microsoft YaHei"/>
                 <w:b w:val="0"/>
+                <w:i w:val="0"/>
+                <w:color w:val="2B2F36"/>
+                <w:sz w:val="20"/>
               </w:rPr>
               <w:t>产品代码</w:t>
             </w:r>
@@ -276,19 +439,34 @@
           <w:tcPr>
             <w:tcW w:type="dxa" w:w="6690"/>
             <w:vAlign w:val="center"/>
+            <w:shd w:fill="FBFCFE"/>
+            <w:tcBorders>
+              <w:top w:val="single" w:sz="8" w:space="0" w:color="D6E0EC"/>
+              <w:left w:val="single" w:sz="8" w:space="0" w:color="D6E0EC"/>
+              <w:bottom w:val="single" w:sz="8" w:space="0" w:color="D6E0EC"/>
+              <w:right w:val="single" w:sz="8" w:space="0" w:color="D6E0EC"/>
+            </w:tcBorders>
+            <w:tcMar>
+              <w:top w:w="75" w:type="dxa"/>
+              <w:left w:w="90" w:type="dxa"/>
+              <w:bottom w:w="75" w:type="dxa"/>
+              <w:right w:w="90" w:type="dxa"/>
+            </w:tcMar>
           </w:tcPr>
           <w:p>
             <w:pPr>
-              <w:spacing w:after="0"/>
+              <w:spacing w:before="0" w:after="0"/>
               <w:jc w:val="left"/>
             </w:pPr>
-            <w:r/>
             <w:r>
               <w:rPr>
                 <w:rFonts w:ascii="Microsoft YaHei" w:hAnsi="Microsoft YaHei" w:eastAsia="Microsoft YaHei"/>
                 <w:b w:val="0"/>
+                <w:i w:val="0"/>
+                <w:color w:val="2B2F36"/>
+                <w:sz w:val="20"/>
               </w:rPr>
-              <w:t>物料主数据编码。化材一般为 J-xxx，膜材一般为 M-xxx。</w:t>
+              <w:t>系统内统一识别某种物料的标准编码，如 J-001、M-001。</w:t>
             </w:r>
           </w:p>
         </w:tc>
@@ -296,19 +474,33 @@
       <w:tr>
         <w:tc>
           <w:tcPr>
-            <w:tcW w:type="dxa" w:w="1701"/>
+            <w:tcW w:type="dxa" w:w="1814"/>
             <w:vAlign w:val="center"/>
+            <w:tcBorders>
+              <w:top w:val="single" w:sz="8" w:space="0" w:color="D6E0EC"/>
+              <w:left w:val="single" w:sz="8" w:space="0" w:color="D6E0EC"/>
+              <w:bottom w:val="single" w:sz="8" w:space="0" w:color="D6E0EC"/>
+              <w:right w:val="single" w:sz="8" w:space="0" w:color="D6E0EC"/>
+            </w:tcBorders>
+            <w:tcMar>
+              <w:top w:w="75" w:type="dxa"/>
+              <w:left w:w="90" w:type="dxa"/>
+              <w:bottom w:w="75" w:type="dxa"/>
+              <w:right w:w="90" w:type="dxa"/>
+            </w:tcMar>
           </w:tcPr>
           <w:p>
             <w:pPr>
-              <w:spacing w:after="0"/>
-              <w:jc w:val="center"/>
+              <w:spacing w:before="0" w:after="0"/>
+              <w:jc w:val="left"/>
             </w:pPr>
-            <w:r/>
             <w:r>
               <w:rPr>
                 <w:rFonts w:ascii="Microsoft YaHei" w:hAnsi="Microsoft YaHei" w:eastAsia="Microsoft YaHei"/>
                 <w:b w:val="0"/>
+                <w:i w:val="0"/>
+                <w:color w:val="2B2F36"/>
+                <w:sz w:val="20"/>
               </w:rPr>
               <w:t>物料名称</w:t>
             </w:r>
@@ -318,19 +510,33 @@
           <w:tcPr>
             <w:tcW w:type="dxa" w:w="6690"/>
             <w:vAlign w:val="center"/>
+            <w:tcBorders>
+              <w:top w:val="single" w:sz="8" w:space="0" w:color="D6E0EC"/>
+              <w:left w:val="single" w:sz="8" w:space="0" w:color="D6E0EC"/>
+              <w:bottom w:val="single" w:sz="8" w:space="0" w:color="D6E0EC"/>
+              <w:right w:val="single" w:sz="8" w:space="0" w:color="D6E0EC"/>
+            </w:tcBorders>
+            <w:tcMar>
+              <w:top w:w="75" w:type="dxa"/>
+              <w:left w:w="90" w:type="dxa"/>
+              <w:bottom w:w="75" w:type="dxa"/>
+              <w:right w:w="90" w:type="dxa"/>
+            </w:tcMar>
           </w:tcPr>
           <w:p>
             <w:pPr>
-              <w:spacing w:after="0"/>
+              <w:spacing w:before="0" w:after="0"/>
               <w:jc w:val="left"/>
             </w:pPr>
-            <w:r/>
             <w:r>
               <w:rPr>
                 <w:rFonts w:ascii="Microsoft YaHei" w:hAnsi="Microsoft YaHei" w:eastAsia="Microsoft YaHei"/>
                 <w:b w:val="0"/>
+                <w:i w:val="0"/>
+                <w:color w:val="2B2F36"/>
+                <w:sz w:val="20"/>
               </w:rPr>
-              <w:t>物料正式名称。</w:t>
+              <w:t>物料正式名称，用于展示、检索和建档。</w:t>
             </w:r>
           </w:p>
         </w:tc>
@@ -338,19 +544,34 @@
       <w:tr>
         <w:tc>
           <w:tcPr>
-            <w:tcW w:type="dxa" w:w="1701"/>
+            <w:tcW w:type="dxa" w:w="1814"/>
             <w:vAlign w:val="center"/>
+            <w:shd w:fill="FBFCFE"/>
+            <w:tcBorders>
+              <w:top w:val="single" w:sz="8" w:space="0" w:color="D6E0EC"/>
+              <w:left w:val="single" w:sz="8" w:space="0" w:color="D6E0EC"/>
+              <w:bottom w:val="single" w:sz="8" w:space="0" w:color="D6E0EC"/>
+              <w:right w:val="single" w:sz="8" w:space="0" w:color="D6E0EC"/>
+            </w:tcBorders>
+            <w:tcMar>
+              <w:top w:w="75" w:type="dxa"/>
+              <w:left w:w="90" w:type="dxa"/>
+              <w:bottom w:w="75" w:type="dxa"/>
+              <w:right w:w="90" w:type="dxa"/>
+            </w:tcMar>
           </w:tcPr>
           <w:p>
             <w:pPr>
-              <w:spacing w:after="0"/>
-              <w:jc w:val="center"/>
+              <w:spacing w:before="0" w:after="0"/>
+              <w:jc w:val="left"/>
             </w:pPr>
-            <w:r/>
             <w:r>
               <w:rPr>
                 <w:rFonts w:ascii="Microsoft YaHei" w:hAnsi="Microsoft YaHei" w:eastAsia="Microsoft YaHei"/>
                 <w:b w:val="0"/>
+                <w:i w:val="0"/>
+                <w:color w:val="2B2F36"/>
+                <w:sz w:val="20"/>
               </w:rPr>
               <w:t>标签编号</w:t>
             </w:r>
@@ -360,19 +581,34 @@
           <w:tcPr>
             <w:tcW w:type="dxa" w:w="6690"/>
             <w:vAlign w:val="center"/>
+            <w:shd w:fill="FBFCFE"/>
+            <w:tcBorders>
+              <w:top w:val="single" w:sz="8" w:space="0" w:color="D6E0EC"/>
+              <w:left w:val="single" w:sz="8" w:space="0" w:color="D6E0EC"/>
+              <w:bottom w:val="single" w:sz="8" w:space="0" w:color="D6E0EC"/>
+              <w:right w:val="single" w:sz="8" w:space="0" w:color="D6E0EC"/>
+            </w:tcBorders>
+            <w:tcMar>
+              <w:top w:w="75" w:type="dxa"/>
+              <w:left w:w="90" w:type="dxa"/>
+              <w:bottom w:w="75" w:type="dxa"/>
+              <w:right w:w="90" w:type="dxa"/>
+            </w:tcMar>
           </w:tcPr>
           <w:p>
             <w:pPr>
-              <w:spacing w:after="0"/>
+              <w:spacing w:before="0" w:after="0"/>
               <w:jc w:val="left"/>
             </w:pPr>
-            <w:r/>
             <w:r>
               <w:rPr>
                 <w:rFonts w:ascii="Microsoft YaHei" w:hAnsi="Microsoft YaHei" w:eastAsia="Microsoft YaHei"/>
                 <w:b w:val="0"/>
+                <w:i w:val="0"/>
+                <w:color w:val="2B2F36"/>
+                <w:sz w:val="20"/>
               </w:rPr>
-              <w:t>单条库存记录的唯一标签，格式固定为 L+6位数字，例如 L000101。</w:t>
+              <w:t>单条在库标签的唯一编号，如 L000101。</w:t>
             </w:r>
           </w:p>
         </w:tc>
@@ -380,19 +616,33 @@
       <w:tr>
         <w:tc>
           <w:tcPr>
-            <w:tcW w:type="dxa" w:w="1701"/>
+            <w:tcW w:type="dxa" w:w="1814"/>
             <w:vAlign w:val="center"/>
+            <w:tcBorders>
+              <w:top w:val="single" w:sz="8" w:space="0" w:color="D6E0EC"/>
+              <w:left w:val="single" w:sz="8" w:space="0" w:color="D6E0EC"/>
+              <w:bottom w:val="single" w:sz="8" w:space="0" w:color="D6E0EC"/>
+              <w:right w:val="single" w:sz="8" w:space="0" w:color="D6E0EC"/>
+            </w:tcBorders>
+            <w:tcMar>
+              <w:top w:w="75" w:type="dxa"/>
+              <w:left w:w="90" w:type="dxa"/>
+              <w:bottom w:w="75" w:type="dxa"/>
+              <w:right w:w="90" w:type="dxa"/>
+            </w:tcMar>
           </w:tcPr>
           <w:p>
             <w:pPr>
-              <w:spacing w:after="0"/>
-              <w:jc w:val="center"/>
+              <w:spacing w:before="0" w:after="0"/>
+              <w:jc w:val="left"/>
             </w:pPr>
-            <w:r/>
             <w:r>
               <w:rPr>
                 <w:rFonts w:ascii="Microsoft YaHei" w:hAnsi="Microsoft YaHei" w:eastAsia="Microsoft YaHei"/>
                 <w:b w:val="0"/>
+                <w:i w:val="0"/>
+                <w:color w:val="2B2F36"/>
+                <w:sz w:val="20"/>
               </w:rPr>
               <w:t>默认单位</w:t>
             </w:r>
@@ -402,19 +652,33 @@
           <w:tcPr>
             <w:tcW w:type="dxa" w:w="6690"/>
             <w:vAlign w:val="center"/>
+            <w:tcBorders>
+              <w:top w:val="single" w:sz="8" w:space="0" w:color="D6E0EC"/>
+              <w:left w:val="single" w:sz="8" w:space="0" w:color="D6E0EC"/>
+              <w:bottom w:val="single" w:sz="8" w:space="0" w:color="D6E0EC"/>
+              <w:right w:val="single" w:sz="8" w:space="0" w:color="D6E0EC"/>
+            </w:tcBorders>
+            <w:tcMar>
+              <w:top w:w="75" w:type="dxa"/>
+              <w:left w:w="90" w:type="dxa"/>
+              <w:bottom w:w="75" w:type="dxa"/>
+              <w:right w:w="90" w:type="dxa"/>
+            </w:tcMar>
           </w:tcPr>
           <w:p>
             <w:pPr>
-              <w:spacing w:after="0"/>
+              <w:spacing w:before="0" w:after="0"/>
               <w:jc w:val="left"/>
             </w:pPr>
-            <w:r/>
             <w:r>
               <w:rPr>
                 <w:rFonts w:ascii="Microsoft YaHei" w:hAnsi="Microsoft YaHei" w:eastAsia="Microsoft YaHei"/>
                 <w:b w:val="0"/>
+                <w:i w:val="0"/>
+                <w:color w:val="2B2F36"/>
+                <w:sz w:val="20"/>
               </w:rPr>
-              <w:t>物料主数据默认显示单位。化材支持 kg / g / L / mL；膜材支持 m / m²。</w:t>
+              <w:t>物料主数据默认展示单位，如 kg、m、m²。</w:t>
             </w:r>
           </w:p>
         </w:tc>
@@ -422,19 +686,34 @@
       <w:tr>
         <w:tc>
           <w:tcPr>
-            <w:tcW w:type="dxa" w:w="1701"/>
+            <w:tcW w:type="dxa" w:w="1814"/>
             <w:vAlign w:val="center"/>
+            <w:shd w:fill="FBFCFE"/>
+            <w:tcBorders>
+              <w:top w:val="single" w:sz="8" w:space="0" w:color="D6E0EC"/>
+              <w:left w:val="single" w:sz="8" w:space="0" w:color="D6E0EC"/>
+              <w:bottom w:val="single" w:sz="8" w:space="0" w:color="D6E0EC"/>
+              <w:right w:val="single" w:sz="8" w:space="0" w:color="D6E0EC"/>
+            </w:tcBorders>
+            <w:tcMar>
+              <w:top w:w="75" w:type="dxa"/>
+              <w:left w:w="90" w:type="dxa"/>
+              <w:bottom w:w="75" w:type="dxa"/>
+              <w:right w:w="90" w:type="dxa"/>
+            </w:tcMar>
           </w:tcPr>
           <w:p>
             <w:pPr>
-              <w:spacing w:after="0"/>
-              <w:jc w:val="center"/>
+              <w:spacing w:before="0" w:after="0"/>
+              <w:jc w:val="left"/>
             </w:pPr>
-            <w:r/>
             <w:r>
               <w:rPr>
                 <w:rFonts w:ascii="Microsoft YaHei" w:hAnsi="Microsoft YaHei" w:eastAsia="Microsoft YaHei"/>
                 <w:b w:val="0"/>
+                <w:i w:val="0"/>
+                <w:color w:val="2B2F36"/>
+                <w:sz w:val="20"/>
               </w:rPr>
               <w:t>幅宽</w:t>
             </w:r>
@@ -444,19 +723,34 @@
           <w:tcPr>
             <w:tcW w:type="dxa" w:w="6690"/>
             <w:vAlign w:val="center"/>
+            <w:shd w:fill="FBFCFE"/>
+            <w:tcBorders>
+              <w:top w:val="single" w:sz="8" w:space="0" w:color="D6E0EC"/>
+              <w:left w:val="single" w:sz="8" w:space="0" w:color="D6E0EC"/>
+              <w:bottom w:val="single" w:sz="8" w:space="0" w:color="D6E0EC"/>
+              <w:right w:val="single" w:sz="8" w:space="0" w:color="D6E0EC"/>
+            </w:tcBorders>
+            <w:tcMar>
+              <w:top w:w="75" w:type="dxa"/>
+              <w:left w:w="90" w:type="dxa"/>
+              <w:bottom w:w="75" w:type="dxa"/>
+              <w:right w:w="90" w:type="dxa"/>
+            </w:tcMar>
           </w:tcPr>
           <w:p>
             <w:pPr>
-              <w:spacing w:after="0"/>
+              <w:spacing w:before="0" w:after="0"/>
               <w:jc w:val="left"/>
             </w:pPr>
-            <w:r/>
             <w:r>
               <w:rPr>
                 <w:rFonts w:ascii="Microsoft YaHei" w:hAnsi="Microsoft YaHei" w:eastAsia="Microsoft YaHei"/>
                 <w:b w:val="0"/>
+                <w:i w:val="0"/>
+                <w:color w:val="2B2F36"/>
+                <w:sz w:val="20"/>
               </w:rPr>
-              <w:t>膜材宽度相关展示文案。主数据场景常见为默认幅宽，库存详情场景显示为幅宽。</w:t>
+              <w:t>膜材相关宽度口径；详情页显示当前标签幅宽，主数据页面显示默认幅宽。</w:t>
             </w:r>
           </w:p>
         </w:tc>
@@ -464,21 +758,35 @@
       <w:tr>
         <w:tc>
           <w:tcPr>
-            <w:tcW w:type="dxa" w:w="1701"/>
+            <w:tcW w:type="dxa" w:w="1814"/>
             <w:vAlign w:val="center"/>
+            <w:tcBorders>
+              <w:top w:val="single" w:sz="8" w:space="0" w:color="D6E0EC"/>
+              <w:left w:val="single" w:sz="8" w:space="0" w:color="D6E0EC"/>
+              <w:bottom w:val="single" w:sz="8" w:space="0" w:color="D6E0EC"/>
+              <w:right w:val="single" w:sz="8" w:space="0" w:color="D6E0EC"/>
+            </w:tcBorders>
+            <w:tcMar>
+              <w:top w:w="75" w:type="dxa"/>
+              <w:left w:w="90" w:type="dxa"/>
+              <w:bottom w:w="75" w:type="dxa"/>
+              <w:right w:w="90" w:type="dxa"/>
+            </w:tcMar>
           </w:tcPr>
           <w:p>
             <w:pPr>
-              <w:spacing w:after="0"/>
-              <w:jc w:val="center"/>
+              <w:spacing w:before="0" w:after="0"/>
+              <w:jc w:val="left"/>
             </w:pPr>
-            <w:r/>
             <w:r>
               <w:rPr>
                 <w:rFonts w:ascii="Microsoft YaHei" w:hAnsi="Microsoft YaHei" w:eastAsia="Microsoft YaHei"/>
                 <w:b w:val="0"/>
+                <w:i w:val="0"/>
+                <w:color w:val="2B2F36"/>
+                <w:sz w:val="20"/>
               </w:rPr>
-              <w:t>批号</w:t>
+              <w:t>主数据</w:t>
             </w:r>
           </w:p>
         </w:tc>
@@ -486,19 +794,33 @@
           <w:tcPr>
             <w:tcW w:type="dxa" w:w="6690"/>
             <w:vAlign w:val="center"/>
+            <w:tcBorders>
+              <w:top w:val="single" w:sz="8" w:space="0" w:color="D6E0EC"/>
+              <w:left w:val="single" w:sz="8" w:space="0" w:color="D6E0EC"/>
+              <w:bottom w:val="single" w:sz="8" w:space="0" w:color="D6E0EC"/>
+              <w:right w:val="single" w:sz="8" w:space="0" w:color="D6E0EC"/>
+            </w:tcBorders>
+            <w:tcMar>
+              <w:top w:w="75" w:type="dxa"/>
+              <w:left w:w="90" w:type="dxa"/>
+              <w:bottom w:w="75" w:type="dxa"/>
+              <w:right w:w="90" w:type="dxa"/>
+            </w:tcMar>
           </w:tcPr>
           <w:p>
             <w:pPr>
-              <w:spacing w:after="0"/>
+              <w:spacing w:before="0" w:after="0"/>
               <w:jc w:val="left"/>
             </w:pPr>
-            <w:r/>
             <w:r>
               <w:rPr>
                 <w:rFonts w:ascii="Microsoft YaHei" w:hAnsi="Microsoft YaHei" w:eastAsia="Microsoft YaHei"/>
                 <w:b w:val="0"/>
+                <w:i w:val="0"/>
+                <w:color w:val="2B2F36"/>
+                <w:sz w:val="20"/>
               </w:rPr>
-              <w:t>同一批来料的批次编号。</w:t>
+              <w:t>物料标准信息，如名称、类别、子类别、供应商、默认单位等。</w:t>
             </w:r>
           </w:p>
         </w:tc>
@@ -506,21 +828,36 @@
       <w:tr>
         <w:tc>
           <w:tcPr>
-            <w:tcW w:type="dxa" w:w="1701"/>
+            <w:tcW w:type="dxa" w:w="1814"/>
             <w:vAlign w:val="center"/>
+            <w:shd w:fill="FBFCFE"/>
+            <w:tcBorders>
+              <w:top w:val="single" w:sz="8" w:space="0" w:color="D6E0EC"/>
+              <w:left w:val="single" w:sz="8" w:space="0" w:color="D6E0EC"/>
+              <w:bottom w:val="single" w:sz="8" w:space="0" w:color="D6E0EC"/>
+              <w:right w:val="single" w:sz="8" w:space="0" w:color="D6E0EC"/>
+            </w:tcBorders>
+            <w:tcMar>
+              <w:top w:w="75" w:type="dxa"/>
+              <w:left w:w="90" w:type="dxa"/>
+              <w:bottom w:w="75" w:type="dxa"/>
+              <w:right w:w="90" w:type="dxa"/>
+            </w:tcMar>
           </w:tcPr>
           <w:p>
             <w:pPr>
-              <w:spacing w:after="0"/>
-              <w:jc w:val="center"/>
+              <w:spacing w:before="0" w:after="0"/>
+              <w:jc w:val="left"/>
             </w:pPr>
-            <w:r/>
             <w:r>
               <w:rPr>
                 <w:rFonts w:ascii="Microsoft YaHei" w:hAnsi="Microsoft YaHei" w:eastAsia="Microsoft YaHei"/>
                 <w:b w:val="0"/>
+                <w:i w:val="0"/>
+                <w:color w:val="2B2F36"/>
+                <w:sz w:val="20"/>
               </w:rPr>
-              <w:t>风险预警</w:t>
+              <w:t>在库标签</w:t>
             </w:r>
           </w:p>
         </w:tc>
@@ -528,130 +865,34 @@
           <w:tcPr>
             <w:tcW w:type="dxa" w:w="6690"/>
             <w:vAlign w:val="center"/>
+            <w:shd w:fill="FBFCFE"/>
+            <w:tcBorders>
+              <w:top w:val="single" w:sz="8" w:space="0" w:color="D6E0EC"/>
+              <w:left w:val="single" w:sz="8" w:space="0" w:color="D6E0EC"/>
+              <w:bottom w:val="single" w:sz="8" w:space="0" w:color="D6E0EC"/>
+              <w:right w:val="single" w:sz="8" w:space="0" w:color="D6E0EC"/>
+            </w:tcBorders>
+            <w:tcMar>
+              <w:top w:w="75" w:type="dxa"/>
+              <w:left w:w="90" w:type="dxa"/>
+              <w:bottom w:w="75" w:type="dxa"/>
+              <w:right w:w="90" w:type="dxa"/>
+            </w:tcMar>
           </w:tcPr>
           <w:p>
             <w:pPr>
-              <w:spacing w:after="0"/>
+              <w:spacing w:before="0" w:after="0"/>
               <w:jc w:val="left"/>
             </w:pPr>
-            <w:r/>
             <w:r>
               <w:rPr>
                 <w:rFonts w:ascii="Microsoft YaHei" w:hAnsi="Microsoft YaHei" w:eastAsia="Microsoft YaHei"/>
                 <w:b w:val="0"/>
+                <w:i w:val="0"/>
+                <w:color w:val="2B2F36"/>
+                <w:sz w:val="20"/>
               </w:rPr>
-              <w:t>临期或低库存的产品并集，不是标签数，也不是批次数。</w:t>
-            </w:r>
-          </w:p>
-        </w:tc>
-      </w:tr>
-    </w:tbl>
-    <w:p/>
-    <w:p>
-      <w:pPr>
-        <w:pStyle w:val="Heading1"/>
-      </w:pPr>
-      <w:r>
-        <w:t>3. 账号与状态说明</w:t>
-      </w:r>
-    </w:p>
-    <w:p>
-      <w:pPr>
-        <w:spacing w:after="120"/>
-      </w:pPr>
-      <w:r>
-        <w:rPr>
-          <w:rFonts w:ascii="Microsoft YaHei" w:hAnsi="Microsoft YaHei" w:eastAsia="Microsoft YaHei"/>
-          <w:b w:val="0"/>
-        </w:rPr>
-        <w:t>系统按微信身份识别，不是账号密码登录。首次使用时，未注册用户会先进入注册页。</w:t>
-      </w:r>
-    </w:p>
-    <w:p>
-      <w:pPr>
-        <w:spacing w:after="120"/>
-      </w:pPr>
-      <w:r>
-        <w:rPr>
-          <w:rFonts w:ascii="Microsoft YaHei" w:hAnsi="Microsoft YaHei" w:eastAsia="Microsoft YaHei"/>
-          <w:b w:val="0"/>
-        </w:rPr>
-        <w:t>注册后，账号会在以下状态之间流转：</w:t>
-      </w:r>
-    </w:p>
-    <w:tbl>
-      <w:tblPr>
-        <w:tblStyle w:val="TableGrid"/>
-        <w:tblW w:type="auto" w:w="0"/>
-        <w:jc w:val="center"/>
-        <w:tblLook w:firstColumn="1" w:firstRow="1" w:lastColumn="0" w:lastRow="0" w:noHBand="0" w:noVBand="1" w:val="04A0"/>
-      </w:tblPr>
-      <w:tblGrid>
-        <w:gridCol w:w="3173"/>
-        <w:gridCol w:w="3173"/>
-        <w:gridCol w:w="3173"/>
-      </w:tblGrid>
-      <w:tr>
-        <w:tc>
-          <w:tcPr>
-            <w:tcW w:type="dxa" w:w="1361"/>
-            <w:shd w:fill="2C68FF"/>
-            <w:vAlign w:val="center"/>
-          </w:tcPr>
-          <w:p>
-            <w:pPr>
-              <w:jc w:val="center"/>
-            </w:pPr>
-            <w:r/>
-            <w:r>
-              <w:rPr>
-                <w:rFonts w:ascii="Microsoft YaHei" w:hAnsi="Microsoft YaHei" w:eastAsia="Microsoft YaHei"/>
-                <w:b/>
-                <w:color w:val="FFFFFF"/>
-              </w:rPr>
-              <w:t>状态</w:t>
-            </w:r>
-          </w:p>
-        </w:tc>
-        <w:tc>
-          <w:tcPr>
-            <w:tcW w:type="dxa" w:w="4876"/>
-            <w:shd w:fill="2C68FF"/>
-            <w:vAlign w:val="center"/>
-          </w:tcPr>
-          <w:p>
-            <w:pPr>
-              <w:jc w:val="center"/>
-            </w:pPr>
-            <w:r/>
-            <w:r>
-              <w:rPr>
-                <w:rFonts w:ascii="Microsoft YaHei" w:hAnsi="Microsoft YaHei" w:eastAsia="Microsoft YaHei"/>
-                <w:b/>
-                <w:color w:val="FFFFFF"/>
-              </w:rPr>
-              <w:t>含义</w:t>
-            </w:r>
-          </w:p>
-        </w:tc>
-        <w:tc>
-          <w:tcPr>
-            <w:tcW w:type="dxa" w:w="2268"/>
-            <w:shd w:fill="2C68FF"/>
-            <w:vAlign w:val="center"/>
-          </w:tcPr>
-          <w:p>
-            <w:pPr>
-              <w:jc w:val="center"/>
-            </w:pPr>
-            <w:r/>
-            <w:r>
-              <w:rPr>
-                <w:rFonts w:ascii="Microsoft YaHei" w:hAnsi="Microsoft YaHei" w:eastAsia="Microsoft YaHei"/>
-                <w:b/>
-                <w:color w:val="FFFFFF"/>
-              </w:rPr>
-              <w:t>处理建议</w:t>
+              <w:t>库存最小记录单元，库存扣减和日志追溯最终都会落到这里。</w:t>
             </w:r>
           </w:p>
         </w:tc>
@@ -659,19 +900,1473 @@
       <w:tr>
         <w:tc>
           <w:tcPr>
-            <w:tcW w:type="dxa" w:w="1361"/>
+            <w:tcW w:type="dxa" w:w="1814"/>
             <w:vAlign w:val="center"/>
+            <w:tcBorders>
+              <w:top w:val="single" w:sz="8" w:space="0" w:color="D6E0EC"/>
+              <w:left w:val="single" w:sz="8" w:space="0" w:color="D6E0EC"/>
+              <w:bottom w:val="single" w:sz="8" w:space="0" w:color="D6E0EC"/>
+              <w:right w:val="single" w:sz="8" w:space="0" w:color="D6E0EC"/>
+            </w:tcBorders>
+            <w:tcMar>
+              <w:top w:w="75" w:type="dxa"/>
+              <w:left w:w="90" w:type="dxa"/>
+              <w:bottom w:w="75" w:type="dxa"/>
+              <w:right w:w="90" w:type="dxa"/>
+            </w:tcMar>
           </w:tcPr>
           <w:p>
             <w:pPr>
-              <w:spacing w:after="0"/>
-              <w:jc w:val="center"/>
+              <w:spacing w:before="0" w:after="0"/>
+              <w:jc w:val="left"/>
             </w:pPr>
-            <w:r/>
             <w:r>
               <w:rPr>
                 <w:rFonts w:ascii="Microsoft YaHei" w:hAnsi="Microsoft YaHei" w:eastAsia="Microsoft YaHei"/>
                 <w:b w:val="0"/>
+                <w:i w:val="0"/>
+                <w:color w:val="2B2F36"/>
+                <w:sz w:val="20"/>
+              </w:rPr>
+              <w:t>批次</w:t>
+            </w:r>
+          </w:p>
+        </w:tc>
+        <w:tc>
+          <w:tcPr>
+            <w:tcW w:type="dxa" w:w="6690"/>
+            <w:vAlign w:val="center"/>
+            <w:tcBorders>
+              <w:top w:val="single" w:sz="8" w:space="0" w:color="D6E0EC"/>
+              <w:left w:val="single" w:sz="8" w:space="0" w:color="D6E0EC"/>
+              <w:bottom w:val="single" w:sz="8" w:space="0" w:color="D6E0EC"/>
+              <w:right w:val="single" w:sz="8" w:space="0" w:color="D6E0EC"/>
+            </w:tcBorders>
+            <w:tcMar>
+              <w:top w:w="75" w:type="dxa"/>
+              <w:left w:w="90" w:type="dxa"/>
+              <w:bottom w:w="75" w:type="dxa"/>
+              <w:right w:w="90" w:type="dxa"/>
+            </w:tcMar>
+          </w:tcPr>
+          <w:p>
+            <w:pPr>
+              <w:spacing w:before="0" w:after="0"/>
+              <w:jc w:val="left"/>
+            </w:pPr>
+            <w:r>
+              <w:rPr>
+                <w:rFonts w:ascii="Microsoft YaHei" w:hAnsi="Microsoft YaHei" w:eastAsia="Microsoft YaHei"/>
+                <w:b w:val="0"/>
+                <w:i w:val="0"/>
+                <w:color w:val="2B2F36"/>
+                <w:sz w:val="20"/>
+              </w:rPr>
+              <w:t>同一产品代码下的某一批号库存集合。</w:t>
+            </w:r>
+          </w:p>
+        </w:tc>
+      </w:tr>
+      <w:tr>
+        <w:tc>
+          <w:tcPr>
+            <w:tcW w:type="dxa" w:w="1814"/>
+            <w:vAlign w:val="center"/>
+            <w:shd w:fill="FBFCFE"/>
+            <w:tcBorders>
+              <w:top w:val="single" w:sz="8" w:space="0" w:color="D6E0EC"/>
+              <w:left w:val="single" w:sz="8" w:space="0" w:color="D6E0EC"/>
+              <w:bottom w:val="single" w:sz="8" w:space="0" w:color="D6E0EC"/>
+              <w:right w:val="single" w:sz="8" w:space="0" w:color="D6E0EC"/>
+            </w:tcBorders>
+            <w:tcMar>
+              <w:top w:w="75" w:type="dxa"/>
+              <w:left w:w="90" w:type="dxa"/>
+              <w:bottom w:w="75" w:type="dxa"/>
+              <w:right w:w="90" w:type="dxa"/>
+            </w:tcMar>
+          </w:tcPr>
+          <w:p>
+            <w:pPr>
+              <w:spacing w:before="0" w:after="0"/>
+              <w:jc w:val="left"/>
+            </w:pPr>
+            <w:r>
+              <w:rPr>
+                <w:rFonts w:ascii="Microsoft YaHei" w:hAnsi="Microsoft YaHei" w:eastAsia="Microsoft YaHei"/>
+                <w:b w:val="0"/>
+                <w:i w:val="0"/>
+                <w:color w:val="2B2F36"/>
+                <w:sz w:val="20"/>
+              </w:rPr>
+              <w:t>FEFO</w:t>
+            </w:r>
+          </w:p>
+        </w:tc>
+        <w:tc>
+          <w:tcPr>
+            <w:tcW w:type="dxa" w:w="6690"/>
+            <w:vAlign w:val="center"/>
+            <w:shd w:fill="FBFCFE"/>
+            <w:tcBorders>
+              <w:top w:val="single" w:sz="8" w:space="0" w:color="D6E0EC"/>
+              <w:left w:val="single" w:sz="8" w:space="0" w:color="D6E0EC"/>
+              <w:bottom w:val="single" w:sz="8" w:space="0" w:color="D6E0EC"/>
+              <w:right w:val="single" w:sz="8" w:space="0" w:color="D6E0EC"/>
+            </w:tcBorders>
+            <w:tcMar>
+              <w:top w:w="75" w:type="dxa"/>
+              <w:left w:w="90" w:type="dxa"/>
+              <w:bottom w:w="75" w:type="dxa"/>
+              <w:right w:w="90" w:type="dxa"/>
+            </w:tcMar>
+          </w:tcPr>
+          <w:p>
+            <w:pPr>
+              <w:spacing w:before="0" w:after="0"/>
+              <w:jc w:val="left"/>
+            </w:pPr>
+            <w:r>
+              <w:rPr>
+                <w:rFonts w:ascii="Microsoft YaHei" w:hAnsi="Microsoft YaHei" w:eastAsia="Microsoft YaHei"/>
+                <w:b w:val="0"/>
+                <w:i w:val="0"/>
+                <w:color w:val="2B2F36"/>
+                <w:sz w:val="20"/>
+              </w:rPr>
+              <w:t>先到期先出；系统自动分配时优先扣减更早到期的库存。</w:t>
+            </w:r>
+          </w:p>
+        </w:tc>
+      </w:tr>
+    </w:tbl>
+    <w:p>
+      <w:pPr>
+        <w:spacing w:after="200"/>
+      </w:pPr>
+    </w:p>
+    <w:p>
+      <w:pPr>
+        <w:spacing w:before="200" w:after="120"/>
+      </w:pPr>
+      <w:r>
+        <w:rPr>
+          <w:rFonts w:ascii="Microsoft YaHei" w:hAnsi="Microsoft YaHei" w:eastAsia="Microsoft YaHei"/>
+          <w:b/>
+          <w:i w:val="0"/>
+          <w:color w:val="203864"/>
+          <w:sz w:val="35"/>
+        </w:rPr>
+        <w:t>3. 账号与状态</w:t>
+      </w:r>
+    </w:p>
+    <w:p>
+      <w:pPr>
+        <w:spacing w:line="360" w:lineRule="auto" w:before="0" w:after="80"/>
+        <w:jc w:val="left"/>
+      </w:pPr>
+      <w:r>
+        <w:rPr>
+          <w:rFonts w:ascii="Microsoft YaHei" w:hAnsi="Microsoft YaHei" w:eastAsia="Microsoft YaHei"/>
+          <w:b w:val="0"/>
+          <w:i w:val="0"/>
+          <w:color w:val="2B2F36"/>
+          <w:sz w:val="22"/>
+        </w:rPr>
+        <w:t>系统按微信身份识别，不是账号密码登录。首次进入系统后，用户会经历待审批、已驳回、已激活三种状态。</w:t>
+      </w:r>
+    </w:p>
+    <w:p>
+      <w:pPr>
+        <w:spacing w:line="360" w:lineRule="auto" w:before="0" w:after="80"/>
+        <w:jc w:val="left"/>
+      </w:pPr>
+      <w:r>
+        <w:rPr>
+          <w:rFonts w:ascii="Microsoft YaHei" w:hAnsi="Microsoft YaHei" w:eastAsia="Microsoft YaHei"/>
+          <w:b w:val="0"/>
+          <w:i w:val="0"/>
+          <w:color w:val="2B2F36"/>
+          <w:sz w:val="22"/>
+        </w:rPr>
+        <w:t>建议试运行前先确认各测试同事已对应到正确的微信身份，以免角色判断混淆。</w:t>
+      </w:r>
+    </w:p>
+    <w:p>
+      <w:pPr>
+        <w:spacing w:before="160" w:after="80"/>
+      </w:pPr>
+      <w:r>
+        <w:rPr>
+          <w:rFonts w:ascii="Microsoft YaHei" w:hAnsi="Microsoft YaHei" w:eastAsia="Microsoft YaHei"/>
+          <w:b/>
+          <w:i w:val="0"/>
+          <w:color w:val="203864"/>
+          <w:sz w:val="25"/>
+        </w:rPr>
+        <w:t>3.1 账号状态</w:t>
+      </w:r>
+    </w:p>
+    <w:p>
+      <w:pPr>
+        <w:spacing w:line="360" w:lineRule="auto" w:before="0" w:after="80"/>
+        <w:jc w:val="left"/>
+      </w:pPr>
+      <w:r>
+        <w:rPr>
+          <w:rFonts w:ascii="Microsoft YaHei" w:hAnsi="Microsoft YaHei" w:eastAsia="Microsoft YaHei"/>
+          <w:b w:val="0"/>
+          <w:i w:val="0"/>
+          <w:color w:val="2B2F36"/>
+          <w:sz w:val="22"/>
+        </w:rPr>
+        <w:t>待审批：已提交注册信息，等待管理员审批，不能进入正式首页。</w:t>
+      </w:r>
+    </w:p>
+    <w:p>
+      <w:pPr>
+        <w:spacing w:line="360" w:lineRule="auto" w:before="0" w:after="80"/>
+        <w:jc w:val="left"/>
+      </w:pPr>
+      <w:r>
+        <w:rPr>
+          <w:rFonts w:ascii="Microsoft YaHei" w:hAnsi="Microsoft YaHei" w:eastAsia="Microsoft YaHei"/>
+          <w:b w:val="0"/>
+          <w:i w:val="0"/>
+          <w:color w:val="2B2F36"/>
+          <w:sz w:val="22"/>
+        </w:rPr>
+        <w:t>已驳回：可查看驳回原因，补充或修改信息后重新提交。</w:t>
+      </w:r>
+    </w:p>
+    <w:p>
+      <w:pPr>
+        <w:spacing w:line="360" w:lineRule="auto" w:before="0" w:after="80"/>
+        <w:jc w:val="left"/>
+      </w:pPr>
+      <w:r>
+        <w:rPr>
+          <w:rFonts w:ascii="Microsoft YaHei" w:hAnsi="Microsoft YaHei" w:eastAsia="Microsoft YaHei"/>
+          <w:b w:val="0"/>
+          <w:i w:val="0"/>
+          <w:color w:val="2B2F36"/>
+          <w:sz w:val="22"/>
+        </w:rPr>
+        <w:t>已激活：审批通过后进入系统首页，可按当前角色使用功能。</w:t>
+      </w:r>
+    </w:p>
+    <w:p>
+      <w:pPr>
+        <w:spacing w:before="160" w:after="80"/>
+      </w:pPr>
+      <w:r>
+        <w:rPr>
+          <w:rFonts w:ascii="Microsoft YaHei" w:hAnsi="Microsoft YaHei" w:eastAsia="Microsoft YaHei"/>
+          <w:b/>
+          <w:i w:val="0"/>
+          <w:color w:val="203864"/>
+          <w:sz w:val="25"/>
+        </w:rPr>
+        <w:t>3.2 角色说明</w:t>
+      </w:r>
+    </w:p>
+    <w:p>
+      <w:pPr>
+        <w:spacing w:line="360" w:lineRule="auto" w:before="0" w:after="80"/>
+        <w:jc w:val="left"/>
+      </w:pPr>
+      <w:r>
+        <w:rPr>
+          <w:rFonts w:ascii="Microsoft YaHei" w:hAnsi="Microsoft YaHei" w:eastAsia="Microsoft YaHei"/>
+          <w:b w:val="0"/>
+          <w:i w:val="0"/>
+          <w:color w:val="2B2F36"/>
+          <w:sz w:val="22"/>
+        </w:rPr>
+        <w:t>普通用户：可入库、领料、查库存、看操作日志、提交建档申请。</w:t>
+      </w:r>
+    </w:p>
+    <w:p>
+      <w:pPr>
+        <w:spacing w:line="360" w:lineRule="auto" w:before="0" w:after="80"/>
+        <w:jc w:val="left"/>
+      </w:pPr>
+      <w:r>
+        <w:rPr>
+          <w:rFonts w:ascii="Microsoft YaHei" w:hAnsi="Microsoft YaHei" w:eastAsia="Microsoft YaHei"/>
+          <w:b w:val="0"/>
+          <w:i w:val="0"/>
+          <w:color w:val="2B2F36"/>
+          <w:sz w:val="22"/>
+        </w:rPr>
+        <w:t>管理员 admin：在普通用户基础上，可审批、维护主数据、导入、维护库区和子类别、查看审计日志。</w:t>
+      </w:r>
+    </w:p>
+    <w:p>
+      <w:pPr>
+        <w:spacing w:line="360" w:lineRule="auto" w:before="0" w:after="80"/>
+        <w:jc w:val="left"/>
+      </w:pPr>
+      <w:r>
+        <w:rPr>
+          <w:rFonts w:ascii="Microsoft YaHei" w:hAnsi="Microsoft YaHei" w:eastAsia="Microsoft YaHei"/>
+          <w:b w:val="0"/>
+          <w:i w:val="0"/>
+          <w:color w:val="2B2F36"/>
+          <w:sz w:val="22"/>
+        </w:rPr>
+        <w:t>超级管理员 super_admin：在管理员基础上，可调整用户角色。</w:t>
+      </w:r>
+    </w:p>
+    <w:p>
+      <w:pPr>
+        <w:spacing w:before="200" w:after="120"/>
+      </w:pPr>
+      <w:r>
+        <w:rPr>
+          <w:rFonts w:ascii="Microsoft YaHei" w:hAnsi="Microsoft YaHei" w:eastAsia="Microsoft YaHei"/>
+          <w:b/>
+          <w:i w:val="0"/>
+          <w:color w:val="203864"/>
+          <w:sz w:val="35"/>
+        </w:rPr>
+        <w:t>4. 普通用户使用说明</w:t>
+      </w:r>
+    </w:p>
+    <w:p>
+      <w:pPr>
+        <w:spacing w:before="160" w:after="80"/>
+      </w:pPr>
+      <w:r>
+        <w:rPr>
+          <w:rFonts w:ascii="Microsoft YaHei" w:hAnsi="Microsoft YaHei" w:eastAsia="Microsoft YaHei"/>
+          <w:b/>
+          <w:i w:val="0"/>
+          <w:color w:val="203864"/>
+          <w:sz w:val="25"/>
+        </w:rPr>
+        <w:t>4.1 首页</w:t>
+      </w:r>
+    </w:p>
+    <w:p>
+      <w:pPr>
+        <w:spacing w:line="360" w:lineRule="auto" w:before="0" w:after="80"/>
+        <w:jc w:val="left"/>
+      </w:pPr>
+      <w:r>
+        <w:rPr>
+          <w:rFonts w:ascii="Microsoft YaHei" w:hAnsi="Microsoft YaHei" w:eastAsia="Microsoft YaHei"/>
+          <w:b w:val="0"/>
+          <w:i w:val="0"/>
+          <w:color w:val="2B2F36"/>
+          <w:sz w:val="22"/>
+        </w:rPr>
+        <w:t>首页包含四类核心入口：顶部搜索框、智能扫码、快捷领料、常用功能入口。</w:t>
+      </w:r>
+    </w:p>
+    <w:p>
+      <w:pPr>
+        <w:spacing w:line="360" w:lineRule="auto" w:before="0" w:after="80"/>
+        <w:jc w:val="left"/>
+      </w:pPr>
+      <w:r>
+        <w:rPr>
+          <w:rFonts w:ascii="Microsoft YaHei" w:hAnsi="Microsoft YaHei" w:eastAsia="Microsoft YaHei"/>
+          <w:b w:val="0"/>
+          <w:i w:val="0"/>
+          <w:color w:val="2B2F36"/>
+          <w:sz w:val="22"/>
+        </w:rPr>
+        <w:t>顶部搜索框：输入产品代码、物料名称、标签编号、批号、供应商、库位后，会跳转到库存查询页。</w:t>
+      </w:r>
+    </w:p>
+    <w:p>
+      <w:pPr>
+        <w:spacing w:line="360" w:lineRule="auto" w:before="0" w:after="80"/>
+        <w:jc w:val="left"/>
+      </w:pPr>
+      <w:r>
+        <w:rPr>
+          <w:rFonts w:ascii="Microsoft YaHei" w:hAnsi="Microsoft YaHei" w:eastAsia="Microsoft YaHei"/>
+          <w:b w:val="0"/>
+          <w:i w:val="0"/>
+          <w:color w:val="2B2F36"/>
+          <w:sz w:val="22"/>
+        </w:rPr>
+        <w:t>智能扫码：适合扫码领料、扫码核对库存，或扫到新标签后直接进入单条入库链路。</w:t>
+      </w:r>
+    </w:p>
+    <w:p>
+      <w:pPr>
+        <w:spacing w:line="360" w:lineRule="auto" w:before="0" w:after="80"/>
+        <w:jc w:val="left"/>
+      </w:pPr>
+      <w:r>
+        <w:rPr>
+          <w:rFonts w:ascii="Microsoft YaHei" w:hAnsi="Microsoft YaHei" w:eastAsia="Microsoft YaHei"/>
+          <w:b w:val="0"/>
+          <w:i w:val="0"/>
+          <w:color w:val="2B2F36"/>
+          <w:sz w:val="22"/>
+        </w:rPr>
+        <w:t>快捷领料：适合不扫码直接发起领料，按产品总量或按批次总量快速扣账。</w:t>
+      </w:r>
+    </w:p>
+    <w:p>
+      <w:pPr>
+        <w:spacing w:line="360" w:lineRule="auto" w:before="0" w:after="80"/>
+        <w:jc w:val="left"/>
+      </w:pPr>
+      <w:r>
+        <w:rPr>
+          <w:rFonts w:ascii="Microsoft YaHei" w:hAnsi="Microsoft YaHei" w:eastAsia="Microsoft YaHei"/>
+          <w:b w:val="0"/>
+          <w:i w:val="0"/>
+          <w:color w:val="2B2F36"/>
+          <w:sz w:val="22"/>
+        </w:rPr>
+        <w:t>统计卡说明：总物料表示当前有在库记录的产品数；预警表示临期或低库存的产品数；今日入库和今日出库表示当天实际记录数。</w:t>
+      </w:r>
+    </w:p>
+    <w:p>
+      <w:pPr>
+        <w:spacing w:before="160" w:after="80"/>
+      </w:pPr>
+      <w:r>
+        <w:rPr>
+          <w:rFonts w:ascii="Microsoft YaHei" w:hAnsi="Microsoft YaHei" w:eastAsia="Microsoft YaHei"/>
+          <w:b/>
+          <w:i w:val="0"/>
+          <w:color w:val="203864"/>
+          <w:sz w:val="25"/>
+        </w:rPr>
+        <w:t>4.2 智能扫码</w:t>
+      </w:r>
+    </w:p>
+    <w:p>
+      <w:pPr>
+        <w:spacing w:line="360" w:lineRule="auto" w:before="0" w:after="80"/>
+        <w:jc w:val="left"/>
+      </w:pPr>
+      <w:r>
+        <w:rPr>
+          <w:rFonts w:ascii="Microsoft YaHei" w:hAnsi="Microsoft YaHei" w:eastAsia="Microsoft YaHei"/>
+          <w:b w:val="0"/>
+          <w:i w:val="0"/>
+          <w:color w:val="2B2F36"/>
+          <w:sz w:val="22"/>
+        </w:rPr>
+        <w:t>适用场景：手上已经拿到标签，想直接扫码领料；或想快速核对某个标签当前库存。</w:t>
+      </w:r>
+    </w:p>
+    <w:p>
+      <w:pPr>
+        <w:spacing w:line="360" w:lineRule="auto" w:before="0" w:after="80"/>
+        <w:jc w:val="left"/>
+      </w:pPr>
+      <w:r>
+        <w:rPr>
+          <w:rFonts w:ascii="Microsoft YaHei" w:hAnsi="Microsoft YaHei" w:eastAsia="Microsoft YaHei"/>
+          <w:b w:val="0"/>
+          <w:i w:val="0"/>
+          <w:color w:val="2B2F36"/>
+          <w:sz w:val="22"/>
+        </w:rPr>
+        <w:t>使用方式：首页点击“智能扫码”，扫描标签编号。若标签已存在，会进入领料确认弹窗；若标签不存在，会提示是否立即入库。</w:t>
+      </w:r>
+    </w:p>
+    <w:p>
+      <w:pPr>
+        <w:spacing w:line="360" w:lineRule="auto" w:before="0" w:after="80"/>
+        <w:jc w:val="left"/>
+      </w:pPr>
+      <w:r>
+        <w:rPr>
+          <w:rFonts w:ascii="Microsoft YaHei" w:hAnsi="Microsoft YaHei" w:eastAsia="Microsoft YaHei"/>
+          <w:b w:val="0"/>
+          <w:i w:val="0"/>
+          <w:color w:val="2B2F36"/>
+          <w:sz w:val="22"/>
+        </w:rPr>
+        <w:t>扫码领用属于精确标签链路，后台日志会直接记录到对应标签编号。</w:t>
+      </w:r>
+    </w:p>
+    <w:p>
+      <w:pPr>
+        <w:spacing w:before="160" w:after="80"/>
+      </w:pPr>
+      <w:r>
+        <w:rPr>
+          <w:rFonts w:ascii="Microsoft YaHei" w:hAnsi="Microsoft YaHei" w:eastAsia="Microsoft YaHei"/>
+          <w:b/>
+          <w:i w:val="0"/>
+          <w:color w:val="203864"/>
+          <w:sz w:val="25"/>
+        </w:rPr>
+        <w:t>4.3 快捷领料</w:t>
+      </w:r>
+    </w:p>
+    <w:p>
+      <w:pPr>
+        <w:spacing w:line="360" w:lineRule="auto" w:before="0" w:after="80"/>
+        <w:jc w:val="left"/>
+      </w:pPr>
+      <w:r>
+        <w:rPr>
+          <w:rFonts w:ascii="Microsoft YaHei" w:hAnsi="Microsoft YaHei" w:eastAsia="Microsoft YaHei"/>
+          <w:b w:val="0"/>
+          <w:i w:val="0"/>
+          <w:color w:val="2B2F36"/>
+          <w:sz w:val="22"/>
+        </w:rPr>
+        <w:t>首页“快捷领料”是单入口双模式。进入后先选择“按产品代码领料”或“按批次领料”，再选择化材或膜材。</w:t>
+      </w:r>
+    </w:p>
+    <w:p>
+      <w:pPr>
+        <w:spacing w:line="360" w:lineRule="auto" w:before="0" w:after="80"/>
+        <w:jc w:val="left"/>
+      </w:pPr>
+      <w:r>
+        <w:rPr>
+          <w:rFonts w:ascii="Microsoft YaHei" w:hAnsi="Microsoft YaHei" w:eastAsia="Microsoft YaHei"/>
+          <w:b w:val="0"/>
+          <w:i w:val="0"/>
+          <w:color w:val="2B2F36"/>
+          <w:sz w:val="22"/>
+        </w:rPr>
+        <w:t>按产品代码领料：适合只知道今天用了哪种料、但不熟悉具体批号或标签编号的场景。选中产品后会直接进入领料确认弹窗，弹窗会显示产品总库存、首个推荐批次、首个推荐标签，并提示系统按 FEFO 自动扣减。</w:t>
+      </w:r>
+    </w:p>
+    <w:p>
+      <w:pPr>
+        <w:spacing w:line="360" w:lineRule="auto" w:before="0" w:after="80"/>
+        <w:jc w:val="left"/>
+      </w:pPr>
+      <w:r>
+        <w:rPr>
+          <w:rFonts w:ascii="Microsoft YaHei" w:hAnsi="Microsoft YaHei" w:eastAsia="Microsoft YaHei"/>
+          <w:b w:val="0"/>
+          <w:i w:val="0"/>
+          <w:color w:val="2B2F36"/>
+          <w:sz w:val="22"/>
+        </w:rPr>
+        <w:t>按批次领料：适合已经确认用了哪个批次，但不熟悉具体标签编号的场景。路径是“产品列表 -&gt; 批次列表 -&gt; 领料弹窗”，系统会在该批次内按 FEFO 自动扣减。</w:t>
+      </w:r>
+    </w:p>
+    <w:p>
+      <w:pPr>
+        <w:spacing w:line="360" w:lineRule="auto" w:before="0" w:after="80"/>
+        <w:jc w:val="left"/>
+      </w:pPr>
+      <w:r>
+        <w:rPr>
+          <w:rFonts w:ascii="Microsoft YaHei" w:hAnsi="Microsoft YaHei" w:eastAsia="Microsoft YaHei"/>
+          <w:b w:val="0"/>
+          <w:i w:val="0"/>
+          <w:color w:val="2B2F36"/>
+          <w:sz w:val="22"/>
+        </w:rPr>
+        <w:t>使用建议：只关心“今天用了 J-001 多少总量”时，优先用按产品代码领料；已经确认用了 AC240301 这类批次时，再使用按批次领料；如果已经拿到某个标签，则优先用扫码领料或库存详情页精确领料。</w:t>
+      </w:r>
+    </w:p>
+    <w:p>
+      <w:pPr>
+        <w:spacing w:before="160" w:after="80"/>
+      </w:pPr>
+      <w:r>
+        <w:rPr>
+          <w:rFonts w:ascii="Microsoft YaHei" w:hAnsi="Microsoft YaHei" w:eastAsia="Microsoft YaHei"/>
+          <w:b/>
+          <w:i w:val="0"/>
+          <w:color w:val="203864"/>
+          <w:sz w:val="25"/>
+        </w:rPr>
+        <w:t>4.4 新增物料单条入库</w:t>
+      </w:r>
+    </w:p>
+    <w:p>
+      <w:pPr>
+        <w:spacing w:line="360" w:lineRule="auto" w:before="0" w:after="80"/>
+        <w:jc w:val="left"/>
+      </w:pPr>
+      <w:r>
+        <w:rPr>
+          <w:rFonts w:ascii="Microsoft YaHei" w:hAnsi="Microsoft YaHei" w:eastAsia="Microsoft YaHei"/>
+          <w:b w:val="0"/>
+          <w:i w:val="0"/>
+          <w:color w:val="2B2F36"/>
+          <w:sz w:val="22"/>
+        </w:rPr>
+        <w:t>适用单个标签入库、扫码未录入标签后立即补录、已知产品代码手工新增单条库存。</w:t>
+      </w:r>
+    </w:p>
+    <w:p>
+      <w:pPr>
+        <w:spacing w:line="360" w:lineRule="auto" w:before="0" w:after="80"/>
+        <w:jc w:val="left"/>
+      </w:pPr>
+      <w:r>
+        <w:rPr>
+          <w:rFonts w:ascii="Microsoft YaHei" w:hAnsi="Microsoft YaHei" w:eastAsia="Microsoft YaHei"/>
+          <w:b w:val="0"/>
+          <w:i w:val="0"/>
+          <w:color w:val="2B2F36"/>
+          <w:sz w:val="22"/>
+        </w:rPr>
+        <w:t>输入已存在产品代码并确认后，系统会自动回填已有主数据。</w:t>
+      </w:r>
+    </w:p>
+    <w:p>
+      <w:pPr>
+        <w:spacing w:line="360" w:lineRule="auto" w:before="0" w:after="80"/>
+        <w:jc w:val="left"/>
+      </w:pPr>
+      <w:r>
+        <w:rPr>
+          <w:rFonts w:ascii="Microsoft YaHei" w:hAnsi="Microsoft YaHei" w:eastAsia="Microsoft YaHei"/>
+          <w:b w:val="0"/>
+          <w:i w:val="0"/>
+          <w:color w:val="2B2F36"/>
+          <w:sz w:val="22"/>
+        </w:rPr>
+        <w:t>若产品代码不存在，普通用户会看到阻断卡片，只能发起“立即申请建档”；若产品代码已归档，系统会提示不要继续新增。</w:t>
+      </w:r>
+    </w:p>
+    <w:p>
+      <w:pPr>
+        <w:spacing w:line="360" w:lineRule="auto" w:before="0" w:after="80"/>
+        <w:jc w:val="left"/>
+      </w:pPr>
+      <w:r>
+        <w:rPr>
+          <w:rFonts w:ascii="Microsoft YaHei" w:hAnsi="Microsoft YaHei" w:eastAsia="Microsoft YaHei"/>
+          <w:b w:val="0"/>
+          <w:i w:val="0"/>
+          <w:color w:val="2B2F36"/>
+          <w:sz w:val="22"/>
+        </w:rPr>
+        <w:t>标签编号必须唯一；化材和膜材必须按当前 tab 分开录入。</w:t>
+      </w:r>
+    </w:p>
+    <w:p>
+      <w:pPr>
+        <w:spacing w:before="160" w:after="80"/>
+      </w:pPr>
+      <w:r>
+        <w:rPr>
+          <w:rFonts w:ascii="Microsoft YaHei" w:hAnsi="Microsoft YaHei" w:eastAsia="Microsoft YaHei"/>
+          <w:b/>
+          <w:i w:val="0"/>
+          <w:color w:val="203864"/>
+          <w:sz w:val="25"/>
+        </w:rPr>
+        <w:t>4.5 批量入库</w:t>
+      </w:r>
+    </w:p>
+    <w:p>
+      <w:pPr>
+        <w:spacing w:line="360" w:lineRule="auto" w:before="0" w:after="80"/>
+        <w:jc w:val="left"/>
+      </w:pPr>
+      <w:r>
+        <w:rPr>
+          <w:rFonts w:ascii="Microsoft YaHei" w:hAnsi="Microsoft YaHei" w:eastAsia="Microsoft YaHei"/>
+          <w:b w:val="0"/>
+          <w:i w:val="0"/>
+          <w:color w:val="2B2F36"/>
+          <w:sz w:val="22"/>
+        </w:rPr>
+        <w:t>适合同类物料集中扫码入库、连续录入一批标签、同一批次下多条标签一起入库。</w:t>
+      </w:r>
+    </w:p>
+    <w:p>
+      <w:pPr>
+        <w:spacing w:line="360" w:lineRule="auto" w:before="0" w:after="80"/>
+        <w:jc w:val="left"/>
+      </w:pPr>
+      <w:r>
+        <w:rPr>
+          <w:rFonts w:ascii="Microsoft YaHei" w:hAnsi="Microsoft YaHei" w:eastAsia="Microsoft YaHei"/>
+          <w:b w:val="0"/>
+          <w:i w:val="0"/>
+          <w:color w:val="2B2F36"/>
+          <w:sz w:val="22"/>
+        </w:rPr>
+        <w:t>先选择当前产品模板，再确认默认批号、效期、库位等批次信息，然后连续扫码或录入标签。</w:t>
+      </w:r>
+    </w:p>
+    <w:p>
+      <w:pPr>
+        <w:spacing w:line="360" w:lineRule="auto" w:before="0" w:after="80"/>
+        <w:jc w:val="left"/>
+      </w:pPr>
+      <w:r>
+        <w:rPr>
+          <w:rFonts w:ascii="Microsoft YaHei" w:hAnsi="Microsoft YaHei" w:eastAsia="Microsoft YaHei"/>
+          <w:b w:val="0"/>
+          <w:i w:val="0"/>
+          <w:color w:val="2B2F36"/>
+          <w:sz w:val="22"/>
+        </w:rPr>
+        <w:t>膜材会保留“主数据默认幅宽”和“本批次实际幅宽”的区别；若首批膜材主数据仍缺少必要规格，系统会要求先补齐。</w:t>
+      </w:r>
+    </w:p>
+    <w:p>
+      <w:pPr>
+        <w:spacing w:before="160" w:after="80"/>
+      </w:pPr>
+      <w:r>
+        <w:rPr>
+          <w:rFonts w:ascii="Microsoft YaHei" w:hAnsi="Microsoft YaHei" w:eastAsia="Microsoft YaHei"/>
+          <w:b/>
+          <w:i w:val="0"/>
+          <w:color w:val="203864"/>
+          <w:sz w:val="25"/>
+        </w:rPr>
+        <w:t>4.6 库存查询</w:t>
+      </w:r>
+    </w:p>
+    <w:p>
+      <w:pPr>
+        <w:spacing w:line="360" w:lineRule="auto" w:before="0" w:after="80"/>
+        <w:jc w:val="left"/>
+      </w:pPr>
+      <w:r>
+        <w:rPr>
+          <w:rFonts w:ascii="Microsoft YaHei" w:hAnsi="Microsoft YaHei" w:eastAsia="Microsoft YaHei"/>
+          <w:b w:val="0"/>
+          <w:i w:val="0"/>
+          <w:color w:val="2B2F36"/>
+          <w:sz w:val="22"/>
+        </w:rPr>
+        <w:t>库存查询页是正式库存浏览页，支持搜索字段：产品代码、物料名称、标签编号、批号、供应商、库位。</w:t>
+      </w:r>
+    </w:p>
+    <w:p>
+      <w:pPr>
+        <w:spacing w:line="360" w:lineRule="auto" w:before="0" w:after="80"/>
+        <w:jc w:val="left"/>
+      </w:pPr>
+      <w:r>
+        <w:rPr>
+          <w:rFonts w:ascii="Microsoft YaHei" w:hAnsi="Microsoft YaHei" w:eastAsia="Microsoft YaHei"/>
+          <w:b w:val="0"/>
+          <w:i w:val="0"/>
+          <w:color w:val="2B2F36"/>
+          <w:sz w:val="22"/>
+        </w:rPr>
+        <w:t>层级结构为：第一层产品聚合页，第二层批次聚合页，第三层标签层，最深处为标签详情页。</w:t>
+      </w:r>
+    </w:p>
+    <w:p>
+      <w:pPr>
+        <w:spacing w:line="360" w:lineRule="auto" w:before="0" w:after="80"/>
+        <w:jc w:val="left"/>
+      </w:pPr>
+      <w:r>
+        <w:rPr>
+          <w:rFonts w:ascii="Microsoft YaHei" w:hAnsi="Microsoft YaHei" w:eastAsia="Microsoft YaHei"/>
+          <w:b w:val="0"/>
+          <w:i w:val="0"/>
+          <w:color w:val="2B2F36"/>
+          <w:sz w:val="22"/>
+        </w:rPr>
+        <w:t>当某个批次只有 1 个标签时，点击可直接进入标签详情；当某个批次有多个标签时，会在当前批次卡片下方展开标签行。</w:t>
+      </w:r>
+    </w:p>
+    <w:p>
+      <w:pPr>
+        <w:spacing w:line="360" w:lineRule="auto" w:before="0" w:after="80"/>
+        <w:jc w:val="left"/>
+      </w:pPr>
+      <w:r>
+        <w:rPr>
+          <w:rFonts w:ascii="Microsoft YaHei" w:hAnsi="Microsoft YaHei" w:eastAsia="Microsoft YaHei"/>
+          <w:b w:val="0"/>
+          <w:i w:val="0"/>
+          <w:color w:val="2B2F36"/>
+          <w:sz w:val="22"/>
+        </w:rPr>
+        <w:t>可使用风险筛选查看临期或低库存产品。</w:t>
+      </w:r>
+    </w:p>
+    <w:p>
+      <w:pPr>
+        <w:spacing w:before="160" w:after="80"/>
+      </w:pPr>
+      <w:r>
+        <w:rPr>
+          <w:rFonts w:ascii="Microsoft YaHei" w:hAnsi="Microsoft YaHei" w:eastAsia="Microsoft YaHei"/>
+          <w:b/>
+          <w:i w:val="0"/>
+          <w:color w:val="203864"/>
+          <w:sz w:val="25"/>
+        </w:rPr>
+        <w:t>4.7 标签详情</w:t>
+      </w:r>
+    </w:p>
+    <w:p>
+      <w:pPr>
+        <w:spacing w:line="360" w:lineRule="auto" w:before="0" w:after="80"/>
+        <w:jc w:val="left"/>
+      </w:pPr>
+      <w:r>
+        <w:rPr>
+          <w:rFonts w:ascii="Microsoft YaHei" w:hAnsi="Microsoft YaHei" w:eastAsia="Microsoft YaHei"/>
+          <w:b w:val="0"/>
+          <w:i w:val="0"/>
+          <w:color w:val="2B2F36"/>
+          <w:sz w:val="22"/>
+        </w:rPr>
+        <w:t>标签详情适合做精确核对和精确操作。</w:t>
+      </w:r>
+    </w:p>
+    <w:p>
+      <w:pPr>
+        <w:spacing w:line="360" w:lineRule="auto" w:before="0" w:after="80"/>
+        <w:jc w:val="left"/>
+      </w:pPr>
+      <w:r>
+        <w:rPr>
+          <w:rFonts w:ascii="Microsoft YaHei" w:hAnsi="Microsoft YaHei" w:eastAsia="Microsoft YaHei"/>
+          <w:b w:val="0"/>
+          <w:i w:val="0"/>
+          <w:color w:val="2B2F36"/>
+          <w:sz w:val="22"/>
+        </w:rPr>
+        <w:t>可查看标签编号、产品代码、物料名称、批号、当前库存、精确库位、过期日期或长期有效状态。</w:t>
+      </w:r>
+    </w:p>
+    <w:p>
+      <w:pPr>
+        <w:spacing w:line="360" w:lineRule="auto" w:before="0" w:after="80"/>
+        <w:jc w:val="left"/>
+      </w:pPr>
+      <w:r>
+        <w:rPr>
+          <w:rFonts w:ascii="Microsoft YaHei" w:hAnsi="Microsoft YaHei" w:eastAsia="Microsoft YaHei"/>
+          <w:b w:val="0"/>
+          <w:i w:val="0"/>
+          <w:color w:val="2B2F36"/>
+          <w:sz w:val="22"/>
+        </w:rPr>
+        <w:t>膜材可查看幅宽、厚度等规格；普通用户可在这里执行精确领用，并查看该标签历史变化。</w:t>
+      </w:r>
+    </w:p>
+    <w:p>
+      <w:pPr>
+        <w:spacing w:before="160" w:after="80"/>
+      </w:pPr>
+      <w:r>
+        <w:rPr>
+          <w:rFonts w:ascii="Microsoft YaHei" w:hAnsi="Microsoft YaHei" w:eastAsia="Microsoft YaHei"/>
+          <w:b/>
+          <w:i w:val="0"/>
+          <w:color w:val="203864"/>
+          <w:sz w:val="25"/>
+        </w:rPr>
+        <w:t>4.8 操作日志</w:t>
+      </w:r>
+    </w:p>
+    <w:p>
+      <w:pPr>
+        <w:spacing w:line="360" w:lineRule="auto" w:before="0" w:after="80"/>
+        <w:jc w:val="left"/>
+      </w:pPr>
+      <w:r>
+        <w:rPr>
+          <w:rFonts w:ascii="Microsoft YaHei" w:hAnsi="Microsoft YaHei" w:eastAsia="Microsoft YaHei"/>
+          <w:b w:val="0"/>
+          <w:i w:val="0"/>
+          <w:color w:val="2B2F36"/>
+          <w:sz w:val="22"/>
+        </w:rPr>
+        <w:t>普通用户可查看“操作日志”。</w:t>
+      </w:r>
+    </w:p>
+    <w:p>
+      <w:pPr>
+        <w:spacing w:line="360" w:lineRule="auto" w:before="0" w:after="80"/>
+        <w:jc w:val="left"/>
+      </w:pPr>
+      <w:r>
+        <w:rPr>
+          <w:rFonts w:ascii="Microsoft YaHei" w:hAnsi="Microsoft YaHei" w:eastAsia="Microsoft YaHei"/>
+          <w:b w:val="0"/>
+          <w:i w:val="0"/>
+          <w:color w:val="2B2F36"/>
+          <w:sz w:val="22"/>
+        </w:rPr>
+        <w:t>支持按产品代码、物料名称、标签编号、批号、操作人、类型、描述、备注搜索。</w:t>
+      </w:r>
+    </w:p>
+    <w:p>
+      <w:pPr>
+        <w:spacing w:line="360" w:lineRule="auto" w:before="0" w:after="80"/>
+        <w:jc w:val="left"/>
+      </w:pPr>
+      <w:r>
+        <w:rPr>
+          <w:rFonts w:ascii="Microsoft YaHei" w:hAnsi="Microsoft YaHei" w:eastAsia="Microsoft YaHei"/>
+          <w:b w:val="0"/>
+          <w:i w:val="0"/>
+          <w:color w:val="2B2F36"/>
+          <w:sz w:val="22"/>
+        </w:rPr>
+        <w:t>即使是首页按产品代码领料，日志也仍会按实际被扣减的标签逐条记录，便于后续追溯。</w:t>
+      </w:r>
+    </w:p>
+    <w:p>
+      <w:pPr>
+        <w:spacing w:before="160" w:after="80"/>
+      </w:pPr>
+      <w:r>
+        <w:rPr>
+          <w:rFonts w:ascii="Microsoft YaHei" w:hAnsi="Microsoft YaHei" w:eastAsia="Microsoft YaHei"/>
+          <w:b/>
+          <w:i w:val="0"/>
+          <w:color w:val="203864"/>
+          <w:sz w:val="25"/>
+        </w:rPr>
+        <w:t>4.9 我的申请</w:t>
+      </w:r>
+    </w:p>
+    <w:p>
+      <w:pPr>
+        <w:spacing w:line="360" w:lineRule="auto" w:before="0" w:after="80"/>
+        <w:jc w:val="left"/>
+      </w:pPr>
+      <w:r>
+        <w:rPr>
+          <w:rFonts w:ascii="Microsoft YaHei" w:hAnsi="Microsoft YaHei" w:eastAsia="Microsoft YaHei"/>
+          <w:b w:val="0"/>
+          <w:i w:val="0"/>
+          <w:color w:val="2B2F36"/>
+          <w:sz w:val="22"/>
+        </w:rPr>
+        <w:t>普通用户在新增物料页遇到未知产品代码时，可发起建档申请。</w:t>
+      </w:r>
+    </w:p>
+    <w:p>
+      <w:pPr>
+        <w:spacing w:line="360" w:lineRule="auto" w:before="0" w:after="80"/>
+        <w:jc w:val="left"/>
+      </w:pPr>
+      <w:r>
+        <w:rPr>
+          <w:rFonts w:ascii="Microsoft YaHei" w:hAnsi="Microsoft YaHei" w:eastAsia="Microsoft YaHei"/>
+          <w:b w:val="0"/>
+          <w:i w:val="0"/>
+          <w:color w:val="2B2F36"/>
+          <w:sz w:val="22"/>
+        </w:rPr>
+        <w:t>“我的申请”页面可查看已提交申请、当前状态、审批结果和驳回原因。</w:t>
+      </w:r>
+    </w:p>
+    <w:p>
+      <w:pPr>
+        <w:spacing w:before="200" w:after="120"/>
+      </w:pPr>
+      <w:r>
+        <w:rPr>
+          <w:rFonts w:ascii="Microsoft YaHei" w:hAnsi="Microsoft YaHei" w:eastAsia="Microsoft YaHei"/>
+          <w:b/>
+          <w:i w:val="0"/>
+          <w:color w:val="203864"/>
+          <w:sz w:val="35"/>
+        </w:rPr>
+        <w:t>5. 管理员使用说明</w:t>
+      </w:r>
+    </w:p>
+    <w:p>
+      <w:pPr>
+        <w:spacing w:before="160" w:after="80"/>
+      </w:pPr>
+      <w:r>
+        <w:rPr>
+          <w:rFonts w:ascii="Microsoft YaHei" w:hAnsi="Microsoft YaHei" w:eastAsia="Microsoft YaHei"/>
+          <w:b/>
+          <w:i w:val="0"/>
+          <w:color w:val="203864"/>
+          <w:sz w:val="25"/>
+        </w:rPr>
+        <w:t>5.1 审批中心</w:t>
+      </w:r>
+    </w:p>
+    <w:p>
+      <w:pPr>
+        <w:spacing w:line="360" w:lineRule="auto" w:before="0" w:after="80"/>
+        <w:jc w:val="left"/>
+      </w:pPr>
+      <w:r>
+        <w:rPr>
+          <w:rFonts w:ascii="Microsoft YaHei" w:hAnsi="Microsoft YaHei" w:eastAsia="Microsoft YaHei"/>
+          <w:b w:val="0"/>
+          <w:i w:val="0"/>
+          <w:color w:val="2B2F36"/>
+          <w:sz w:val="22"/>
+        </w:rPr>
+        <w:t>管理员可审批新用户注册申请和物料建档申请。</w:t>
+      </w:r>
+    </w:p>
+    <w:p>
+      <w:pPr>
+        <w:spacing w:line="360" w:lineRule="auto" w:before="0" w:after="80"/>
+        <w:jc w:val="left"/>
+      </w:pPr>
+      <w:r>
+        <w:rPr>
+          <w:rFonts w:ascii="Microsoft YaHei" w:hAnsi="Microsoft YaHei" w:eastAsia="Microsoft YaHei"/>
+          <w:b w:val="0"/>
+          <w:i w:val="0"/>
+          <w:color w:val="2B2F36"/>
+          <w:sz w:val="22"/>
+        </w:rPr>
+        <w:t>审批通过后，用户会从待审批进入正式首页；通过的物料申请会转为正式主数据。</w:t>
+      </w:r>
+    </w:p>
+    <w:p>
+      <w:pPr>
+        <w:spacing w:before="160" w:after="80"/>
+      </w:pPr>
+      <w:r>
+        <w:rPr>
+          <w:rFonts w:ascii="Microsoft YaHei" w:hAnsi="Microsoft YaHei" w:eastAsia="Microsoft YaHei"/>
+          <w:b/>
+          <w:i w:val="0"/>
+          <w:color w:val="203864"/>
+          <w:sz w:val="25"/>
+        </w:rPr>
+        <w:t>5.2 物料管理</w:t>
+      </w:r>
+    </w:p>
+    <w:p>
+      <w:pPr>
+        <w:spacing w:line="360" w:lineRule="auto" w:before="0" w:after="80"/>
+        <w:jc w:val="left"/>
+      </w:pPr>
+      <w:r>
+        <w:rPr>
+          <w:rFonts w:ascii="Microsoft YaHei" w:hAnsi="Microsoft YaHei" w:eastAsia="Microsoft YaHei"/>
+          <w:b w:val="0"/>
+          <w:i w:val="0"/>
+          <w:color w:val="2B2F36"/>
+          <w:sz w:val="22"/>
+        </w:rPr>
+        <w:t>管理员可按产品代码、物料名称、子类别、供应商、原厂型号、包装形式、规格搜索主数据。</w:t>
+      </w:r>
+    </w:p>
+    <w:p>
+      <w:pPr>
+        <w:spacing w:line="360" w:lineRule="auto" w:before="0" w:after="80"/>
+        <w:jc w:val="left"/>
+      </w:pPr>
+      <w:r>
+        <w:rPr>
+          <w:rFonts w:ascii="Microsoft YaHei" w:hAnsi="Microsoft YaHei" w:eastAsia="Microsoft YaHei"/>
+          <w:b w:val="0"/>
+          <w:i w:val="0"/>
+          <w:color w:val="2B2F36"/>
+          <w:sz w:val="22"/>
+        </w:rPr>
+        <w:t>可执行编辑主数据、归档物料、恢复归档物料、直接创建主数据等操作。</w:t>
+      </w:r>
+    </w:p>
+    <w:p>
+      <w:pPr>
+        <w:spacing w:before="160" w:after="80"/>
+      </w:pPr>
+      <w:r>
+        <w:rPr>
+          <w:rFonts w:ascii="Microsoft YaHei" w:hAnsi="Microsoft YaHei" w:eastAsia="Microsoft YaHei"/>
+          <w:b/>
+          <w:i w:val="0"/>
+          <w:color w:val="203864"/>
+          <w:sz w:val="25"/>
+        </w:rPr>
+        <w:t>5.3 物料导入</w:t>
+      </w:r>
+    </w:p>
+    <w:p>
+      <w:pPr>
+        <w:spacing w:line="360" w:lineRule="auto" w:before="0" w:after="80"/>
+        <w:jc w:val="left"/>
+      </w:pPr>
+      <w:r>
+        <w:rPr>
+          <w:rFonts w:ascii="Microsoft YaHei" w:hAnsi="Microsoft YaHei" w:eastAsia="Microsoft YaHei"/>
+          <w:b w:val="0"/>
+          <w:i w:val="0"/>
+          <w:color w:val="2B2F36"/>
+          <w:sz w:val="22"/>
+        </w:rPr>
+        <w:t>管理员可进行批量主数据导入。</w:t>
+      </w:r>
+    </w:p>
+    <w:p>
+      <w:pPr>
+        <w:spacing w:line="360" w:lineRule="auto" w:before="0" w:after="80"/>
+        <w:jc w:val="left"/>
+      </w:pPr>
+      <w:r>
+        <w:rPr>
+          <w:rFonts w:ascii="Microsoft YaHei" w:hAnsi="Microsoft YaHei" w:eastAsia="Microsoft YaHei"/>
+          <w:b w:val="0"/>
+          <w:i w:val="0"/>
+          <w:color w:val="2B2F36"/>
+          <w:sz w:val="22"/>
+        </w:rPr>
+        <w:t>推荐流程：先导出系统最新模板 .xlsx，填写后另存为 CSV，再上传、查看预览并确认导入。</w:t>
+      </w:r>
+    </w:p>
+    <w:p>
+      <w:pPr>
+        <w:spacing w:line="360" w:lineRule="auto" w:before="0" w:after="80"/>
+        <w:jc w:val="left"/>
+      </w:pPr>
+      <w:r>
+        <w:rPr>
+          <w:rFonts w:ascii="Microsoft YaHei" w:hAnsi="Microsoft YaHei" w:eastAsia="Microsoft YaHei"/>
+          <w:b w:val="0"/>
+          <w:i w:val="0"/>
+          <w:color w:val="2B2F36"/>
+          <w:sz w:val="22"/>
+        </w:rPr>
+        <w:t>如导入预览中存在错误行，该行不会导入；若仅有提醒，建议理解提醒含义后再决定是否继续。</w:t>
+      </w:r>
+    </w:p>
+    <w:p>
+      <w:pPr>
+        <w:spacing w:before="160" w:after="80"/>
+      </w:pPr>
+      <w:r>
+        <w:rPr>
+          <w:rFonts w:ascii="Microsoft YaHei" w:hAnsi="Microsoft YaHei" w:eastAsia="Microsoft YaHei"/>
+          <w:b/>
+          <w:i w:val="0"/>
+          <w:color w:val="203864"/>
+          <w:sz w:val="25"/>
+        </w:rPr>
+        <w:t>5.4 库区管理与子类别管理</w:t>
+      </w:r>
+    </w:p>
+    <w:p>
+      <w:pPr>
+        <w:spacing w:line="360" w:lineRule="auto" w:before="0" w:after="80"/>
+        <w:jc w:val="left"/>
+      </w:pPr>
+      <w:r>
+        <w:rPr>
+          <w:rFonts w:ascii="Microsoft YaHei" w:hAnsi="Microsoft YaHei" w:eastAsia="Microsoft YaHei"/>
+          <w:b w:val="0"/>
+          <w:i w:val="0"/>
+          <w:color w:val="2B2F36"/>
+          <w:sz w:val="22"/>
+        </w:rPr>
+        <w:t>管理员可维护库区，用于结构化库存定位。</w:t>
+      </w:r>
+    </w:p>
+    <w:p>
+      <w:pPr>
+        <w:spacing w:line="360" w:lineRule="auto" w:before="0" w:after="80"/>
+        <w:jc w:val="left"/>
+      </w:pPr>
+      <w:r>
+        <w:rPr>
+          <w:rFonts w:ascii="Microsoft YaHei" w:hAnsi="Microsoft YaHei" w:eastAsia="Microsoft YaHei"/>
+          <w:b w:val="0"/>
+          <w:i w:val="0"/>
+          <w:color w:val="2B2F36"/>
+          <w:sz w:val="22"/>
+        </w:rPr>
+        <w:t>管理员可维护正式子类别；导入、建档、物料编辑均以这里的有效子类别为准。</w:t>
+      </w:r>
+    </w:p>
+    <w:p>
+      <w:pPr>
+        <w:spacing w:before="160" w:after="80"/>
+      </w:pPr>
+      <w:r>
+        <w:rPr>
+          <w:rFonts w:ascii="Microsoft YaHei" w:hAnsi="Microsoft YaHei" w:eastAsia="Microsoft YaHei"/>
+          <w:b/>
+          <w:i w:val="0"/>
+          <w:color w:val="203864"/>
+          <w:sz w:val="25"/>
+        </w:rPr>
+        <w:t>5.5 审计日志</w:t>
+      </w:r>
+    </w:p>
+    <w:p>
+      <w:pPr>
+        <w:spacing w:line="360" w:lineRule="auto" w:before="0" w:after="80"/>
+        <w:jc w:val="left"/>
+      </w:pPr>
+      <w:r>
+        <w:rPr>
+          <w:rFonts w:ascii="Microsoft YaHei" w:hAnsi="Microsoft YaHei" w:eastAsia="Microsoft YaHei"/>
+          <w:b w:val="0"/>
+          <w:i w:val="0"/>
+          <w:color w:val="2B2F36"/>
+          <w:sz w:val="22"/>
+        </w:rPr>
+        <w:t>管理员可查看“审计日志”。</w:t>
+      </w:r>
+    </w:p>
+    <w:p>
+      <w:pPr>
+        <w:spacing w:line="360" w:lineRule="auto" w:before="0" w:after="80"/>
+        <w:jc w:val="left"/>
+      </w:pPr>
+      <w:r>
+        <w:rPr>
+          <w:rFonts w:ascii="Microsoft YaHei" w:hAnsi="Microsoft YaHei" w:eastAsia="Microsoft YaHei"/>
+          <w:b w:val="0"/>
+          <w:i w:val="0"/>
+          <w:color w:val="2B2F36"/>
+          <w:sz w:val="22"/>
+        </w:rPr>
+        <w:t>搜索字段与普通操作日志保持一致，但展示更偏向治理与审计视角。</w:t>
+      </w:r>
+    </w:p>
+    <w:p>
+      <w:pPr>
+        <w:spacing w:before="160" w:after="80"/>
+      </w:pPr>
+      <w:r>
+        <w:rPr>
+          <w:rFonts w:ascii="Microsoft YaHei" w:hAnsi="Microsoft YaHei" w:eastAsia="Microsoft YaHei"/>
+          <w:b/>
+          <w:i w:val="0"/>
+          <w:color w:val="203864"/>
+          <w:sz w:val="25"/>
+        </w:rPr>
+        <w:t>5.6 膜材幅宽修正</w:t>
+      </w:r>
+    </w:p>
+    <w:p>
+      <w:pPr>
+        <w:spacing w:line="360" w:lineRule="auto" w:before="0" w:after="80"/>
+        <w:jc w:val="left"/>
+      </w:pPr>
+      <w:r>
+        <w:rPr>
+          <w:rFonts w:ascii="Microsoft YaHei" w:hAnsi="Microsoft YaHei" w:eastAsia="Microsoft YaHei"/>
+          <w:b w:val="0"/>
+          <w:i w:val="0"/>
+          <w:color w:val="2B2F36"/>
+          <w:sz w:val="22"/>
+        </w:rPr>
+        <w:t>管理员在标签详情页可看到“修正幅宽”能力。</w:t>
+      </w:r>
+    </w:p>
+    <w:p>
+      <w:pPr>
+        <w:spacing w:line="360" w:lineRule="auto" w:before="0" w:after="80"/>
+        <w:jc w:val="left"/>
+      </w:pPr>
+      <w:r>
+        <w:rPr>
+          <w:rFonts w:ascii="Microsoft YaHei" w:hAnsi="Microsoft YaHei" w:eastAsia="Microsoft YaHei"/>
+          <w:b w:val="0"/>
+          <w:i w:val="0"/>
+          <w:color w:val="2B2F36"/>
+          <w:sz w:val="22"/>
+        </w:rPr>
+        <w:t>该操作修正的是当前标签对应库存记录的幅宽显示真值，不是全局改主数据默认幅宽。</w:t>
+      </w:r>
+    </w:p>
+    <w:p>
+      <w:pPr>
+        <w:spacing w:before="200" w:after="120"/>
+      </w:pPr>
+      <w:r>
+        <w:rPr>
+          <w:rFonts w:ascii="Microsoft YaHei" w:hAnsi="Microsoft YaHei" w:eastAsia="Microsoft YaHei"/>
+          <w:b/>
+          <w:i w:val="0"/>
+          <w:color w:val="203864"/>
+          <w:sz w:val="35"/>
+        </w:rPr>
+        <w:t>6. 超级管理员附录</w:t>
+      </w:r>
+    </w:p>
+    <w:p>
+      <w:pPr>
+        <w:spacing w:line="360" w:lineRule="auto" w:before="0" w:after="80"/>
+        <w:jc w:val="left"/>
+      </w:pPr>
+      <w:r>
+        <w:rPr>
+          <w:rFonts w:ascii="Microsoft YaHei" w:hAnsi="Microsoft YaHei" w:eastAsia="Microsoft YaHei"/>
+          <w:b w:val="0"/>
+          <w:i w:val="0"/>
+          <w:color w:val="2B2F36"/>
+          <w:sz w:val="22"/>
+        </w:rPr>
+        <w:t>超级管理员除管理员权限外，还可以调整用户角色。</w:t>
+      </w:r>
+    </w:p>
+    <w:p>
+      <w:pPr>
+        <w:spacing w:line="360" w:lineRule="auto" w:before="0" w:after="80"/>
+        <w:jc w:val="left"/>
+      </w:pPr>
+      <w:r>
+        <w:rPr>
+          <w:rFonts w:ascii="Microsoft YaHei" w:hAnsi="Microsoft YaHei" w:eastAsia="Microsoft YaHei"/>
+          <w:b w:val="0"/>
+          <w:i w:val="0"/>
+          <w:color w:val="2B2F36"/>
+          <w:sz w:val="22"/>
+        </w:rPr>
+        <w:t>典型场景包括将普通用户提升为管理员，或将管理员降回普通用户。角色变更会影响首页可见入口与后台管理能力。</w:t>
+      </w:r>
+    </w:p>
+    <w:p>
+      <w:pPr>
+        <w:spacing w:before="200" w:after="120"/>
+      </w:pPr>
+      <w:r>
+        <w:rPr>
+          <w:rFonts w:ascii="Microsoft YaHei" w:hAnsi="Microsoft YaHei" w:eastAsia="Microsoft YaHei"/>
+          <w:b/>
+          <w:i w:val="0"/>
+          <w:color w:val="203864"/>
+          <w:sz w:val="35"/>
+        </w:rPr>
+        <w:t>7. 常见提示语与处理</w:t>
+      </w:r>
+    </w:p>
+    <w:p>
+      <w:pPr>
+        <w:spacing w:line="360" w:lineRule="auto" w:before="0" w:after="80"/>
+        <w:jc w:val="left"/>
+      </w:pPr>
+      <w:r>
+        <w:rPr>
+          <w:rFonts w:ascii="Microsoft YaHei" w:hAnsi="Microsoft YaHei" w:eastAsia="Microsoft YaHei"/>
+          <w:b w:val="0"/>
+          <w:i w:val="0"/>
+          <w:color w:val="2B2F36"/>
+          <w:sz w:val="22"/>
+        </w:rPr>
+        <w:t>下面这些提示语在试运行阶段最常见，建议先统一口径，再转发给测试同事。</w:t>
+      </w:r>
+    </w:p>
+    <w:tbl>
+      <w:tblPr>
+        <w:tblW w:type="auto" w:w="0"/>
+        <w:jc w:val="center"/>
+        <w:tblLayout w:type="fixed"/>
+        <w:tblLook w:firstColumn="1" w:firstRow="1" w:lastColumn="0" w:lastRow="0" w:noHBand="0" w:noVBand="1" w:val="04A0"/>
+      </w:tblPr>
+      <w:tblGrid>
+        <w:gridCol w:w="4479"/>
+        <w:gridCol w:w="4479"/>
+      </w:tblGrid>
+      <w:tr>
+        <w:tc>
+          <w:tcPr>
+            <w:tcW w:type="dxa" w:w="1814"/>
+            <w:vAlign w:val="center"/>
+            <w:shd w:fill="203864"/>
+            <w:tcBorders>
+              <w:top w:val="single" w:sz="0" w:space="0" w:color="FFFFFF"/>
+              <w:left w:val="single" w:sz="0" w:space="0" w:color="FFFFFF"/>
+              <w:bottom w:val="single" w:sz="0" w:space="0" w:color="FFFFFF"/>
+              <w:right w:val="single" w:sz="0" w:space="0" w:color="FFFFFF"/>
+            </w:tcBorders>
+            <w:tcMar>
+              <w:top w:w="90" w:type="dxa"/>
+              <w:left w:w="100" w:type="dxa"/>
+              <w:bottom w:w="90" w:type="dxa"/>
+              <w:right w:w="100" w:type="dxa"/>
+            </w:tcMar>
+          </w:tcPr>
+          <w:p>
+            <w:pPr>
+              <w:jc w:val="center"/>
+            </w:pPr>
+            <w:r>
+              <w:rPr>
+                <w:rFonts w:ascii="Microsoft YaHei" w:hAnsi="Microsoft YaHei" w:eastAsia="Microsoft YaHei"/>
+                <w:b/>
+                <w:i w:val="0"/>
+                <w:color w:val="FFFFFF"/>
+                <w:sz w:val="20"/>
+              </w:rPr>
+              <w:t>提示语</w:t>
+            </w:r>
+          </w:p>
+        </w:tc>
+        <w:tc>
+          <w:tcPr>
+            <w:tcW w:type="dxa" w:w="6690"/>
+            <w:vAlign w:val="center"/>
+            <w:shd w:fill="203864"/>
+            <w:tcBorders>
+              <w:top w:val="single" w:sz="0" w:space="0" w:color="FFFFFF"/>
+              <w:left w:val="single" w:sz="0" w:space="0" w:color="FFFFFF"/>
+              <w:bottom w:val="single" w:sz="0" w:space="0" w:color="FFFFFF"/>
+              <w:right w:val="single" w:sz="0" w:space="0" w:color="FFFFFF"/>
+            </w:tcBorders>
+            <w:tcMar>
+              <w:top w:w="90" w:type="dxa"/>
+              <w:left w:w="100" w:type="dxa"/>
+              <w:bottom w:w="90" w:type="dxa"/>
+              <w:right w:w="100" w:type="dxa"/>
+            </w:tcMar>
+          </w:tcPr>
+          <w:p>
+            <w:pPr>
+              <w:jc w:val="center"/>
+            </w:pPr>
+            <w:r>
+              <w:rPr>
+                <w:rFonts w:ascii="Microsoft YaHei" w:hAnsi="Microsoft YaHei" w:eastAsia="Microsoft YaHei"/>
+                <w:b/>
+                <w:i w:val="0"/>
+                <w:color w:val="FFFFFF"/>
+                <w:sz w:val="20"/>
+              </w:rPr>
+              <w:t>说明与处理建议</w:t>
+            </w:r>
+          </w:p>
+        </w:tc>
+      </w:tr>
+      <w:tr>
+        <w:tc>
+          <w:tcPr>
+            <w:tcW w:type="dxa" w:w="1814"/>
+            <w:vAlign w:val="center"/>
+            <w:shd w:fill="FBFCFE"/>
+            <w:tcBorders>
+              <w:top w:val="single" w:sz="8" w:space="0" w:color="D6E0EC"/>
+              <w:left w:val="single" w:sz="8" w:space="0" w:color="D6E0EC"/>
+              <w:bottom w:val="single" w:sz="8" w:space="0" w:color="D6E0EC"/>
+              <w:right w:val="single" w:sz="8" w:space="0" w:color="D6E0EC"/>
+            </w:tcBorders>
+            <w:tcMar>
+              <w:top w:w="75" w:type="dxa"/>
+              <w:left w:w="90" w:type="dxa"/>
+              <w:bottom w:w="75" w:type="dxa"/>
+              <w:right w:w="90" w:type="dxa"/>
+            </w:tcMar>
+          </w:tcPr>
+          <w:p>
+            <w:pPr>
+              <w:spacing w:before="0" w:after="0"/>
+              <w:jc w:val="left"/>
+            </w:pPr>
+            <w:r>
+              <w:rPr>
+                <w:rFonts w:ascii="Microsoft YaHei" w:hAnsi="Microsoft YaHei" w:eastAsia="Microsoft YaHei"/>
+                <w:b w:val="0"/>
+                <w:i w:val="0"/>
+                <w:color w:val="2B2F36"/>
+                <w:sz w:val="20"/>
               </w:rPr>
               <w:t>待审批</w:t>
             </w:r>
@@ -679,41 +2374,36 @@
         </w:tc>
         <w:tc>
           <w:tcPr>
-            <w:tcW w:type="dxa" w:w="4876"/>
+            <w:tcW w:type="dxa" w:w="6690"/>
             <w:vAlign w:val="center"/>
+            <w:shd w:fill="FBFCFE"/>
+            <w:tcBorders>
+              <w:top w:val="single" w:sz="8" w:space="0" w:color="D6E0EC"/>
+              <w:left w:val="single" w:sz="8" w:space="0" w:color="D6E0EC"/>
+              <w:bottom w:val="single" w:sz="8" w:space="0" w:color="D6E0EC"/>
+              <w:right w:val="single" w:sz="8" w:space="0" w:color="D6E0EC"/>
+            </w:tcBorders>
+            <w:tcMar>
+              <w:top w:w="75" w:type="dxa"/>
+              <w:left w:w="90" w:type="dxa"/>
+              <w:bottom w:w="75" w:type="dxa"/>
+              <w:right w:w="90" w:type="dxa"/>
+            </w:tcMar>
           </w:tcPr>
           <w:p>
             <w:pPr>
-              <w:spacing w:after="0"/>
+              <w:spacing w:before="0" w:after="0"/>
               <w:jc w:val="left"/>
             </w:pPr>
-            <w:r/>
             <w:r>
               <w:rPr>
                 <w:rFonts w:ascii="Microsoft YaHei" w:hAnsi="Microsoft YaHei" w:eastAsia="Microsoft YaHei"/>
                 <w:b w:val="0"/>
+                <w:i w:val="0"/>
+                <w:color w:val="2B2F36"/>
+                <w:sz w:val="20"/>
               </w:rPr>
-              <w:t>注册信息已提交，但管理员还未放行。</w:t>
-            </w:r>
-          </w:p>
-        </w:tc>
-        <w:tc>
-          <w:tcPr>
-            <w:tcW w:type="dxa" w:w="2268"/>
-            <w:vAlign w:val="center"/>
-          </w:tcPr>
-          <w:p>
-            <w:pPr>
-              <w:spacing w:after="0"/>
-              <w:jc w:val="left"/>
-            </w:pPr>
-            <w:r/>
-            <w:r>
-              <w:rPr>
-                <w:rFonts w:ascii="Microsoft YaHei" w:hAnsi="Microsoft YaHei" w:eastAsia="Microsoft YaHei"/>
-                <w:b w:val="0"/>
-              </w:rPr>
-              <w:t>等待管理员审批，或在待审批页点击刷新检查。</w:t>
+              <w:t>表示账号还未激活，请联系管理员审批。</w:t>
             </w:r>
           </w:p>
         </w:tc>
@@ -721,19 +2411,33 @@
       <w:tr>
         <w:tc>
           <w:tcPr>
-            <w:tcW w:type="dxa" w:w="1361"/>
+            <w:tcW w:type="dxa" w:w="1814"/>
             <w:vAlign w:val="center"/>
+            <w:tcBorders>
+              <w:top w:val="single" w:sz="8" w:space="0" w:color="D6E0EC"/>
+              <w:left w:val="single" w:sz="8" w:space="0" w:color="D6E0EC"/>
+              <w:bottom w:val="single" w:sz="8" w:space="0" w:color="D6E0EC"/>
+              <w:right w:val="single" w:sz="8" w:space="0" w:color="D6E0EC"/>
+            </w:tcBorders>
+            <w:tcMar>
+              <w:top w:w="75" w:type="dxa"/>
+              <w:left w:w="90" w:type="dxa"/>
+              <w:bottom w:w="75" w:type="dxa"/>
+              <w:right w:w="90" w:type="dxa"/>
+            </w:tcMar>
           </w:tcPr>
           <w:p>
             <w:pPr>
-              <w:spacing w:after="0"/>
-              <w:jc w:val="center"/>
+              <w:spacing w:before="0" w:after="0"/>
+              <w:jc w:val="left"/>
             </w:pPr>
-            <w:r/>
             <w:r>
               <w:rPr>
                 <w:rFonts w:ascii="Microsoft YaHei" w:hAnsi="Microsoft YaHei" w:eastAsia="Microsoft YaHei"/>
                 <w:b w:val="0"/>
+                <w:i w:val="0"/>
+                <w:color w:val="2B2F36"/>
+                <w:sz w:val="20"/>
               </w:rPr>
               <w:t>已驳回</w:t>
             </w:r>
@@ -741,41 +2445,35 @@
         </w:tc>
         <w:tc>
           <w:tcPr>
-            <w:tcW w:type="dxa" w:w="4876"/>
+            <w:tcW w:type="dxa" w:w="6690"/>
             <w:vAlign w:val="center"/>
+            <w:tcBorders>
+              <w:top w:val="single" w:sz="8" w:space="0" w:color="D6E0EC"/>
+              <w:left w:val="single" w:sz="8" w:space="0" w:color="D6E0EC"/>
+              <w:bottom w:val="single" w:sz="8" w:space="0" w:color="D6E0EC"/>
+              <w:right w:val="single" w:sz="8" w:space="0" w:color="D6E0EC"/>
+            </w:tcBorders>
+            <w:tcMar>
+              <w:top w:w="75" w:type="dxa"/>
+              <w:left w:w="90" w:type="dxa"/>
+              <w:bottom w:w="75" w:type="dxa"/>
+              <w:right w:w="90" w:type="dxa"/>
+            </w:tcMar>
           </w:tcPr>
           <w:p>
             <w:pPr>
-              <w:spacing w:after="0"/>
+              <w:spacing w:before="0" w:after="0"/>
               <w:jc w:val="left"/>
             </w:pPr>
-            <w:r/>
             <w:r>
               <w:rPr>
                 <w:rFonts w:ascii="Microsoft YaHei" w:hAnsi="Microsoft YaHei" w:eastAsia="Microsoft YaHei"/>
                 <w:b w:val="0"/>
+                <w:i w:val="0"/>
+                <w:color w:val="2B2F36"/>
+                <w:sz w:val="20"/>
               </w:rPr>
-              <w:t>管理员拒绝了本次注册。</w:t>
-            </w:r>
-          </w:p>
-        </w:tc>
-        <w:tc>
-          <w:tcPr>
-            <w:tcW w:type="dxa" w:w="2268"/>
-            <w:vAlign w:val="center"/>
-          </w:tcPr>
-          <w:p>
-            <w:pPr>
-              <w:spacing w:after="0"/>
-              <w:jc w:val="left"/>
-            </w:pPr>
-            <w:r/>
-            <w:r>
-              <w:rPr>
-                <w:rFonts w:ascii="Microsoft YaHei" w:hAnsi="Microsoft YaHei" w:eastAsia="Microsoft YaHei"/>
-                <w:b w:val="0"/>
-              </w:rPr>
-              <w:t>查看驳回原因，修改后重新提交。</w:t>
+              <w:t>请打开驳回原因，修改后重新提交。</w:t>
             </w:r>
           </w:p>
         </w:tc>
@@ -783,61 +2481,71 @@
       <w:tr>
         <w:tc>
           <w:tcPr>
-            <w:tcW w:type="dxa" w:w="1361"/>
+            <w:tcW w:type="dxa" w:w="1814"/>
             <w:vAlign w:val="center"/>
+            <w:shd w:fill="FBFCFE"/>
+            <w:tcBorders>
+              <w:top w:val="single" w:sz="8" w:space="0" w:color="D6E0EC"/>
+              <w:left w:val="single" w:sz="8" w:space="0" w:color="D6E0EC"/>
+              <w:bottom w:val="single" w:sz="8" w:space="0" w:color="D6E0EC"/>
+              <w:right w:val="single" w:sz="8" w:space="0" w:color="D6E0EC"/>
+            </w:tcBorders>
+            <w:tcMar>
+              <w:top w:w="75" w:type="dxa"/>
+              <w:left w:w="90" w:type="dxa"/>
+              <w:bottom w:w="75" w:type="dxa"/>
+              <w:right w:w="90" w:type="dxa"/>
+            </w:tcMar>
           </w:tcPr>
           <w:p>
             <w:pPr>
-              <w:spacing w:after="0"/>
-              <w:jc w:val="center"/>
+              <w:spacing w:before="0" w:after="0"/>
+              <w:jc w:val="left"/>
             </w:pPr>
-            <w:r/>
             <w:r>
               <w:rPr>
                 <w:rFonts w:ascii="Microsoft YaHei" w:hAnsi="Microsoft YaHei" w:eastAsia="Microsoft YaHei"/>
                 <w:b w:val="0"/>
+                <w:i w:val="0"/>
+                <w:color w:val="2B2F36"/>
+                <w:sz w:val="20"/>
               </w:rPr>
-              <w:t>已激活</w:t>
+              <w:t>标签重复</w:t>
             </w:r>
           </w:p>
         </w:tc>
         <w:tc>
           <w:tcPr>
-            <w:tcW w:type="dxa" w:w="4876"/>
+            <w:tcW w:type="dxa" w:w="6690"/>
             <w:vAlign w:val="center"/>
+            <w:shd w:fill="FBFCFE"/>
+            <w:tcBorders>
+              <w:top w:val="single" w:sz="8" w:space="0" w:color="D6E0EC"/>
+              <w:left w:val="single" w:sz="8" w:space="0" w:color="D6E0EC"/>
+              <w:bottom w:val="single" w:sz="8" w:space="0" w:color="D6E0EC"/>
+              <w:right w:val="single" w:sz="8" w:space="0" w:color="D6E0EC"/>
+            </w:tcBorders>
+            <w:tcMar>
+              <w:top w:w="75" w:type="dxa"/>
+              <w:left w:w="90" w:type="dxa"/>
+              <w:bottom w:w="75" w:type="dxa"/>
+              <w:right w:w="90" w:type="dxa"/>
+            </w:tcMar>
           </w:tcPr>
           <w:p>
             <w:pPr>
-              <w:spacing w:after="0"/>
+              <w:spacing w:before="0" w:after="0"/>
               <w:jc w:val="left"/>
             </w:pPr>
-            <w:r/>
             <w:r>
               <w:rPr>
                 <w:rFonts w:ascii="Microsoft YaHei" w:hAnsi="Microsoft YaHei" w:eastAsia="Microsoft YaHei"/>
                 <w:b w:val="0"/>
+                <w:i w:val="0"/>
+                <w:color w:val="2B2F36"/>
+                <w:sz w:val="20"/>
               </w:rPr>
-              <w:t>可以正常进入业务首页并执行对应角色操作。</w:t>
-            </w:r>
-          </w:p>
-        </w:tc>
-        <w:tc>
-          <w:tcPr>
-            <w:tcW w:type="dxa" w:w="2268"/>
-            <w:vAlign w:val="center"/>
-          </w:tcPr>
-          <w:p>
-            <w:pPr>
-              <w:spacing w:after="0"/>
-              <w:jc w:val="left"/>
-            </w:pPr>
-            <w:r/>
-            <w:r>
-              <w:rPr>
-                <w:rFonts w:ascii="Microsoft YaHei" w:hAnsi="Microsoft YaHei" w:eastAsia="Microsoft YaHei"/>
-                <w:b w:val="0"/>
-              </w:rPr>
-              <w:t>正常使用系统。</w:t>
+              <w:t>表示该标签编号已存在，不能重复入库。</w:t>
             </w:r>
           </w:p>
         </w:tc>
@@ -845,1387 +2553,69 @@
       <w:tr>
         <w:tc>
           <w:tcPr>
-            <w:tcW w:type="dxa" w:w="1361"/>
+            <w:tcW w:type="dxa" w:w="1814"/>
             <w:vAlign w:val="center"/>
+            <w:tcBorders>
+              <w:top w:val="single" w:sz="8" w:space="0" w:color="D6E0EC"/>
+              <w:left w:val="single" w:sz="8" w:space="0" w:color="D6E0EC"/>
+              <w:bottom w:val="single" w:sz="8" w:space="0" w:color="D6E0EC"/>
+              <w:right w:val="single" w:sz="8" w:space="0" w:color="D6E0EC"/>
+            </w:tcBorders>
+            <w:tcMar>
+              <w:top w:w="75" w:type="dxa"/>
+              <w:left w:w="90" w:type="dxa"/>
+              <w:bottom w:w="75" w:type="dxa"/>
+              <w:right w:w="90" w:type="dxa"/>
+            </w:tcMar>
           </w:tcPr>
           <w:p>
             <w:pPr>
-              <w:spacing w:after="0"/>
-              <w:jc w:val="center"/>
+              <w:spacing w:before="0" w:after="0"/>
+              <w:jc w:val="left"/>
             </w:pPr>
-            <w:r/>
             <w:r>
               <w:rPr>
                 <w:rFonts w:ascii="Microsoft YaHei" w:hAnsi="Microsoft YaHei" w:eastAsia="Microsoft YaHei"/>
                 <w:b w:val="0"/>
+                <w:i w:val="0"/>
+                <w:color w:val="2B2F36"/>
+                <w:sz w:val="20"/>
               </w:rPr>
-              <w:t>已禁用</w:t>
+              <w:t>未知编码</w:t>
             </w:r>
           </w:p>
         </w:tc>
         <w:tc>
           <w:tcPr>
-            <w:tcW w:type="dxa" w:w="4876"/>
+            <w:tcW w:type="dxa" w:w="6690"/>
             <w:vAlign w:val="center"/>
+            <w:tcBorders>
+              <w:top w:val="single" w:sz="8" w:space="0" w:color="D6E0EC"/>
+              <w:left w:val="single" w:sz="8" w:space="0" w:color="D6E0EC"/>
+              <w:bottom w:val="single" w:sz="8" w:space="0" w:color="D6E0EC"/>
+              <w:right w:val="single" w:sz="8" w:space="0" w:color="D6E0EC"/>
+            </w:tcBorders>
+            <w:tcMar>
+              <w:top w:w="75" w:type="dxa"/>
+              <w:left w:w="90" w:type="dxa"/>
+              <w:bottom w:w="75" w:type="dxa"/>
+              <w:right w:w="90" w:type="dxa"/>
+            </w:tcMar>
           </w:tcPr>
           <w:p>
             <w:pPr>
-              <w:spacing w:after="0"/>
+              <w:spacing w:before="0" w:after="0"/>
               <w:jc w:val="left"/>
             </w:pPr>
-            <w:r/>
             <w:r>
               <w:rPr>
                 <w:rFonts w:ascii="Microsoft YaHei" w:hAnsi="Microsoft YaHei" w:eastAsia="Microsoft YaHei"/>
                 <w:b w:val="0"/>
+                <w:i w:val="0"/>
+                <w:color w:val="2B2F36"/>
+                <w:sz w:val="20"/>
               </w:rPr>
-              <w:t>账号当前不可继续使用。</w:t>
-            </w:r>
-          </w:p>
-        </w:tc>
-        <w:tc>
-          <w:tcPr>
-            <w:tcW w:type="dxa" w:w="2268"/>
-            <w:vAlign w:val="center"/>
-          </w:tcPr>
-          <w:p>
-            <w:pPr>
-              <w:spacing w:after="0"/>
-              <w:jc w:val="left"/>
-            </w:pPr>
-            <w:r/>
-            <w:r>
-              <w:rPr>
-                <w:rFonts w:ascii="Microsoft YaHei" w:hAnsi="Microsoft YaHei" w:eastAsia="Microsoft YaHei"/>
-                <w:b w:val="0"/>
-              </w:rPr>
-              <w:t>联系管理员处理。</w:t>
-            </w:r>
-          </w:p>
-        </w:tc>
-      </w:tr>
-    </w:tbl>
-    <w:p/>
-    <w:p>
-      <w:pPr>
-        <w:spacing w:after="120"/>
-      </w:pPr>
-      <w:r>
-        <w:rPr>
-          <w:rFonts w:ascii="Microsoft YaHei" w:hAnsi="Microsoft YaHei" w:eastAsia="Microsoft YaHei"/>
-          <w:b w:val="0"/>
-        </w:rPr>
-        <w:t>注册页当前至少要求填写姓名。手机号和部门建议一并补全，试运行阶段更有利于管理员快速判断是否通过。</w:t>
-      </w:r>
-    </w:p>
-    <w:p>
-      <w:pPr>
-        <w:pStyle w:val="Heading1"/>
-      </w:pPr>
-      <w:r>
-        <w:t>4. 普通用户使用手册</w:t>
-      </w:r>
-    </w:p>
-    <w:p>
-      <w:pPr>
-        <w:pStyle w:val="Heading2"/>
-      </w:pPr>
-      <w:r>
-        <w:t>4.1 首页</w:t>
-      </w:r>
-    </w:p>
-    <w:p>
-      <w:pPr>
-        <w:spacing w:after="120"/>
-      </w:pPr>
-      <w:r>
-        <w:rPr>
-          <w:rFonts w:ascii="Microsoft YaHei" w:hAnsi="Microsoft YaHei" w:eastAsia="Microsoft YaHei"/>
-          <w:b w:val="0"/>
-        </w:rPr>
-        <w:t>首页是快捷入口，不是正式结果承载页。</w:t>
-      </w:r>
-    </w:p>
-    <w:p>
-      <w:pPr>
-        <w:spacing w:after="120"/>
-      </w:pPr>
-      <w:r>
-        <w:rPr>
-          <w:rFonts w:ascii="Microsoft YaHei" w:hAnsi="Microsoft YaHei" w:eastAsia="Microsoft YaHei"/>
-          <w:b w:val="0"/>
-        </w:rPr>
-        <w:t>首页主要承担以下作用：</w:t>
-      </w:r>
-    </w:p>
-    <w:p>
-      <w:pPr>
-        <w:pStyle w:val="ListNumber"/>
-        <w:spacing w:after="40"/>
-      </w:pPr>
-      <w:r>
-        <w:rPr>
-          <w:rFonts w:ascii="Microsoft YaHei" w:hAnsi="Microsoft YaHei" w:eastAsia="Microsoft YaHei"/>
-          <w:b w:val="0"/>
-        </w:rPr>
-        <w:t>查看在库产品数、风险预警、今日入库、今日领用。</w:t>
-      </w:r>
-    </w:p>
-    <w:p>
-      <w:pPr>
-        <w:pStyle w:val="ListNumber"/>
-        <w:spacing w:after="40"/>
-      </w:pPr>
-      <w:r>
-        <w:rPr>
-          <w:rFonts w:ascii="Microsoft YaHei" w:hAnsi="Microsoft YaHei" w:eastAsia="Microsoft YaHei"/>
-          <w:b w:val="0"/>
-        </w:rPr>
-        <w:t>从顶部搜索框快速进入库存搜索。</w:t>
-      </w:r>
-    </w:p>
-    <w:p>
-      <w:pPr>
-        <w:pStyle w:val="ListNumber"/>
-        <w:spacing w:after="40"/>
-      </w:pPr>
-      <w:r>
-        <w:rPr>
-          <w:rFonts w:ascii="Microsoft YaHei" w:hAnsi="Microsoft YaHei" w:eastAsia="Microsoft YaHei"/>
-          <w:b w:val="0"/>
-        </w:rPr>
-        <w:t>通过扫码领料快速对单标签扣账。</w:t>
-      </w:r>
-    </w:p>
-    <w:p>
-      <w:pPr>
-        <w:pStyle w:val="ListNumber"/>
-        <w:spacing w:after="40"/>
-      </w:pPr>
-      <w:r>
-        <w:rPr>
-          <w:rFonts w:ascii="Microsoft YaHei" w:hAnsi="Microsoft YaHei" w:eastAsia="Microsoft YaHei"/>
-          <w:b w:val="0"/>
-        </w:rPr>
-        <w:t>通过“检索领料”按产品和批次做便捷扣账。</w:t>
-      </w:r>
-    </w:p>
-    <w:p>
-      <w:pPr>
-        <w:spacing w:after="120"/>
-      </w:pPr>
-      <w:r>
-        <w:rPr>
-          <w:rFonts w:ascii="Microsoft YaHei" w:hAnsi="Microsoft YaHei" w:eastAsia="Microsoft YaHei"/>
-          <w:b w:val="0"/>
-        </w:rPr>
-        <w:t>重要说明：首页顶部搜索后，会跳转到库存查询页，不会在首页直接展示搜索结果。</w:t>
-      </w:r>
-    </w:p>
-    <w:p>
-      <w:pPr>
-        <w:pStyle w:val="Heading2"/>
-      </w:pPr>
-      <w:r>
-        <w:t>4.2 扫码领料</w:t>
-      </w:r>
-    </w:p>
-    <w:p>
-      <w:pPr>
-        <w:spacing w:after="120"/>
-      </w:pPr>
-      <w:r>
-        <w:rPr>
-          <w:rFonts w:ascii="Microsoft YaHei" w:hAnsi="Microsoft YaHei" w:eastAsia="Microsoft YaHei"/>
-          <w:b w:val="0"/>
-        </w:rPr>
-        <w:t>适用场景：已经拿到具体标签，想精确扣减这一条标签库存。</w:t>
-      </w:r>
-    </w:p>
-    <w:p>
-      <w:pPr>
-        <w:spacing w:after="120"/>
-      </w:pPr>
-      <w:r>
-        <w:rPr>
-          <w:rFonts w:ascii="Microsoft YaHei" w:hAnsi="Microsoft YaHei" w:eastAsia="Microsoft YaHei"/>
-          <w:b w:val="0"/>
-        </w:rPr>
-        <w:t>操作步骤：</w:t>
-      </w:r>
-    </w:p>
-    <w:p>
-      <w:pPr>
-        <w:pStyle w:val="ListNumber"/>
-        <w:spacing w:after="40"/>
-      </w:pPr>
-      <w:r>
-        <w:rPr>
-          <w:rFonts w:ascii="Microsoft YaHei" w:hAnsi="Microsoft YaHei" w:eastAsia="Microsoft YaHei"/>
-          <w:b w:val="0"/>
-        </w:rPr>
-        <w:t>首页点击“扫码领料”。</w:t>
-      </w:r>
-    </w:p>
-    <w:p>
-      <w:pPr>
-        <w:pStyle w:val="ListNumber"/>
-        <w:spacing w:after="40"/>
-      </w:pPr>
-      <w:r>
-        <w:rPr>
-          <w:rFonts w:ascii="Microsoft YaHei" w:hAnsi="Microsoft YaHei" w:eastAsia="Microsoft YaHei"/>
-          <w:b w:val="0"/>
-        </w:rPr>
-        <w:t>扫描标签编号。</w:t>
-      </w:r>
-    </w:p>
-    <w:p>
-      <w:pPr>
-        <w:pStyle w:val="ListNumber"/>
-        <w:spacing w:after="40"/>
-      </w:pPr>
-      <w:r>
-        <w:rPr>
-          <w:rFonts w:ascii="Microsoft YaHei" w:hAnsi="Microsoft YaHei" w:eastAsia="Microsoft YaHei"/>
-          <w:b w:val="0"/>
-        </w:rPr>
-        <w:t>系统识别后打开领用弹窗。</w:t>
-      </w:r>
-    </w:p>
-    <w:p>
-      <w:pPr>
-        <w:pStyle w:val="ListNumber"/>
-        <w:spacing w:after="40"/>
-      </w:pPr>
-      <w:r>
-        <w:rPr>
-          <w:rFonts w:ascii="Microsoft YaHei" w:hAnsi="Microsoft YaHei" w:eastAsia="Microsoft YaHei"/>
-          <w:b w:val="0"/>
-        </w:rPr>
-        <w:t>输入领用数量和用途说明并提交。</w:t>
-      </w:r>
-    </w:p>
-    <w:p>
-      <w:pPr>
-        <w:spacing w:after="120"/>
-      </w:pPr>
-      <w:r>
-        <w:rPr>
-          <w:rFonts w:ascii="Microsoft YaHei" w:hAnsi="Microsoft YaHei" w:eastAsia="Microsoft YaHei"/>
-          <w:b w:val="0"/>
-        </w:rPr>
-        <w:t>系统行为：</w:t>
-      </w:r>
-    </w:p>
-    <w:p>
-      <w:pPr>
-        <w:pStyle w:val="ListNumber"/>
-        <w:spacing w:after="40"/>
-      </w:pPr>
-      <w:r>
-        <w:rPr>
-          <w:rFonts w:ascii="Microsoft YaHei" w:hAnsi="Microsoft YaHei" w:eastAsia="Microsoft YaHei"/>
-          <w:b w:val="0"/>
-        </w:rPr>
-        <w:t>如果标签存在且在库，会直接打开该标签的领用弹窗。</w:t>
-      </w:r>
-    </w:p>
-    <w:p>
-      <w:pPr>
-        <w:pStyle w:val="ListNumber"/>
-        <w:spacing w:after="40"/>
-      </w:pPr>
-      <w:r>
-        <w:rPr>
-          <w:rFonts w:ascii="Microsoft YaHei" w:hAnsi="Microsoft YaHei" w:eastAsia="Microsoft YaHei"/>
-          <w:b w:val="0"/>
-        </w:rPr>
-        <w:t>如果标签不存在，会提示“标签未录入”，并可直接进入入库页。</w:t>
-      </w:r>
-    </w:p>
-    <w:p>
-      <w:pPr>
-        <w:pStyle w:val="ListNumber"/>
-        <w:spacing w:after="40"/>
-      </w:pPr>
-      <w:r>
-        <w:rPr>
-          <w:rFonts w:ascii="Microsoft YaHei" w:hAnsi="Microsoft YaHei" w:eastAsia="Microsoft YaHei"/>
-          <w:b w:val="0"/>
-        </w:rPr>
-        <w:t>如果标签格式不正确，会提示标签编号错误。</w:t>
-      </w:r>
-    </w:p>
-    <w:p>
-      <w:pPr>
-        <w:spacing w:after="120"/>
-      </w:pPr>
-      <w:r>
-        <w:rPr>
-          <w:rFonts w:ascii="Microsoft YaHei" w:hAnsi="Microsoft YaHei" w:eastAsia="Microsoft YaHei"/>
-          <w:b w:val="0"/>
-        </w:rPr>
-        <w:t>注意：标签编号格式固定为 L+6位数字，例如 L000101。</w:t>
-      </w:r>
-    </w:p>
-    <w:p>
-      <w:pPr>
-        <w:pStyle w:val="Heading2"/>
-      </w:pPr>
-      <w:r>
-        <w:t>4.3 检索领料</w:t>
-      </w:r>
-    </w:p>
-    <w:p>
-      <w:pPr>
-        <w:spacing w:after="120"/>
-      </w:pPr>
-      <w:r>
-        <w:rPr>
-          <w:rFonts w:ascii="Microsoft YaHei" w:hAnsi="Microsoft YaHei" w:eastAsia="Microsoft YaHei"/>
-          <w:b w:val="0"/>
-        </w:rPr>
-        <w:t>适用场景：知道自己用了哪种物料、哪个批次，但不一定记得具体哪个标签。</w:t>
-      </w:r>
-    </w:p>
-    <w:p>
-      <w:pPr>
-        <w:spacing w:after="120"/>
-      </w:pPr>
-      <w:r>
-        <w:rPr>
-          <w:rFonts w:ascii="Microsoft YaHei" w:hAnsi="Microsoft YaHei" w:eastAsia="Microsoft YaHei"/>
-          <w:b w:val="0"/>
-        </w:rPr>
-        <w:t>当前链路为“产品聚合 -&gt; 批次选择 -&gt; 系统在该批次内自动分配扣减”。</w:t>
-      </w:r>
-    </w:p>
-    <w:p>
-      <w:pPr>
-        <w:pStyle w:val="ListNumber"/>
-        <w:spacing w:after="40"/>
-      </w:pPr>
-      <w:r>
-        <w:rPr>
-          <w:rFonts w:ascii="Microsoft YaHei" w:hAnsi="Microsoft YaHei" w:eastAsia="Microsoft YaHei"/>
-          <w:b w:val="0"/>
-        </w:rPr>
-        <w:t>首页点击“检索领料”。</w:t>
-      </w:r>
-    </w:p>
-    <w:p>
-      <w:pPr>
-        <w:pStyle w:val="ListNumber"/>
-        <w:spacing w:after="40"/>
-      </w:pPr>
-      <w:r>
-        <w:rPr>
-          <w:rFonts w:ascii="Microsoft YaHei" w:hAnsi="Microsoft YaHei" w:eastAsia="Microsoft YaHei"/>
-          <w:b w:val="0"/>
-        </w:rPr>
-        <w:t>先按化材或膜材搜索产品。</w:t>
-      </w:r>
-    </w:p>
-    <w:p>
-      <w:pPr>
-        <w:pStyle w:val="ListNumber"/>
-        <w:spacing w:after="40"/>
-      </w:pPr>
-      <w:r>
-        <w:rPr>
-          <w:rFonts w:ascii="Microsoft YaHei" w:hAnsi="Microsoft YaHei" w:eastAsia="Microsoft YaHei"/>
-          <w:b w:val="0"/>
-        </w:rPr>
-        <w:t>选中产品后，系统展示该产品下的批次列表。</w:t>
-      </w:r>
-    </w:p>
-    <w:p>
-      <w:pPr>
-        <w:pStyle w:val="ListNumber"/>
-        <w:spacing w:after="40"/>
-      </w:pPr>
-      <w:r>
-        <w:rPr>
-          <w:rFonts w:ascii="Microsoft YaHei" w:hAnsi="Microsoft YaHei" w:eastAsia="Microsoft YaHei"/>
-          <w:b w:val="0"/>
-        </w:rPr>
-        <w:t>选中批次后，输入本次总领用量并提交。</w:t>
-      </w:r>
-    </w:p>
-    <w:p>
-      <w:pPr>
-        <w:spacing w:after="120"/>
-      </w:pPr>
-      <w:r>
-        <w:rPr>
-          <w:rFonts w:ascii="Microsoft YaHei" w:hAnsi="Microsoft YaHei" w:eastAsia="Microsoft YaHei"/>
-          <w:b w:val="0"/>
-        </w:rPr>
-        <w:t>当前系统采用 FEFO 规则自动扣减：优先从更早到期的标签开始扣；到期日相同则更早入库优先；仍相同则按稳定顺序继续分配。</w:t>
-      </w:r>
-    </w:p>
-    <w:p>
-      <w:pPr>
-        <w:spacing w:after="120"/>
-      </w:pPr>
-      <w:r>
-        <w:rPr>
-          <w:rFonts w:ascii="Microsoft YaHei" w:hAnsi="Microsoft YaHei" w:eastAsia="Microsoft YaHei"/>
-          <w:b w:val="0"/>
-        </w:rPr>
-        <w:t>这条链路适合做便捷扣账，不适合做精确标签核对。</w:t>
-      </w:r>
-    </w:p>
-    <w:p>
-      <w:pPr>
-        <w:pStyle w:val="Heading2"/>
-      </w:pPr>
-      <w:r>
-        <w:t>4.4 新增物料单条入库</w:t>
-      </w:r>
-    </w:p>
-    <w:p>
-      <w:pPr>
-        <w:spacing w:after="120"/>
-      </w:pPr>
-      <w:r>
-        <w:rPr>
-          <w:rFonts w:ascii="Microsoft YaHei" w:hAnsi="Microsoft YaHei" w:eastAsia="Microsoft YaHei"/>
-          <w:b w:val="0"/>
-        </w:rPr>
-        <w:t>适用场景：单个标签逐条入库。</w:t>
-      </w:r>
-    </w:p>
-    <w:p>
-      <w:pPr>
-        <w:pStyle w:val="ListNumber"/>
-        <w:spacing w:after="40"/>
-      </w:pPr>
-      <w:r>
-        <w:rPr>
-          <w:rFonts w:ascii="Microsoft YaHei" w:hAnsi="Microsoft YaHei" w:eastAsia="Microsoft YaHei"/>
-          <w:b w:val="0"/>
-        </w:rPr>
-        <w:t>进入“新增物料”页，先选择化材或膜材。</w:t>
-      </w:r>
-    </w:p>
-    <w:p>
-      <w:pPr>
-        <w:pStyle w:val="ListNumber"/>
-        <w:spacing w:after="40"/>
-      </w:pPr>
-      <w:r>
-        <w:rPr>
-          <w:rFonts w:ascii="Microsoft YaHei" w:hAnsi="Microsoft YaHei" w:eastAsia="Microsoft YaHei"/>
-          <w:b w:val="0"/>
-        </w:rPr>
-        <w:t>输入或扫码标签编号。</w:t>
-      </w:r>
-    </w:p>
-    <w:p>
-      <w:pPr>
-        <w:pStyle w:val="ListNumber"/>
-        <w:spacing w:after="40"/>
-      </w:pPr>
-      <w:r>
-        <w:rPr>
-          <w:rFonts w:ascii="Microsoft YaHei" w:hAnsi="Microsoft YaHei" w:eastAsia="Microsoft YaHei"/>
-          <w:b w:val="0"/>
-        </w:rPr>
-        <w:t>输入产品代码。</w:t>
-      </w:r>
-    </w:p>
-    <w:p>
-      <w:pPr>
-        <w:pStyle w:val="ListNumber"/>
-        <w:spacing w:after="40"/>
-      </w:pPr>
-      <w:r>
-        <w:rPr>
-          <w:rFonts w:ascii="Microsoft YaHei" w:hAnsi="Microsoft YaHei" w:eastAsia="Microsoft YaHei"/>
-          <w:b w:val="0"/>
-        </w:rPr>
-        <w:t>如果产品代码已存在，系统会自动回填物料主数据。</w:t>
-      </w:r>
-    </w:p>
-    <w:p>
-      <w:pPr>
-        <w:pStyle w:val="ListNumber"/>
-        <w:spacing w:after="40"/>
-      </w:pPr>
-      <w:r>
-        <w:rPr>
-          <w:rFonts w:ascii="Microsoft YaHei" w:hAnsi="Microsoft YaHei" w:eastAsia="Microsoft YaHei"/>
-          <w:b w:val="0"/>
-        </w:rPr>
-        <w:t>补充批号、数量、库位、效期等信息后提交。</w:t>
-      </w:r>
-    </w:p>
-    <w:p>
-      <w:pPr>
-        <w:spacing w:after="120"/>
-      </w:pPr>
-      <w:r>
-        <w:rPr>
-          <w:rFonts w:ascii="Microsoft YaHei" w:hAnsi="Microsoft YaHei" w:eastAsia="Microsoft YaHei"/>
-          <w:b w:val="0"/>
-        </w:rPr>
-        <w:t>关键规则：</w:t>
-      </w:r>
-    </w:p>
-    <w:p>
-      <w:pPr>
-        <w:pStyle w:val="ListBullet"/>
-        <w:spacing w:after="40"/>
-      </w:pPr>
-      <w:r>
-        <w:rPr>
-          <w:rFonts w:ascii="Microsoft YaHei" w:hAnsi="Microsoft YaHei" w:eastAsia="Microsoft YaHei"/>
-          <w:b w:val="0"/>
-        </w:rPr>
-        <w:t>化材页输入 001，会按化材规则识别为 J-001。</w:t>
-      </w:r>
-    </w:p>
-    <w:p>
-      <w:pPr>
-        <w:pStyle w:val="ListBullet"/>
-        <w:spacing w:after="40"/>
-      </w:pPr>
-      <w:r>
-        <w:rPr>
-          <w:rFonts w:ascii="Microsoft YaHei" w:hAnsi="Microsoft YaHei" w:eastAsia="Microsoft YaHei"/>
-          <w:b w:val="0"/>
-        </w:rPr>
-        <w:t>膜材页输入 001，会按膜材规则识别为 M-001。</w:t>
-      </w:r>
-    </w:p>
-    <w:p>
-      <w:pPr>
-        <w:pStyle w:val="ListBullet"/>
-        <w:spacing w:after="40"/>
-      </w:pPr>
-      <w:r>
-        <w:rPr>
-          <w:rFonts w:ascii="Microsoft YaHei" w:hAnsi="Microsoft YaHei" w:eastAsia="Microsoft YaHei"/>
-          <w:b w:val="0"/>
-        </w:rPr>
-        <w:t>如果标签编号已存在，系统会阻止重复入库。</w:t>
-      </w:r>
-    </w:p>
-    <w:p>
-      <w:pPr>
-        <w:pStyle w:val="ListBullet"/>
-        <w:spacing w:after="40"/>
-      </w:pPr>
-      <w:r>
-        <w:rPr>
-          <w:rFonts w:ascii="Microsoft YaHei" w:hAnsi="Microsoft YaHei" w:eastAsia="Microsoft YaHei"/>
-          <w:b w:val="0"/>
-        </w:rPr>
-        <w:t>如果输入的是未知产品代码，普通用户只能提交申请建档。</w:t>
-      </w:r>
-    </w:p>
-    <w:p>
-      <w:pPr>
-        <w:pStyle w:val="ListBullet"/>
-        <w:spacing w:after="40"/>
-      </w:pPr>
-      <w:r>
-        <w:rPr>
-          <w:rFonts w:ascii="Microsoft YaHei" w:hAnsi="Microsoft YaHei" w:eastAsia="Microsoft YaHei"/>
-          <w:b w:val="0"/>
-        </w:rPr>
-        <w:t>如果输入的是归档物料代码，页面会阻断，不允许按正常新品继续录入。</w:t>
-      </w:r>
-    </w:p>
-    <w:p>
-      <w:pPr>
-        <w:pStyle w:val="Heading2"/>
-      </w:pPr>
-      <w:r>
-        <w:t>4.5 批量入库</w:t>
-      </w:r>
-    </w:p>
-    <w:p>
-      <w:pPr>
-        <w:spacing w:after="120"/>
-      </w:pPr>
-      <w:r>
-        <w:rPr>
-          <w:rFonts w:ascii="Microsoft YaHei" w:hAnsi="Microsoft YaHei" w:eastAsia="Microsoft YaHei"/>
-          <w:b w:val="0"/>
-        </w:rPr>
-        <w:t>适用场景：同一种物料连续录入多个标签。</w:t>
-      </w:r>
-    </w:p>
-    <w:p>
-      <w:pPr>
-        <w:pStyle w:val="ListNumber"/>
-        <w:spacing w:after="40"/>
-      </w:pPr>
-      <w:r>
-        <w:rPr>
-          <w:rFonts w:ascii="Microsoft YaHei" w:hAnsi="Microsoft YaHei" w:eastAsia="Microsoft YaHei"/>
-          <w:b w:val="0"/>
-        </w:rPr>
-        <w:t>在新增物料页点击“批量模式”。</w:t>
-      </w:r>
-    </w:p>
-    <w:p>
-      <w:pPr>
-        <w:pStyle w:val="ListNumber"/>
-        <w:spacing w:after="40"/>
-      </w:pPr>
-      <w:r>
-        <w:rPr>
-          <w:rFonts w:ascii="Microsoft YaHei" w:hAnsi="Microsoft YaHei" w:eastAsia="Microsoft YaHei"/>
-          <w:b w:val="0"/>
-        </w:rPr>
-        <w:t>先选择一个已存在的产品代码模板。</w:t>
-      </w:r>
-    </w:p>
-    <w:p>
-      <w:pPr>
-        <w:pStyle w:val="ListNumber"/>
-        <w:spacing w:after="40"/>
-      </w:pPr>
-      <w:r>
-        <w:rPr>
-          <w:rFonts w:ascii="Microsoft YaHei" w:hAnsi="Microsoft YaHei" w:eastAsia="Microsoft YaHei"/>
-          <w:b w:val="0"/>
-        </w:rPr>
-        <w:t>再连续扫码多个标签。</w:t>
-      </w:r>
-    </w:p>
-    <w:p>
-      <w:pPr>
-        <w:pStyle w:val="ListNumber"/>
-        <w:spacing w:after="40"/>
-      </w:pPr>
-      <w:r>
-        <w:rPr>
-          <w:rFonts w:ascii="Microsoft YaHei" w:hAnsi="Microsoft YaHei" w:eastAsia="Microsoft YaHei"/>
-          <w:b w:val="0"/>
-        </w:rPr>
-        <w:t>逐个补充批号、数量、效期、库位等信息。</w:t>
-      </w:r>
-    </w:p>
-    <w:p>
-      <w:pPr>
-        <w:pStyle w:val="ListNumber"/>
-        <w:spacing w:after="40"/>
-      </w:pPr>
-      <w:r>
-        <w:rPr>
-          <w:rFonts w:ascii="Microsoft YaHei" w:hAnsi="Microsoft YaHei" w:eastAsia="Microsoft YaHei"/>
-          <w:b w:val="0"/>
-        </w:rPr>
-        <w:t>统一提交。</w:t>
-      </w:r>
-    </w:p>
-    <w:p>
-      <w:pPr>
-        <w:spacing w:after="120"/>
-      </w:pPr>
-      <w:r>
-        <w:rPr>
-          <w:rFonts w:ascii="Microsoft YaHei" w:hAnsi="Microsoft YaHei" w:eastAsia="Microsoft YaHei"/>
-          <w:b w:val="0"/>
-        </w:rPr>
-        <w:t>说明：批量模式建立在“同一种物料连续录入”的前提下。膜材批量入库时，首次会涉及厚度和本批次实际幅宽确认。</w:t>
-      </w:r>
-    </w:p>
-    <w:p>
-      <w:pPr>
-        <w:pStyle w:val="Heading2"/>
-      </w:pPr>
-      <w:r>
-        <w:t>4.6 库存查询</w:t>
-      </w:r>
-    </w:p>
-    <w:p>
-      <w:pPr>
-        <w:spacing w:after="120"/>
-      </w:pPr>
-      <w:r>
-        <w:rPr>
-          <w:rFonts w:ascii="Microsoft YaHei" w:hAnsi="Microsoft YaHei" w:eastAsia="Microsoft YaHei"/>
-          <w:b w:val="0"/>
-        </w:rPr>
-        <w:t>适用场景：正式检索库存，查看产品、批次、标签三层信息。</w:t>
-      </w:r>
-    </w:p>
-    <w:p>
-      <w:pPr>
-        <w:spacing w:after="120"/>
-      </w:pPr>
-      <w:r>
-        <w:rPr>
-          <w:rFonts w:ascii="Microsoft YaHei" w:hAnsi="Microsoft YaHei" w:eastAsia="Microsoft YaHei"/>
-          <w:b w:val="0"/>
-        </w:rPr>
-        <w:t>当前库存搜索范围包括：产品代码、物料名称、标签编号、批号、供应商、库位。</w:t>
-      </w:r>
-    </w:p>
-    <w:p>
-      <w:pPr>
-        <w:spacing w:after="120"/>
-      </w:pPr>
-      <w:r>
-        <w:rPr>
-          <w:rFonts w:ascii="Microsoft YaHei" w:hAnsi="Microsoft YaHei" w:eastAsia="Microsoft YaHei"/>
-          <w:b w:val="0"/>
-        </w:rPr>
-        <w:t>页面层级说明：</w:t>
-      </w:r>
-    </w:p>
-    <w:p>
-      <w:pPr>
-        <w:pStyle w:val="ListNumber"/>
-        <w:spacing w:after="40"/>
-      </w:pPr>
-      <w:r>
-        <w:rPr>
-          <w:rFonts w:ascii="Microsoft YaHei" w:hAnsi="Microsoft YaHei" w:eastAsia="Microsoft YaHei"/>
-          <w:b w:val="0"/>
-        </w:rPr>
-        <w:t>第一层是产品聚合层。</w:t>
-      </w:r>
-    </w:p>
-    <w:p>
-      <w:pPr>
-        <w:pStyle w:val="ListNumber"/>
-        <w:spacing w:after="40"/>
-      </w:pPr>
-      <w:r>
-        <w:rPr>
-          <w:rFonts w:ascii="Microsoft YaHei" w:hAnsi="Microsoft YaHei" w:eastAsia="Microsoft YaHei"/>
-          <w:b w:val="0"/>
-        </w:rPr>
-        <w:t>点击产品后进入批次层。</w:t>
-      </w:r>
-    </w:p>
-    <w:p>
-      <w:pPr>
-        <w:pStyle w:val="ListNumber"/>
-        <w:spacing w:after="40"/>
-      </w:pPr>
-      <w:r>
-        <w:rPr>
-          <w:rFonts w:ascii="Microsoft YaHei" w:hAnsi="Microsoft YaHei" w:eastAsia="Microsoft YaHei"/>
-          <w:b w:val="0"/>
-        </w:rPr>
-        <w:t>单标签批次会直接进入标签详情。</w:t>
-      </w:r>
-    </w:p>
-    <w:p>
-      <w:pPr>
-        <w:pStyle w:val="ListNumber"/>
-        <w:spacing w:after="40"/>
-      </w:pPr>
-      <w:r>
-        <w:rPr>
-          <w:rFonts w:ascii="Microsoft YaHei" w:hAnsi="Microsoft YaHei" w:eastAsia="Microsoft YaHei"/>
-          <w:b w:val="0"/>
-        </w:rPr>
-        <w:t>多标签批次会在当前批次卡片下方展开标签列表。</w:t>
-      </w:r>
-    </w:p>
-    <w:p>
-      <w:pPr>
-        <w:spacing w:after="120"/>
-      </w:pPr>
-      <w:r>
-        <w:rPr>
-          <w:rFonts w:ascii="Microsoft YaHei" w:hAnsi="Microsoft YaHei" w:eastAsia="Microsoft YaHei"/>
-          <w:b w:val="0"/>
-        </w:rPr>
-        <w:t>多标签批次展开时，会显示标签编号、精确库存、精确库位；如果某个标签即将过期，会在该标签行显示“即将过期”。</w:t>
-      </w:r>
-    </w:p>
-    <w:p>
-      <w:pPr>
-        <w:pStyle w:val="Heading2"/>
-      </w:pPr>
-      <w:r>
-        <w:t>4.7 标签详情</w:t>
-      </w:r>
-    </w:p>
-    <w:p>
-      <w:pPr>
-        <w:spacing w:after="120"/>
-      </w:pPr>
-      <w:r>
-        <w:rPr>
-          <w:rFonts w:ascii="Microsoft YaHei" w:hAnsi="Microsoft YaHei" w:eastAsia="Microsoft YaHei"/>
-          <w:b w:val="0"/>
-        </w:rPr>
-        <w:t>标签详情是库存最小单元详情页。</w:t>
-      </w:r>
-    </w:p>
-    <w:p>
-      <w:pPr>
-        <w:spacing w:after="120"/>
-      </w:pPr>
-      <w:r>
-        <w:rPr>
-          <w:rFonts w:ascii="Microsoft YaHei" w:hAnsi="Microsoft YaHei" w:eastAsia="Microsoft YaHei"/>
-          <w:b w:val="0"/>
-        </w:rPr>
-        <w:t>在这里可以看到：标签编号、产品代码、物料名称、批号、供应商、当前库存、库位、效期以及该标签的日志入口。</w:t>
-      </w:r>
-    </w:p>
-    <w:p>
-      <w:pPr>
-        <w:spacing w:after="120"/>
-      </w:pPr>
-      <w:r>
-        <w:rPr>
-          <w:rFonts w:ascii="Microsoft YaHei" w:hAnsi="Microsoft YaHei" w:eastAsia="Microsoft YaHei"/>
-          <w:b w:val="0"/>
-        </w:rPr>
-        <w:t>普通用户可执行的核心动作是：领用、查看该标签相关日志。</w:t>
-      </w:r>
-    </w:p>
-    <w:p>
-      <w:pPr>
-        <w:pStyle w:val="Heading2"/>
-      </w:pPr>
-      <w:r>
-        <w:t>4.8 操作日志</w:t>
-      </w:r>
-    </w:p>
-    <w:p>
-      <w:pPr>
-        <w:spacing w:after="120"/>
-      </w:pPr>
-      <w:r>
-        <w:rPr>
-          <w:rFonts w:ascii="Microsoft YaHei" w:hAnsi="Microsoft YaHei" w:eastAsia="Microsoft YaHei"/>
-          <w:b w:val="0"/>
-        </w:rPr>
-        <w:t>普通日志适合查看入库、领用、移库等业务记录。</w:t>
-      </w:r>
-    </w:p>
-    <w:p>
-      <w:pPr>
-        <w:spacing w:after="120"/>
-      </w:pPr>
-      <w:r>
-        <w:rPr>
-          <w:rFonts w:ascii="Microsoft YaHei" w:hAnsi="Microsoft YaHei" w:eastAsia="Microsoft YaHei"/>
-          <w:b w:val="0"/>
-        </w:rPr>
-        <w:t>支持的筛选维度包括：时间、类型、操作人、搜索关键词。</w:t>
-      </w:r>
-    </w:p>
-    <w:p>
-      <w:pPr>
-        <w:spacing w:after="120"/>
-      </w:pPr>
-      <w:r>
-        <w:rPr>
-          <w:rFonts w:ascii="Microsoft YaHei" w:hAnsi="Microsoft YaHei" w:eastAsia="Microsoft YaHei"/>
-          <w:b w:val="0"/>
-        </w:rPr>
-        <w:t>普通日志搜索范围包括：产品代码、物料名称、标签编号、批号、操作人、类型、描述、备注。</w:t>
-      </w:r>
-    </w:p>
-    <w:p>
-      <w:pPr>
-        <w:pStyle w:val="Heading2"/>
-      </w:pPr>
-      <w:r>
-        <w:t>4.9 我的申请</w:t>
-      </w:r>
-    </w:p>
-    <w:p>
-      <w:pPr>
-        <w:spacing w:after="120"/>
-      </w:pPr>
-      <w:r>
-        <w:rPr>
-          <w:rFonts w:ascii="Microsoft YaHei" w:hAnsi="Microsoft YaHei" w:eastAsia="Microsoft YaHei"/>
-          <w:b w:val="0"/>
-        </w:rPr>
-        <w:t>当普通用户提交未知编码建档申请后，可在“我的申请”页面查看审批进度。</w:t>
-      </w:r>
-    </w:p>
-    <w:p>
-      <w:pPr>
-        <w:spacing w:after="120"/>
-      </w:pPr>
-      <w:r>
-        <w:rPr>
-          <w:rFonts w:ascii="Microsoft YaHei" w:hAnsi="Microsoft YaHei" w:eastAsia="Microsoft YaHei"/>
-          <w:b w:val="0"/>
-        </w:rPr>
-        <w:t>常见状态包括：待审核、已通过、已驳回。</w:t>
-      </w:r>
-    </w:p>
-    <w:p>
-      <w:pPr>
-        <w:pStyle w:val="Heading1"/>
-      </w:pPr>
-      <w:r>
-        <w:t>5. 管理员使用手册</w:t>
-      </w:r>
-    </w:p>
-    <w:p>
-      <w:pPr>
-        <w:spacing w:after="120"/>
-      </w:pPr>
-      <w:r>
-        <w:rPr>
-          <w:rFonts w:ascii="Microsoft YaHei" w:hAnsi="Microsoft YaHei" w:eastAsia="Microsoft YaHei"/>
-          <w:b w:val="0"/>
-        </w:rPr>
-        <w:t>管理员拥有普通用户全部能力，并额外拥有审批、主数据维护、导入、库区与子类别管理、管理员日志查看等能力。</w:t>
-      </w:r>
-    </w:p>
-    <w:p>
-      <w:pPr>
-        <w:pStyle w:val="Heading2"/>
-      </w:pPr>
-      <w:r>
-        <w:t>5.1 审批中心</w:t>
-      </w:r>
-    </w:p>
-    <w:p>
-      <w:pPr>
-        <w:pStyle w:val="ListBullet"/>
-        <w:spacing w:after="40"/>
-      </w:pPr>
-      <w:r>
-        <w:rPr>
-          <w:rFonts w:ascii="Microsoft YaHei" w:hAnsi="Microsoft YaHei" w:eastAsia="Microsoft YaHei"/>
-          <w:b w:val="0"/>
-        </w:rPr>
-        <w:t>处理用户注册审批。</w:t>
-      </w:r>
-    </w:p>
-    <w:p>
-      <w:pPr>
-        <w:pStyle w:val="ListBullet"/>
-        <w:spacing w:after="40"/>
-      </w:pPr>
-      <w:r>
-        <w:rPr>
-          <w:rFonts w:ascii="Microsoft YaHei" w:hAnsi="Microsoft YaHei" w:eastAsia="Microsoft YaHei"/>
-          <w:b w:val="0"/>
-        </w:rPr>
-        <w:t>处理物料建档申请审批。</w:t>
-      </w:r>
-    </w:p>
-    <w:p>
-      <w:pPr>
-        <w:pStyle w:val="ListBullet"/>
-        <w:spacing w:after="40"/>
-      </w:pPr>
-      <w:r>
-        <w:rPr>
-          <w:rFonts w:ascii="Microsoft YaHei" w:hAnsi="Microsoft YaHei" w:eastAsia="Microsoft YaHei"/>
-          <w:b w:val="0"/>
-        </w:rPr>
-        <w:t>支持通过与驳回，驳回时可填写原因。</w:t>
-      </w:r>
-    </w:p>
-    <w:p>
-      <w:pPr>
-        <w:pStyle w:val="Heading2"/>
-      </w:pPr>
-      <w:r>
-        <w:t>5.2 物料管理</w:t>
-      </w:r>
-    </w:p>
-    <w:p>
-      <w:pPr>
-        <w:pStyle w:val="ListBullet"/>
-        <w:spacing w:after="40"/>
-      </w:pPr>
-      <w:r>
-        <w:rPr>
-          <w:rFonts w:ascii="Microsoft YaHei" w:hAnsi="Microsoft YaHei" w:eastAsia="Microsoft YaHei"/>
-          <w:b w:val="0"/>
-        </w:rPr>
-        <w:t>查看有效物料和归档物料。</w:t>
-      </w:r>
-    </w:p>
-    <w:p>
-      <w:pPr>
-        <w:pStyle w:val="ListBullet"/>
-        <w:spacing w:after="40"/>
-      </w:pPr>
-      <w:r>
-        <w:rPr>
-          <w:rFonts w:ascii="Microsoft YaHei" w:hAnsi="Microsoft YaHei" w:eastAsia="Microsoft YaHei"/>
-          <w:b w:val="0"/>
-        </w:rPr>
-        <w:t>按产品代码、物料名称、子类别、供应商、原厂型号、包装形式、规格搜索。</w:t>
-      </w:r>
-    </w:p>
-    <w:p>
-      <w:pPr>
-        <w:pStyle w:val="ListBullet"/>
-        <w:spacing w:after="40"/>
-      </w:pPr>
-      <w:r>
-        <w:rPr>
-          <w:rFonts w:ascii="Microsoft YaHei" w:hAnsi="Microsoft YaHei" w:eastAsia="Microsoft YaHei"/>
-          <w:b w:val="0"/>
-        </w:rPr>
-        <w:t>编辑、归档、恢复主数据。</w:t>
-      </w:r>
-    </w:p>
-    <w:p>
-      <w:pPr>
-        <w:pStyle w:val="Heading2"/>
-      </w:pPr>
-      <w:r>
-        <w:t>5.3 物料导入</w:t>
-      </w:r>
-    </w:p>
-    <w:p>
-      <w:pPr>
-        <w:pStyle w:val="ListBullet"/>
-        <w:spacing w:after="40"/>
-      </w:pPr>
-      <w:r>
-        <w:rPr>
-          <w:rFonts w:ascii="Microsoft YaHei" w:hAnsi="Microsoft YaHei" w:eastAsia="Microsoft YaHei"/>
-          <w:b w:val="0"/>
-        </w:rPr>
-        <w:t>先导出系统最新模板。</w:t>
-      </w:r>
-    </w:p>
-    <w:p>
-      <w:pPr>
-        <w:pStyle w:val="ListBullet"/>
-        <w:spacing w:after="40"/>
-      </w:pPr>
-      <w:r>
-        <w:rPr>
-          <w:rFonts w:ascii="Microsoft YaHei" w:hAnsi="Microsoft YaHei" w:eastAsia="Microsoft YaHei"/>
-          <w:b w:val="0"/>
-        </w:rPr>
-        <w:t>按模板填写并另存为 CSV。</w:t>
-      </w:r>
-    </w:p>
-    <w:p>
-      <w:pPr>
-        <w:pStyle w:val="ListBullet"/>
-        <w:spacing w:after="40"/>
-      </w:pPr>
-      <w:r>
-        <w:rPr>
-          <w:rFonts w:ascii="Microsoft YaHei" w:hAnsi="Microsoft YaHei" w:eastAsia="Microsoft YaHei"/>
-          <w:b w:val="0"/>
-        </w:rPr>
-        <w:t>上传后先看预览校验，再确认导入。</w:t>
-      </w:r>
-    </w:p>
-    <w:p>
-      <w:pPr>
-        <w:pStyle w:val="Heading2"/>
-      </w:pPr>
-      <w:r>
-        <w:t>5.4 库区管理</w:t>
-      </w:r>
-    </w:p>
-    <w:p>
-      <w:pPr>
-        <w:pStyle w:val="ListBullet"/>
-        <w:spacing w:after="40"/>
-      </w:pPr>
-      <w:r>
-        <w:rPr>
-          <w:rFonts w:ascii="Microsoft YaHei" w:hAnsi="Microsoft YaHei" w:eastAsia="Microsoft YaHei"/>
-          <w:b w:val="0"/>
-        </w:rPr>
-        <w:t>分别维护化材和膜材库区。</w:t>
-      </w:r>
-    </w:p>
-    <w:p>
-      <w:pPr>
-        <w:pStyle w:val="ListBullet"/>
-        <w:spacing w:after="40"/>
-      </w:pPr>
-      <w:r>
-        <w:rPr>
-          <w:rFonts w:ascii="Microsoft YaHei" w:hAnsi="Microsoft YaHei" w:eastAsia="Microsoft YaHei"/>
-          <w:b w:val="0"/>
-        </w:rPr>
-        <w:t>新增、编辑、启停库区。</w:t>
-      </w:r>
-    </w:p>
-    <w:p>
-      <w:pPr>
-        <w:pStyle w:val="Heading2"/>
-      </w:pPr>
-      <w:r>
-        <w:t>5.5 子类别管理</w:t>
-      </w:r>
-    </w:p>
-    <w:p>
-      <w:pPr>
-        <w:pStyle w:val="ListBullet"/>
-        <w:spacing w:after="40"/>
-      </w:pPr>
-      <w:r>
-        <w:rPr>
-          <w:rFonts w:ascii="Microsoft YaHei" w:hAnsi="Microsoft YaHei" w:eastAsia="Microsoft YaHei"/>
-          <w:b w:val="0"/>
-        </w:rPr>
-        <w:t>维护化材和膜材正式子类别。</w:t>
-      </w:r>
-    </w:p>
-    <w:p>
-      <w:pPr>
-        <w:pStyle w:val="ListBullet"/>
-        <w:spacing w:after="40"/>
-      </w:pPr>
-      <w:r>
-        <w:rPr>
-          <w:rFonts w:ascii="Microsoft YaHei" w:hAnsi="Microsoft YaHei" w:eastAsia="Microsoft YaHei"/>
-          <w:b w:val="0"/>
-        </w:rPr>
-        <w:t>影响新增物料、物料导入和搜索展示口径。</w:t>
-      </w:r>
-    </w:p>
-    <w:p>
-      <w:pPr>
-        <w:pStyle w:val="Heading2"/>
-      </w:pPr>
-      <w:r>
-        <w:t>5.6 管理员日志</w:t>
-      </w:r>
-    </w:p>
-    <w:p>
-      <w:pPr>
-        <w:pStyle w:val="ListBullet"/>
-        <w:spacing w:after="40"/>
-      </w:pPr>
-      <w:r>
-        <w:rPr>
-          <w:rFonts w:ascii="Microsoft YaHei" w:hAnsi="Microsoft YaHei" w:eastAsia="Microsoft YaHei"/>
-          <w:b w:val="0"/>
-        </w:rPr>
-        <w:t>查看更完整的审计信息。</w:t>
-      </w:r>
-    </w:p>
-    <w:p>
-      <w:pPr>
-        <w:pStyle w:val="ListBullet"/>
-        <w:spacing w:after="40"/>
-      </w:pPr>
-      <w:r>
-        <w:rPr>
-          <w:rFonts w:ascii="Microsoft YaHei" w:hAnsi="Microsoft YaHei" w:eastAsia="Microsoft YaHei"/>
-          <w:b w:val="0"/>
-        </w:rPr>
-        <w:t>适合做全局追踪和异常排查。</w:t>
-      </w:r>
-    </w:p>
-    <w:p>
-      <w:pPr>
-        <w:pStyle w:val="Heading2"/>
-      </w:pPr>
-      <w:r>
-        <w:t>5.7 膜材幅宽修正</w:t>
-      </w:r>
-    </w:p>
-    <w:p>
-      <w:pPr>
-        <w:pStyle w:val="ListBullet"/>
-        <w:spacing w:after="40"/>
-      </w:pPr>
-      <w:r>
-        <w:rPr>
-          <w:rFonts w:ascii="Microsoft YaHei" w:hAnsi="Microsoft YaHei" w:eastAsia="Microsoft YaHei"/>
-          <w:b w:val="0"/>
-        </w:rPr>
-        <w:t>管理员在膜材标签详情页可见“修正幅宽”能力。</w:t>
-      </w:r>
-    </w:p>
-    <w:p>
-      <w:pPr>
-        <w:pStyle w:val="ListBullet"/>
-        <w:spacing w:after="40"/>
-      </w:pPr>
-      <w:r>
-        <w:rPr>
-          <w:rFonts w:ascii="Microsoft YaHei" w:hAnsi="Microsoft YaHei" w:eastAsia="Microsoft YaHei"/>
-          <w:b w:val="0"/>
-        </w:rPr>
-        <w:t>修正的是当前标签库存记录对应的幅宽，不是整批联动，也不是主数据默认幅宽联动。</w:t>
-      </w:r>
-    </w:p>
-    <w:p>
-      <w:pPr>
-        <w:pStyle w:val="Heading1"/>
-      </w:pPr>
-      <w:r>
-        <w:t>6. 超级管理员附录</w:t>
-      </w:r>
-    </w:p>
-    <w:p>
-      <w:pPr>
-        <w:spacing w:after="120"/>
-      </w:pPr>
-      <w:r>
-        <w:rPr>
-          <w:rFonts w:ascii="Microsoft YaHei" w:hAnsi="Microsoft YaHei" w:eastAsia="Microsoft YaHei"/>
-          <w:b w:val="0"/>
-        </w:rPr>
-        <w:t>超级管理员在管理员能力基础上，额外拥有用户角色管理能力。</w:t>
-      </w:r>
-    </w:p>
-    <w:p>
-      <w:pPr>
-        <w:pStyle w:val="ListBullet"/>
-        <w:spacing w:after="40"/>
-      </w:pPr>
-      <w:r>
-        <w:rPr>
-          <w:rFonts w:ascii="Microsoft YaHei" w:hAnsi="Microsoft YaHei" w:eastAsia="Microsoft YaHei"/>
-          <w:b w:val="0"/>
-        </w:rPr>
-        <w:t>查看活跃用户列表。</w:t>
-      </w:r>
-    </w:p>
-    <w:p>
-      <w:pPr>
-        <w:pStyle w:val="ListBullet"/>
-        <w:spacing w:after="40"/>
-      </w:pPr>
-      <w:r>
-        <w:rPr>
-          <w:rFonts w:ascii="Microsoft YaHei" w:hAnsi="Microsoft YaHei" w:eastAsia="Microsoft YaHei"/>
-          <w:b w:val="0"/>
-        </w:rPr>
-        <w:t>搜索用户。</w:t>
-      </w:r>
-    </w:p>
-    <w:p>
-      <w:pPr>
-        <w:pStyle w:val="ListBullet"/>
-        <w:spacing w:after="40"/>
-      </w:pPr>
-      <w:r>
-        <w:rPr>
-          <w:rFonts w:ascii="Microsoft YaHei" w:hAnsi="Microsoft YaHei" w:eastAsia="Microsoft YaHei"/>
-          <w:b w:val="0"/>
-        </w:rPr>
-        <w:t>把普通用户提升为管理员。</w:t>
-      </w:r>
-    </w:p>
-    <w:p>
-      <w:pPr>
-        <w:pStyle w:val="ListBullet"/>
-        <w:spacing w:after="40"/>
-      </w:pPr>
-      <w:r>
-        <w:rPr>
-          <w:rFonts w:ascii="Microsoft YaHei" w:hAnsi="Microsoft YaHei" w:eastAsia="Microsoft YaHei"/>
-          <w:b w:val="0"/>
-        </w:rPr>
-        <w:t>把管理员降回普通用户。</w:t>
-      </w:r>
-    </w:p>
-    <w:p>
-      <w:pPr>
-        <w:spacing w:after="120"/>
-      </w:pPr>
-      <w:r>
-        <w:rPr>
-          <w:rFonts w:ascii="Microsoft YaHei" w:hAnsi="Microsoft YaHei" w:eastAsia="Microsoft YaHei"/>
-          <w:b w:val="0"/>
-        </w:rPr>
-        <w:t>角色变更属于敏感操作，只建议在试运行授权场景中使用。测试结束后，建议把临时升权账号恢复为普通用户。</w:t>
-      </w:r>
-    </w:p>
-    <w:p>
-      <w:pPr>
-        <w:pStyle w:val="Heading1"/>
-      </w:pPr>
-      <w:r>
-        <w:t>7. 常见提示语与处理</w:t>
-      </w:r>
-    </w:p>
-    <w:tbl>
-      <w:tblPr>
-        <w:tblStyle w:val="TableGrid"/>
-        <w:tblW w:type="auto" w:w="0"/>
-        <w:jc w:val="center"/>
-        <w:tblLook w:firstColumn="1" w:firstRow="1" w:lastColumn="0" w:lastRow="0" w:noHBand="0" w:noVBand="1" w:val="04A0"/>
-      </w:tblPr>
-      <w:tblGrid>
-        <w:gridCol w:w="3173"/>
-        <w:gridCol w:w="3173"/>
-        <w:gridCol w:w="3173"/>
-      </w:tblGrid>
-      <w:tr>
-        <w:tc>
-          <w:tcPr>
-            <w:tcW w:type="dxa" w:w="1361"/>
-            <w:shd w:fill="2C68FF"/>
-            <w:vAlign w:val="center"/>
-          </w:tcPr>
-          <w:p>
-            <w:pPr>
-              <w:jc w:val="center"/>
-            </w:pPr>
-            <w:r/>
-            <w:r>
-              <w:rPr>
-                <w:rFonts w:ascii="Microsoft YaHei" w:hAnsi="Microsoft YaHei" w:eastAsia="Microsoft YaHei"/>
-                <w:b/>
-                <w:color w:val="FFFFFF"/>
-              </w:rPr>
-              <w:t>提示语</w:t>
-            </w:r>
-          </w:p>
-        </w:tc>
-        <w:tc>
-          <w:tcPr>
-            <w:tcW w:type="dxa" w:w="3515"/>
-            <w:shd w:fill="2C68FF"/>
-            <w:vAlign w:val="center"/>
-          </w:tcPr>
-          <w:p>
-            <w:pPr>
-              <w:jc w:val="center"/>
-            </w:pPr>
-            <w:r/>
-            <w:r>
-              <w:rPr>
-                <w:rFonts w:ascii="Microsoft YaHei" w:hAnsi="Microsoft YaHei" w:eastAsia="Microsoft YaHei"/>
-                <w:b/>
-                <w:color w:val="FFFFFF"/>
-              </w:rPr>
-              <w:t>含义</w:t>
-            </w:r>
-          </w:p>
-        </w:tc>
-        <w:tc>
-          <w:tcPr>
-            <w:tcW w:type="dxa" w:w="3628"/>
-            <w:shd w:fill="2C68FF"/>
-            <w:vAlign w:val="center"/>
-          </w:tcPr>
-          <w:p>
-            <w:pPr>
-              <w:jc w:val="center"/>
-            </w:pPr>
-            <w:r/>
-            <w:r>
-              <w:rPr>
-                <w:rFonts w:ascii="Microsoft YaHei" w:hAnsi="Microsoft YaHei" w:eastAsia="Microsoft YaHei"/>
-                <w:b/>
-                <w:color w:val="FFFFFF"/>
-              </w:rPr>
-              <w:t>处理建议</w:t>
+              <w:t>表示该产品代码未建档。</w:t>
             </w:r>
           </w:p>
         </w:tc>
@@ -2233,61 +2623,71 @@
       <w:tr>
         <w:tc>
           <w:tcPr>
-            <w:tcW w:type="dxa" w:w="1361"/>
+            <w:tcW w:type="dxa" w:w="1814"/>
             <w:vAlign w:val="center"/>
+            <w:shd w:fill="FBFCFE"/>
+            <w:tcBorders>
+              <w:top w:val="single" w:sz="8" w:space="0" w:color="D6E0EC"/>
+              <w:left w:val="single" w:sz="8" w:space="0" w:color="D6E0EC"/>
+              <w:bottom w:val="single" w:sz="8" w:space="0" w:color="D6E0EC"/>
+              <w:right w:val="single" w:sz="8" w:space="0" w:color="D6E0EC"/>
+            </w:tcBorders>
+            <w:tcMar>
+              <w:top w:w="75" w:type="dxa"/>
+              <w:left w:w="90" w:type="dxa"/>
+              <w:bottom w:w="75" w:type="dxa"/>
+              <w:right w:w="90" w:type="dxa"/>
+            </w:tcMar>
           </w:tcPr>
           <w:p>
             <w:pPr>
-              <w:spacing w:after="0"/>
-              <w:jc w:val="center"/>
+              <w:spacing w:before="0" w:after="0"/>
+              <w:jc w:val="left"/>
             </w:pPr>
-            <w:r/>
             <w:r>
               <w:rPr>
                 <w:rFonts w:ascii="Microsoft YaHei" w:hAnsi="Microsoft YaHei" w:eastAsia="Microsoft YaHei"/>
                 <w:b w:val="0"/>
+                <w:i w:val="0"/>
+                <w:color w:val="2B2F36"/>
+                <w:sz w:val="20"/>
               </w:rPr>
-              <w:t>待审批</w:t>
+              <w:t>归档物料</w:t>
             </w:r>
           </w:p>
         </w:tc>
         <w:tc>
           <w:tcPr>
-            <w:tcW w:type="dxa" w:w="3515"/>
+            <w:tcW w:type="dxa" w:w="6690"/>
             <w:vAlign w:val="center"/>
+            <w:shd w:fill="FBFCFE"/>
+            <w:tcBorders>
+              <w:top w:val="single" w:sz="8" w:space="0" w:color="D6E0EC"/>
+              <w:left w:val="single" w:sz="8" w:space="0" w:color="D6E0EC"/>
+              <w:bottom w:val="single" w:sz="8" w:space="0" w:color="D6E0EC"/>
+              <w:right w:val="single" w:sz="8" w:space="0" w:color="D6E0EC"/>
+            </w:tcBorders>
+            <w:tcMar>
+              <w:top w:w="75" w:type="dxa"/>
+              <w:left w:w="90" w:type="dxa"/>
+              <w:bottom w:w="75" w:type="dxa"/>
+              <w:right w:w="90" w:type="dxa"/>
+            </w:tcMar>
           </w:tcPr>
           <w:p>
             <w:pPr>
-              <w:spacing w:after="0"/>
+              <w:spacing w:before="0" w:after="0"/>
               <w:jc w:val="left"/>
             </w:pPr>
-            <w:r/>
             <w:r>
               <w:rPr>
                 <w:rFonts w:ascii="Microsoft YaHei" w:hAnsi="Microsoft YaHei" w:eastAsia="Microsoft YaHei"/>
                 <w:b w:val="0"/>
+                <w:i w:val="0"/>
+                <w:color w:val="2B2F36"/>
+                <w:sz w:val="20"/>
               </w:rPr>
-              <w:t>注册已提交，管理员还未放行。</w:t>
-            </w:r>
-          </w:p>
-        </w:tc>
-        <w:tc>
-          <w:tcPr>
-            <w:tcW w:type="dxa" w:w="3628"/>
-            <w:vAlign w:val="center"/>
-          </w:tcPr>
-          <w:p>
-            <w:pPr>
-              <w:spacing w:after="0"/>
-              <w:jc w:val="left"/>
-            </w:pPr>
-            <w:r/>
-            <w:r>
-              <w:rPr>
-                <w:rFonts w:ascii="Microsoft YaHei" w:hAnsi="Microsoft YaHei" w:eastAsia="Microsoft YaHei"/>
-                <w:b w:val="0"/>
-              </w:rPr>
-              <w:t>联系管理员审核，或在待审批页点击刷新。</w:t>
+              <w:t>表示该主数据已停用，不建议继续新增。</w:t>
             </w:r>
           </w:p>
         </w:tc>
@@ -2295,61 +2695,69 @@
       <w:tr>
         <w:tc>
           <w:tcPr>
-            <w:tcW w:type="dxa" w:w="1361"/>
+            <w:tcW w:type="dxa" w:w="1814"/>
             <w:vAlign w:val="center"/>
+            <w:tcBorders>
+              <w:top w:val="single" w:sz="8" w:space="0" w:color="D6E0EC"/>
+              <w:left w:val="single" w:sz="8" w:space="0" w:color="D6E0EC"/>
+              <w:bottom w:val="single" w:sz="8" w:space="0" w:color="D6E0EC"/>
+              <w:right w:val="single" w:sz="8" w:space="0" w:color="D6E0EC"/>
+            </w:tcBorders>
+            <w:tcMar>
+              <w:top w:w="75" w:type="dxa"/>
+              <w:left w:w="90" w:type="dxa"/>
+              <w:bottom w:w="75" w:type="dxa"/>
+              <w:right w:w="90" w:type="dxa"/>
+            </w:tcMar>
           </w:tcPr>
           <w:p>
             <w:pPr>
-              <w:spacing w:after="0"/>
-              <w:jc w:val="center"/>
+              <w:spacing w:before="0" w:after="0"/>
+              <w:jc w:val="left"/>
             </w:pPr>
-            <w:r/>
             <w:r>
               <w:rPr>
                 <w:rFonts w:ascii="Microsoft YaHei" w:hAnsi="Microsoft YaHei" w:eastAsia="Microsoft YaHei"/>
                 <w:b w:val="0"/>
+                <w:i w:val="0"/>
+                <w:color w:val="2B2F36"/>
+                <w:sz w:val="20"/>
               </w:rPr>
-              <w:t>已驳回</w:t>
+              <w:t>无权限</w:t>
             </w:r>
           </w:p>
         </w:tc>
         <w:tc>
           <w:tcPr>
-            <w:tcW w:type="dxa" w:w="3515"/>
+            <w:tcW w:type="dxa" w:w="6690"/>
             <w:vAlign w:val="center"/>
+            <w:tcBorders>
+              <w:top w:val="single" w:sz="8" w:space="0" w:color="D6E0EC"/>
+              <w:left w:val="single" w:sz="8" w:space="0" w:color="D6E0EC"/>
+              <w:bottom w:val="single" w:sz="8" w:space="0" w:color="D6E0EC"/>
+              <w:right w:val="single" w:sz="8" w:space="0" w:color="D6E0EC"/>
+            </w:tcBorders>
+            <w:tcMar>
+              <w:top w:w="75" w:type="dxa"/>
+              <w:left w:w="90" w:type="dxa"/>
+              <w:bottom w:w="75" w:type="dxa"/>
+              <w:right w:w="90" w:type="dxa"/>
+            </w:tcMar>
           </w:tcPr>
           <w:p>
             <w:pPr>
-              <w:spacing w:after="0"/>
+              <w:spacing w:before="0" w:after="0"/>
               <w:jc w:val="left"/>
             </w:pPr>
-            <w:r/>
             <w:r>
               <w:rPr>
                 <w:rFonts w:ascii="Microsoft YaHei" w:hAnsi="Microsoft YaHei" w:eastAsia="Microsoft YaHei"/>
                 <w:b w:val="0"/>
+                <w:i w:val="0"/>
+                <w:color w:val="2B2F36"/>
+                <w:sz w:val="20"/>
               </w:rPr>
-              <w:t>注册被拒绝。</w:t>
-            </w:r>
-          </w:p>
-        </w:tc>
-        <w:tc>
-          <w:tcPr>
-            <w:tcW w:type="dxa" w:w="3628"/>
-            <w:vAlign w:val="center"/>
-          </w:tcPr>
-          <w:p>
-            <w:pPr>
-              <w:spacing w:after="0"/>
-              <w:jc w:val="left"/>
-            </w:pPr>
-            <w:r/>
-            <w:r>
-              <w:rPr>
-                <w:rFonts w:ascii="Microsoft YaHei" w:hAnsi="Microsoft YaHei" w:eastAsia="Microsoft YaHei"/>
-                <w:b w:val="0"/>
-              </w:rPr>
-              <w:t>查看原因，修改资料后重新提交。</w:t>
+              <w:t>表示当前角色不能访问该页面或执行该操作。</w:t>
             </w:r>
           </w:p>
         </w:tc>
@@ -2357,61 +2765,71 @@
       <w:tr>
         <w:tc>
           <w:tcPr>
-            <w:tcW w:type="dxa" w:w="1361"/>
+            <w:tcW w:type="dxa" w:w="1814"/>
             <w:vAlign w:val="center"/>
+            <w:shd w:fill="FBFCFE"/>
+            <w:tcBorders>
+              <w:top w:val="single" w:sz="8" w:space="0" w:color="D6E0EC"/>
+              <w:left w:val="single" w:sz="8" w:space="0" w:color="D6E0EC"/>
+              <w:bottom w:val="single" w:sz="8" w:space="0" w:color="D6E0EC"/>
+              <w:right w:val="single" w:sz="8" w:space="0" w:color="D6E0EC"/>
+            </w:tcBorders>
+            <w:tcMar>
+              <w:top w:w="75" w:type="dxa"/>
+              <w:left w:w="90" w:type="dxa"/>
+              <w:bottom w:w="75" w:type="dxa"/>
+              <w:right w:w="90" w:type="dxa"/>
+            </w:tcMar>
           </w:tcPr>
           <w:p>
             <w:pPr>
-              <w:spacing w:after="0"/>
-              <w:jc w:val="center"/>
+              <w:spacing w:before="0" w:after="0"/>
+              <w:jc w:val="left"/>
             </w:pPr>
-            <w:r/>
             <w:r>
               <w:rPr>
                 <w:rFonts w:ascii="Microsoft YaHei" w:hAnsi="Microsoft YaHei" w:eastAsia="Microsoft YaHei"/>
                 <w:b w:val="0"/>
+                <w:i w:val="0"/>
+                <w:color w:val="2B2F36"/>
+                <w:sz w:val="20"/>
               </w:rPr>
-              <w:t>标签编号重复</w:t>
+              <w:t>库存不足</w:t>
             </w:r>
           </w:p>
         </w:tc>
         <w:tc>
           <w:tcPr>
-            <w:tcW w:type="dxa" w:w="3515"/>
+            <w:tcW w:type="dxa" w:w="6690"/>
             <w:vAlign w:val="center"/>
+            <w:shd w:fill="FBFCFE"/>
+            <w:tcBorders>
+              <w:top w:val="single" w:sz="8" w:space="0" w:color="D6E0EC"/>
+              <w:left w:val="single" w:sz="8" w:space="0" w:color="D6E0EC"/>
+              <w:bottom w:val="single" w:sz="8" w:space="0" w:color="D6E0EC"/>
+              <w:right w:val="single" w:sz="8" w:space="0" w:color="D6E0EC"/>
+            </w:tcBorders>
+            <w:tcMar>
+              <w:top w:w="75" w:type="dxa"/>
+              <w:left w:w="90" w:type="dxa"/>
+              <w:bottom w:w="75" w:type="dxa"/>
+              <w:right w:w="90" w:type="dxa"/>
+            </w:tcMar>
           </w:tcPr>
           <w:p>
             <w:pPr>
-              <w:spacing w:after="0"/>
+              <w:spacing w:before="0" w:after="0"/>
               <w:jc w:val="left"/>
             </w:pPr>
-            <w:r/>
             <w:r>
               <w:rPr>
                 <w:rFonts w:ascii="Microsoft YaHei" w:hAnsi="Microsoft YaHei" w:eastAsia="Microsoft YaHei"/>
                 <w:b w:val="0"/>
+                <w:i w:val="0"/>
+                <w:color w:val="2B2F36"/>
+                <w:sz w:val="20"/>
               </w:rPr>
-              <w:t>该标签已入库。</w:t>
-            </w:r>
-          </w:p>
-        </w:tc>
-        <w:tc>
-          <w:tcPr>
-            <w:tcW w:type="dxa" w:w="3628"/>
-            <w:vAlign w:val="center"/>
-          </w:tcPr>
-          <w:p>
-            <w:pPr>
-              <w:spacing w:after="0"/>
-              <w:jc w:val="left"/>
-            </w:pPr>
-            <w:r/>
-            <w:r>
-              <w:rPr>
-                <w:rFonts w:ascii="Microsoft YaHei" w:hAnsi="Microsoft YaHei" w:eastAsia="Microsoft YaHei"/>
-                <w:b w:val="0"/>
-              </w:rPr>
-              <w:t>不可重复建账，请核对是否扫错标签。</w:t>
+              <w:t>表示本次领用量超过当前可用库存。</w:t>
             </w:r>
           </w:p>
         </w:tc>
@@ -2419,61 +2837,69 @@
       <w:tr>
         <w:tc>
           <w:tcPr>
-            <w:tcW w:type="dxa" w:w="1361"/>
+            <w:tcW w:type="dxa" w:w="1814"/>
             <w:vAlign w:val="center"/>
+            <w:tcBorders>
+              <w:top w:val="single" w:sz="8" w:space="0" w:color="D6E0EC"/>
+              <w:left w:val="single" w:sz="8" w:space="0" w:color="D6E0EC"/>
+              <w:bottom w:val="single" w:sz="8" w:space="0" w:color="D6E0EC"/>
+              <w:right w:val="single" w:sz="8" w:space="0" w:color="D6E0EC"/>
+            </w:tcBorders>
+            <w:tcMar>
+              <w:top w:w="75" w:type="dxa"/>
+              <w:left w:w="90" w:type="dxa"/>
+              <w:bottom w:w="75" w:type="dxa"/>
+              <w:right w:w="90" w:type="dxa"/>
+            </w:tcMar>
           </w:tcPr>
           <w:p>
             <w:pPr>
-              <w:spacing w:after="0"/>
-              <w:jc w:val="center"/>
+              <w:spacing w:before="0" w:after="0"/>
+              <w:jc w:val="left"/>
             </w:pPr>
-            <w:r/>
             <w:r>
               <w:rPr>
                 <w:rFonts w:ascii="Microsoft YaHei" w:hAnsi="Microsoft YaHei" w:eastAsia="Microsoft YaHei"/>
                 <w:b w:val="0"/>
+                <w:i w:val="0"/>
+                <w:color w:val="2B2F36"/>
+                <w:sz w:val="20"/>
               </w:rPr>
-              <w:t>未知编码</w:t>
+              <w:t>标签编号错误</w:t>
             </w:r>
           </w:p>
         </w:tc>
         <w:tc>
           <w:tcPr>
-            <w:tcW w:type="dxa" w:w="3515"/>
+            <w:tcW w:type="dxa" w:w="6690"/>
             <w:vAlign w:val="center"/>
+            <w:tcBorders>
+              <w:top w:val="single" w:sz="8" w:space="0" w:color="D6E0EC"/>
+              <w:left w:val="single" w:sz="8" w:space="0" w:color="D6E0EC"/>
+              <w:bottom w:val="single" w:sz="8" w:space="0" w:color="D6E0EC"/>
+              <w:right w:val="single" w:sz="8" w:space="0" w:color="D6E0EC"/>
+            </w:tcBorders>
+            <w:tcMar>
+              <w:top w:w="75" w:type="dxa"/>
+              <w:left w:w="90" w:type="dxa"/>
+              <w:bottom w:w="75" w:type="dxa"/>
+              <w:right w:w="90" w:type="dxa"/>
+            </w:tcMar>
           </w:tcPr>
           <w:p>
             <w:pPr>
-              <w:spacing w:after="0"/>
+              <w:spacing w:before="0" w:after="0"/>
               <w:jc w:val="left"/>
             </w:pPr>
-            <w:r/>
             <w:r>
               <w:rPr>
                 <w:rFonts w:ascii="Microsoft YaHei" w:hAnsi="Microsoft YaHei" w:eastAsia="Microsoft YaHei"/>
                 <w:b w:val="0"/>
+                <w:i w:val="0"/>
+                <w:color w:val="2B2F36"/>
+                <w:sz w:val="20"/>
               </w:rPr>
-              <w:t>系统中没有这个产品代码。</w:t>
-            </w:r>
-          </w:p>
-        </w:tc>
-        <w:tc>
-          <w:tcPr>
-            <w:tcW w:type="dxa" w:w="3628"/>
-            <w:vAlign w:val="center"/>
-          </w:tcPr>
-          <w:p>
-            <w:pPr>
-              <w:spacing w:after="0"/>
-              <w:jc w:val="left"/>
-            </w:pPr>
-            <w:r/>
-            <w:r>
-              <w:rPr>
-                <w:rFonts w:ascii="Microsoft YaHei" w:hAnsi="Microsoft YaHei" w:eastAsia="Microsoft YaHei"/>
-                <w:b w:val="0"/>
-              </w:rPr>
-              <w:t>普通用户走申请建档，管理员可直接建档。</w:t>
+              <w:t>表示标签编号格式不符合系统要求。</w:t>
             </w:r>
           </w:p>
         </w:tc>
@@ -2481,308 +2907,112 @@
       <w:tr>
         <w:tc>
           <w:tcPr>
-            <w:tcW w:type="dxa" w:w="1361"/>
+            <w:tcW w:type="dxa" w:w="1814"/>
             <w:vAlign w:val="center"/>
+            <w:shd w:fill="FBFCFE"/>
+            <w:tcBorders>
+              <w:top w:val="single" w:sz="8" w:space="0" w:color="D6E0EC"/>
+              <w:left w:val="single" w:sz="8" w:space="0" w:color="D6E0EC"/>
+              <w:bottom w:val="single" w:sz="8" w:space="0" w:color="D6E0EC"/>
+              <w:right w:val="single" w:sz="8" w:space="0" w:color="D6E0EC"/>
+            </w:tcBorders>
+            <w:tcMar>
+              <w:top w:w="75" w:type="dxa"/>
+              <w:left w:w="90" w:type="dxa"/>
+              <w:bottom w:w="75" w:type="dxa"/>
+              <w:right w:w="90" w:type="dxa"/>
+            </w:tcMar>
           </w:tcPr>
           <w:p>
             <w:pPr>
-              <w:spacing w:after="0"/>
-              <w:jc w:val="center"/>
+              <w:spacing w:before="0" w:after="0"/>
+              <w:jc w:val="left"/>
             </w:pPr>
-            <w:r/>
             <w:r>
               <w:rPr>
                 <w:rFonts w:ascii="Microsoft YaHei" w:hAnsi="Microsoft YaHei" w:eastAsia="Microsoft YaHei"/>
                 <w:b w:val="0"/>
+                <w:i w:val="0"/>
+                <w:color w:val="2B2F36"/>
+                <w:sz w:val="20"/>
               </w:rPr>
-              <w:t>归档物料</w:t>
+              <w:t>默认幅宽未填写</w:t>
             </w:r>
           </w:p>
         </w:tc>
         <w:tc>
           <w:tcPr>
-            <w:tcW w:type="dxa" w:w="3515"/>
+            <w:tcW w:type="dxa" w:w="6690"/>
             <w:vAlign w:val="center"/>
+            <w:shd w:fill="FBFCFE"/>
+            <w:tcBorders>
+              <w:top w:val="single" w:sz="8" w:space="0" w:color="D6E0EC"/>
+              <w:left w:val="single" w:sz="8" w:space="0" w:color="D6E0EC"/>
+              <w:bottom w:val="single" w:sz="8" w:space="0" w:color="D6E0EC"/>
+              <w:right w:val="single" w:sz="8" w:space="0" w:color="D6E0EC"/>
+            </w:tcBorders>
+            <w:tcMar>
+              <w:top w:w="75" w:type="dxa"/>
+              <w:left w:w="90" w:type="dxa"/>
+              <w:bottom w:w="75" w:type="dxa"/>
+              <w:right w:w="90" w:type="dxa"/>
+            </w:tcMar>
           </w:tcPr>
           <w:p>
             <w:pPr>
-              <w:spacing w:after="0"/>
+              <w:spacing w:before="0" w:after="0"/>
               <w:jc w:val="left"/>
             </w:pPr>
-            <w:r/>
             <w:r>
               <w:rPr>
                 <w:rFonts w:ascii="Microsoft YaHei" w:hAnsi="Microsoft YaHei" w:eastAsia="Microsoft YaHei"/>
                 <w:b w:val="0"/>
+                <w:i w:val="0"/>
+                <w:color w:val="2B2F36"/>
+                <w:sz w:val="20"/>
               </w:rPr>
-              <w:t>该代码对应物料已归档。</w:t>
-            </w:r>
-          </w:p>
-        </w:tc>
-        <w:tc>
-          <w:tcPr>
-            <w:tcW w:type="dxa" w:w="3628"/>
-            <w:vAlign w:val="center"/>
-          </w:tcPr>
-          <w:p>
-            <w:pPr>
-              <w:spacing w:after="0"/>
-              <w:jc w:val="left"/>
-            </w:pPr>
-            <w:r/>
-            <w:r>
-              <w:rPr>
-                <w:rFonts w:ascii="Microsoft YaHei" w:hAnsi="Microsoft YaHei" w:eastAsia="Microsoft YaHei"/>
-                <w:b w:val="0"/>
-              </w:rPr>
-              <w:t>不要按正常新品录入，先联系管理员确认是否恢复。</w:t>
-            </w:r>
-          </w:p>
-        </w:tc>
-      </w:tr>
-      <w:tr>
-        <w:tc>
-          <w:tcPr>
-            <w:tcW w:type="dxa" w:w="1361"/>
-            <w:vAlign w:val="center"/>
-          </w:tcPr>
-          <w:p>
-            <w:pPr>
-              <w:spacing w:after="0"/>
-              <w:jc w:val="center"/>
-            </w:pPr>
-            <w:r/>
-            <w:r>
-              <w:rPr>
-                <w:rFonts w:ascii="Microsoft YaHei" w:hAnsi="Microsoft YaHei" w:eastAsia="Microsoft YaHei"/>
-                <w:b w:val="0"/>
-              </w:rPr>
-              <w:t>无权限</w:t>
-            </w:r>
-          </w:p>
-        </w:tc>
-        <w:tc>
-          <w:tcPr>
-            <w:tcW w:type="dxa" w:w="3515"/>
-            <w:vAlign w:val="center"/>
-          </w:tcPr>
-          <w:p>
-            <w:pPr>
-              <w:spacing w:after="0"/>
-              <w:jc w:val="left"/>
-            </w:pPr>
-            <w:r/>
-            <w:r>
-              <w:rPr>
-                <w:rFonts w:ascii="Microsoft YaHei" w:hAnsi="Microsoft YaHei" w:eastAsia="Microsoft YaHei"/>
-                <w:b w:val="0"/>
-              </w:rPr>
-              <w:t>当前角色不能访问该页面或动作。</w:t>
-            </w:r>
-          </w:p>
-        </w:tc>
-        <w:tc>
-          <w:tcPr>
-            <w:tcW w:type="dxa" w:w="3628"/>
-            <w:vAlign w:val="center"/>
-          </w:tcPr>
-          <w:p>
-            <w:pPr>
-              <w:spacing w:after="0"/>
-              <w:jc w:val="left"/>
-            </w:pPr>
-            <w:r/>
-            <w:r>
-              <w:rPr>
-                <w:rFonts w:ascii="Microsoft YaHei" w:hAnsi="Microsoft YaHei" w:eastAsia="Microsoft YaHei"/>
-                <w:b w:val="0"/>
-              </w:rPr>
-              <w:t>使用对应角色账号测试，或联系管理员。</w:t>
-            </w:r>
-          </w:p>
-        </w:tc>
-      </w:tr>
-      <w:tr>
-        <w:tc>
-          <w:tcPr>
-            <w:tcW w:type="dxa" w:w="1361"/>
-            <w:vAlign w:val="center"/>
-          </w:tcPr>
-          <w:p>
-            <w:pPr>
-              <w:spacing w:after="0"/>
-              <w:jc w:val="center"/>
-            </w:pPr>
-            <w:r/>
-            <w:r>
-              <w:rPr>
-                <w:rFonts w:ascii="Microsoft YaHei" w:hAnsi="Microsoft YaHei" w:eastAsia="Microsoft YaHei"/>
-                <w:b w:val="0"/>
-              </w:rPr>
-              <w:t>库存不足</w:t>
-            </w:r>
-          </w:p>
-        </w:tc>
-        <w:tc>
-          <w:tcPr>
-            <w:tcW w:type="dxa" w:w="3515"/>
-            <w:vAlign w:val="center"/>
-          </w:tcPr>
-          <w:p>
-            <w:pPr>
-              <w:spacing w:after="0"/>
-              <w:jc w:val="left"/>
-            </w:pPr>
-            <w:r/>
-            <w:r>
-              <w:rPr>
-                <w:rFonts w:ascii="Microsoft YaHei" w:hAnsi="Microsoft YaHei" w:eastAsia="Microsoft YaHei"/>
-                <w:b w:val="0"/>
-              </w:rPr>
-              <w:t>领用量超过可用库存。</w:t>
-            </w:r>
-          </w:p>
-        </w:tc>
-        <w:tc>
-          <w:tcPr>
-            <w:tcW w:type="dxa" w:w="3628"/>
-            <w:vAlign w:val="center"/>
-          </w:tcPr>
-          <w:p>
-            <w:pPr>
-              <w:spacing w:after="0"/>
-              <w:jc w:val="left"/>
-            </w:pPr>
-            <w:r/>
-            <w:r>
-              <w:rPr>
-                <w:rFonts w:ascii="Microsoft YaHei" w:hAnsi="Microsoft YaHei" w:eastAsia="Microsoft YaHei"/>
-                <w:b w:val="0"/>
-              </w:rPr>
-              <w:t>减少领用量，或换批次/换标签确认。</w:t>
-            </w:r>
-          </w:p>
-        </w:tc>
-      </w:tr>
-      <w:tr>
-        <w:tc>
-          <w:tcPr>
-            <w:tcW w:type="dxa" w:w="1361"/>
-            <w:vAlign w:val="center"/>
-          </w:tcPr>
-          <w:p>
-            <w:pPr>
-              <w:spacing w:after="0"/>
-              <w:jc w:val="center"/>
-            </w:pPr>
-            <w:r/>
-            <w:r>
-              <w:rPr>
-                <w:rFonts w:ascii="Microsoft YaHei" w:hAnsi="Microsoft YaHei" w:eastAsia="Microsoft YaHei"/>
-                <w:b w:val="0"/>
-              </w:rPr>
-              <w:t>标签编号错误</w:t>
-            </w:r>
-          </w:p>
-        </w:tc>
-        <w:tc>
-          <w:tcPr>
-            <w:tcW w:type="dxa" w:w="3515"/>
-            <w:vAlign w:val="center"/>
-          </w:tcPr>
-          <w:p>
-            <w:pPr>
-              <w:spacing w:after="0"/>
-              <w:jc w:val="left"/>
-            </w:pPr>
-            <w:r/>
-            <w:r>
-              <w:rPr>
-                <w:rFonts w:ascii="Microsoft YaHei" w:hAnsi="Microsoft YaHei" w:eastAsia="Microsoft YaHei"/>
-                <w:b w:val="0"/>
-              </w:rPr>
-              <w:t>标签格式不符合规则。</w:t>
-            </w:r>
-          </w:p>
-        </w:tc>
-        <w:tc>
-          <w:tcPr>
-            <w:tcW w:type="dxa" w:w="3628"/>
-            <w:vAlign w:val="center"/>
-          </w:tcPr>
-          <w:p>
-            <w:pPr>
-              <w:spacing w:after="0"/>
-              <w:jc w:val="left"/>
-            </w:pPr>
-            <w:r/>
-            <w:r>
-              <w:rPr>
-                <w:rFonts w:ascii="Microsoft YaHei" w:hAnsi="Microsoft YaHei" w:eastAsia="Microsoft YaHei"/>
-                <w:b w:val="0"/>
-              </w:rPr>
-              <w:t>按 L+6位数字重新输入，例如 L000101。</w:t>
+              <w:t>表示膜材主数据还没有默认幅宽，后续需要在首次入库或物料管理中补齐。</w:t>
             </w:r>
           </w:p>
         </w:tc>
       </w:tr>
     </w:tbl>
-    <w:p/>
     <w:p>
       <w:pPr>
-        <w:pStyle w:val="Heading1"/>
+        <w:spacing w:after="200"/>
       </w:pPr>
-      <w:r>
-        <w:t>8. 使用建议</w:t>
-      </w:r>
-    </w:p>
-    <w:p>
-      <w:pPr>
-        <w:pStyle w:val="ListBullet"/>
-        <w:spacing w:after="40"/>
-      </w:pPr>
-      <w:r>
-        <w:rPr>
-          <w:rFonts w:ascii="Microsoft YaHei" w:hAnsi="Microsoft YaHei" w:eastAsia="Microsoft YaHei"/>
-          <w:b w:val="0"/>
-        </w:rPr>
-        <w:t>如果你知道具体标签，请优先走扫码领料或标签详情领用，这样追溯最清楚。</w:t>
-      </w:r>
-    </w:p>
-    <w:p>
-      <w:pPr>
-        <w:pStyle w:val="ListBullet"/>
-        <w:spacing w:after="40"/>
-      </w:pPr>
-      <w:r>
-        <w:rPr>
-          <w:rFonts w:ascii="Microsoft YaHei" w:hAnsi="Microsoft YaHei" w:eastAsia="Microsoft YaHei"/>
-          <w:b w:val="0"/>
-        </w:rPr>
-        <w:t>如果你只知道今天用了某个产品或某个批次，可以走首页“检索领料”做便捷扣账。</w:t>
-      </w:r>
-    </w:p>
-    <w:p>
-      <w:pPr>
-        <w:pStyle w:val="ListBullet"/>
-        <w:spacing w:after="40"/>
-      </w:pPr>
-      <w:r>
-        <w:rPr>
-          <w:rFonts w:ascii="Microsoft YaHei" w:hAnsi="Microsoft YaHei" w:eastAsia="Microsoft YaHei"/>
-          <w:b w:val="0"/>
-        </w:rPr>
-        <w:t>如果遇到未知编码，不要自行猜填现有物料，请按系统阻断路径走申请建档或管理员建档。</w:t>
-      </w:r>
     </w:p>
     <w:sectPr>
-      <w:pgSz w:w="12240" w:h="15840"/>
-      <w:pgMar w:top="1247" w:right="1361" w:bottom="1247" w:left="1361" w:header="720" w:footer="720" w:gutter="0"/>
+      <w:footerReference w:type="default" r:id="rId9"/>
+      <w:pgSz w:w="11906" w:h="16838"/>
+      <w:pgMar w:top="1332" w:right="1474" w:bottom="1276" w:left="1474" w:header="720" w:footer="720" w:gutter="0"/>
       <w:cols w:space="720"/>
       <w:docGrid w:linePitch="360"/>
     </w:sectPr>
   </w:body>
 </w:document>
+</file>
+
+<file path=word/footer1.xml><?xml version="1.0" encoding="utf-8"?>
+<w:ftr xmlns:m="http://schemas.openxmlformats.org/officeDocument/2006/math" xmlns:mc="http://schemas.openxmlformats.org/markup-compatibility/2006" xmlns:mo="http://schemas.microsoft.com/office/mac/office/2008/main" xmlns:mv="urn:schemas-microsoft-com:mac:vml" xmlns:o="urn:schemas-microsoft-com:office:office" xmlns:r="http://schemas.openxmlformats.org/officeDocument/2006/relationships" xmlns:v="urn:schemas-microsoft-com:vml" xmlns:w10="urn:schemas-microsoft-com:office:word" xmlns:w14="http://schemas.microsoft.com/office/word/2010/wordml" xmlns:w="http://schemas.openxmlformats.org/wordprocessingml/2006/main" xmlns:wne="http://schemas.microsoft.com/office/word/2006/wordml" xmlns:wp14="http://schemas.microsoft.com/office/word/2010/wordprocessingDrawing" xmlns:wp="http://schemas.openxmlformats.org/drawingml/2006/wordprocessingDrawing" xmlns:wpc="http://schemas.microsoft.com/office/word/2010/wordprocessingCanvas" xmlns:wpg="http://schemas.microsoft.com/office/word/2010/wordprocessingGroup" xmlns:wpi="http://schemas.microsoft.com/office/word/2010/wordprocessingInk" xmlns:wps="http://schemas.microsoft.com/office/word/2010/wordprocessingShape" mc:Ignorable="w14 wp14">
+  <w:p>
+    <w:pPr>
+      <w:pStyle w:val="Footer"/>
+      <w:spacing w:before="0" w:after="0"/>
+      <w:jc w:val="center"/>
+    </w:pPr>
+    <w:r>
+      <w:rPr>
+        <w:rFonts w:ascii="Microsoft YaHei" w:hAnsi="Microsoft YaHei" w:eastAsia="Microsoft YaHei"/>
+        <w:b w:val="0"/>
+        <w:i w:val="0"/>
+        <w:color w:val="7B8798"/>
+        <w:sz w:val="17"/>
+      </w:rPr>
+      <w:t>实验室库存管理系统试运行使用说明</w:t>
+    </w:r>
+  </w:p>
+</w:ftr>
 </file>
 
 <file path=word/numbering.xml><?xml version="1.0" encoding="utf-8"?>
@@ -3150,7 +3380,7 @@
     <w:rsid w:val="00FC693F"/>
     <w:rPr>
       <w:rFonts w:ascii="Microsoft YaHei" w:hAnsi="Microsoft YaHei" w:eastAsia="Microsoft YaHei"/>
-      <w:sz w:val="21"/>
+      <w:sz w:val="22"/>
     </w:rPr>
   </w:style>
   <w:style w:type="paragraph" w:styleId="Header">
@@ -3212,11 +3442,11 @@
       <w:outlineLvl w:val="0"/>
     </w:pPr>
     <w:rPr>
-      <w:rFonts w:asciiTheme="majorHAnsi" w:eastAsiaTheme="majorEastAsia" w:hAnsiTheme="majorHAnsi" w:cstheme="majorBidi" w:ascii="Microsoft YaHei" w:hAnsi="Microsoft YaHei" w:eastAsia="Microsoft YaHei"/>
+      <w:rFonts w:asciiTheme="majorHAnsi" w:eastAsiaTheme="majorEastAsia" w:hAnsiTheme="majorHAnsi" w:cstheme="majorBidi"/>
       <w:b/>
       <w:bCs/>
-      <w:color w:val="1B4A89"/>
-      <w:sz w:val="32"/>
+      <w:color w:val="365F91" w:themeColor="accent1" w:themeShade="BF"/>
+      <w:sz w:val="28"/>
       <w:szCs w:val="28"/>
     </w:rPr>
   </w:style>
@@ -3236,10 +3466,10 @@
       <w:outlineLvl w:val="1"/>
     </w:pPr>
     <w:rPr>
-      <w:rFonts w:asciiTheme="majorHAnsi" w:eastAsiaTheme="majorEastAsia" w:hAnsiTheme="majorHAnsi" w:cstheme="majorBidi" w:ascii="Microsoft YaHei" w:hAnsi="Microsoft YaHei" w:eastAsia="Microsoft YaHei"/>
+      <w:rFonts w:asciiTheme="majorHAnsi" w:eastAsiaTheme="majorEastAsia" w:hAnsiTheme="majorHAnsi" w:cstheme="majorBidi"/>
       <w:b/>
       <w:bCs/>
-      <w:color w:val="2C68FF"/>
+      <w:color w:val="4F81BD" w:themeColor="accent1"/>
       <w:sz w:val="26"/>
       <w:szCs w:val="26"/>
     </w:rPr>
@@ -3260,11 +3490,10 @@
       <w:outlineLvl w:val="2"/>
     </w:pPr>
     <w:rPr>
-      <w:rFonts w:asciiTheme="majorHAnsi" w:eastAsiaTheme="majorEastAsia" w:hAnsiTheme="majorHAnsi" w:cstheme="majorBidi" w:ascii="Microsoft YaHei" w:hAnsi="Microsoft YaHei" w:eastAsia="Microsoft YaHei"/>
+      <w:rFonts w:asciiTheme="majorHAnsi" w:eastAsiaTheme="majorEastAsia" w:hAnsiTheme="majorHAnsi" w:cstheme="majorBidi"/>
       <w:b/>
       <w:bCs/>
-      <w:color w:val="1B4A89"/>
-      <w:sz w:val="23"/>
+      <w:color w:val="4F81BD" w:themeColor="accent1"/>
     </w:rPr>
   </w:style>
   <w:style w:type="paragraph" w:styleId="Heading4">
@@ -3502,12 +3731,11 @@
       <w:contextualSpacing/>
     </w:pPr>
     <w:rPr>
-      <w:rFonts w:asciiTheme="majorHAnsi" w:eastAsiaTheme="majorEastAsia" w:hAnsiTheme="majorHAnsi" w:cstheme="majorBidi" w:ascii="Microsoft YaHei" w:hAnsi="Microsoft YaHei" w:eastAsia="Microsoft YaHei"/>
-      <w:b/>
-      <w:color w:val="1B4A89"/>
+      <w:rFonts w:asciiTheme="majorHAnsi" w:eastAsiaTheme="majorEastAsia" w:hAnsiTheme="majorHAnsi" w:cstheme="majorBidi"/>
+      <w:color w:val="17365D" w:themeColor="text2" w:themeShade="BF"/>
       <w:spacing w:val="5"/>
       <w:kern w:val="28"/>
-      <w:sz w:val="44"/>
+      <w:sz w:val="52"/>
       <w:szCs w:val="52"/>
     </w:rPr>
   </w:style>
@@ -3683,6 +3911,10 @@
       </w:numPr>
       <w:contextualSpacing/>
     </w:pPr>
+    <w:rPr>
+      <w:rFonts w:ascii="Microsoft YaHei" w:hAnsi="Microsoft YaHei" w:eastAsia="Microsoft YaHei"/>
+      <w:sz w:val="22"/>
+    </w:rPr>
   </w:style>
   <w:style w:type="paragraph" w:styleId="ListBullet2">
     <w:name w:val="List Bullet 2"/>
@@ -3722,6 +3954,10 @@
       </w:numPr>
       <w:contextualSpacing/>
     </w:pPr>
+    <w:rPr>
+      <w:rFonts w:ascii="Microsoft YaHei" w:hAnsi="Microsoft YaHei" w:eastAsia="Microsoft YaHei"/>
+      <w:sz w:val="22"/>
+    </w:rPr>
   </w:style>
   <w:style w:type="paragraph" w:styleId="ListNumber2">
     <w:name w:val="List Number 2"/>

--- a/交付文档/试运行文档/实验室库存管理系统试运行使用说明.docx
+++ b/交付文档/试运行文档/实验室库存管理系统试运行使用说明.docx
@@ -4,361 +4,185 @@
   <w:body>
     <w:p>
       <w:pPr>
-        <w:spacing w:after="1840"/>
-      </w:pPr>
-    </w:p>
-    <w:p>
-      <w:pPr>
-        <w:spacing w:before="0" w:after="160"/>
         <w:jc w:val="center"/>
       </w:pPr>
       <w:r>
         <w:rPr>
-          <w:rFonts w:ascii="Microsoft YaHei" w:hAnsi="Microsoft YaHei" w:eastAsia="Microsoft YaHei"/>
+          <w:rFonts w:ascii="Microsoft YaHei" w:hAnsi="Microsoft YaHei" w:eastAsia="Microsoft YaHei" w:cs="Microsoft YaHei"/>
           <w:b/>
-          <w:i w:val="0"/>
-          <w:color w:val="203864"/>
-          <w:sz w:val="48"/>
+          <w:sz w:val="40"/>
         </w:rPr>
         <w:t>实验室库存管理系统试运行使用说明</w:t>
       </w:r>
     </w:p>
     <w:p>
       <w:pPr>
-        <w:spacing w:after="360"/>
-        <w:ind w:left="1247" w:right="1247"/>
-        <w:jc w:val="center"/>
-        <w:pBdr>
-          <w:bottom w:val="single" w:sz="12" w:space="1" w:color="2F62B5"/>
-        </w:pBdr>
-      </w:pPr>
-      <w:r/>
-    </w:p>
-    <w:p>
-      <w:pPr>
-        <w:spacing w:after="120"/>
         <w:jc w:val="center"/>
       </w:pPr>
       <w:r>
         <w:rPr>
-          <w:rFonts w:ascii="Microsoft YaHei" w:hAnsi="Microsoft YaHei" w:eastAsia="Microsoft YaHei"/>
-          <w:b/>
-          <w:i w:val="0"/>
-          <w:color w:val="667085"/>
-          <w:sz w:val="24"/>
+          <w:rFonts w:ascii="Microsoft YaHei" w:hAnsi="Microsoft YaHei" w:eastAsia="Microsoft YaHei" w:cs="Microsoft YaHei"/>
+          <w:sz w:val="23"/>
         </w:rPr>
         <w:t>供普通用户、管理员、超级管理员试运行阅读与参考</w:t>
       </w:r>
     </w:p>
     <w:p>
       <w:pPr>
-        <w:spacing w:after="760"/>
         <w:jc w:val="center"/>
       </w:pPr>
       <w:r>
         <w:rPr>
-          <w:rFonts w:ascii="Microsoft YaHei" w:hAnsi="Microsoft YaHei" w:eastAsia="Microsoft YaHei"/>
-          <w:b/>
-          <w:i w:val="0"/>
-          <w:color w:val="667085"/>
-          <w:sz w:val="22"/>
+          <w:rFonts w:ascii="Microsoft YaHei" w:hAnsi="Microsoft YaHei" w:eastAsia="Microsoft YaHei" w:cs="Microsoft YaHei"/>
+          <w:sz w:val="20"/>
         </w:rPr>
-        <w:t>版本：试运行版    生成日期：2026年3月23日</w:t>
+        <w:t>版本：试运行版    生成日期：2026年3月25日</w:t>
       </w:r>
     </w:p>
     <w:p>
       <w:pPr>
-        <w:spacing w:after="0"/>
         <w:jc w:val="center"/>
       </w:pPr>
       <w:r>
         <w:rPr>
-          <w:rFonts w:ascii="Microsoft YaHei" w:hAnsi="Microsoft YaHei" w:eastAsia="Microsoft YaHei"/>
-          <w:b/>
-          <w:i w:val="0"/>
-          <w:color w:val="2E6CFF"/>
-          <w:sz w:val="22"/>
+          <w:rFonts w:ascii="Microsoft YaHei" w:hAnsi="Microsoft YaHei" w:eastAsia="Microsoft YaHei" w:cs="Microsoft YaHei"/>
+          <w:sz w:val="20"/>
         </w:rPr>
-        <w:t>适用于普通用户、管理员、超级管理员试运行沟通与操作验证</w:t>
+        <w:t>依据当前项目实际代码与现有页面行为编写，适用于试运行沟通、培训与现场操作参考</w:t>
       </w:r>
     </w:p>
+    <w:p/>
     <w:p>
       <w:pPr>
-        <w:spacing w:after="4400"/>
-      </w:pPr>
-    </w:p>
-    <w:p>
-      <w:r>
-        <w:br w:type="page"/>
-      </w:r>
-    </w:p>
-    <w:tbl>
-      <w:tblPr>
-        <w:tblW w:type="auto" w:w="0"/>
-        <w:jc w:val="center"/>
-        <w:tblLayout w:type="fixed"/>
-        <w:tblLook w:firstColumn="1" w:firstRow="1" w:lastColumn="0" w:lastRow="0" w:noHBand="0" w:noVBand="1" w:val="04A0"/>
-      </w:tblPr>
-      <w:tblGrid>
-        <w:gridCol w:w="8958"/>
-      </w:tblGrid>
-      <w:tr>
-        <w:tc>
-          <w:tcPr>
-            <w:tcW w:type="dxa" w:w="8561"/>
-            <w:shd w:fill="F5F8FC"/>
-            <w:tcBorders>
-              <w:top w:val="single" w:sz="10" w:space="0" w:color="2F62B5"/>
-              <w:left w:val="single" w:sz="10" w:space="0" w:color="2F62B5"/>
-              <w:bottom w:val="single" w:sz="10" w:space="0" w:color="2F62B5"/>
-              <w:right w:val="single" w:sz="10" w:space="0" w:color="2F62B5"/>
-            </w:tcBorders>
-            <w:tcMar>
-              <w:top w:w="90" w:type="dxa"/>
-              <w:left w:w="110" w:type="dxa"/>
-              <w:bottom w:w="90" w:type="dxa"/>
-              <w:right w:w="110" w:type="dxa"/>
-            </w:tcMar>
-          </w:tcPr>
-          <w:p>
-            <w:pPr>
-              <w:spacing w:before="0" w:after="0"/>
-              <w:jc w:val="left"/>
-            </w:pPr>
-            <w:r>
-              <w:rPr>
-                <w:rFonts w:ascii="Microsoft YaHei" w:hAnsi="Microsoft YaHei" w:eastAsia="Microsoft YaHei"/>
-                <w:b/>
-                <w:i w:val="0"/>
-                <w:color w:val="203864"/>
-                <w:sz w:val="21"/>
-              </w:rPr>
-              <w:t>本文档按当前系统真实页面和真实业务行为编写，可直接转发给试运行同事。</w:t>
-            </w:r>
-          </w:p>
-          <w:p>
-            <w:pPr>
-              <w:spacing w:before="0" w:after="0"/>
-              <w:jc w:val="left"/>
-            </w:pPr>
-            <w:r>
-              <w:rPr>
-                <w:rFonts w:ascii="Microsoft YaHei" w:hAnsi="Microsoft YaHei" w:eastAsia="Microsoft YaHei"/>
-                <w:b/>
-                <w:i w:val="0"/>
-                <w:color w:val="203864"/>
-                <w:sz w:val="21"/>
-              </w:rPr>
-              <w:t>重点说明：怎么进入系统、每个角色能做什么、每条业务链路如何走、遇到提示语该怎么处理。</w:t>
-            </w:r>
-          </w:p>
-        </w:tc>
-      </w:tr>
-    </w:tbl>
-    <w:p>
-      <w:pPr>
-        <w:spacing w:after="240"/>
-      </w:pPr>
-    </w:p>
-    <w:p>
-      <w:pPr>
-        <w:spacing w:before="200" w:after="120"/>
+        <w:pStyle w:val="Heading1"/>
+        <w:spacing w:before="120" w:after="80"/>
       </w:pPr>
       <w:r>
         <w:rPr>
-          <w:rFonts w:ascii="Microsoft YaHei" w:hAnsi="Microsoft YaHei" w:eastAsia="Microsoft YaHei"/>
+          <w:rFonts w:ascii="Microsoft YaHei" w:hAnsi="Microsoft YaHei" w:eastAsia="Microsoft YaHei" w:cs="Microsoft YaHei"/>
           <w:b/>
-          <w:i w:val="0"/>
-          <w:color w:val="203864"/>
-          <w:sz w:val="35"/>
+          <w:sz w:val="30"/>
         </w:rPr>
         <w:t>1. 系统定位</w:t>
       </w:r>
     </w:p>
     <w:p>
       <w:pPr>
-        <w:spacing w:line="360" w:lineRule="auto" w:before="0" w:after="80"/>
-        <w:jc w:val="left"/>
+        <w:spacing w:after="60"/>
       </w:pPr>
       <w:r>
         <w:rPr>
-          <w:rFonts w:ascii="Microsoft YaHei" w:hAnsi="Microsoft YaHei" w:eastAsia="Microsoft YaHei"/>
-          <w:b w:val="0"/>
-          <w:i w:val="0"/>
-          <w:color w:val="2B2F36"/>
-          <w:sz w:val="22"/>
+          <w:rFonts w:ascii="Microsoft YaHei" w:hAnsi="Microsoft YaHei" w:eastAsia="Microsoft YaHei" w:cs="Microsoft YaHei"/>
+          <w:sz w:val="21"/>
         </w:rPr>
-        <w:t>本系统用于实验室化材、膜材的主数据管理、入库、库存查询、领用扣账、日志追溯和权限审批。</w:t>
+        <w:t>本系统用于实验室化材、膜材的主数据管理、入库、库存查询、领用扣账、日志追溯和审批治理。当前实际落地的使用定位可以收口为三条主链路：</w:t>
       </w:r>
     </w:p>
     <w:p>
       <w:pPr>
-        <w:spacing w:line="360" w:lineRule="auto" w:before="0" w:after="80"/>
-        <w:jc w:val="left"/>
+        <w:pStyle w:val="ListBullet"/>
+        <w:spacing w:after="20"/>
       </w:pPr>
       <w:r>
         <w:rPr>
-          <w:rFonts w:ascii="Microsoft YaHei" w:hAnsi="Microsoft YaHei" w:eastAsia="Microsoft YaHei"/>
-          <w:b w:val="0"/>
-          <w:i w:val="0"/>
-          <w:color w:val="2B2F36"/>
-          <w:sz w:val="22"/>
+          <w:rFonts w:ascii="Microsoft YaHei" w:hAnsi="Microsoft YaHei" w:eastAsia="Microsoft YaHei" w:cs="Microsoft YaHei"/>
+          <w:sz w:val="21"/>
         </w:rPr>
-        <w:t>系统当前主要有三条业务链路：</w:t>
+        <w:t>首页是快捷入口，承担顶部库存搜索、智能扫码、快捷领料、统计查看和常用功能跳转。</w:t>
       </w:r>
     </w:p>
     <w:p>
       <w:pPr>
-        <w:pStyle w:val="ListNumber"/>
-        <w:spacing w:line="360" w:lineRule="auto" w:before="0" w:after="60"/>
+        <w:pStyle w:val="ListBullet"/>
+        <w:spacing w:after="20"/>
       </w:pPr>
       <w:r>
         <w:rPr>
-          <w:rFonts w:ascii="Microsoft YaHei" w:hAnsi="Microsoft YaHei" w:eastAsia="Microsoft YaHei"/>
-          <w:b w:val="0"/>
-          <w:i w:val="0"/>
-          <w:color w:val="2B2F36"/>
-          <w:sz w:val="22"/>
+          <w:rFonts w:ascii="Microsoft YaHei" w:hAnsi="Microsoft YaHei" w:eastAsia="Microsoft YaHei" w:cs="Microsoft YaHei"/>
+          <w:sz w:val="21"/>
         </w:rPr>
-        <w:t>首页快捷入口：适合快速看统计、首页顶部搜索、扫码领料、快捷领料。</w:t>
+        <w:t>库存查询页承担正式检索与层级浏览，适合看产品聚合、批次、标签和风险筛选结果。</w:t>
       </w:r>
     </w:p>
     <w:p>
       <w:pPr>
-        <w:pStyle w:val="ListNumber"/>
-        <w:spacing w:line="360" w:lineRule="auto" w:before="0" w:after="60"/>
+        <w:pStyle w:val="ListBullet"/>
+        <w:spacing w:after="20"/>
       </w:pPr>
       <w:r>
         <w:rPr>
-          <w:rFonts w:ascii="Microsoft YaHei" w:hAnsi="Microsoft YaHei" w:eastAsia="Microsoft YaHei"/>
-          <w:b w:val="0"/>
-          <w:i w:val="0"/>
-          <w:color w:val="2B2F36"/>
-          <w:sz w:val="22"/>
+          <w:rFonts w:ascii="Microsoft YaHei" w:hAnsi="Microsoft YaHei" w:eastAsia="Microsoft YaHei" w:cs="Microsoft YaHei"/>
+          <w:sz w:val="21"/>
         </w:rPr>
-        <w:t>库存查询页：适合正式检索库存、查看产品聚合、批次明细和标签最小单元。</w:t>
+        <w:t>管理与审批链路承担用户审批、主数据维护、模板导入、库区与子类别维护、审计与角色治理。</w:t>
       </w:r>
     </w:p>
     <w:p>
       <w:pPr>
-        <w:pStyle w:val="ListNumber"/>
-        <w:spacing w:line="360" w:lineRule="auto" w:before="0" w:after="60"/>
+        <w:spacing w:after="60"/>
       </w:pPr>
       <w:r>
         <w:rPr>
-          <w:rFonts w:ascii="Microsoft YaHei" w:hAnsi="Microsoft YaHei" w:eastAsia="Microsoft YaHei"/>
-          <w:b w:val="0"/>
-          <w:i w:val="0"/>
-          <w:color w:val="2B2F36"/>
-          <w:sz w:val="22"/>
+          <w:rFonts w:ascii="Microsoft YaHei" w:hAnsi="Microsoft YaHei" w:eastAsia="Microsoft YaHei" w:cs="Microsoft YaHei"/>
+          <w:sz w:val="21"/>
         </w:rPr>
-        <w:t>管理与审批链路：适合管理员做用户审批、主数据维护、导入、审计和角色治理。</w:t>
+        <w:t>首页顶部搜索是库存入口，提交后跳转到库存查询页；首页“快捷领料”是动作入口，负责直接发起领料，不承担正式浏览库存的职责。</w:t>
       </w:r>
     </w:p>
     <w:p>
       <w:pPr>
-        <w:spacing w:line="360" w:lineRule="auto" w:before="0" w:after="80"/>
-        <w:jc w:val="left"/>
+        <w:spacing w:after="60"/>
       </w:pPr>
       <w:r>
         <w:rPr>
-          <w:rFonts w:ascii="Microsoft YaHei" w:hAnsi="Microsoft YaHei" w:eastAsia="Microsoft YaHei"/>
-          <w:b w:val="0"/>
-          <w:i w:val="0"/>
-          <w:color w:val="2B2F36"/>
-          <w:sz w:val="22"/>
+          <w:rFonts w:ascii="Microsoft YaHei" w:hAnsi="Microsoft YaHei" w:eastAsia="Microsoft YaHei" w:cs="Microsoft YaHei"/>
+          <w:sz w:val="21"/>
         </w:rPr>
-        <w:t>首页顶部搜索是库存入口，提交后会跳转到库存查询页，不在首页本身承载结果列表。</w:t>
+        <w:t>系统的自动分配遵循 FEFO 原则：优先扣减更早到期库存；若到期日相同，则继续按更早建账时间、再按标签编号或记录顺序稳定排序。</w:t>
       </w:r>
     </w:p>
     <w:p>
       <w:pPr>
-        <w:spacing w:line="360" w:lineRule="auto" w:before="0" w:after="80"/>
-        <w:jc w:val="left"/>
+        <w:pStyle w:val="Heading1"/>
+        <w:spacing w:before="120" w:after="80"/>
       </w:pPr>
       <w:r>
         <w:rPr>
-          <w:rFonts w:ascii="Microsoft YaHei" w:hAnsi="Microsoft YaHei" w:eastAsia="Microsoft YaHei"/>
-          <w:b w:val="0"/>
-          <w:i w:val="0"/>
-          <w:color w:val="2B2F36"/>
-          <w:sz w:val="22"/>
-        </w:rPr>
-        <w:t>首页“快捷领料”是动作入口，适合直接完成领用，不承担正式浏览库存的职责。</w:t>
-      </w:r>
-    </w:p>
-    <w:p>
-      <w:pPr>
-        <w:spacing w:line="360" w:lineRule="auto" w:before="0" w:after="80"/>
-        <w:jc w:val="left"/>
-      </w:pPr>
-      <w:r>
-        <w:rPr>
-          <w:rFonts w:ascii="Microsoft YaHei" w:hAnsi="Microsoft YaHei" w:eastAsia="Microsoft YaHei"/>
-          <w:b w:val="0"/>
-          <w:i w:val="0"/>
-          <w:color w:val="2B2F36"/>
-          <w:sz w:val="22"/>
-        </w:rPr>
-        <w:t>系统自动分配遵循 FEFO 原则：优先扣减更早到期的库存；若到期日相同，则优先更早入库的库存。</w:t>
-      </w:r>
-    </w:p>
-    <w:p>
-      <w:pPr>
-        <w:spacing w:before="200" w:after="120"/>
-      </w:pPr>
-      <w:r>
-        <w:rPr>
-          <w:rFonts w:ascii="Microsoft YaHei" w:hAnsi="Microsoft YaHei" w:eastAsia="Microsoft YaHei"/>
+          <w:rFonts w:ascii="Microsoft YaHei" w:hAnsi="Microsoft YaHei" w:eastAsia="Microsoft YaHei" w:cs="Microsoft YaHei"/>
           <w:b/>
-          <w:i w:val="0"/>
-          <w:color w:val="203864"/>
-          <w:sz w:val="35"/>
+          <w:sz w:val="30"/>
         </w:rPr>
         <w:t>2. 统一术语</w:t>
       </w:r>
     </w:p>
     <w:tbl>
       <w:tblPr>
+        <w:tblStyle w:val="TableGrid"/>
         <w:tblW w:type="auto" w:w="0"/>
         <w:jc w:val="center"/>
-        <w:tblLayout w:type="fixed"/>
         <w:tblLook w:firstColumn="1" w:firstRow="1" w:lastColumn="0" w:lastRow="0" w:noHBand="0" w:noVBand="1" w:val="04A0"/>
       </w:tblPr>
       <w:tblGrid>
-        <w:gridCol w:w="4479"/>
-        <w:gridCol w:w="4479"/>
+        <w:gridCol w:w="4649"/>
+        <w:gridCol w:w="4649"/>
       </w:tblGrid>
       <w:tr>
         <w:tc>
           <w:tcPr>
-            <w:tcW w:type="dxa" w:w="1814"/>
+            <w:tcW w:type="dxa" w:w="2041"/>
             <w:vAlign w:val="center"/>
-            <w:shd w:fill="203864"/>
-            <w:tcBorders>
-              <w:top w:val="single" w:sz="0" w:space="0" w:color="FFFFFF"/>
-              <w:left w:val="single" w:sz="0" w:space="0" w:color="FFFFFF"/>
-              <w:bottom w:val="single" w:sz="0" w:space="0" w:color="FFFFFF"/>
-              <w:right w:val="single" w:sz="0" w:space="0" w:color="FFFFFF"/>
-            </w:tcBorders>
-            <w:tcMar>
-              <w:top w:w="90" w:type="dxa"/>
-              <w:left w:w="100" w:type="dxa"/>
-              <w:bottom w:w="90" w:type="dxa"/>
-              <w:right w:w="100" w:type="dxa"/>
-            </w:tcMar>
+            <w:shd w:fill="EAF0FF"/>
           </w:tcPr>
           <w:p>
             <w:pPr>
-              <w:jc w:val="center"/>
+              <w:spacing w:after="0"/>
             </w:pPr>
+            <w:r/>
             <w:r>
               <w:rPr>
-                <w:rFonts w:ascii="Microsoft YaHei" w:hAnsi="Microsoft YaHei" w:eastAsia="Microsoft YaHei"/>
+                <w:rFonts w:ascii="Microsoft YaHei" w:hAnsi="Microsoft YaHei" w:eastAsia="Microsoft YaHei" w:cs="Microsoft YaHei"/>
                 <w:b/>
-                <w:i w:val="0"/>
-                <w:color w:val="FFFFFF"/>
-                <w:sz w:val="20"/>
+                <w:sz w:val="21"/>
               </w:rPr>
               <w:t>术语</w:t>
             </w:r>
@@ -366,33 +190,355 @@
         </w:tc>
         <w:tc>
           <w:tcPr>
-            <w:tcW w:type="dxa" w:w="6690"/>
+            <w:tcW w:type="dxa" w:w="7143"/>
             <w:vAlign w:val="center"/>
-            <w:shd w:fill="203864"/>
-            <w:tcBorders>
-              <w:top w:val="single" w:sz="0" w:space="0" w:color="FFFFFF"/>
-              <w:left w:val="single" w:sz="0" w:space="0" w:color="FFFFFF"/>
-              <w:bottom w:val="single" w:sz="0" w:space="0" w:color="FFFFFF"/>
-              <w:right w:val="single" w:sz="0" w:space="0" w:color="FFFFFF"/>
-            </w:tcBorders>
-            <w:tcMar>
-              <w:top w:w="90" w:type="dxa"/>
-              <w:left w:w="100" w:type="dxa"/>
-              <w:bottom w:w="90" w:type="dxa"/>
-              <w:right w:w="100" w:type="dxa"/>
-            </w:tcMar>
+            <w:shd w:fill="EAF0FF"/>
           </w:tcPr>
           <w:p>
             <w:pPr>
-              <w:jc w:val="center"/>
+              <w:spacing w:after="0"/>
             </w:pPr>
+            <w:r/>
             <w:r>
               <w:rPr>
-                <w:rFonts w:ascii="Microsoft YaHei" w:hAnsi="Microsoft YaHei" w:eastAsia="Microsoft YaHei"/>
+                <w:rFonts w:ascii="Microsoft YaHei" w:hAnsi="Microsoft YaHei" w:eastAsia="Microsoft YaHei" w:cs="Microsoft YaHei"/>
                 <w:b/>
-                <w:i w:val="0"/>
-                <w:color w:val="FFFFFF"/>
-                <w:sz w:val="20"/>
+                <w:sz w:val="21"/>
+              </w:rPr>
+              <w:t>当前口径</w:t>
+            </w:r>
+          </w:p>
+        </w:tc>
+      </w:tr>
+      <w:tr>
+        <w:tc>
+          <w:tcPr>
+            <w:tcW w:type="dxa" w:w="2041"/>
+            <w:vAlign w:val="center"/>
+          </w:tcPr>
+          <w:p>
+            <w:pPr>
+              <w:spacing w:after="0"/>
+            </w:pPr>
+            <w:r/>
+            <w:r>
+              <w:rPr>
+                <w:rFonts w:ascii="Microsoft YaHei" w:hAnsi="Microsoft YaHei" w:eastAsia="Microsoft YaHei" w:cs="Microsoft YaHei"/>
+                <w:b w:val="0"/>
+                <w:sz w:val="21"/>
+              </w:rPr>
+              <w:t>产品代码</w:t>
+            </w:r>
+          </w:p>
+        </w:tc>
+        <w:tc>
+          <w:tcPr>
+            <w:tcW w:type="dxa" w:w="7143"/>
+            <w:vAlign w:val="center"/>
+          </w:tcPr>
+          <w:p>
+            <w:pPr>
+              <w:spacing w:after="0"/>
+            </w:pPr>
+            <w:r/>
+            <w:r>
+              <w:rPr>
+                <w:rFonts w:ascii="Microsoft YaHei" w:hAnsi="Microsoft YaHei" w:eastAsia="Microsoft YaHei" w:cs="Microsoft YaHei"/>
+                <w:b w:val="0"/>
+                <w:sz w:val="21"/>
+              </w:rPr>
+              <w:t>系统内的标准产品编码。化材通常以 J- 开头，膜材通常以 M- 开头。</w:t>
+            </w:r>
+          </w:p>
+        </w:tc>
+      </w:tr>
+      <w:tr>
+        <w:tc>
+          <w:tcPr>
+            <w:tcW w:type="dxa" w:w="2041"/>
+            <w:vAlign w:val="center"/>
+          </w:tcPr>
+          <w:p>
+            <w:pPr>
+              <w:spacing w:after="0"/>
+            </w:pPr>
+            <w:r/>
+            <w:r>
+              <w:rPr>
+                <w:rFonts w:ascii="Microsoft YaHei" w:hAnsi="Microsoft YaHei" w:eastAsia="Microsoft YaHei" w:cs="Microsoft YaHei"/>
+                <w:b w:val="0"/>
+                <w:sz w:val="21"/>
+              </w:rPr>
+              <w:t>物料名称</w:t>
+            </w:r>
+          </w:p>
+        </w:tc>
+        <w:tc>
+          <w:tcPr>
+            <w:tcW w:type="dxa" w:w="7143"/>
+            <w:vAlign w:val="center"/>
+          </w:tcPr>
+          <w:p>
+            <w:pPr>
+              <w:spacing w:after="0"/>
+            </w:pPr>
+            <w:r/>
+            <w:r>
+              <w:rPr>
+                <w:rFonts w:ascii="Microsoft YaHei" w:hAnsi="Microsoft YaHei" w:eastAsia="Microsoft YaHei" w:cs="Microsoft YaHei"/>
+                <w:b w:val="0"/>
+                <w:sz w:val="21"/>
+              </w:rPr>
+              <w:t>主数据定义的正式名称；入库、库存、导出和日志都尽量沿用这套名称。</w:t>
+            </w:r>
+          </w:p>
+        </w:tc>
+      </w:tr>
+      <w:tr>
+        <w:tc>
+          <w:tcPr>
+            <w:tcW w:type="dxa" w:w="2041"/>
+            <w:vAlign w:val="center"/>
+          </w:tcPr>
+          <w:p>
+            <w:pPr>
+              <w:spacing w:after="0"/>
+            </w:pPr>
+            <w:r/>
+            <w:r>
+              <w:rPr>
+                <w:rFonts w:ascii="Microsoft YaHei" w:hAnsi="Microsoft YaHei" w:eastAsia="Microsoft YaHei" w:cs="Microsoft YaHei"/>
+                <w:b w:val="0"/>
+                <w:sz w:val="21"/>
+              </w:rPr>
+              <w:t>标签编号</w:t>
+            </w:r>
+          </w:p>
+        </w:tc>
+        <w:tc>
+          <w:tcPr>
+            <w:tcW w:type="dxa" w:w="7143"/>
+            <w:vAlign w:val="center"/>
+          </w:tcPr>
+          <w:p>
+            <w:pPr>
+              <w:spacing w:after="0"/>
+            </w:pPr>
+            <w:r/>
+            <w:r>
+              <w:rPr>
+                <w:rFonts w:ascii="Microsoft YaHei" w:hAnsi="Microsoft YaHei" w:eastAsia="Microsoft YaHei" w:cs="Microsoft YaHei"/>
+                <w:b w:val="0"/>
+                <w:sz w:val="21"/>
+              </w:rPr>
+              <w:t>最小追溯主键，格式为 L + 6 位数字，例如 L000123。</w:t>
+            </w:r>
+          </w:p>
+        </w:tc>
+      </w:tr>
+      <w:tr>
+        <w:tc>
+          <w:tcPr>
+            <w:tcW w:type="dxa" w:w="2041"/>
+            <w:vAlign w:val="center"/>
+          </w:tcPr>
+          <w:p>
+            <w:pPr>
+              <w:spacing w:after="0"/>
+            </w:pPr>
+            <w:r/>
+            <w:r>
+              <w:rPr>
+                <w:rFonts w:ascii="Microsoft YaHei" w:hAnsi="Microsoft YaHei" w:eastAsia="Microsoft YaHei" w:cs="Microsoft YaHei"/>
+                <w:b w:val="0"/>
+                <w:sz w:val="21"/>
+              </w:rPr>
+              <w:t>默认单位</w:t>
+            </w:r>
+          </w:p>
+        </w:tc>
+        <w:tc>
+          <w:tcPr>
+            <w:tcW w:type="dxa" w:w="7143"/>
+            <w:vAlign w:val="center"/>
+          </w:tcPr>
+          <w:p>
+            <w:pPr>
+              <w:spacing w:after="0"/>
+            </w:pPr>
+            <w:r/>
+            <w:r>
+              <w:rPr>
+                <w:rFonts w:ascii="Microsoft YaHei" w:hAnsi="Microsoft YaHei" w:eastAsia="Microsoft YaHei" w:cs="Microsoft YaHei"/>
+                <w:b w:val="0"/>
+                <w:sz w:val="21"/>
+              </w:rPr>
+              <w:t>属于物料主数据。已存在主数据的入库场景自动跟随，不在现场随意切换。</w:t>
+            </w:r>
+          </w:p>
+        </w:tc>
+      </w:tr>
+      <w:tr>
+        <w:tc>
+          <w:tcPr>
+            <w:tcW w:type="dxa" w:w="2041"/>
+            <w:vAlign w:val="center"/>
+          </w:tcPr>
+          <w:p>
+            <w:pPr>
+              <w:spacing w:after="0"/>
+            </w:pPr>
+            <w:r/>
+            <w:r>
+              <w:rPr>
+                <w:rFonts w:ascii="Microsoft YaHei" w:hAnsi="Microsoft YaHei" w:eastAsia="Microsoft YaHei" w:cs="Microsoft YaHei"/>
+                <w:b w:val="0"/>
+                <w:sz w:val="21"/>
+              </w:rPr>
+              <w:t>本批次实际幅宽</w:t>
+            </w:r>
+          </w:p>
+        </w:tc>
+        <w:tc>
+          <w:tcPr>
+            <w:tcW w:type="dxa" w:w="7143"/>
+            <w:vAlign w:val="center"/>
+          </w:tcPr>
+          <w:p>
+            <w:pPr>
+              <w:spacing w:after="0"/>
+            </w:pPr>
+            <w:r/>
+            <w:r>
+              <w:rPr>
+                <w:rFonts w:ascii="Microsoft YaHei" w:hAnsi="Microsoft YaHei" w:eastAsia="Microsoft YaHei" w:cs="Microsoft YaHei"/>
+                <w:b w:val="0"/>
+                <w:sz w:val="21"/>
+              </w:rPr>
+              <w:t>膜材当前批次实际使用的幅宽，优先影响当前批次或当前标签的显示与数量换算。</w:t>
+            </w:r>
+          </w:p>
+        </w:tc>
+      </w:tr>
+      <w:tr>
+        <w:tc>
+          <w:tcPr>
+            <w:tcW w:type="dxa" w:w="2041"/>
+            <w:vAlign w:val="center"/>
+          </w:tcPr>
+          <w:p>
+            <w:pPr>
+              <w:spacing w:after="0"/>
+            </w:pPr>
+            <w:r/>
+            <w:r>
+              <w:rPr>
+                <w:rFonts w:ascii="Microsoft YaHei" w:hAnsi="Microsoft YaHei" w:eastAsia="Microsoft YaHei" w:cs="Microsoft YaHei"/>
+                <w:b w:val="0"/>
+                <w:sz w:val="21"/>
+              </w:rPr>
+              <w:t>过期日期 / 长期有效</w:t>
+            </w:r>
+          </w:p>
+        </w:tc>
+        <w:tc>
+          <w:tcPr>
+            <w:tcW w:type="dxa" w:w="7143"/>
+            <w:vAlign w:val="center"/>
+          </w:tcPr>
+          <w:p>
+            <w:pPr>
+              <w:spacing w:after="0"/>
+            </w:pPr>
+            <w:r/>
+            <w:r>
+              <w:rPr>
+                <w:rFonts w:ascii="Microsoft YaHei" w:hAnsi="Microsoft YaHei" w:eastAsia="Microsoft YaHei" w:cs="Microsoft YaHei"/>
+                <w:b w:val="0"/>
+                <w:sz w:val="21"/>
+              </w:rPr>
+              <w:t>入库时二选一；已知物料的单条入库、批量扫码入库和模板导入均按同一规则处理。</w:t>
+            </w:r>
+          </w:p>
+        </w:tc>
+      </w:tr>
+    </w:tbl>
+    <w:p/>
+    <w:p>
+      <w:pPr>
+        <w:pStyle w:val="Heading1"/>
+        <w:spacing w:before="120" w:after="80"/>
+      </w:pPr>
+      <w:r>
+        <w:rPr>
+          <w:rFonts w:ascii="Microsoft YaHei" w:hAnsi="Microsoft YaHei" w:eastAsia="Microsoft YaHei" w:cs="Microsoft YaHei"/>
+          <w:b/>
+          <w:sz w:val="30"/>
+        </w:rPr>
+        <w:t>3. 账号、状态与角色</w:t>
+      </w:r>
+    </w:p>
+    <w:p>
+      <w:pPr>
+        <w:spacing w:after="60"/>
+      </w:pPr>
+      <w:r>
+        <w:rPr>
+          <w:rFonts w:ascii="Microsoft YaHei" w:hAnsi="Microsoft YaHei" w:eastAsia="Microsoft YaHei" w:cs="Microsoft YaHei"/>
+          <w:sz w:val="21"/>
+        </w:rPr>
+        <w:t>系统按微信身份识别，不是账号密码登录。首次进入后，用户会先进入审批状态流转，再根据角色看到不同能力。</w:t>
+      </w:r>
+    </w:p>
+    <w:tbl>
+      <w:tblPr>
+        <w:tblStyle w:val="TableGrid"/>
+        <w:tblW w:type="auto" w:w="0"/>
+        <w:jc w:val="center"/>
+        <w:tblLook w:firstColumn="1" w:firstRow="1" w:lastColumn="0" w:lastRow="0" w:noHBand="0" w:noVBand="1" w:val="04A0"/>
+      </w:tblPr>
+      <w:tblGrid>
+        <w:gridCol w:w="4649"/>
+        <w:gridCol w:w="4649"/>
+      </w:tblGrid>
+      <w:tr>
+        <w:tc>
+          <w:tcPr>
+            <w:tcW w:type="dxa" w:w="2041"/>
+            <w:vAlign w:val="center"/>
+            <w:shd w:fill="EAF0FF"/>
+          </w:tcPr>
+          <w:p>
+            <w:pPr>
+              <w:spacing w:after="0"/>
+            </w:pPr>
+            <w:r/>
+            <w:r>
+              <w:rPr>
+                <w:rFonts w:ascii="Microsoft YaHei" w:hAnsi="Microsoft YaHei" w:eastAsia="Microsoft YaHei" w:cs="Microsoft YaHei"/>
+                <w:b/>
+                <w:sz w:val="21"/>
+              </w:rPr>
+              <w:t>账号状态</w:t>
+            </w:r>
+          </w:p>
+        </w:tc>
+        <w:tc>
+          <w:tcPr>
+            <w:tcW w:type="dxa" w:w="7143"/>
+            <w:vAlign w:val="center"/>
+            <w:shd w:fill="EAF0FF"/>
+          </w:tcPr>
+          <w:p>
+            <w:pPr>
+              <w:spacing w:after="0"/>
+            </w:pPr>
+            <w:r/>
+            <w:r>
+              <w:rPr>
+                <w:rFonts w:ascii="Microsoft YaHei" w:hAnsi="Microsoft YaHei" w:eastAsia="Microsoft YaHei" w:cs="Microsoft YaHei"/>
+                <w:b/>
+                <w:sz w:val="21"/>
               </w:rPr>
               <w:t>说明</w:t>
             </w:r>
@@ -402,71 +548,41 @@
       <w:tr>
         <w:tc>
           <w:tcPr>
-            <w:tcW w:type="dxa" w:w="1814"/>
+            <w:tcW w:type="dxa" w:w="2041"/>
             <w:vAlign w:val="center"/>
-            <w:shd w:fill="FBFCFE"/>
-            <w:tcBorders>
-              <w:top w:val="single" w:sz="8" w:space="0" w:color="D6E0EC"/>
-              <w:left w:val="single" w:sz="8" w:space="0" w:color="D6E0EC"/>
-              <w:bottom w:val="single" w:sz="8" w:space="0" w:color="D6E0EC"/>
-              <w:right w:val="single" w:sz="8" w:space="0" w:color="D6E0EC"/>
-            </w:tcBorders>
-            <w:tcMar>
-              <w:top w:w="75" w:type="dxa"/>
-              <w:left w:w="90" w:type="dxa"/>
-              <w:bottom w:w="75" w:type="dxa"/>
-              <w:right w:w="90" w:type="dxa"/>
-            </w:tcMar>
           </w:tcPr>
           <w:p>
             <w:pPr>
-              <w:spacing w:before="0" w:after="0"/>
-              <w:jc w:val="left"/>
+              <w:spacing w:after="0"/>
             </w:pPr>
+            <w:r/>
             <w:r>
               <w:rPr>
-                <w:rFonts w:ascii="Microsoft YaHei" w:hAnsi="Microsoft YaHei" w:eastAsia="Microsoft YaHei"/>
+                <w:rFonts w:ascii="Microsoft YaHei" w:hAnsi="Microsoft YaHei" w:eastAsia="Microsoft YaHei" w:cs="Microsoft YaHei"/>
                 <w:b w:val="0"/>
-                <w:i w:val="0"/>
-                <w:color w:val="2B2F36"/>
-                <w:sz w:val="20"/>
+                <w:sz w:val="21"/>
               </w:rPr>
-              <w:t>产品代码</w:t>
+              <w:t>pending</w:t>
             </w:r>
           </w:p>
         </w:tc>
         <w:tc>
           <w:tcPr>
-            <w:tcW w:type="dxa" w:w="6690"/>
+            <w:tcW w:type="dxa" w:w="7143"/>
             <w:vAlign w:val="center"/>
-            <w:shd w:fill="FBFCFE"/>
-            <w:tcBorders>
-              <w:top w:val="single" w:sz="8" w:space="0" w:color="D6E0EC"/>
-              <w:left w:val="single" w:sz="8" w:space="0" w:color="D6E0EC"/>
-              <w:bottom w:val="single" w:sz="8" w:space="0" w:color="D6E0EC"/>
-              <w:right w:val="single" w:sz="8" w:space="0" w:color="D6E0EC"/>
-            </w:tcBorders>
-            <w:tcMar>
-              <w:top w:w="75" w:type="dxa"/>
-              <w:left w:w="90" w:type="dxa"/>
-              <w:bottom w:w="75" w:type="dxa"/>
-              <w:right w:w="90" w:type="dxa"/>
-            </w:tcMar>
           </w:tcPr>
           <w:p>
             <w:pPr>
-              <w:spacing w:before="0" w:after="0"/>
-              <w:jc w:val="left"/>
+              <w:spacing w:after="0"/>
             </w:pPr>
+            <w:r/>
             <w:r>
               <w:rPr>
-                <w:rFonts w:ascii="Microsoft YaHei" w:hAnsi="Microsoft YaHei" w:eastAsia="Microsoft YaHei"/>
+                <w:rFonts w:ascii="Microsoft YaHei" w:hAnsi="Microsoft YaHei" w:eastAsia="Microsoft YaHei" w:cs="Microsoft YaHei"/>
                 <w:b w:val="0"/>
-                <w:i w:val="0"/>
-                <w:color w:val="2B2F36"/>
-                <w:sz w:val="20"/>
+                <w:sz w:val="21"/>
               </w:rPr>
-              <w:t>系统内统一识别某种物料的标准编码，如 J-001、M-001。</w:t>
+              <w:t>待审批。可看到等待处理页面，不能进入正式首页。</w:t>
             </w:r>
           </w:p>
         </w:tc>
@@ -474,69 +590,41 @@
       <w:tr>
         <w:tc>
           <w:tcPr>
-            <w:tcW w:type="dxa" w:w="1814"/>
+            <w:tcW w:type="dxa" w:w="2041"/>
             <w:vAlign w:val="center"/>
-            <w:tcBorders>
-              <w:top w:val="single" w:sz="8" w:space="0" w:color="D6E0EC"/>
-              <w:left w:val="single" w:sz="8" w:space="0" w:color="D6E0EC"/>
-              <w:bottom w:val="single" w:sz="8" w:space="0" w:color="D6E0EC"/>
-              <w:right w:val="single" w:sz="8" w:space="0" w:color="D6E0EC"/>
-            </w:tcBorders>
-            <w:tcMar>
-              <w:top w:w="75" w:type="dxa"/>
-              <w:left w:w="90" w:type="dxa"/>
-              <w:bottom w:w="75" w:type="dxa"/>
-              <w:right w:w="90" w:type="dxa"/>
-            </w:tcMar>
           </w:tcPr>
           <w:p>
             <w:pPr>
-              <w:spacing w:before="0" w:after="0"/>
-              <w:jc w:val="left"/>
+              <w:spacing w:after="0"/>
             </w:pPr>
+            <w:r/>
             <w:r>
               <w:rPr>
-                <w:rFonts w:ascii="Microsoft YaHei" w:hAnsi="Microsoft YaHei" w:eastAsia="Microsoft YaHei"/>
+                <w:rFonts w:ascii="Microsoft YaHei" w:hAnsi="Microsoft YaHei" w:eastAsia="Microsoft YaHei" w:cs="Microsoft YaHei"/>
                 <w:b w:val="0"/>
-                <w:i w:val="0"/>
-                <w:color w:val="2B2F36"/>
-                <w:sz w:val="20"/>
+                <w:sz w:val="21"/>
               </w:rPr>
-              <w:t>物料名称</w:t>
+              <w:t>rejected</w:t>
             </w:r>
           </w:p>
         </w:tc>
         <w:tc>
           <w:tcPr>
-            <w:tcW w:type="dxa" w:w="6690"/>
+            <w:tcW w:type="dxa" w:w="7143"/>
             <w:vAlign w:val="center"/>
-            <w:tcBorders>
-              <w:top w:val="single" w:sz="8" w:space="0" w:color="D6E0EC"/>
-              <w:left w:val="single" w:sz="8" w:space="0" w:color="D6E0EC"/>
-              <w:bottom w:val="single" w:sz="8" w:space="0" w:color="D6E0EC"/>
-              <w:right w:val="single" w:sz="8" w:space="0" w:color="D6E0EC"/>
-            </w:tcBorders>
-            <w:tcMar>
-              <w:top w:w="75" w:type="dxa"/>
-              <w:left w:w="90" w:type="dxa"/>
-              <w:bottom w:w="75" w:type="dxa"/>
-              <w:right w:w="90" w:type="dxa"/>
-            </w:tcMar>
           </w:tcPr>
           <w:p>
             <w:pPr>
-              <w:spacing w:before="0" w:after="0"/>
-              <w:jc w:val="left"/>
+              <w:spacing w:after="0"/>
             </w:pPr>
+            <w:r/>
             <w:r>
               <w:rPr>
-                <w:rFonts w:ascii="Microsoft YaHei" w:hAnsi="Microsoft YaHei" w:eastAsia="Microsoft YaHei"/>
+                <w:rFonts w:ascii="Microsoft YaHei" w:hAnsi="Microsoft YaHei" w:eastAsia="Microsoft YaHei" w:cs="Microsoft YaHei"/>
                 <w:b w:val="0"/>
-                <w:i w:val="0"/>
-                <w:color w:val="2B2F36"/>
-                <w:sz w:val="20"/>
+                <w:sz w:val="21"/>
               </w:rPr>
-              <w:t>物料正式名称，用于展示、检索和建档。</w:t>
+              <w:t>已驳回。可查看驳回原因，补充资料后重新提交。</w:t>
             </w:r>
           </w:p>
         </w:tc>
@@ -544,71 +632,98 @@
       <w:tr>
         <w:tc>
           <w:tcPr>
-            <w:tcW w:type="dxa" w:w="1814"/>
+            <w:tcW w:type="dxa" w:w="2041"/>
             <w:vAlign w:val="center"/>
-            <w:shd w:fill="FBFCFE"/>
-            <w:tcBorders>
-              <w:top w:val="single" w:sz="8" w:space="0" w:color="D6E0EC"/>
-              <w:left w:val="single" w:sz="8" w:space="0" w:color="D6E0EC"/>
-              <w:bottom w:val="single" w:sz="8" w:space="0" w:color="D6E0EC"/>
-              <w:right w:val="single" w:sz="8" w:space="0" w:color="D6E0EC"/>
-            </w:tcBorders>
-            <w:tcMar>
-              <w:top w:w="75" w:type="dxa"/>
-              <w:left w:w="90" w:type="dxa"/>
-              <w:bottom w:w="75" w:type="dxa"/>
-              <w:right w:w="90" w:type="dxa"/>
-            </w:tcMar>
           </w:tcPr>
           <w:p>
             <w:pPr>
-              <w:spacing w:before="0" w:after="0"/>
-              <w:jc w:val="left"/>
+              <w:spacing w:after="0"/>
             </w:pPr>
+            <w:r/>
             <w:r>
               <w:rPr>
-                <w:rFonts w:ascii="Microsoft YaHei" w:hAnsi="Microsoft YaHei" w:eastAsia="Microsoft YaHei"/>
+                <w:rFonts w:ascii="Microsoft YaHei" w:hAnsi="Microsoft YaHei" w:eastAsia="Microsoft YaHei" w:cs="Microsoft YaHei"/>
                 <w:b w:val="0"/>
-                <w:i w:val="0"/>
-                <w:color w:val="2B2F36"/>
-                <w:sz w:val="20"/>
+                <w:sz w:val="21"/>
               </w:rPr>
-              <w:t>标签编号</w:t>
+              <w:t>active</w:t>
             </w:r>
           </w:p>
         </w:tc>
         <w:tc>
           <w:tcPr>
-            <w:tcW w:type="dxa" w:w="6690"/>
+            <w:tcW w:type="dxa" w:w="7143"/>
             <w:vAlign w:val="center"/>
-            <w:shd w:fill="FBFCFE"/>
-            <w:tcBorders>
-              <w:top w:val="single" w:sz="8" w:space="0" w:color="D6E0EC"/>
-              <w:left w:val="single" w:sz="8" w:space="0" w:color="D6E0EC"/>
-              <w:bottom w:val="single" w:sz="8" w:space="0" w:color="D6E0EC"/>
-              <w:right w:val="single" w:sz="8" w:space="0" w:color="D6E0EC"/>
-            </w:tcBorders>
-            <w:tcMar>
-              <w:top w:w="75" w:type="dxa"/>
-              <w:left w:w="90" w:type="dxa"/>
-              <w:bottom w:w="75" w:type="dxa"/>
-              <w:right w:w="90" w:type="dxa"/>
-            </w:tcMar>
           </w:tcPr>
           <w:p>
             <w:pPr>
-              <w:spacing w:before="0" w:after="0"/>
-              <w:jc w:val="left"/>
+              <w:spacing w:after="0"/>
             </w:pPr>
+            <w:r/>
             <w:r>
               <w:rPr>
-                <w:rFonts w:ascii="Microsoft YaHei" w:hAnsi="Microsoft YaHei" w:eastAsia="Microsoft YaHei"/>
+                <w:rFonts w:ascii="Microsoft YaHei" w:hAnsi="Microsoft YaHei" w:eastAsia="Microsoft YaHei" w:cs="Microsoft YaHei"/>
                 <w:b w:val="0"/>
-                <w:i w:val="0"/>
-                <w:color w:val="2B2F36"/>
-                <w:sz w:val="20"/>
+                <w:sz w:val="21"/>
               </w:rPr>
-              <w:t>单条在库标签的唯一编号，如 L000101。</w:t>
+              <w:t>已激活。可进入正式首页，并按自己的角色使用对应功能。</w:t>
+            </w:r>
+          </w:p>
+        </w:tc>
+      </w:tr>
+    </w:tbl>
+    <w:p/>
+    <w:tbl>
+      <w:tblPr>
+        <w:tblStyle w:val="TableGrid"/>
+        <w:tblW w:type="auto" w:w="0"/>
+        <w:jc w:val="center"/>
+        <w:tblLook w:firstColumn="1" w:firstRow="1" w:lastColumn="0" w:lastRow="0" w:noHBand="0" w:noVBand="1" w:val="04A0"/>
+      </w:tblPr>
+      <w:tblGrid>
+        <w:gridCol w:w="4649"/>
+        <w:gridCol w:w="4649"/>
+      </w:tblGrid>
+      <w:tr>
+        <w:tc>
+          <w:tcPr>
+            <w:tcW w:type="dxa" w:w="2041"/>
+            <w:vAlign w:val="center"/>
+            <w:shd w:fill="EAF0FF"/>
+          </w:tcPr>
+          <w:p>
+            <w:pPr>
+              <w:spacing w:after="0"/>
+            </w:pPr>
+            <w:r/>
+            <w:r>
+              <w:rPr>
+                <w:rFonts w:ascii="Microsoft YaHei" w:hAnsi="Microsoft YaHei" w:eastAsia="Microsoft YaHei" w:cs="Microsoft YaHei"/>
+                <w:b/>
+                <w:sz w:val="21"/>
+              </w:rPr>
+              <w:t>角色</w:t>
+            </w:r>
+          </w:p>
+        </w:tc>
+        <w:tc>
+          <w:tcPr>
+            <w:tcW w:type="dxa" w:w="7143"/>
+            <w:vAlign w:val="center"/>
+            <w:shd w:fill="EAF0FF"/>
+          </w:tcPr>
+          <w:p>
+            <w:pPr>
+              <w:spacing w:after="0"/>
+            </w:pPr>
+            <w:r/>
+            <w:r>
+              <w:rPr>
+                <w:rFonts w:ascii="Microsoft YaHei" w:hAnsi="Microsoft YaHei" w:eastAsia="Microsoft YaHei" w:cs="Microsoft YaHei"/>
+                <w:b/>
+                <w:sz w:val="21"/>
+              </w:rPr>
+              <w:t>当前能力范围</w:t>
             </w:r>
           </w:p>
         </w:tc>
@@ -616,69 +731,41 @@
       <w:tr>
         <w:tc>
           <w:tcPr>
-            <w:tcW w:type="dxa" w:w="1814"/>
+            <w:tcW w:type="dxa" w:w="2041"/>
             <w:vAlign w:val="center"/>
-            <w:tcBorders>
-              <w:top w:val="single" w:sz="8" w:space="0" w:color="D6E0EC"/>
-              <w:left w:val="single" w:sz="8" w:space="0" w:color="D6E0EC"/>
-              <w:bottom w:val="single" w:sz="8" w:space="0" w:color="D6E0EC"/>
-              <w:right w:val="single" w:sz="8" w:space="0" w:color="D6E0EC"/>
-            </w:tcBorders>
-            <w:tcMar>
-              <w:top w:w="75" w:type="dxa"/>
-              <w:left w:w="90" w:type="dxa"/>
-              <w:bottom w:w="75" w:type="dxa"/>
-              <w:right w:w="90" w:type="dxa"/>
-            </w:tcMar>
           </w:tcPr>
           <w:p>
             <w:pPr>
-              <w:spacing w:before="0" w:after="0"/>
-              <w:jc w:val="left"/>
+              <w:spacing w:after="0"/>
             </w:pPr>
+            <w:r/>
             <w:r>
               <w:rPr>
-                <w:rFonts w:ascii="Microsoft YaHei" w:hAnsi="Microsoft YaHei" w:eastAsia="Microsoft YaHei"/>
+                <w:rFonts w:ascii="Microsoft YaHei" w:hAnsi="Microsoft YaHei" w:eastAsia="Microsoft YaHei" w:cs="Microsoft YaHei"/>
                 <w:b w:val="0"/>
-                <w:i w:val="0"/>
-                <w:color w:val="2B2F36"/>
-                <w:sz w:val="20"/>
+                <w:sz w:val="21"/>
               </w:rPr>
-              <w:t>默认单位</w:t>
+              <w:t>普通用户 user</w:t>
             </w:r>
           </w:p>
         </w:tc>
         <w:tc>
           <w:tcPr>
-            <w:tcW w:type="dxa" w:w="6690"/>
+            <w:tcW w:type="dxa" w:w="7143"/>
             <w:vAlign w:val="center"/>
-            <w:tcBorders>
-              <w:top w:val="single" w:sz="8" w:space="0" w:color="D6E0EC"/>
-              <w:left w:val="single" w:sz="8" w:space="0" w:color="D6E0EC"/>
-              <w:bottom w:val="single" w:sz="8" w:space="0" w:color="D6E0EC"/>
-              <w:right w:val="single" w:sz="8" w:space="0" w:color="D6E0EC"/>
-            </w:tcBorders>
-            <w:tcMar>
-              <w:top w:w="75" w:type="dxa"/>
-              <w:left w:w="90" w:type="dxa"/>
-              <w:bottom w:w="75" w:type="dxa"/>
-              <w:right w:w="90" w:type="dxa"/>
-            </w:tcMar>
           </w:tcPr>
           <w:p>
             <w:pPr>
-              <w:spacing w:before="0" w:after="0"/>
-              <w:jc w:val="left"/>
+              <w:spacing w:after="0"/>
             </w:pPr>
+            <w:r/>
             <w:r>
               <w:rPr>
-                <w:rFonts w:ascii="Microsoft YaHei" w:hAnsi="Microsoft YaHei" w:eastAsia="Microsoft YaHei"/>
+                <w:rFonts w:ascii="Microsoft YaHei" w:hAnsi="Microsoft YaHei" w:eastAsia="Microsoft YaHei" w:cs="Microsoft YaHei"/>
                 <w:b w:val="0"/>
-                <w:i w:val="0"/>
-                <w:color w:val="2B2F36"/>
-                <w:sz w:val="20"/>
+                <w:sz w:val="21"/>
               </w:rPr>
-              <w:t>物料主数据默认展示单位，如 kg、m、m²。</w:t>
+              <w:t>可入库、领料、查库存、看操作日志、标签导出、提交建档申请。</w:t>
             </w:r>
           </w:p>
         </w:tc>
@@ -686,71 +773,41 @@
       <w:tr>
         <w:tc>
           <w:tcPr>
-            <w:tcW w:type="dxa" w:w="1814"/>
+            <w:tcW w:type="dxa" w:w="2041"/>
             <w:vAlign w:val="center"/>
-            <w:shd w:fill="FBFCFE"/>
-            <w:tcBorders>
-              <w:top w:val="single" w:sz="8" w:space="0" w:color="D6E0EC"/>
-              <w:left w:val="single" w:sz="8" w:space="0" w:color="D6E0EC"/>
-              <w:bottom w:val="single" w:sz="8" w:space="0" w:color="D6E0EC"/>
-              <w:right w:val="single" w:sz="8" w:space="0" w:color="D6E0EC"/>
-            </w:tcBorders>
-            <w:tcMar>
-              <w:top w:w="75" w:type="dxa"/>
-              <w:left w:w="90" w:type="dxa"/>
-              <w:bottom w:w="75" w:type="dxa"/>
-              <w:right w:w="90" w:type="dxa"/>
-            </w:tcMar>
           </w:tcPr>
           <w:p>
             <w:pPr>
-              <w:spacing w:before="0" w:after="0"/>
-              <w:jc w:val="left"/>
+              <w:spacing w:after="0"/>
             </w:pPr>
+            <w:r/>
             <w:r>
               <w:rPr>
-                <w:rFonts w:ascii="Microsoft YaHei" w:hAnsi="Microsoft YaHei" w:eastAsia="Microsoft YaHei"/>
+                <w:rFonts w:ascii="Microsoft YaHei" w:hAnsi="Microsoft YaHei" w:eastAsia="Microsoft YaHei" w:cs="Microsoft YaHei"/>
                 <w:b w:val="0"/>
-                <w:i w:val="0"/>
-                <w:color w:val="2B2F36"/>
-                <w:sz w:val="20"/>
+                <w:sz w:val="21"/>
               </w:rPr>
-              <w:t>幅宽</w:t>
+              <w:t>管理员 admin</w:t>
             </w:r>
           </w:p>
         </w:tc>
         <w:tc>
           <w:tcPr>
-            <w:tcW w:type="dxa" w:w="6690"/>
+            <w:tcW w:type="dxa" w:w="7143"/>
             <w:vAlign w:val="center"/>
-            <w:shd w:fill="FBFCFE"/>
-            <w:tcBorders>
-              <w:top w:val="single" w:sz="8" w:space="0" w:color="D6E0EC"/>
-              <w:left w:val="single" w:sz="8" w:space="0" w:color="D6E0EC"/>
-              <w:bottom w:val="single" w:sz="8" w:space="0" w:color="D6E0EC"/>
-              <w:right w:val="single" w:sz="8" w:space="0" w:color="D6E0EC"/>
-            </w:tcBorders>
-            <w:tcMar>
-              <w:top w:w="75" w:type="dxa"/>
-              <w:left w:w="90" w:type="dxa"/>
-              <w:bottom w:w="75" w:type="dxa"/>
-              <w:right w:w="90" w:type="dxa"/>
-            </w:tcMar>
           </w:tcPr>
           <w:p>
             <w:pPr>
-              <w:spacing w:before="0" w:after="0"/>
-              <w:jc w:val="left"/>
+              <w:spacing w:after="0"/>
             </w:pPr>
+            <w:r/>
             <w:r>
               <w:rPr>
-                <w:rFonts w:ascii="Microsoft YaHei" w:hAnsi="Microsoft YaHei" w:eastAsia="Microsoft YaHei"/>
+                <w:rFonts w:ascii="Microsoft YaHei" w:hAnsi="Microsoft YaHei" w:eastAsia="Microsoft YaHei" w:cs="Microsoft YaHei"/>
                 <w:b w:val="0"/>
-                <w:i w:val="0"/>
-                <w:color w:val="2B2F36"/>
-                <w:sz w:val="20"/>
+                <w:sz w:val="21"/>
               </w:rPr>
-              <w:t>膜材相关宽度口径；详情页显示当前标签幅宽，主数据页面显示默认幅宽。</w:t>
+              <w:t>在普通用户基础上，可审批、维护主数据、导入主数据、管理库区与子类别、查看审计日志。</w:t>
             </w:r>
           </w:p>
         </w:tc>
@@ -758,69 +815,1236 @@
       <w:tr>
         <w:tc>
           <w:tcPr>
-            <w:tcW w:type="dxa" w:w="1814"/>
+            <w:tcW w:type="dxa" w:w="2041"/>
             <w:vAlign w:val="center"/>
-            <w:tcBorders>
-              <w:top w:val="single" w:sz="8" w:space="0" w:color="D6E0EC"/>
-              <w:left w:val="single" w:sz="8" w:space="0" w:color="D6E0EC"/>
-              <w:bottom w:val="single" w:sz="8" w:space="0" w:color="D6E0EC"/>
-              <w:right w:val="single" w:sz="8" w:space="0" w:color="D6E0EC"/>
-            </w:tcBorders>
-            <w:tcMar>
-              <w:top w:w="75" w:type="dxa"/>
-              <w:left w:w="90" w:type="dxa"/>
-              <w:bottom w:w="75" w:type="dxa"/>
-              <w:right w:w="90" w:type="dxa"/>
-            </w:tcMar>
           </w:tcPr>
           <w:p>
             <w:pPr>
-              <w:spacing w:before="0" w:after="0"/>
-              <w:jc w:val="left"/>
+              <w:spacing w:after="0"/>
             </w:pPr>
+            <w:r/>
             <w:r>
               <w:rPr>
-                <w:rFonts w:ascii="Microsoft YaHei" w:hAnsi="Microsoft YaHei" w:eastAsia="Microsoft YaHei"/>
+                <w:rFonts w:ascii="Microsoft YaHei" w:hAnsi="Microsoft YaHei" w:eastAsia="Microsoft YaHei" w:cs="Microsoft YaHei"/>
                 <w:b w:val="0"/>
-                <w:i w:val="0"/>
-                <w:color w:val="2B2F36"/>
-                <w:sz w:val="20"/>
+                <w:sz w:val="21"/>
               </w:rPr>
-              <w:t>主数据</w:t>
+              <w:t>超级管理员 super_admin</w:t>
             </w:r>
           </w:p>
         </w:tc>
         <w:tc>
           <w:tcPr>
-            <w:tcW w:type="dxa" w:w="6690"/>
+            <w:tcW w:type="dxa" w:w="7143"/>
             <w:vAlign w:val="center"/>
-            <w:tcBorders>
-              <w:top w:val="single" w:sz="8" w:space="0" w:color="D6E0EC"/>
-              <w:left w:val="single" w:sz="8" w:space="0" w:color="D6E0EC"/>
-              <w:bottom w:val="single" w:sz="8" w:space="0" w:color="D6E0EC"/>
-              <w:right w:val="single" w:sz="8" w:space="0" w:color="D6E0EC"/>
-            </w:tcBorders>
-            <w:tcMar>
-              <w:top w:w="75" w:type="dxa"/>
-              <w:left w:w="90" w:type="dxa"/>
-              <w:bottom w:w="75" w:type="dxa"/>
-              <w:right w:w="90" w:type="dxa"/>
-            </w:tcMar>
           </w:tcPr>
           <w:p>
             <w:pPr>
-              <w:spacing w:before="0" w:after="0"/>
-              <w:jc w:val="left"/>
+              <w:spacing w:after="0"/>
             </w:pPr>
+            <w:r/>
             <w:r>
               <w:rPr>
-                <w:rFonts w:ascii="Microsoft YaHei" w:hAnsi="Microsoft YaHei" w:eastAsia="Microsoft YaHei"/>
+                <w:rFonts w:ascii="Microsoft YaHei" w:hAnsi="Microsoft YaHei" w:eastAsia="Microsoft YaHei" w:cs="Microsoft YaHei"/>
                 <w:b w:val="0"/>
-                <w:i w:val="0"/>
-                <w:color w:val="2B2F36"/>
-                <w:sz w:val="20"/>
+                <w:sz w:val="21"/>
               </w:rPr>
-              <w:t>物料标准信息，如名称、类别、子类别、供应商、默认单位等。</w:t>
+              <w:t>在管理员基础上，可进入“人员与权限”执行角色调整。</w:t>
+            </w:r>
+          </w:p>
+        </w:tc>
+      </w:tr>
+    </w:tbl>
+    <w:p/>
+    <w:p>
+      <w:pPr>
+        <w:pStyle w:val="Heading1"/>
+        <w:spacing w:before="120" w:after="80"/>
+      </w:pPr>
+      <w:r>
+        <w:rPr>
+          <w:rFonts w:ascii="Microsoft YaHei" w:hAnsi="Microsoft YaHei" w:eastAsia="Microsoft YaHei" w:cs="Microsoft YaHei"/>
+          <w:b/>
+          <w:sz w:val="30"/>
+        </w:rPr>
+        <w:t>4. 普通用户使用说明</w:t>
+      </w:r>
+    </w:p>
+    <w:p>
+      <w:pPr>
+        <w:pStyle w:val="Heading2"/>
+        <w:spacing w:before="120" w:after="80"/>
+      </w:pPr>
+      <w:r>
+        <w:rPr>
+          <w:rFonts w:ascii="Microsoft YaHei" w:hAnsi="Microsoft YaHei" w:eastAsia="Microsoft YaHei" w:cs="Microsoft YaHei"/>
+          <w:b/>
+          <w:sz w:val="25"/>
+        </w:rPr>
+        <w:t>4.1 首页</w:t>
+      </w:r>
+    </w:p>
+    <w:p>
+      <w:pPr>
+        <w:spacing w:after="60"/>
+      </w:pPr>
+      <w:r>
+        <w:rPr>
+          <w:rFonts w:ascii="Microsoft YaHei" w:hAnsi="Microsoft YaHei" w:eastAsia="Microsoft YaHei" w:cs="Microsoft YaHei"/>
+          <w:sz w:val="21"/>
+        </w:rPr>
+        <w:t>首页是日常最高频的快捷入口，当前主要包括顶部搜索、智能扫码、快捷领料、实时统计卡和常用功能列表。</w:t>
+      </w:r>
+    </w:p>
+    <w:p>
+      <w:pPr>
+        <w:pStyle w:val="ListBullet"/>
+        <w:spacing w:after="20"/>
+      </w:pPr>
+      <w:r>
+        <w:rPr>
+          <w:rFonts w:ascii="Microsoft YaHei" w:hAnsi="Microsoft YaHei" w:eastAsia="Microsoft YaHei" w:cs="Microsoft YaHei"/>
+          <w:sz w:val="21"/>
+        </w:rPr>
+        <w:t>顶部搜索：支持“产品代码 / 物料名称 / 标签编号 / 批号 / 供应商 / 库位”。输入后会跳转到库存查询页，不在首页自己展示结果列表。</w:t>
+      </w:r>
+    </w:p>
+    <w:p>
+      <w:pPr>
+        <w:pStyle w:val="ListBullet"/>
+        <w:spacing w:after="20"/>
+      </w:pPr>
+      <w:r>
+        <w:rPr>
+          <w:rFonts w:ascii="Microsoft YaHei" w:hAnsi="Microsoft YaHei" w:eastAsia="Microsoft YaHei" w:cs="Microsoft YaHei"/>
+          <w:sz w:val="21"/>
+        </w:rPr>
+        <w:t>智能扫码：适合拿到具体标签后做精确识别，可用于入库、领料和查询。</w:t>
+      </w:r>
+    </w:p>
+    <w:p>
+      <w:pPr>
+        <w:pStyle w:val="ListBullet"/>
+        <w:spacing w:after="20"/>
+      </w:pPr>
+      <w:r>
+        <w:rPr>
+          <w:rFonts w:ascii="Microsoft YaHei" w:hAnsi="Microsoft YaHei" w:eastAsia="Microsoft YaHei" w:cs="Microsoft YaHei"/>
+          <w:sz w:val="21"/>
+        </w:rPr>
+        <w:t>快捷领料：不扫码直接发起领料，目前已经是“按产品代码领料”和“按批次领料”双模式。</w:t>
+      </w:r>
+    </w:p>
+    <w:p>
+      <w:pPr>
+        <w:pStyle w:val="ListBullet"/>
+        <w:spacing w:after="20"/>
+      </w:pPr>
+      <w:r>
+        <w:rPr>
+          <w:rFonts w:ascii="Microsoft YaHei" w:hAnsi="Microsoft YaHei" w:eastAsia="Microsoft YaHei" w:cs="Microsoft YaHei"/>
+          <w:sz w:val="21"/>
+        </w:rPr>
+        <w:t>统计卡：总物料表示当前有在库记录的产品数；预警表示“临期或低库存”的产品并集；今日入库和今日出库对应当天实际记录数。</w:t>
+      </w:r>
+    </w:p>
+    <w:p>
+      <w:pPr>
+        <w:pStyle w:val="ListBullet"/>
+        <w:spacing w:after="20"/>
+      </w:pPr>
+      <w:r>
+        <w:rPr>
+          <w:rFonts w:ascii="Microsoft YaHei" w:hAnsi="Microsoft YaHei" w:eastAsia="Microsoft YaHei" w:cs="Microsoft YaHei"/>
+          <w:sz w:val="21"/>
+        </w:rPr>
+        <w:t>常用功能：普通用户通常可见“新增物料、库存查询、物料查询、标签导出、操作日志”等入口。</w:t>
+      </w:r>
+    </w:p>
+    <w:p>
+      <w:pPr>
+        <w:pStyle w:val="Heading2"/>
+        <w:spacing w:before="120" w:after="80"/>
+      </w:pPr>
+      <w:r>
+        <w:rPr>
+          <w:rFonts w:ascii="Microsoft YaHei" w:hAnsi="Microsoft YaHei" w:eastAsia="Microsoft YaHei" w:cs="Microsoft YaHei"/>
+          <w:b/>
+          <w:sz w:val="25"/>
+        </w:rPr>
+        <w:t>4.2 智能扫码</w:t>
+      </w:r>
+    </w:p>
+    <w:p>
+      <w:pPr>
+        <w:spacing w:after="60"/>
+      </w:pPr>
+      <w:r>
+        <w:rPr>
+          <w:rFonts w:ascii="Microsoft YaHei" w:hAnsi="Microsoft YaHei" w:eastAsia="Microsoft YaHei" w:cs="Microsoft YaHei"/>
+          <w:sz w:val="21"/>
+        </w:rPr>
+        <w:t>智能扫码适合“我手里已经有一个具体标签”的场景。扫码后系统会按标签编号识别并进入对应链路，适用于精确领用、核对标签详情，或把扫码结果带入入库页面。</w:t>
+      </w:r>
+    </w:p>
+    <w:p>
+      <w:pPr>
+        <w:spacing w:after="60"/>
+      </w:pPr>
+      <w:r>
+        <w:rPr>
+          <w:rFonts w:ascii="Microsoft YaHei" w:hAnsi="Microsoft YaHei" w:eastAsia="Microsoft YaHei" w:cs="Microsoft YaHei"/>
+          <w:sz w:val="21"/>
+        </w:rPr>
+        <w:t>它和首页快捷领料的区别是：扫码链路强调单标签精确追溯；快捷领料强调不记具体标签也能快速完成扣账。</w:t>
+      </w:r>
+    </w:p>
+    <w:p>
+      <w:pPr>
+        <w:pStyle w:val="Heading2"/>
+        <w:spacing w:before="120" w:after="80"/>
+      </w:pPr>
+      <w:r>
+        <w:rPr>
+          <w:rFonts w:ascii="Microsoft YaHei" w:hAnsi="Microsoft YaHei" w:eastAsia="Microsoft YaHei" w:cs="Microsoft YaHei"/>
+          <w:b/>
+          <w:sz w:val="25"/>
+        </w:rPr>
+        <w:t>4.3 快捷领料</w:t>
+      </w:r>
+    </w:p>
+    <w:p>
+      <w:pPr>
+        <w:spacing w:after="60"/>
+      </w:pPr>
+      <w:r>
+        <w:rPr>
+          <w:rFonts w:ascii="Microsoft YaHei" w:hAnsi="Microsoft YaHei" w:eastAsia="Microsoft YaHei" w:cs="Microsoft YaHei"/>
+          <w:sz w:val="21"/>
+        </w:rPr>
+        <w:t>首页“快捷领料”当前是单入口双模式，适合日常快速扣账。</w:t>
+      </w:r>
+    </w:p>
+    <w:p>
+      <w:pPr>
+        <w:pStyle w:val="ListBullet"/>
+        <w:spacing w:after="20"/>
+      </w:pPr>
+      <w:r>
+        <w:rPr>
+          <w:rFonts w:ascii="Microsoft YaHei" w:hAnsi="Microsoft YaHei" w:eastAsia="Microsoft YaHei" w:cs="Microsoft YaHei"/>
+          <w:sz w:val="21"/>
+        </w:rPr>
+        <w:t>按产品代码领料：搜索并选择一个产品后，直接进入领料弹窗，不再强制先选批次。弹窗会提示产品总库存、首个推荐批次和首个推荐标签，并注明系统会按 FEFO 自动扣减。</w:t>
+      </w:r>
+    </w:p>
+    <w:p>
+      <w:pPr>
+        <w:pStyle w:val="ListBullet"/>
+        <w:spacing w:after="20"/>
+      </w:pPr>
+      <w:r>
+        <w:rPr>
+          <w:rFonts w:ascii="Microsoft YaHei" w:hAnsi="Microsoft YaHei" w:eastAsia="Microsoft YaHei" w:cs="Microsoft YaHei"/>
+          <w:sz w:val="21"/>
+        </w:rPr>
+        <w:t>按批次领料：先选产品，再进入批次列表，最后进入领料弹窗。系统会在该批次内继续按 FEFO 自动分配。</w:t>
+      </w:r>
+    </w:p>
+    <w:p>
+      <w:pPr>
+        <w:pStyle w:val="ListBullet"/>
+        <w:spacing w:after="20"/>
+      </w:pPr>
+      <w:r>
+        <w:rPr>
+          <w:rFonts w:ascii="Microsoft YaHei" w:hAnsi="Microsoft YaHei" w:eastAsia="Microsoft YaHei" w:cs="Microsoft YaHei"/>
+          <w:sz w:val="21"/>
+        </w:rPr>
+        <w:t>两种模式都只负责“快速完成领料动作”，不承担库存详情浏览职责。</w:t>
+      </w:r>
+    </w:p>
+    <w:p>
+      <w:pPr>
+        <w:spacing w:after="60"/>
+      </w:pPr>
+      <w:r>
+        <w:rPr>
+          <w:rFonts w:ascii="Microsoft YaHei" w:hAnsi="Microsoft YaHei" w:eastAsia="Microsoft YaHei" w:cs="Microsoft YaHei"/>
+          <w:sz w:val="21"/>
+        </w:rPr>
+        <w:t>领用成功后，系统日志仍会逐条记录到实际被扣减的标签，便于后续追溯。</w:t>
+      </w:r>
+    </w:p>
+    <w:p>
+      <w:pPr>
+        <w:pStyle w:val="Heading2"/>
+        <w:spacing w:before="120" w:after="80"/>
+      </w:pPr>
+      <w:r>
+        <w:rPr>
+          <w:rFonts w:ascii="Microsoft YaHei" w:hAnsi="Microsoft YaHei" w:eastAsia="Microsoft YaHei" w:cs="Microsoft YaHei"/>
+          <w:b/>
+          <w:sz w:val="25"/>
+        </w:rPr>
+        <w:t>4.4 新增物料（单条入库）</w:t>
+      </w:r>
+    </w:p>
+    <w:p>
+      <w:pPr>
+        <w:spacing w:after="60"/>
+      </w:pPr>
+      <w:r>
+        <w:rPr>
+          <w:rFonts w:ascii="Microsoft YaHei" w:hAnsi="Microsoft YaHei" w:eastAsia="Microsoft YaHei" w:cs="Microsoft YaHei"/>
+          <w:sz w:val="21"/>
+        </w:rPr>
+        <w:t>“新增物料”页当前包含化材入库和膜材入库两个页签，同时在页顶提供一个独立的“模板导入入库”通用入口。</w:t>
+      </w:r>
+    </w:p>
+    <w:p>
+      <w:pPr>
+        <w:pStyle w:val="ListBullet"/>
+        <w:spacing w:after="20"/>
+      </w:pPr>
+      <w:r>
+        <w:rPr>
+          <w:rFonts w:ascii="Microsoft YaHei" w:hAnsi="Microsoft YaHei" w:eastAsia="Microsoft YaHei" w:cs="Microsoft YaHei"/>
+          <w:sz w:val="21"/>
+        </w:rPr>
+        <w:t>标签编号：必填，格式为 L + 6 位数字。系统会先做格式校验，再校验是否重复。</w:t>
+      </w:r>
+    </w:p>
+    <w:p>
+      <w:pPr>
+        <w:pStyle w:val="ListBullet"/>
+        <w:spacing w:after="20"/>
+      </w:pPr>
+      <w:r>
+        <w:rPr>
+          <w:rFonts w:ascii="Microsoft YaHei" w:hAnsi="Microsoft YaHei" w:eastAsia="Microsoft YaHei" w:cs="Microsoft YaHei"/>
+          <w:sz w:val="21"/>
+        </w:rPr>
+        <w:t>产品代码：输入已存在代码后，系统会自动识别并回填物料名称、子类别等主数据，不需要额外把名称手工再填一遍。</w:t>
+      </w:r>
+    </w:p>
+    <w:p>
+      <w:pPr>
+        <w:pStyle w:val="ListBullet"/>
+        <w:spacing w:after="20"/>
+      </w:pPr>
+      <w:r>
+        <w:rPr>
+          <w:rFonts w:ascii="Microsoft YaHei" w:hAnsi="Microsoft YaHei" w:eastAsia="Microsoft YaHei" w:cs="Microsoft YaHei"/>
+          <w:sz w:val="21"/>
+        </w:rPr>
+        <w:t>默认单位：对已存在主数据的产品，页面会自动读取主数据默认单位并只读展示。当前提示文案已统一为“默认单位自动跟随主数据”。</w:t>
+      </w:r>
+    </w:p>
+    <w:p>
+      <w:pPr>
+        <w:pStyle w:val="ListBullet"/>
+        <w:spacing w:after="20"/>
+      </w:pPr>
+      <w:r>
+        <w:rPr>
+          <w:rFonts w:ascii="Microsoft YaHei" w:hAnsi="Microsoft YaHei" w:eastAsia="Microsoft YaHei" w:cs="Microsoft YaHei"/>
+          <w:sz w:val="21"/>
+        </w:rPr>
+        <w:t>过期日期与长期有效：二选一。页面日期选择和后端校验都按“今天及以后”统一处理。</w:t>
+      </w:r>
+    </w:p>
+    <w:p>
+      <w:pPr>
+        <w:spacing w:after="60"/>
+      </w:pPr>
+      <w:r>
+        <w:rPr>
+          <w:rFonts w:ascii="Microsoft YaHei" w:hAnsi="Microsoft YaHei" w:eastAsia="Microsoft YaHei" w:cs="Microsoft YaHei"/>
+          <w:sz w:val="21"/>
+        </w:rPr>
+        <w:t>化材单条入库需要填写净含量，包装形式可选；膜材单条入库需要填写厚度、幅宽、长度，其中厚度在主数据已锁定时会只读显示。</w:t>
+      </w:r>
+    </w:p>
+    <w:p>
+      <w:pPr>
+        <w:spacing w:after="60"/>
+      </w:pPr>
+      <w:r>
+        <w:rPr>
+          <w:rFonts w:ascii="Microsoft YaHei" w:hAnsi="Microsoft YaHei" w:eastAsia="Microsoft YaHei" w:cs="Microsoft YaHei"/>
+          <w:sz w:val="21"/>
+        </w:rPr>
+        <w:t>如果输入的是未知产品代码：普通用户会看到阻断卡片，只能“立即申请建档”；管理员会看到相同阻断页，但 CTA 为“直接建档”。</w:t>
+      </w:r>
+    </w:p>
+    <w:p>
+      <w:pPr>
+        <w:spacing w:after="60"/>
+      </w:pPr>
+      <w:r>
+        <w:rPr>
+          <w:rFonts w:ascii="Microsoft YaHei" w:hAnsi="Microsoft YaHei" w:eastAsia="Microsoft YaHei" w:cs="Microsoft YaHei"/>
+          <w:sz w:val="21"/>
+        </w:rPr>
+        <w:t>普通用户申请建档时，当前申请弹窗已包含“默认单位”必选项，单位范围会按当前类别限制，不再让审批单缺少关键主数据字段。</w:t>
+      </w:r>
+    </w:p>
+    <w:p>
+      <w:pPr>
+        <w:pStyle w:val="Heading2"/>
+        <w:spacing w:before="120" w:after="80"/>
+      </w:pPr>
+      <w:r>
+        <w:rPr>
+          <w:rFonts w:ascii="Microsoft YaHei" w:hAnsi="Microsoft YaHei" w:eastAsia="Microsoft YaHei" w:cs="Microsoft YaHei"/>
+          <w:b/>
+          <w:sz w:val="25"/>
+        </w:rPr>
+        <w:t>4.5 模板导入入库</w:t>
+      </w:r>
+    </w:p>
+    <w:p>
+      <w:pPr>
+        <w:spacing w:after="60"/>
+      </w:pPr>
+      <w:r>
+        <w:rPr>
+          <w:rFonts w:ascii="Microsoft YaHei" w:hAnsi="Microsoft YaHei" w:eastAsia="Microsoft YaHei" w:cs="Microsoft YaHei"/>
+          <w:sz w:val="21"/>
+        </w:rPr>
+        <w:t>模板导入入库现在已经是新增物料页顶部的独立入口，且对所有 active 用户开放。</w:t>
+      </w:r>
+    </w:p>
+    <w:p>
+      <w:pPr>
+        <w:pStyle w:val="ListNumber"/>
+        <w:spacing w:after="20"/>
+      </w:pPr>
+      <w:r>
+        <w:rPr>
+          <w:rFonts w:ascii="Microsoft YaHei" w:hAnsi="Microsoft YaHei" w:eastAsia="Microsoft YaHei" w:cs="Microsoft YaHei"/>
+          <w:sz w:val="21"/>
+        </w:rPr>
+        <w:t>先导出系统当前最新的库存入库模板（.xlsx）。</w:t>
+      </w:r>
+    </w:p>
+    <w:p>
+      <w:pPr>
+        <w:pStyle w:val="ListNumber"/>
+        <w:spacing w:after="20"/>
+      </w:pPr>
+      <w:r>
+        <w:rPr>
+          <w:rFonts w:ascii="Microsoft YaHei" w:hAnsi="Microsoft YaHei" w:eastAsia="Microsoft YaHei" w:cs="Microsoft YaHei"/>
+          <w:sz w:val="21"/>
+        </w:rPr>
+        <w:t>按模板填写后另存为 CSV。</w:t>
+      </w:r>
+    </w:p>
+    <w:p>
+      <w:pPr>
+        <w:pStyle w:val="ListNumber"/>
+        <w:spacing w:after="20"/>
+      </w:pPr>
+      <w:r>
+        <w:rPr>
+          <w:rFonts w:ascii="Microsoft YaHei" w:hAnsi="Microsoft YaHei" w:eastAsia="Microsoft YaHei" w:cs="Microsoft YaHei"/>
+          <w:sz w:val="21"/>
+        </w:rPr>
+        <w:t>上传 CSV，先看系统预览，再确认正式入库。</w:t>
+      </w:r>
+    </w:p>
+    <w:p>
+      <w:pPr>
+        <w:pStyle w:val="ListBullet"/>
+        <w:spacing w:after="20"/>
+      </w:pPr>
+      <w:r>
+        <w:rPr>
+          <w:rFonts w:ascii="Microsoft YaHei" w:hAnsi="Microsoft YaHei" w:eastAsia="Microsoft YaHei" w:cs="Microsoft YaHei"/>
+          <w:sz w:val="21"/>
+        </w:rPr>
+        <w:t>模板是化材 / 膜材通用模板，一行对应一个标签编号。</w:t>
+      </w:r>
+    </w:p>
+    <w:p>
+      <w:pPr>
+        <w:pStyle w:val="ListBullet"/>
+        <w:spacing w:after="20"/>
+      </w:pPr>
+      <w:r>
+        <w:rPr>
+          <w:rFonts w:ascii="Microsoft YaHei" w:hAnsi="Microsoft YaHei" w:eastAsia="Microsoft YaHei" w:cs="Microsoft YaHei"/>
+          <w:sz w:val="21"/>
+        </w:rPr>
+        <w:t>模板前 3 行为分组抬头、字段名和填写提示，正式数据从第 4 行开始。</w:t>
+      </w:r>
+    </w:p>
+    <w:p>
+      <w:pPr>
+        <w:pStyle w:val="ListBullet"/>
+        <w:spacing w:after="20"/>
+      </w:pPr>
+      <w:r>
+        <w:rPr>
+          <w:rFonts w:ascii="Microsoft YaHei" w:hAnsi="Microsoft YaHei" w:eastAsia="Microsoft YaHei" w:cs="Microsoft YaHei"/>
+          <w:sz w:val="21"/>
+        </w:rPr>
+        <w:t>模板中的库区、类别和填写说明来自当前系统配置，不建议复用旧模板。</w:t>
+      </w:r>
+    </w:p>
+    <w:p>
+      <w:pPr>
+        <w:pStyle w:val="ListBullet"/>
+        <w:spacing w:after="20"/>
+      </w:pPr>
+      <w:r>
+        <w:rPr>
+          <w:rFonts w:ascii="Microsoft YaHei" w:hAnsi="Microsoft YaHei" w:eastAsia="Microsoft YaHei" w:cs="Microsoft YaHei"/>
+          <w:sz w:val="21"/>
+        </w:rPr>
+        <w:t>未知产品代码不能直接通过模板导入入库；这条链路的目标是批量标准入库，不承担建档申请。</w:t>
+      </w:r>
+    </w:p>
+    <w:p>
+      <w:pPr>
+        <w:pStyle w:val="ListBullet"/>
+        <w:spacing w:after="20"/>
+      </w:pPr>
+      <w:r>
+        <w:rPr>
+          <w:rFonts w:ascii="Microsoft YaHei" w:hAnsi="Microsoft YaHei" w:eastAsia="Microsoft YaHei" w:cs="Microsoft YaHei"/>
+          <w:sz w:val="21"/>
+        </w:rPr>
+        <w:t>预览结果会区分“有效 / 错误 / 提醒”。其中“疑似重复入库”只作为提醒，不会自动拦截；真正阻断仍以标签编号重复、产品代码无效、日期非法等错误为准。</w:t>
+      </w:r>
+    </w:p>
+    <w:p>
+      <w:pPr>
+        <w:pStyle w:val="Heading2"/>
+        <w:spacing w:before="120" w:after="80"/>
+      </w:pPr>
+      <w:r>
+        <w:rPr>
+          <w:rFonts w:ascii="Microsoft YaHei" w:hAnsi="Microsoft YaHei" w:eastAsia="Microsoft YaHei" w:cs="Microsoft YaHei"/>
+          <w:b/>
+          <w:sz w:val="25"/>
+        </w:rPr>
+        <w:t>4.6 批量扫码入库</w:t>
+      </w:r>
+    </w:p>
+    <w:p>
+      <w:pPr>
+        <w:spacing w:after="60"/>
+      </w:pPr>
+      <w:r>
+        <w:rPr>
+          <w:rFonts w:ascii="Microsoft YaHei" w:hAnsi="Microsoft YaHei" w:eastAsia="Microsoft YaHei" w:cs="Microsoft YaHei"/>
+          <w:sz w:val="21"/>
+        </w:rPr>
+        <w:t>批量模式仍然保留在当前类别页签语义下，表示“按当前类别做连续扫码入库”。</w:t>
+      </w:r>
+    </w:p>
+    <w:p>
+      <w:pPr>
+        <w:pStyle w:val="ListBullet"/>
+        <w:spacing w:after="20"/>
+      </w:pPr>
+      <w:r>
+        <w:rPr>
+          <w:rFonts w:ascii="Microsoft YaHei" w:hAnsi="Microsoft YaHei" w:eastAsia="Microsoft YaHei" w:cs="Microsoft YaHei"/>
+          <w:sz w:val="21"/>
+        </w:rPr>
+        <w:t>先选定产品代码，再连续扫描真实标签。</w:t>
+      </w:r>
+    </w:p>
+    <w:p>
+      <w:pPr>
+        <w:pStyle w:val="ListBullet"/>
+        <w:spacing w:after="20"/>
+      </w:pPr>
+      <w:r>
+        <w:rPr>
+          <w:rFonts w:ascii="Microsoft YaHei" w:hAnsi="Microsoft YaHei" w:eastAsia="Microsoft YaHei" w:cs="Microsoft YaHei"/>
+          <w:sz w:val="21"/>
+        </w:rPr>
+        <w:t>化材会显示当前物料的默认单位和包装形式；膜材会先要求确认本批次实际幅宽，必要时补录厚度。</w:t>
+      </w:r>
+    </w:p>
+    <w:p>
+      <w:pPr>
+        <w:pStyle w:val="ListBullet"/>
+        <w:spacing w:after="20"/>
+      </w:pPr>
+      <w:r>
+        <w:rPr>
+          <w:rFonts w:ascii="Microsoft YaHei" w:hAnsi="Microsoft YaHei" w:eastAsia="Microsoft YaHei" w:cs="Microsoft YaHei"/>
+          <w:sz w:val="21"/>
+        </w:rPr>
+        <w:t>页面支持统一设置默认批号、默认存储区域、详细坐标和默认过期信息，这些设置会批量应用到新扫码项。</w:t>
+      </w:r>
+    </w:p>
+    <w:p>
+      <w:pPr>
+        <w:pStyle w:val="ListBullet"/>
+        <w:spacing w:after="20"/>
+      </w:pPr>
+      <w:r>
+        <w:rPr>
+          <w:rFonts w:ascii="Microsoft YaHei" w:hAnsi="Microsoft YaHei" w:eastAsia="Microsoft YaHei" w:cs="Microsoft YaHei"/>
+          <w:sz w:val="21"/>
+        </w:rPr>
+        <w:t>单位继续跟随主数据，不在批量扫码现场临时切换。</w:t>
+      </w:r>
+    </w:p>
+    <w:p>
+      <w:pPr>
+        <w:pStyle w:val="Heading2"/>
+        <w:spacing w:before="120" w:after="80"/>
+      </w:pPr>
+      <w:r>
+        <w:rPr>
+          <w:rFonts w:ascii="Microsoft YaHei" w:hAnsi="Microsoft YaHei" w:eastAsia="Microsoft YaHei" w:cs="Microsoft YaHei"/>
+          <w:b/>
+          <w:sz w:val="25"/>
+        </w:rPr>
+        <w:t>4.7 库存查询与标签详情</w:t>
+      </w:r>
+    </w:p>
+    <w:p>
+      <w:pPr>
+        <w:spacing w:after="60"/>
+      </w:pPr>
+      <w:r>
+        <w:rPr>
+          <w:rFonts w:ascii="Microsoft YaHei" w:hAnsi="Microsoft YaHei" w:eastAsia="Microsoft YaHei" w:cs="Microsoft YaHei"/>
+          <w:sz w:val="21"/>
+        </w:rPr>
+        <w:t>库存查询页是正式检索入口，适合做日常找料、风险筛选和层级浏览。</w:t>
+      </w:r>
+    </w:p>
+    <w:p>
+      <w:pPr>
+        <w:pStyle w:val="ListBullet"/>
+        <w:spacing w:after="20"/>
+      </w:pPr>
+      <w:r>
+        <w:rPr>
+          <w:rFonts w:ascii="Microsoft YaHei" w:hAnsi="Microsoft YaHei" w:eastAsia="Microsoft YaHei" w:cs="Microsoft YaHei"/>
+          <w:sz w:val="21"/>
+        </w:rPr>
+        <w:t>当前支持按“产品代码 / 物料名称 / 标签编号 / 批号 / 供应商 / 库位”搜索。</w:t>
+      </w:r>
+    </w:p>
+    <w:p>
+      <w:pPr>
+        <w:pStyle w:val="ListBullet"/>
+        <w:spacing w:after="20"/>
+      </w:pPr>
+      <w:r>
+        <w:rPr>
+          <w:rFonts w:ascii="Microsoft YaHei" w:hAnsi="Microsoft YaHei" w:eastAsia="Microsoft YaHei" w:cs="Microsoft YaHei"/>
+          <w:sz w:val="21"/>
+        </w:rPr>
+        <w:t>支持从首页预警卡直接进入风险筛选结果。</w:t>
+      </w:r>
+    </w:p>
+    <w:p>
+      <w:pPr>
+        <w:pStyle w:val="ListBullet"/>
+        <w:spacing w:after="20"/>
+      </w:pPr>
+      <w:r>
+        <w:rPr>
+          <w:rFonts w:ascii="Microsoft YaHei" w:hAnsi="Microsoft YaHei" w:eastAsia="Microsoft YaHei" w:cs="Microsoft YaHei"/>
+          <w:sz w:val="21"/>
+        </w:rPr>
+        <w:t>可在产品聚合、批次和标签三个层级查看库存。</w:t>
+      </w:r>
+    </w:p>
+    <w:p>
+      <w:pPr>
+        <w:pStyle w:val="ListBullet"/>
+        <w:spacing w:after="20"/>
+      </w:pPr>
+      <w:r>
+        <w:rPr>
+          <w:rFonts w:ascii="Microsoft YaHei" w:hAnsi="Microsoft YaHei" w:eastAsia="Microsoft YaHei" w:cs="Microsoft YaHei"/>
+          <w:sz w:val="21"/>
+        </w:rPr>
+        <w:t>标签详情页适合做单标签核对和精确领用。</w:t>
+      </w:r>
+    </w:p>
+    <w:p>
+      <w:pPr>
+        <w:spacing w:after="60"/>
+      </w:pPr>
+      <w:r>
+        <w:rPr>
+          <w:rFonts w:ascii="Microsoft YaHei" w:hAnsi="Microsoft YaHei" w:eastAsia="Microsoft YaHei" w:cs="Microsoft YaHei"/>
+          <w:sz w:val="21"/>
+        </w:rPr>
+        <w:t>膜材详情页中，普通用户只会看到当前标签的规格信息；管理员还会额外看到“修正幅宽”能力，该操作只影响当前标签，不会直接修改主数据默认幅宽。</w:t>
+      </w:r>
+    </w:p>
+    <w:p>
+      <w:pPr>
+        <w:pStyle w:val="Heading2"/>
+        <w:spacing w:before="120" w:after="80"/>
+      </w:pPr>
+      <w:r>
+        <w:rPr>
+          <w:rFonts w:ascii="Microsoft YaHei" w:hAnsi="Microsoft YaHei" w:eastAsia="Microsoft YaHei" w:cs="Microsoft YaHei"/>
+          <w:b/>
+          <w:sz w:val="25"/>
+        </w:rPr>
+        <w:t>4.8 物料查询</w:t>
+      </w:r>
+    </w:p>
+    <w:p>
+      <w:pPr>
+        <w:spacing w:after="60"/>
+      </w:pPr>
+      <w:r>
+        <w:rPr>
+          <w:rFonts w:ascii="Microsoft YaHei" w:hAnsi="Microsoft YaHei" w:eastAsia="Microsoft YaHei" w:cs="Microsoft YaHei"/>
+          <w:sz w:val="21"/>
+        </w:rPr>
+        <w:t>物料查询页承担主数据只读检索。当前搜索口径为“产品代码 / 物料名称 / 子类别 / 供应商 / 原厂型号 / 包装形式 / 规格”。适合在不进库存层级的情况下快速确认主数据是否已存在。</w:t>
+      </w:r>
+    </w:p>
+    <w:p>
+      <w:pPr>
+        <w:pStyle w:val="Heading2"/>
+        <w:spacing w:before="120" w:after="80"/>
+      </w:pPr>
+      <w:r>
+        <w:rPr>
+          <w:rFonts w:ascii="Microsoft YaHei" w:hAnsi="Microsoft YaHei" w:eastAsia="Microsoft YaHei" w:cs="Microsoft YaHei"/>
+          <w:b/>
+          <w:sz w:val="25"/>
+        </w:rPr>
+        <w:t>4.9 标签导出</w:t>
+      </w:r>
+    </w:p>
+    <w:p>
+      <w:pPr>
+        <w:spacing w:after="60"/>
+      </w:pPr>
+      <w:r>
+        <w:rPr>
+          <w:rFonts w:ascii="Microsoft YaHei" w:hAnsi="Microsoft YaHei" w:eastAsia="Microsoft YaHei" w:cs="Microsoft YaHei"/>
+          <w:sz w:val="21"/>
+        </w:rPr>
+        <w:t>首页“标签导出”当前已对所有 active 用户开放，不再是管理员专属功能。</w:t>
+      </w:r>
+    </w:p>
+    <w:p>
+      <w:pPr>
+        <w:pStyle w:val="ListBullet"/>
+        <w:spacing w:after="20"/>
+      </w:pPr>
+      <w:r>
+        <w:rPr>
+          <w:rFonts w:ascii="Microsoft YaHei" w:hAnsi="Microsoft YaHei" w:eastAsia="Microsoft YaHei" w:cs="Microsoft YaHei"/>
+          <w:sz w:val="21"/>
+        </w:rPr>
+        <w:t>支持 3 种模板类型：膜材信息标签、化材标准瓶信息标签、化材小瓶信息标签。</w:t>
+      </w:r>
+    </w:p>
+    <w:p>
+      <w:pPr>
+        <w:pStyle w:val="ListBullet"/>
+        <w:spacing w:after="20"/>
+      </w:pPr>
+      <w:r>
+        <w:rPr>
+          <w:rFonts w:ascii="Microsoft YaHei" w:hAnsi="Microsoft YaHei" w:eastAsia="Microsoft YaHei" w:cs="Microsoft YaHei"/>
+          <w:sz w:val="21"/>
+        </w:rPr>
+        <w:t>支持按“标签编号 / 产品代码 / 物料名称 / 批号”搜索。</w:t>
+      </w:r>
+    </w:p>
+    <w:p>
+      <w:pPr>
+        <w:pStyle w:val="ListBullet"/>
+        <w:spacing w:after="20"/>
+      </w:pPr>
+      <w:r>
+        <w:rPr>
+          <w:rFonts w:ascii="Microsoft YaHei" w:hAnsi="Microsoft YaHei" w:eastAsia="Microsoft YaHei" w:cs="Microsoft YaHei"/>
+          <w:sz w:val="21"/>
+        </w:rPr>
+        <w:t>导出对象是当前在库标签，且必须先勾选再导出。</w:t>
+      </w:r>
+    </w:p>
+    <w:p>
+      <w:pPr>
+        <w:pStyle w:val="ListBullet"/>
+        <w:spacing w:after="20"/>
+      </w:pPr>
+      <w:r>
+        <w:rPr>
+          <w:rFonts w:ascii="Microsoft YaHei" w:hAnsi="Microsoft YaHei" w:eastAsia="Microsoft YaHei" w:cs="Microsoft YaHei"/>
+          <w:sz w:val="21"/>
+        </w:rPr>
+        <w:t>页面会固定提示“请按标签编号对应基础二维码标签粘贴”，现场也应按这个口径执行。</w:t>
+      </w:r>
+    </w:p>
+    <w:p>
+      <w:pPr>
+        <w:pStyle w:val="ListBullet"/>
+        <w:spacing w:after="20"/>
+      </w:pPr>
+      <w:r>
+        <w:rPr>
+          <w:rFonts w:ascii="Microsoft YaHei" w:hAnsi="Microsoft YaHei" w:eastAsia="Microsoft YaHei" w:cs="Microsoft YaHei"/>
+          <w:sz w:val="21"/>
+        </w:rPr>
+        <w:t>当前导出的是信息标签 Excel，不包含单独的二维码字段。</w:t>
+      </w:r>
+    </w:p>
+    <w:p>
+      <w:pPr>
+        <w:pStyle w:val="Heading2"/>
+        <w:spacing w:before="120" w:after="80"/>
+      </w:pPr>
+      <w:r>
+        <w:rPr>
+          <w:rFonts w:ascii="Microsoft YaHei" w:hAnsi="Microsoft YaHei" w:eastAsia="Microsoft YaHei" w:cs="Microsoft YaHei"/>
+          <w:b/>
+          <w:sz w:val="25"/>
+        </w:rPr>
+        <w:t>4.10 操作日志与我的申请</w:t>
+      </w:r>
+    </w:p>
+    <w:p>
+      <w:pPr>
+        <w:spacing w:after="60"/>
+      </w:pPr>
+      <w:r>
+        <w:rPr>
+          <w:rFonts w:ascii="Microsoft YaHei" w:hAnsi="Microsoft YaHei" w:eastAsia="Microsoft YaHei" w:cs="Microsoft YaHei"/>
+          <w:sz w:val="21"/>
+        </w:rPr>
+        <w:t>操作日志用于追溯入库、领用等业务动作；“我的申请”用于普通用户查看自己提交的建档申请状态和驳回原因。</w:t>
+      </w:r>
+    </w:p>
+    <w:p>
+      <w:pPr>
+        <w:spacing w:after="60"/>
+      </w:pPr>
+      <w:r>
+        <w:rPr>
+          <w:rFonts w:ascii="Microsoft YaHei" w:hAnsi="Microsoft YaHei" w:eastAsia="Microsoft YaHei" w:cs="Microsoft YaHei"/>
+          <w:sz w:val="21"/>
+        </w:rPr>
+        <w:t>若普通用户遇到未知代码阻断，建议的标准处理顺序是：先提交申请，再到“我的申请”跟进审批结果，不建议线下绕开主数据流程。</w:t>
+      </w:r>
+    </w:p>
+    <w:p>
+      <w:pPr>
+        <w:pStyle w:val="Heading1"/>
+        <w:spacing w:before="120" w:after="80"/>
+      </w:pPr>
+      <w:r>
+        <w:rPr>
+          <w:rFonts w:ascii="Microsoft YaHei" w:hAnsi="Microsoft YaHei" w:eastAsia="Microsoft YaHei" w:cs="Microsoft YaHei"/>
+          <w:b/>
+          <w:sz w:val="30"/>
+        </w:rPr>
+        <w:t>5. 管理员使用说明</w:t>
+      </w:r>
+    </w:p>
+    <w:p>
+      <w:pPr>
+        <w:pStyle w:val="Heading2"/>
+        <w:spacing w:before="120" w:after="80"/>
+      </w:pPr>
+      <w:r>
+        <w:rPr>
+          <w:rFonts w:ascii="Microsoft YaHei" w:hAnsi="Microsoft YaHei" w:eastAsia="Microsoft YaHei" w:cs="Microsoft YaHei"/>
+          <w:b/>
+          <w:sz w:val="25"/>
+        </w:rPr>
+        <w:t>5.1 审批中心</w:t>
+      </w:r>
+    </w:p>
+    <w:p>
+      <w:pPr>
+        <w:spacing w:after="60"/>
+      </w:pPr>
+      <w:r>
+        <w:rPr>
+          <w:rFonts w:ascii="Microsoft YaHei" w:hAnsi="Microsoft YaHei" w:eastAsia="Microsoft YaHei" w:cs="Microsoft YaHei"/>
+          <w:sz w:val="21"/>
+        </w:rPr>
+        <w:t>审批中心当前分为“物料审批”和“人员审批”两个页签。</w:t>
+      </w:r>
+    </w:p>
+    <w:p>
+      <w:pPr>
+        <w:pStyle w:val="ListBullet"/>
+        <w:spacing w:after="20"/>
+      </w:pPr>
+      <w:r>
+        <w:rPr>
+          <w:rFonts w:ascii="Microsoft YaHei" w:hAnsi="Microsoft YaHei" w:eastAsia="Microsoft YaHei" w:cs="Microsoft YaHei"/>
+          <w:sz w:val="21"/>
+        </w:rPr>
+        <w:t>物料审批：管理员可查看普通用户提交的建档申请，页面会展示产品代码、类别、物料名称、子类别、供应商和默认单位。</w:t>
+      </w:r>
+    </w:p>
+    <w:p>
+      <w:pPr>
+        <w:pStyle w:val="ListBullet"/>
+        <w:spacing w:after="20"/>
+      </w:pPr>
+      <w:r>
+        <w:rPr>
+          <w:rFonts w:ascii="Microsoft YaHei" w:hAnsi="Microsoft YaHei" w:eastAsia="Microsoft YaHei" w:cs="Microsoft YaHei"/>
+          <w:sz w:val="21"/>
+        </w:rPr>
+        <w:t>人员审批：管理员可审批新注册用户，审批通过后该用户进入 active 状态。</w:t>
+      </w:r>
+    </w:p>
+    <w:p>
+      <w:pPr>
+        <w:pStyle w:val="ListBullet"/>
+        <w:spacing w:after="20"/>
+      </w:pPr>
+      <w:r>
+        <w:rPr>
+          <w:rFonts w:ascii="Microsoft YaHei" w:hAnsi="Microsoft YaHei" w:eastAsia="Microsoft YaHei" w:cs="Microsoft YaHei"/>
+          <w:sz w:val="21"/>
+        </w:rPr>
+        <w:t>驳回时可填写驳回原因，申请人端会回显。</w:t>
+      </w:r>
+    </w:p>
+    <w:p>
+      <w:pPr>
+        <w:pStyle w:val="Heading2"/>
+        <w:spacing w:before="120" w:after="80"/>
+      </w:pPr>
+      <w:r>
+        <w:rPr>
+          <w:rFonts w:ascii="Microsoft YaHei" w:hAnsi="Microsoft YaHei" w:eastAsia="Microsoft YaHei" w:cs="Microsoft YaHei"/>
+          <w:b/>
+          <w:sz w:val="25"/>
+        </w:rPr>
+        <w:t>5.2 物料管理</w:t>
+      </w:r>
+    </w:p>
+    <w:p>
+      <w:pPr>
+        <w:spacing w:after="60"/>
+      </w:pPr>
+      <w:r>
+        <w:rPr>
+          <w:rFonts w:ascii="Microsoft YaHei" w:hAnsi="Microsoft YaHei" w:eastAsia="Microsoft YaHei" w:cs="Microsoft YaHei"/>
+          <w:sz w:val="21"/>
+        </w:rPr>
+        <w:t>物料管理页当前提供“活跃物料 / 已归档”两个页签，并支持导入、新增、编辑、归档和恢复。</w:t>
+      </w:r>
+    </w:p>
+    <w:p>
+      <w:pPr>
+        <w:spacing w:after="60"/>
+      </w:pPr>
+      <w:r>
+        <w:rPr>
+          <w:rFonts w:ascii="Microsoft YaHei" w:hAnsi="Microsoft YaHei" w:eastAsia="Microsoft YaHei" w:cs="Microsoft YaHei"/>
+          <w:sz w:val="21"/>
+        </w:rPr>
+        <w:t>搜索字段与页面 placeholder 已收口为“产品代码 / 物料名称 / 子类别 / 供应商 / 原厂型号 / 包装形式 / 规格”。如果主数据默认单位、厚度或默认幅宽需要调整，应在这里处理，而不是在入库现场临时改。</w:t>
+      </w:r>
+    </w:p>
+    <w:p>
+      <w:pPr>
+        <w:pStyle w:val="Heading2"/>
+        <w:spacing w:before="120" w:after="80"/>
+      </w:pPr>
+      <w:r>
+        <w:rPr>
+          <w:rFonts w:ascii="Microsoft YaHei" w:hAnsi="Microsoft YaHei" w:eastAsia="Microsoft YaHei" w:cs="Microsoft YaHei"/>
+          <w:b/>
+          <w:sz w:val="25"/>
+        </w:rPr>
+        <w:t>5.3 主数据导入</w:t>
+      </w:r>
+    </w:p>
+    <w:p>
+      <w:pPr>
+        <w:spacing w:after="60"/>
+      </w:pPr>
+      <w:r>
+        <w:rPr>
+          <w:rFonts w:ascii="Microsoft YaHei" w:hAnsi="Microsoft YaHei" w:eastAsia="Microsoft YaHei" w:cs="Microsoft YaHei"/>
+          <w:sz w:val="21"/>
+        </w:rPr>
+        <w:t>管理员仍可通过物料管理页进入物料导入链路。当前做法是：导出最新主数据模板、填写后另存为 CSV、上传预览、确认导入。模板会带当前子类别和默认单位说明，不建议复用旧文件。</w:t>
+      </w:r>
+    </w:p>
+    <w:p>
+      <w:pPr>
+        <w:pStyle w:val="Heading2"/>
+        <w:spacing w:before="120" w:after="80"/>
+      </w:pPr>
+      <w:r>
+        <w:rPr>
+          <w:rFonts w:ascii="Microsoft YaHei" w:hAnsi="Microsoft YaHei" w:eastAsia="Microsoft YaHei" w:cs="Microsoft YaHei"/>
+          <w:b/>
+          <w:sz w:val="25"/>
+        </w:rPr>
+        <w:t>5.4 库区管理与子类别管理</w:t>
+      </w:r>
+    </w:p>
+    <w:p>
+      <w:pPr>
+        <w:spacing w:after="60"/>
+      </w:pPr>
+      <w:r>
+        <w:rPr>
+          <w:rFonts w:ascii="Microsoft YaHei" w:hAnsi="Microsoft YaHei" w:eastAsia="Microsoft YaHei" w:cs="Microsoft YaHei"/>
+          <w:sz w:val="21"/>
+        </w:rPr>
+        <w:t>库区管理和子类别管理不是首页独立入口，而是从新增物料、物料编辑等管理页中进入。</w:t>
+      </w:r>
+    </w:p>
+    <w:p>
+      <w:pPr>
+        <w:pStyle w:val="ListBullet"/>
+        <w:spacing w:after="20"/>
+      </w:pPr>
+      <w:r>
+        <w:rPr>
+          <w:rFonts w:ascii="Microsoft YaHei" w:hAnsi="Microsoft YaHei" w:eastAsia="Microsoft YaHei" w:cs="Microsoft YaHei"/>
+          <w:sz w:val="21"/>
+        </w:rPr>
+        <w:t>库区管理：按化材 / 膜材分别维护当前启用库区。</w:t>
+      </w:r>
+    </w:p>
+    <w:p>
+      <w:pPr>
+        <w:pStyle w:val="ListBullet"/>
+        <w:spacing w:after="20"/>
+      </w:pPr>
+      <w:r>
+        <w:rPr>
+          <w:rFonts w:ascii="Microsoft YaHei" w:hAnsi="Microsoft YaHei" w:eastAsia="Microsoft YaHei" w:cs="Microsoft YaHei"/>
+          <w:sz w:val="21"/>
+        </w:rPr>
+        <w:t>子类别管理：按化材 / 膜材分别维护正式子类别。</w:t>
+      </w:r>
+    </w:p>
+    <w:p>
+      <w:pPr>
+        <w:pStyle w:val="ListBullet"/>
+        <w:spacing w:after="20"/>
+      </w:pPr>
+      <w:r>
+        <w:rPr>
+          <w:rFonts w:ascii="Microsoft YaHei" w:hAnsi="Microsoft YaHei" w:eastAsia="Microsoft YaHei" w:cs="Microsoft YaHei"/>
+          <w:sz w:val="21"/>
+        </w:rPr>
+        <w:t>这两类配置会直接影响申请建档、入库模板导出和页面下拉选项。</w:t>
+      </w:r>
+    </w:p>
+    <w:p>
+      <w:pPr>
+        <w:pStyle w:val="Heading2"/>
+        <w:spacing w:before="120" w:after="80"/>
+      </w:pPr>
+      <w:r>
+        <w:rPr>
+          <w:rFonts w:ascii="Microsoft YaHei" w:hAnsi="Microsoft YaHei" w:eastAsia="Microsoft YaHei" w:cs="Microsoft YaHei"/>
+          <w:b/>
+          <w:sz w:val="25"/>
+        </w:rPr>
+        <w:t>5.5 审计日志</w:t>
+      </w:r>
+    </w:p>
+    <w:p>
+      <w:pPr>
+        <w:spacing w:after="60"/>
+      </w:pPr>
+      <w:r>
+        <w:rPr>
+          <w:rFonts w:ascii="Microsoft YaHei" w:hAnsi="Microsoft YaHei" w:eastAsia="Microsoft YaHei" w:cs="Microsoft YaHei"/>
+          <w:sz w:val="21"/>
+        </w:rPr>
+        <w:t>管理员首页可见“审计日志”。它用于查看更偏治理侧的记录，与普通“操作日志”形成分工。试运行阶段建议管理员把审批、建档、导入、归档和恢复等动作都尽量通过系统内入口完成，便于审计留痕。</w:t>
+      </w:r>
+    </w:p>
+    <w:p>
+      <w:pPr>
+        <w:pStyle w:val="Heading2"/>
+        <w:spacing w:before="120" w:after="80"/>
+      </w:pPr>
+      <w:r>
+        <w:rPr>
+          <w:rFonts w:ascii="Microsoft YaHei" w:hAnsi="Microsoft YaHei" w:eastAsia="Microsoft YaHei" w:cs="Microsoft YaHei"/>
+          <w:b/>
+          <w:sz w:val="25"/>
+        </w:rPr>
+        <w:t>5.6 膜材幅宽修正</w:t>
+      </w:r>
+    </w:p>
+    <w:p>
+      <w:pPr>
+        <w:spacing w:after="60"/>
+      </w:pPr>
+      <w:r>
+        <w:rPr>
+          <w:rFonts w:ascii="Microsoft YaHei" w:hAnsi="Microsoft YaHei" w:eastAsia="Microsoft YaHei" w:cs="Microsoft YaHei"/>
+          <w:sz w:val="21"/>
+        </w:rPr>
+        <w:t>管理员在膜材标签详情页可看到“修正幅宽”能力。当前能力只修正当前标签，不会直接覆盖物料主数据默认幅宽，适合处理同一物料不同批次或不同单卷的实际规格差异。</w:t>
+      </w:r>
+    </w:p>
+    <w:p>
+      <w:pPr>
+        <w:pStyle w:val="Heading1"/>
+        <w:spacing w:before="120" w:after="80"/>
+      </w:pPr>
+      <w:r>
+        <w:rPr>
+          <w:rFonts w:ascii="Microsoft YaHei" w:hAnsi="Microsoft YaHei" w:eastAsia="Microsoft YaHei" w:cs="Microsoft YaHei"/>
+          <w:b/>
+          <w:sz w:val="30"/>
+        </w:rPr>
+        <w:t>6. 超级管理员附录</w:t>
+      </w:r>
+    </w:p>
+    <w:p>
+      <w:pPr>
+        <w:spacing w:after="60"/>
+      </w:pPr>
+      <w:r>
+        <w:rPr>
+          <w:rFonts w:ascii="Microsoft YaHei" w:hAnsi="Microsoft YaHei" w:eastAsia="Microsoft YaHei" w:cs="Microsoft YaHei"/>
+          <w:sz w:val="21"/>
+        </w:rPr>
+        <w:t>超级管理员在管理员能力基础上，还可进入首页“人员与权限”，对已激活用户执行角色调整。</w:t>
+      </w:r>
+    </w:p>
+    <w:p>
+      <w:pPr>
+        <w:pStyle w:val="ListBullet"/>
+        <w:spacing w:after="20"/>
+      </w:pPr>
+      <w:r>
+        <w:rPr>
+          <w:rFonts w:ascii="Microsoft YaHei" w:hAnsi="Microsoft YaHei" w:eastAsia="Microsoft YaHei" w:cs="Microsoft YaHei"/>
+          <w:sz w:val="21"/>
+        </w:rPr>
+        <w:t>可把普通用户提升为 admin。</w:t>
+      </w:r>
+    </w:p>
+    <w:p>
+      <w:pPr>
+        <w:pStyle w:val="ListBullet"/>
+        <w:spacing w:after="20"/>
+      </w:pPr>
+      <w:r>
+        <w:rPr>
+          <w:rFonts w:ascii="Microsoft YaHei" w:hAnsi="Microsoft YaHei" w:eastAsia="Microsoft YaHei" w:cs="Microsoft YaHei"/>
+          <w:sz w:val="21"/>
+        </w:rPr>
+        <w:t>也可把管理员降回普通用户。</w:t>
+      </w:r>
+    </w:p>
+    <w:p>
+      <w:pPr>
+        <w:pStyle w:val="ListBullet"/>
+        <w:spacing w:after="20"/>
+      </w:pPr>
+      <w:r>
+        <w:rPr>
+          <w:rFonts w:ascii="Microsoft YaHei" w:hAnsi="Microsoft YaHei" w:eastAsia="Microsoft YaHei" w:cs="Microsoft YaHei"/>
+          <w:sz w:val="21"/>
+        </w:rPr>
+        <w:t>角色调整完成后，目标账号重新进入系统时，首页入口会随角色变化同步更新。</w:t>
+      </w:r>
+    </w:p>
+    <w:p>
+      <w:pPr>
+        <w:spacing w:after="60"/>
+      </w:pPr>
+      <w:r>
+        <w:rPr>
+          <w:rFonts w:ascii="Microsoft YaHei" w:hAnsi="Microsoft YaHei" w:eastAsia="Microsoft YaHei" w:cs="Microsoft YaHei"/>
+          <w:sz w:val="21"/>
+        </w:rPr>
+        <w:t>建议试运行期间把角色变更集中在少量测试账号上执行，避免真实使用账号的权限被频繁切换。</w:t>
+      </w:r>
+    </w:p>
+    <w:p>
+      <w:pPr>
+        <w:pStyle w:val="Heading1"/>
+        <w:spacing w:before="120" w:after="80"/>
+      </w:pPr>
+      <w:r>
+        <w:rPr>
+          <w:rFonts w:ascii="Microsoft YaHei" w:hAnsi="Microsoft YaHei" w:eastAsia="Microsoft YaHei" w:cs="Microsoft YaHei"/>
+          <w:b/>
+          <w:sz w:val="30"/>
+        </w:rPr>
+        <w:t>7. 常见提示语与处理建议</w:t>
+      </w:r>
+    </w:p>
+    <w:tbl>
+      <w:tblPr>
+        <w:tblStyle w:val="TableGrid"/>
+        <w:tblW w:type="auto" w:w="0"/>
+        <w:jc w:val="center"/>
+        <w:tblLook w:firstColumn="1" w:firstRow="1" w:lastColumn="0" w:lastRow="0" w:noHBand="0" w:noVBand="1" w:val="04A0"/>
+      </w:tblPr>
+      <w:tblGrid>
+        <w:gridCol w:w="4649"/>
+        <w:gridCol w:w="4649"/>
+      </w:tblGrid>
+      <w:tr>
+        <w:tc>
+          <w:tcPr>
+            <w:tcW w:type="dxa" w:w="2381"/>
+            <w:vAlign w:val="center"/>
+            <w:shd w:fill="EAF0FF"/>
+          </w:tcPr>
+          <w:p>
+            <w:pPr>
+              <w:spacing w:after="0"/>
+            </w:pPr>
+            <w:r/>
+            <w:r>
+              <w:rPr>
+                <w:rFonts w:ascii="Microsoft YaHei" w:hAnsi="Microsoft YaHei" w:eastAsia="Microsoft YaHei" w:cs="Microsoft YaHei"/>
+                <w:b/>
+                <w:sz w:val="21"/>
+              </w:rPr>
+              <w:t>常见情况</w:t>
+            </w:r>
+          </w:p>
+        </w:tc>
+        <w:tc>
+          <w:tcPr>
+            <w:tcW w:type="dxa" w:w="6803"/>
+            <w:vAlign w:val="center"/>
+            <w:shd w:fill="EAF0FF"/>
+          </w:tcPr>
+          <w:p>
+            <w:pPr>
+              <w:spacing w:after="0"/>
+            </w:pPr>
+            <w:r/>
+            <w:r>
+              <w:rPr>
+                <w:rFonts w:ascii="Microsoft YaHei" w:hAnsi="Microsoft YaHei" w:eastAsia="Microsoft YaHei" w:cs="Microsoft YaHei"/>
+                <w:b/>
+                <w:sz w:val="21"/>
+              </w:rPr>
+              <w:t>建议理解与处理方式</w:t>
             </w:r>
           </w:p>
         </w:tc>
@@ -828,71 +2052,41 @@
       <w:tr>
         <w:tc>
           <w:tcPr>
-            <w:tcW w:type="dxa" w:w="1814"/>
+            <w:tcW w:type="dxa" w:w="2381"/>
             <w:vAlign w:val="center"/>
-            <w:shd w:fill="FBFCFE"/>
-            <w:tcBorders>
-              <w:top w:val="single" w:sz="8" w:space="0" w:color="D6E0EC"/>
-              <w:left w:val="single" w:sz="8" w:space="0" w:color="D6E0EC"/>
-              <w:bottom w:val="single" w:sz="8" w:space="0" w:color="D6E0EC"/>
-              <w:right w:val="single" w:sz="8" w:space="0" w:color="D6E0EC"/>
-            </w:tcBorders>
-            <w:tcMar>
-              <w:top w:w="75" w:type="dxa"/>
-              <w:left w:w="90" w:type="dxa"/>
-              <w:bottom w:w="75" w:type="dxa"/>
-              <w:right w:w="90" w:type="dxa"/>
-            </w:tcMar>
           </w:tcPr>
           <w:p>
             <w:pPr>
-              <w:spacing w:before="0" w:after="0"/>
-              <w:jc w:val="left"/>
+              <w:spacing w:after="0"/>
             </w:pPr>
+            <w:r/>
             <w:r>
               <w:rPr>
-                <w:rFonts w:ascii="Microsoft YaHei" w:hAnsi="Microsoft YaHei" w:eastAsia="Microsoft YaHei"/>
+                <w:rFonts w:ascii="Microsoft YaHei" w:hAnsi="Microsoft YaHei" w:eastAsia="Microsoft YaHei" w:cs="Microsoft YaHei"/>
                 <w:b w:val="0"/>
-                <w:i w:val="0"/>
-                <w:color w:val="2B2F36"/>
-                <w:sz w:val="20"/>
+                <w:sz w:val="21"/>
               </w:rPr>
-              <w:t>在库标签</w:t>
+              <w:t>待审批 / 已驳回</w:t>
             </w:r>
           </w:p>
         </w:tc>
         <w:tc>
           <w:tcPr>
-            <w:tcW w:type="dxa" w:w="6690"/>
+            <w:tcW w:type="dxa" w:w="6803"/>
             <w:vAlign w:val="center"/>
-            <w:shd w:fill="FBFCFE"/>
-            <w:tcBorders>
-              <w:top w:val="single" w:sz="8" w:space="0" w:color="D6E0EC"/>
-              <w:left w:val="single" w:sz="8" w:space="0" w:color="D6E0EC"/>
-              <w:bottom w:val="single" w:sz="8" w:space="0" w:color="D6E0EC"/>
-              <w:right w:val="single" w:sz="8" w:space="0" w:color="D6E0EC"/>
-            </w:tcBorders>
-            <w:tcMar>
-              <w:top w:w="75" w:type="dxa"/>
-              <w:left w:w="90" w:type="dxa"/>
-              <w:bottom w:w="75" w:type="dxa"/>
-              <w:right w:w="90" w:type="dxa"/>
-            </w:tcMar>
           </w:tcPr>
           <w:p>
             <w:pPr>
-              <w:spacing w:before="0" w:after="0"/>
-              <w:jc w:val="left"/>
+              <w:spacing w:after="0"/>
             </w:pPr>
+            <w:r/>
             <w:r>
               <w:rPr>
-                <w:rFonts w:ascii="Microsoft YaHei" w:hAnsi="Microsoft YaHei" w:eastAsia="Microsoft YaHei"/>
+                <w:rFonts w:ascii="Microsoft YaHei" w:hAnsi="Microsoft YaHei" w:eastAsia="Microsoft YaHei" w:cs="Microsoft YaHei"/>
                 <w:b w:val="0"/>
-                <w:i w:val="0"/>
-                <w:color w:val="2B2F36"/>
-                <w:sz w:val="20"/>
+                <w:sz w:val="21"/>
               </w:rPr>
-              <w:t>库存最小记录单元，库存扣减和日志追溯最终都会落到这里。</w:t>
+              <w:t>说明账号尚未进入正式可用状态。待审批请联系管理员处理；已驳回请先看原因再重提。</w:t>
             </w:r>
           </w:p>
         </w:tc>
@@ -900,69 +2094,41 @@
       <w:tr>
         <w:tc>
           <w:tcPr>
-            <w:tcW w:type="dxa" w:w="1814"/>
+            <w:tcW w:type="dxa" w:w="2381"/>
             <w:vAlign w:val="center"/>
-            <w:tcBorders>
-              <w:top w:val="single" w:sz="8" w:space="0" w:color="D6E0EC"/>
-              <w:left w:val="single" w:sz="8" w:space="0" w:color="D6E0EC"/>
-              <w:bottom w:val="single" w:sz="8" w:space="0" w:color="D6E0EC"/>
-              <w:right w:val="single" w:sz="8" w:space="0" w:color="D6E0EC"/>
-            </w:tcBorders>
-            <w:tcMar>
-              <w:top w:w="75" w:type="dxa"/>
-              <w:left w:w="90" w:type="dxa"/>
-              <w:bottom w:w="75" w:type="dxa"/>
-              <w:right w:w="90" w:type="dxa"/>
-            </w:tcMar>
           </w:tcPr>
           <w:p>
             <w:pPr>
-              <w:spacing w:before="0" w:after="0"/>
-              <w:jc w:val="left"/>
+              <w:spacing w:after="0"/>
             </w:pPr>
+            <w:r/>
             <w:r>
               <w:rPr>
-                <w:rFonts w:ascii="Microsoft YaHei" w:hAnsi="Microsoft YaHei" w:eastAsia="Microsoft YaHei"/>
+                <w:rFonts w:ascii="Microsoft YaHei" w:hAnsi="Microsoft YaHei" w:eastAsia="Microsoft YaHei" w:cs="Microsoft YaHei"/>
                 <w:b w:val="0"/>
-                <w:i w:val="0"/>
-                <w:color w:val="2B2F36"/>
-                <w:sz w:val="20"/>
+                <w:sz w:val="21"/>
               </w:rPr>
-              <w:t>批次</w:t>
+              <w:t>标签重复</w:t>
             </w:r>
           </w:p>
         </w:tc>
         <w:tc>
           <w:tcPr>
-            <w:tcW w:type="dxa" w:w="6690"/>
+            <w:tcW w:type="dxa" w:w="6803"/>
             <w:vAlign w:val="center"/>
-            <w:tcBorders>
-              <w:top w:val="single" w:sz="8" w:space="0" w:color="D6E0EC"/>
-              <w:left w:val="single" w:sz="8" w:space="0" w:color="D6E0EC"/>
-              <w:bottom w:val="single" w:sz="8" w:space="0" w:color="D6E0EC"/>
-              <w:right w:val="single" w:sz="8" w:space="0" w:color="D6E0EC"/>
-            </w:tcBorders>
-            <w:tcMar>
-              <w:top w:w="75" w:type="dxa"/>
-              <w:left w:w="90" w:type="dxa"/>
-              <w:bottom w:w="75" w:type="dxa"/>
-              <w:right w:w="90" w:type="dxa"/>
-            </w:tcMar>
           </w:tcPr>
           <w:p>
             <w:pPr>
-              <w:spacing w:before="0" w:after="0"/>
-              <w:jc w:val="left"/>
+              <w:spacing w:after="0"/>
             </w:pPr>
+            <w:r/>
             <w:r>
               <w:rPr>
-                <w:rFonts w:ascii="Microsoft YaHei" w:hAnsi="Microsoft YaHei" w:eastAsia="Microsoft YaHei"/>
+                <w:rFonts w:ascii="Microsoft YaHei" w:hAnsi="Microsoft YaHei" w:eastAsia="Microsoft YaHei" w:cs="Microsoft YaHei"/>
                 <w:b w:val="0"/>
-                <w:i w:val="0"/>
-                <w:color w:val="2B2F36"/>
-                <w:sz w:val="20"/>
+                <w:sz w:val="21"/>
               </w:rPr>
-              <w:t>同一产品代码下的某一批号库存集合。</w:t>
+              <w:t>标签编号是最小主键。系统提示重复时应立即停下核对，不要换个产品代码继续录。</w:t>
             </w:r>
           </w:p>
         </w:tc>
@@ -970,1368 +2136,41 @@
       <w:tr>
         <w:tc>
           <w:tcPr>
-            <w:tcW w:type="dxa" w:w="1814"/>
+            <w:tcW w:type="dxa" w:w="2381"/>
             <w:vAlign w:val="center"/>
-            <w:shd w:fill="FBFCFE"/>
-            <w:tcBorders>
-              <w:top w:val="single" w:sz="8" w:space="0" w:color="D6E0EC"/>
-              <w:left w:val="single" w:sz="8" w:space="0" w:color="D6E0EC"/>
-              <w:bottom w:val="single" w:sz="8" w:space="0" w:color="D6E0EC"/>
-              <w:right w:val="single" w:sz="8" w:space="0" w:color="D6E0EC"/>
-            </w:tcBorders>
-            <w:tcMar>
-              <w:top w:w="75" w:type="dxa"/>
-              <w:left w:w="90" w:type="dxa"/>
-              <w:bottom w:w="75" w:type="dxa"/>
-              <w:right w:w="90" w:type="dxa"/>
-            </w:tcMar>
           </w:tcPr>
           <w:p>
             <w:pPr>
-              <w:spacing w:before="0" w:after="0"/>
-              <w:jc w:val="left"/>
+              <w:spacing w:after="0"/>
             </w:pPr>
+            <w:r/>
             <w:r>
               <w:rPr>
-                <w:rFonts w:ascii="Microsoft YaHei" w:hAnsi="Microsoft YaHei" w:eastAsia="Microsoft YaHei"/>
+                <w:rFonts w:ascii="Microsoft YaHei" w:hAnsi="Microsoft YaHei" w:eastAsia="Microsoft YaHei" w:cs="Microsoft YaHei"/>
                 <w:b w:val="0"/>
-                <w:i w:val="0"/>
-                <w:color w:val="2B2F36"/>
-                <w:sz w:val="20"/>
+                <w:sz w:val="21"/>
               </w:rPr>
-              <w:t>FEFO</w:t>
+              <w:t>标签格式错误</w:t>
             </w:r>
           </w:p>
         </w:tc>
         <w:tc>
           <w:tcPr>
-            <w:tcW w:type="dxa" w:w="6690"/>
+            <w:tcW w:type="dxa" w:w="6803"/>
             <w:vAlign w:val="center"/>
-            <w:shd w:fill="FBFCFE"/>
-            <w:tcBorders>
-              <w:top w:val="single" w:sz="8" w:space="0" w:color="D6E0EC"/>
-              <w:left w:val="single" w:sz="8" w:space="0" w:color="D6E0EC"/>
-              <w:bottom w:val="single" w:sz="8" w:space="0" w:color="D6E0EC"/>
-              <w:right w:val="single" w:sz="8" w:space="0" w:color="D6E0EC"/>
-            </w:tcBorders>
-            <w:tcMar>
-              <w:top w:w="75" w:type="dxa"/>
-              <w:left w:w="90" w:type="dxa"/>
-              <w:bottom w:w="75" w:type="dxa"/>
-              <w:right w:w="90" w:type="dxa"/>
-            </w:tcMar>
           </w:tcPr>
           <w:p>
             <w:pPr>
-              <w:spacing w:before="0" w:after="0"/>
-              <w:jc w:val="left"/>
+              <w:spacing w:after="0"/>
             </w:pPr>
+            <w:r/>
             <w:r>
               <w:rPr>
-                <w:rFonts w:ascii="Microsoft YaHei" w:hAnsi="Microsoft YaHei" w:eastAsia="Microsoft YaHei"/>
+                <w:rFonts w:ascii="Microsoft YaHei" w:hAnsi="Microsoft YaHei" w:eastAsia="Microsoft YaHei" w:cs="Microsoft YaHei"/>
                 <w:b w:val="0"/>
-                <w:i w:val="0"/>
-                <w:color w:val="2B2F36"/>
-                <w:sz w:val="20"/>
+                <w:sz w:val="21"/>
               </w:rPr>
-              <w:t>先到期先出；系统自动分配时优先扣减更早到期的库存。</w:t>
-            </w:r>
-          </w:p>
-        </w:tc>
-      </w:tr>
-    </w:tbl>
-    <w:p>
-      <w:pPr>
-        <w:spacing w:after="200"/>
-      </w:pPr>
-    </w:p>
-    <w:p>
-      <w:pPr>
-        <w:spacing w:before="200" w:after="120"/>
-      </w:pPr>
-      <w:r>
-        <w:rPr>
-          <w:rFonts w:ascii="Microsoft YaHei" w:hAnsi="Microsoft YaHei" w:eastAsia="Microsoft YaHei"/>
-          <w:b/>
-          <w:i w:val="0"/>
-          <w:color w:val="203864"/>
-          <w:sz w:val="35"/>
-        </w:rPr>
-        <w:t>3. 账号与状态</w:t>
-      </w:r>
-    </w:p>
-    <w:p>
-      <w:pPr>
-        <w:spacing w:line="360" w:lineRule="auto" w:before="0" w:after="80"/>
-        <w:jc w:val="left"/>
-      </w:pPr>
-      <w:r>
-        <w:rPr>
-          <w:rFonts w:ascii="Microsoft YaHei" w:hAnsi="Microsoft YaHei" w:eastAsia="Microsoft YaHei"/>
-          <w:b w:val="0"/>
-          <w:i w:val="0"/>
-          <w:color w:val="2B2F36"/>
-          <w:sz w:val="22"/>
-        </w:rPr>
-        <w:t>系统按微信身份识别，不是账号密码登录。首次进入系统后，用户会经历待审批、已驳回、已激活三种状态。</w:t>
-      </w:r>
-    </w:p>
-    <w:p>
-      <w:pPr>
-        <w:spacing w:line="360" w:lineRule="auto" w:before="0" w:after="80"/>
-        <w:jc w:val="left"/>
-      </w:pPr>
-      <w:r>
-        <w:rPr>
-          <w:rFonts w:ascii="Microsoft YaHei" w:hAnsi="Microsoft YaHei" w:eastAsia="Microsoft YaHei"/>
-          <w:b w:val="0"/>
-          <w:i w:val="0"/>
-          <w:color w:val="2B2F36"/>
-          <w:sz w:val="22"/>
-        </w:rPr>
-        <w:t>建议试运行前先确认各测试同事已对应到正确的微信身份，以免角色判断混淆。</w:t>
-      </w:r>
-    </w:p>
-    <w:p>
-      <w:pPr>
-        <w:spacing w:before="160" w:after="80"/>
-      </w:pPr>
-      <w:r>
-        <w:rPr>
-          <w:rFonts w:ascii="Microsoft YaHei" w:hAnsi="Microsoft YaHei" w:eastAsia="Microsoft YaHei"/>
-          <w:b/>
-          <w:i w:val="0"/>
-          <w:color w:val="203864"/>
-          <w:sz w:val="25"/>
-        </w:rPr>
-        <w:t>3.1 账号状态</w:t>
-      </w:r>
-    </w:p>
-    <w:p>
-      <w:pPr>
-        <w:spacing w:line="360" w:lineRule="auto" w:before="0" w:after="80"/>
-        <w:jc w:val="left"/>
-      </w:pPr>
-      <w:r>
-        <w:rPr>
-          <w:rFonts w:ascii="Microsoft YaHei" w:hAnsi="Microsoft YaHei" w:eastAsia="Microsoft YaHei"/>
-          <w:b w:val="0"/>
-          <w:i w:val="0"/>
-          <w:color w:val="2B2F36"/>
-          <w:sz w:val="22"/>
-        </w:rPr>
-        <w:t>待审批：已提交注册信息，等待管理员审批，不能进入正式首页。</w:t>
-      </w:r>
-    </w:p>
-    <w:p>
-      <w:pPr>
-        <w:spacing w:line="360" w:lineRule="auto" w:before="0" w:after="80"/>
-        <w:jc w:val="left"/>
-      </w:pPr>
-      <w:r>
-        <w:rPr>
-          <w:rFonts w:ascii="Microsoft YaHei" w:hAnsi="Microsoft YaHei" w:eastAsia="Microsoft YaHei"/>
-          <w:b w:val="0"/>
-          <w:i w:val="0"/>
-          <w:color w:val="2B2F36"/>
-          <w:sz w:val="22"/>
-        </w:rPr>
-        <w:t>已驳回：可查看驳回原因，补充或修改信息后重新提交。</w:t>
-      </w:r>
-    </w:p>
-    <w:p>
-      <w:pPr>
-        <w:spacing w:line="360" w:lineRule="auto" w:before="0" w:after="80"/>
-        <w:jc w:val="left"/>
-      </w:pPr>
-      <w:r>
-        <w:rPr>
-          <w:rFonts w:ascii="Microsoft YaHei" w:hAnsi="Microsoft YaHei" w:eastAsia="Microsoft YaHei"/>
-          <w:b w:val="0"/>
-          <w:i w:val="0"/>
-          <w:color w:val="2B2F36"/>
-          <w:sz w:val="22"/>
-        </w:rPr>
-        <w:t>已激活：审批通过后进入系统首页，可按当前角色使用功能。</w:t>
-      </w:r>
-    </w:p>
-    <w:p>
-      <w:pPr>
-        <w:spacing w:before="160" w:after="80"/>
-      </w:pPr>
-      <w:r>
-        <w:rPr>
-          <w:rFonts w:ascii="Microsoft YaHei" w:hAnsi="Microsoft YaHei" w:eastAsia="Microsoft YaHei"/>
-          <w:b/>
-          <w:i w:val="0"/>
-          <w:color w:val="203864"/>
-          <w:sz w:val="25"/>
-        </w:rPr>
-        <w:t>3.2 角色说明</w:t>
-      </w:r>
-    </w:p>
-    <w:p>
-      <w:pPr>
-        <w:spacing w:line="360" w:lineRule="auto" w:before="0" w:after="80"/>
-        <w:jc w:val="left"/>
-      </w:pPr>
-      <w:r>
-        <w:rPr>
-          <w:rFonts w:ascii="Microsoft YaHei" w:hAnsi="Microsoft YaHei" w:eastAsia="Microsoft YaHei"/>
-          <w:b w:val="0"/>
-          <w:i w:val="0"/>
-          <w:color w:val="2B2F36"/>
-          <w:sz w:val="22"/>
-        </w:rPr>
-        <w:t>普通用户：可入库、领料、查库存、看操作日志、提交建档申请。</w:t>
-      </w:r>
-    </w:p>
-    <w:p>
-      <w:pPr>
-        <w:spacing w:line="360" w:lineRule="auto" w:before="0" w:after="80"/>
-        <w:jc w:val="left"/>
-      </w:pPr>
-      <w:r>
-        <w:rPr>
-          <w:rFonts w:ascii="Microsoft YaHei" w:hAnsi="Microsoft YaHei" w:eastAsia="Microsoft YaHei"/>
-          <w:b w:val="0"/>
-          <w:i w:val="0"/>
-          <w:color w:val="2B2F36"/>
-          <w:sz w:val="22"/>
-        </w:rPr>
-        <w:t>管理员 admin：在普通用户基础上，可审批、维护主数据、导入、维护库区和子类别、查看审计日志。</w:t>
-      </w:r>
-    </w:p>
-    <w:p>
-      <w:pPr>
-        <w:spacing w:line="360" w:lineRule="auto" w:before="0" w:after="80"/>
-        <w:jc w:val="left"/>
-      </w:pPr>
-      <w:r>
-        <w:rPr>
-          <w:rFonts w:ascii="Microsoft YaHei" w:hAnsi="Microsoft YaHei" w:eastAsia="Microsoft YaHei"/>
-          <w:b w:val="0"/>
-          <w:i w:val="0"/>
-          <w:color w:val="2B2F36"/>
-          <w:sz w:val="22"/>
-        </w:rPr>
-        <w:t>超级管理员 super_admin：在管理员基础上，可调整用户角色。</w:t>
-      </w:r>
-    </w:p>
-    <w:p>
-      <w:pPr>
-        <w:spacing w:before="200" w:after="120"/>
-      </w:pPr>
-      <w:r>
-        <w:rPr>
-          <w:rFonts w:ascii="Microsoft YaHei" w:hAnsi="Microsoft YaHei" w:eastAsia="Microsoft YaHei"/>
-          <w:b/>
-          <w:i w:val="0"/>
-          <w:color w:val="203864"/>
-          <w:sz w:val="35"/>
-        </w:rPr>
-        <w:t>4. 普通用户使用说明</w:t>
-      </w:r>
-    </w:p>
-    <w:p>
-      <w:pPr>
-        <w:spacing w:before="160" w:after="80"/>
-      </w:pPr>
-      <w:r>
-        <w:rPr>
-          <w:rFonts w:ascii="Microsoft YaHei" w:hAnsi="Microsoft YaHei" w:eastAsia="Microsoft YaHei"/>
-          <w:b/>
-          <w:i w:val="0"/>
-          <w:color w:val="203864"/>
-          <w:sz w:val="25"/>
-        </w:rPr>
-        <w:t>4.1 首页</w:t>
-      </w:r>
-    </w:p>
-    <w:p>
-      <w:pPr>
-        <w:spacing w:line="360" w:lineRule="auto" w:before="0" w:after="80"/>
-        <w:jc w:val="left"/>
-      </w:pPr>
-      <w:r>
-        <w:rPr>
-          <w:rFonts w:ascii="Microsoft YaHei" w:hAnsi="Microsoft YaHei" w:eastAsia="Microsoft YaHei"/>
-          <w:b w:val="0"/>
-          <w:i w:val="0"/>
-          <w:color w:val="2B2F36"/>
-          <w:sz w:val="22"/>
-        </w:rPr>
-        <w:t>首页包含四类核心入口：顶部搜索框、智能扫码、快捷领料、常用功能入口。</w:t>
-      </w:r>
-    </w:p>
-    <w:p>
-      <w:pPr>
-        <w:spacing w:line="360" w:lineRule="auto" w:before="0" w:after="80"/>
-        <w:jc w:val="left"/>
-      </w:pPr>
-      <w:r>
-        <w:rPr>
-          <w:rFonts w:ascii="Microsoft YaHei" w:hAnsi="Microsoft YaHei" w:eastAsia="Microsoft YaHei"/>
-          <w:b w:val="0"/>
-          <w:i w:val="0"/>
-          <w:color w:val="2B2F36"/>
-          <w:sz w:val="22"/>
-        </w:rPr>
-        <w:t>顶部搜索框：输入产品代码、物料名称、标签编号、批号、供应商、库位后，会跳转到库存查询页。</w:t>
-      </w:r>
-    </w:p>
-    <w:p>
-      <w:pPr>
-        <w:spacing w:line="360" w:lineRule="auto" w:before="0" w:after="80"/>
-        <w:jc w:val="left"/>
-      </w:pPr>
-      <w:r>
-        <w:rPr>
-          <w:rFonts w:ascii="Microsoft YaHei" w:hAnsi="Microsoft YaHei" w:eastAsia="Microsoft YaHei"/>
-          <w:b w:val="0"/>
-          <w:i w:val="0"/>
-          <w:color w:val="2B2F36"/>
-          <w:sz w:val="22"/>
-        </w:rPr>
-        <w:t>智能扫码：适合扫码领料、扫码核对库存，或扫到新标签后直接进入单条入库链路。</w:t>
-      </w:r>
-    </w:p>
-    <w:p>
-      <w:pPr>
-        <w:spacing w:line="360" w:lineRule="auto" w:before="0" w:after="80"/>
-        <w:jc w:val="left"/>
-      </w:pPr>
-      <w:r>
-        <w:rPr>
-          <w:rFonts w:ascii="Microsoft YaHei" w:hAnsi="Microsoft YaHei" w:eastAsia="Microsoft YaHei"/>
-          <w:b w:val="0"/>
-          <w:i w:val="0"/>
-          <w:color w:val="2B2F36"/>
-          <w:sz w:val="22"/>
-        </w:rPr>
-        <w:t>快捷领料：适合不扫码直接发起领料，按产品总量或按批次总量快速扣账。</w:t>
-      </w:r>
-    </w:p>
-    <w:p>
-      <w:pPr>
-        <w:spacing w:line="360" w:lineRule="auto" w:before="0" w:after="80"/>
-        <w:jc w:val="left"/>
-      </w:pPr>
-      <w:r>
-        <w:rPr>
-          <w:rFonts w:ascii="Microsoft YaHei" w:hAnsi="Microsoft YaHei" w:eastAsia="Microsoft YaHei"/>
-          <w:b w:val="0"/>
-          <w:i w:val="0"/>
-          <w:color w:val="2B2F36"/>
-          <w:sz w:val="22"/>
-        </w:rPr>
-        <w:t>统计卡说明：总物料表示当前有在库记录的产品数；预警表示临期或低库存的产品数；今日入库和今日出库表示当天实际记录数。</w:t>
-      </w:r>
-    </w:p>
-    <w:p>
-      <w:pPr>
-        <w:spacing w:before="160" w:after="80"/>
-      </w:pPr>
-      <w:r>
-        <w:rPr>
-          <w:rFonts w:ascii="Microsoft YaHei" w:hAnsi="Microsoft YaHei" w:eastAsia="Microsoft YaHei"/>
-          <w:b/>
-          <w:i w:val="0"/>
-          <w:color w:val="203864"/>
-          <w:sz w:val="25"/>
-        </w:rPr>
-        <w:t>4.2 智能扫码</w:t>
-      </w:r>
-    </w:p>
-    <w:p>
-      <w:pPr>
-        <w:spacing w:line="360" w:lineRule="auto" w:before="0" w:after="80"/>
-        <w:jc w:val="left"/>
-      </w:pPr>
-      <w:r>
-        <w:rPr>
-          <w:rFonts w:ascii="Microsoft YaHei" w:hAnsi="Microsoft YaHei" w:eastAsia="Microsoft YaHei"/>
-          <w:b w:val="0"/>
-          <w:i w:val="0"/>
-          <w:color w:val="2B2F36"/>
-          <w:sz w:val="22"/>
-        </w:rPr>
-        <w:t>适用场景：手上已经拿到标签，想直接扫码领料；或想快速核对某个标签当前库存。</w:t>
-      </w:r>
-    </w:p>
-    <w:p>
-      <w:pPr>
-        <w:spacing w:line="360" w:lineRule="auto" w:before="0" w:after="80"/>
-        <w:jc w:val="left"/>
-      </w:pPr>
-      <w:r>
-        <w:rPr>
-          <w:rFonts w:ascii="Microsoft YaHei" w:hAnsi="Microsoft YaHei" w:eastAsia="Microsoft YaHei"/>
-          <w:b w:val="0"/>
-          <w:i w:val="0"/>
-          <w:color w:val="2B2F36"/>
-          <w:sz w:val="22"/>
-        </w:rPr>
-        <w:t>使用方式：首页点击“智能扫码”，扫描标签编号。若标签已存在，会进入领料确认弹窗；若标签不存在，会提示是否立即入库。</w:t>
-      </w:r>
-    </w:p>
-    <w:p>
-      <w:pPr>
-        <w:spacing w:line="360" w:lineRule="auto" w:before="0" w:after="80"/>
-        <w:jc w:val="left"/>
-      </w:pPr>
-      <w:r>
-        <w:rPr>
-          <w:rFonts w:ascii="Microsoft YaHei" w:hAnsi="Microsoft YaHei" w:eastAsia="Microsoft YaHei"/>
-          <w:b w:val="0"/>
-          <w:i w:val="0"/>
-          <w:color w:val="2B2F36"/>
-          <w:sz w:val="22"/>
-        </w:rPr>
-        <w:t>扫码领用属于精确标签链路，后台日志会直接记录到对应标签编号。</w:t>
-      </w:r>
-    </w:p>
-    <w:p>
-      <w:pPr>
-        <w:spacing w:before="160" w:after="80"/>
-      </w:pPr>
-      <w:r>
-        <w:rPr>
-          <w:rFonts w:ascii="Microsoft YaHei" w:hAnsi="Microsoft YaHei" w:eastAsia="Microsoft YaHei"/>
-          <w:b/>
-          <w:i w:val="0"/>
-          <w:color w:val="203864"/>
-          <w:sz w:val="25"/>
-        </w:rPr>
-        <w:t>4.3 快捷领料</w:t>
-      </w:r>
-    </w:p>
-    <w:p>
-      <w:pPr>
-        <w:spacing w:line="360" w:lineRule="auto" w:before="0" w:after="80"/>
-        <w:jc w:val="left"/>
-      </w:pPr>
-      <w:r>
-        <w:rPr>
-          <w:rFonts w:ascii="Microsoft YaHei" w:hAnsi="Microsoft YaHei" w:eastAsia="Microsoft YaHei"/>
-          <w:b w:val="0"/>
-          <w:i w:val="0"/>
-          <w:color w:val="2B2F36"/>
-          <w:sz w:val="22"/>
-        </w:rPr>
-        <w:t>首页“快捷领料”是单入口双模式。进入后先选择“按产品代码领料”或“按批次领料”，再选择化材或膜材。</w:t>
-      </w:r>
-    </w:p>
-    <w:p>
-      <w:pPr>
-        <w:spacing w:line="360" w:lineRule="auto" w:before="0" w:after="80"/>
-        <w:jc w:val="left"/>
-      </w:pPr>
-      <w:r>
-        <w:rPr>
-          <w:rFonts w:ascii="Microsoft YaHei" w:hAnsi="Microsoft YaHei" w:eastAsia="Microsoft YaHei"/>
-          <w:b w:val="0"/>
-          <w:i w:val="0"/>
-          <w:color w:val="2B2F36"/>
-          <w:sz w:val="22"/>
-        </w:rPr>
-        <w:t>按产品代码领料：适合只知道今天用了哪种料、但不熟悉具体批号或标签编号的场景。选中产品后会直接进入领料确认弹窗，弹窗会显示产品总库存、首个推荐批次、首个推荐标签，并提示系统按 FEFO 自动扣减。</w:t>
-      </w:r>
-    </w:p>
-    <w:p>
-      <w:pPr>
-        <w:spacing w:line="360" w:lineRule="auto" w:before="0" w:after="80"/>
-        <w:jc w:val="left"/>
-      </w:pPr>
-      <w:r>
-        <w:rPr>
-          <w:rFonts w:ascii="Microsoft YaHei" w:hAnsi="Microsoft YaHei" w:eastAsia="Microsoft YaHei"/>
-          <w:b w:val="0"/>
-          <w:i w:val="0"/>
-          <w:color w:val="2B2F36"/>
-          <w:sz w:val="22"/>
-        </w:rPr>
-        <w:t>按批次领料：适合已经确认用了哪个批次，但不熟悉具体标签编号的场景。路径是“产品列表 -&gt; 批次列表 -&gt; 领料弹窗”，系统会在该批次内按 FEFO 自动扣减。</w:t>
-      </w:r>
-    </w:p>
-    <w:p>
-      <w:pPr>
-        <w:spacing w:line="360" w:lineRule="auto" w:before="0" w:after="80"/>
-        <w:jc w:val="left"/>
-      </w:pPr>
-      <w:r>
-        <w:rPr>
-          <w:rFonts w:ascii="Microsoft YaHei" w:hAnsi="Microsoft YaHei" w:eastAsia="Microsoft YaHei"/>
-          <w:b w:val="0"/>
-          <w:i w:val="0"/>
-          <w:color w:val="2B2F36"/>
-          <w:sz w:val="22"/>
-        </w:rPr>
-        <w:t>使用建议：只关心“今天用了 J-001 多少总量”时，优先用按产品代码领料；已经确认用了 AC240301 这类批次时，再使用按批次领料；如果已经拿到某个标签，则优先用扫码领料或库存详情页精确领料。</w:t>
-      </w:r>
-    </w:p>
-    <w:p>
-      <w:pPr>
-        <w:spacing w:before="160" w:after="80"/>
-      </w:pPr>
-      <w:r>
-        <w:rPr>
-          <w:rFonts w:ascii="Microsoft YaHei" w:hAnsi="Microsoft YaHei" w:eastAsia="Microsoft YaHei"/>
-          <w:b/>
-          <w:i w:val="0"/>
-          <w:color w:val="203864"/>
-          <w:sz w:val="25"/>
-        </w:rPr>
-        <w:t>4.4 新增物料单条入库</w:t>
-      </w:r>
-    </w:p>
-    <w:p>
-      <w:pPr>
-        <w:spacing w:line="360" w:lineRule="auto" w:before="0" w:after="80"/>
-        <w:jc w:val="left"/>
-      </w:pPr>
-      <w:r>
-        <w:rPr>
-          <w:rFonts w:ascii="Microsoft YaHei" w:hAnsi="Microsoft YaHei" w:eastAsia="Microsoft YaHei"/>
-          <w:b w:val="0"/>
-          <w:i w:val="0"/>
-          <w:color w:val="2B2F36"/>
-          <w:sz w:val="22"/>
-        </w:rPr>
-        <w:t>适用单个标签入库、扫码未录入标签后立即补录、已知产品代码手工新增单条库存。</w:t>
-      </w:r>
-    </w:p>
-    <w:p>
-      <w:pPr>
-        <w:spacing w:line="360" w:lineRule="auto" w:before="0" w:after="80"/>
-        <w:jc w:val="left"/>
-      </w:pPr>
-      <w:r>
-        <w:rPr>
-          <w:rFonts w:ascii="Microsoft YaHei" w:hAnsi="Microsoft YaHei" w:eastAsia="Microsoft YaHei"/>
-          <w:b w:val="0"/>
-          <w:i w:val="0"/>
-          <w:color w:val="2B2F36"/>
-          <w:sz w:val="22"/>
-        </w:rPr>
-        <w:t>输入已存在产品代码并确认后，系统会自动回填已有主数据。</w:t>
-      </w:r>
-    </w:p>
-    <w:p>
-      <w:pPr>
-        <w:spacing w:line="360" w:lineRule="auto" w:before="0" w:after="80"/>
-        <w:jc w:val="left"/>
-      </w:pPr>
-      <w:r>
-        <w:rPr>
-          <w:rFonts w:ascii="Microsoft YaHei" w:hAnsi="Microsoft YaHei" w:eastAsia="Microsoft YaHei"/>
-          <w:b w:val="0"/>
-          <w:i w:val="0"/>
-          <w:color w:val="2B2F36"/>
-          <w:sz w:val="22"/>
-        </w:rPr>
-        <w:t>若产品代码不存在，普通用户会看到阻断卡片，只能发起“立即申请建档”；若产品代码已归档，系统会提示不要继续新增。</w:t>
-      </w:r>
-    </w:p>
-    <w:p>
-      <w:pPr>
-        <w:spacing w:line="360" w:lineRule="auto" w:before="0" w:after="80"/>
-        <w:jc w:val="left"/>
-      </w:pPr>
-      <w:r>
-        <w:rPr>
-          <w:rFonts w:ascii="Microsoft YaHei" w:hAnsi="Microsoft YaHei" w:eastAsia="Microsoft YaHei"/>
-          <w:b w:val="0"/>
-          <w:i w:val="0"/>
-          <w:color w:val="2B2F36"/>
-          <w:sz w:val="22"/>
-        </w:rPr>
-        <w:t>标签编号必须唯一；化材和膜材必须按当前 tab 分开录入。</w:t>
-      </w:r>
-    </w:p>
-    <w:p>
-      <w:pPr>
-        <w:spacing w:before="160" w:after="80"/>
-      </w:pPr>
-      <w:r>
-        <w:rPr>
-          <w:rFonts w:ascii="Microsoft YaHei" w:hAnsi="Microsoft YaHei" w:eastAsia="Microsoft YaHei"/>
-          <w:b/>
-          <w:i w:val="0"/>
-          <w:color w:val="203864"/>
-          <w:sz w:val="25"/>
-        </w:rPr>
-        <w:t>4.5 批量入库</w:t>
-      </w:r>
-    </w:p>
-    <w:p>
-      <w:pPr>
-        <w:spacing w:line="360" w:lineRule="auto" w:before="0" w:after="80"/>
-        <w:jc w:val="left"/>
-      </w:pPr>
-      <w:r>
-        <w:rPr>
-          <w:rFonts w:ascii="Microsoft YaHei" w:hAnsi="Microsoft YaHei" w:eastAsia="Microsoft YaHei"/>
-          <w:b w:val="0"/>
-          <w:i w:val="0"/>
-          <w:color w:val="2B2F36"/>
-          <w:sz w:val="22"/>
-        </w:rPr>
-        <w:t>适合同类物料集中扫码入库、连续录入一批标签、同一批次下多条标签一起入库。</w:t>
-      </w:r>
-    </w:p>
-    <w:p>
-      <w:pPr>
-        <w:spacing w:line="360" w:lineRule="auto" w:before="0" w:after="80"/>
-        <w:jc w:val="left"/>
-      </w:pPr>
-      <w:r>
-        <w:rPr>
-          <w:rFonts w:ascii="Microsoft YaHei" w:hAnsi="Microsoft YaHei" w:eastAsia="Microsoft YaHei"/>
-          <w:b w:val="0"/>
-          <w:i w:val="0"/>
-          <w:color w:val="2B2F36"/>
-          <w:sz w:val="22"/>
-        </w:rPr>
-        <w:t>先选择当前产品模板，再确认默认批号、效期、库位等批次信息，然后连续扫码或录入标签。</w:t>
-      </w:r>
-    </w:p>
-    <w:p>
-      <w:pPr>
-        <w:spacing w:line="360" w:lineRule="auto" w:before="0" w:after="80"/>
-        <w:jc w:val="left"/>
-      </w:pPr>
-      <w:r>
-        <w:rPr>
-          <w:rFonts w:ascii="Microsoft YaHei" w:hAnsi="Microsoft YaHei" w:eastAsia="Microsoft YaHei"/>
-          <w:b w:val="0"/>
-          <w:i w:val="0"/>
-          <w:color w:val="2B2F36"/>
-          <w:sz w:val="22"/>
-        </w:rPr>
-        <w:t>膜材会保留“主数据默认幅宽”和“本批次实际幅宽”的区别；若首批膜材主数据仍缺少必要规格，系统会要求先补齐。</w:t>
-      </w:r>
-    </w:p>
-    <w:p>
-      <w:pPr>
-        <w:spacing w:before="160" w:after="80"/>
-      </w:pPr>
-      <w:r>
-        <w:rPr>
-          <w:rFonts w:ascii="Microsoft YaHei" w:hAnsi="Microsoft YaHei" w:eastAsia="Microsoft YaHei"/>
-          <w:b/>
-          <w:i w:val="0"/>
-          <w:color w:val="203864"/>
-          <w:sz w:val="25"/>
-        </w:rPr>
-        <w:t>4.6 库存查询</w:t>
-      </w:r>
-    </w:p>
-    <w:p>
-      <w:pPr>
-        <w:spacing w:line="360" w:lineRule="auto" w:before="0" w:after="80"/>
-        <w:jc w:val="left"/>
-      </w:pPr>
-      <w:r>
-        <w:rPr>
-          <w:rFonts w:ascii="Microsoft YaHei" w:hAnsi="Microsoft YaHei" w:eastAsia="Microsoft YaHei"/>
-          <w:b w:val="0"/>
-          <w:i w:val="0"/>
-          <w:color w:val="2B2F36"/>
-          <w:sz w:val="22"/>
-        </w:rPr>
-        <w:t>库存查询页是正式库存浏览页，支持搜索字段：产品代码、物料名称、标签编号、批号、供应商、库位。</w:t>
-      </w:r>
-    </w:p>
-    <w:p>
-      <w:pPr>
-        <w:spacing w:line="360" w:lineRule="auto" w:before="0" w:after="80"/>
-        <w:jc w:val="left"/>
-      </w:pPr>
-      <w:r>
-        <w:rPr>
-          <w:rFonts w:ascii="Microsoft YaHei" w:hAnsi="Microsoft YaHei" w:eastAsia="Microsoft YaHei"/>
-          <w:b w:val="0"/>
-          <w:i w:val="0"/>
-          <w:color w:val="2B2F36"/>
-          <w:sz w:val="22"/>
-        </w:rPr>
-        <w:t>层级结构为：第一层产品聚合页，第二层批次聚合页，第三层标签层，最深处为标签详情页。</w:t>
-      </w:r>
-    </w:p>
-    <w:p>
-      <w:pPr>
-        <w:spacing w:line="360" w:lineRule="auto" w:before="0" w:after="80"/>
-        <w:jc w:val="left"/>
-      </w:pPr>
-      <w:r>
-        <w:rPr>
-          <w:rFonts w:ascii="Microsoft YaHei" w:hAnsi="Microsoft YaHei" w:eastAsia="Microsoft YaHei"/>
-          <w:b w:val="0"/>
-          <w:i w:val="0"/>
-          <w:color w:val="2B2F36"/>
-          <w:sz w:val="22"/>
-        </w:rPr>
-        <w:t>当某个批次只有 1 个标签时，点击可直接进入标签详情；当某个批次有多个标签时，会在当前批次卡片下方展开标签行。</w:t>
-      </w:r>
-    </w:p>
-    <w:p>
-      <w:pPr>
-        <w:spacing w:line="360" w:lineRule="auto" w:before="0" w:after="80"/>
-        <w:jc w:val="left"/>
-      </w:pPr>
-      <w:r>
-        <w:rPr>
-          <w:rFonts w:ascii="Microsoft YaHei" w:hAnsi="Microsoft YaHei" w:eastAsia="Microsoft YaHei"/>
-          <w:b w:val="0"/>
-          <w:i w:val="0"/>
-          <w:color w:val="2B2F36"/>
-          <w:sz w:val="22"/>
-        </w:rPr>
-        <w:t>可使用风险筛选查看临期或低库存产品。</w:t>
-      </w:r>
-    </w:p>
-    <w:p>
-      <w:pPr>
-        <w:spacing w:before="160" w:after="80"/>
-      </w:pPr>
-      <w:r>
-        <w:rPr>
-          <w:rFonts w:ascii="Microsoft YaHei" w:hAnsi="Microsoft YaHei" w:eastAsia="Microsoft YaHei"/>
-          <w:b/>
-          <w:i w:val="0"/>
-          <w:color w:val="203864"/>
-          <w:sz w:val="25"/>
-        </w:rPr>
-        <w:t>4.7 标签详情</w:t>
-      </w:r>
-    </w:p>
-    <w:p>
-      <w:pPr>
-        <w:spacing w:line="360" w:lineRule="auto" w:before="0" w:after="80"/>
-        <w:jc w:val="left"/>
-      </w:pPr>
-      <w:r>
-        <w:rPr>
-          <w:rFonts w:ascii="Microsoft YaHei" w:hAnsi="Microsoft YaHei" w:eastAsia="Microsoft YaHei"/>
-          <w:b w:val="0"/>
-          <w:i w:val="0"/>
-          <w:color w:val="2B2F36"/>
-          <w:sz w:val="22"/>
-        </w:rPr>
-        <w:t>标签详情适合做精确核对和精确操作。</w:t>
-      </w:r>
-    </w:p>
-    <w:p>
-      <w:pPr>
-        <w:spacing w:line="360" w:lineRule="auto" w:before="0" w:after="80"/>
-        <w:jc w:val="left"/>
-      </w:pPr>
-      <w:r>
-        <w:rPr>
-          <w:rFonts w:ascii="Microsoft YaHei" w:hAnsi="Microsoft YaHei" w:eastAsia="Microsoft YaHei"/>
-          <w:b w:val="0"/>
-          <w:i w:val="0"/>
-          <w:color w:val="2B2F36"/>
-          <w:sz w:val="22"/>
-        </w:rPr>
-        <w:t>可查看标签编号、产品代码、物料名称、批号、当前库存、精确库位、过期日期或长期有效状态。</w:t>
-      </w:r>
-    </w:p>
-    <w:p>
-      <w:pPr>
-        <w:spacing w:line="360" w:lineRule="auto" w:before="0" w:after="80"/>
-        <w:jc w:val="left"/>
-      </w:pPr>
-      <w:r>
-        <w:rPr>
-          <w:rFonts w:ascii="Microsoft YaHei" w:hAnsi="Microsoft YaHei" w:eastAsia="Microsoft YaHei"/>
-          <w:b w:val="0"/>
-          <w:i w:val="0"/>
-          <w:color w:val="2B2F36"/>
-          <w:sz w:val="22"/>
-        </w:rPr>
-        <w:t>膜材可查看幅宽、厚度等规格；普通用户可在这里执行精确领用，并查看该标签历史变化。</w:t>
-      </w:r>
-    </w:p>
-    <w:p>
-      <w:pPr>
-        <w:spacing w:before="160" w:after="80"/>
-      </w:pPr>
-      <w:r>
-        <w:rPr>
-          <w:rFonts w:ascii="Microsoft YaHei" w:hAnsi="Microsoft YaHei" w:eastAsia="Microsoft YaHei"/>
-          <w:b/>
-          <w:i w:val="0"/>
-          <w:color w:val="203864"/>
-          <w:sz w:val="25"/>
-        </w:rPr>
-        <w:t>4.8 操作日志</w:t>
-      </w:r>
-    </w:p>
-    <w:p>
-      <w:pPr>
-        <w:spacing w:line="360" w:lineRule="auto" w:before="0" w:after="80"/>
-        <w:jc w:val="left"/>
-      </w:pPr>
-      <w:r>
-        <w:rPr>
-          <w:rFonts w:ascii="Microsoft YaHei" w:hAnsi="Microsoft YaHei" w:eastAsia="Microsoft YaHei"/>
-          <w:b w:val="0"/>
-          <w:i w:val="0"/>
-          <w:color w:val="2B2F36"/>
-          <w:sz w:val="22"/>
-        </w:rPr>
-        <w:t>普通用户可查看“操作日志”。</w:t>
-      </w:r>
-    </w:p>
-    <w:p>
-      <w:pPr>
-        <w:spacing w:line="360" w:lineRule="auto" w:before="0" w:after="80"/>
-        <w:jc w:val="left"/>
-      </w:pPr>
-      <w:r>
-        <w:rPr>
-          <w:rFonts w:ascii="Microsoft YaHei" w:hAnsi="Microsoft YaHei" w:eastAsia="Microsoft YaHei"/>
-          <w:b w:val="0"/>
-          <w:i w:val="0"/>
-          <w:color w:val="2B2F36"/>
-          <w:sz w:val="22"/>
-        </w:rPr>
-        <w:t>支持按产品代码、物料名称、标签编号、批号、操作人、类型、描述、备注搜索。</w:t>
-      </w:r>
-    </w:p>
-    <w:p>
-      <w:pPr>
-        <w:spacing w:line="360" w:lineRule="auto" w:before="0" w:after="80"/>
-        <w:jc w:val="left"/>
-      </w:pPr>
-      <w:r>
-        <w:rPr>
-          <w:rFonts w:ascii="Microsoft YaHei" w:hAnsi="Microsoft YaHei" w:eastAsia="Microsoft YaHei"/>
-          <w:b w:val="0"/>
-          <w:i w:val="0"/>
-          <w:color w:val="2B2F36"/>
-          <w:sz w:val="22"/>
-        </w:rPr>
-        <w:t>即使是首页按产品代码领料，日志也仍会按实际被扣减的标签逐条记录，便于后续追溯。</w:t>
-      </w:r>
-    </w:p>
-    <w:p>
-      <w:pPr>
-        <w:spacing w:before="160" w:after="80"/>
-      </w:pPr>
-      <w:r>
-        <w:rPr>
-          <w:rFonts w:ascii="Microsoft YaHei" w:hAnsi="Microsoft YaHei" w:eastAsia="Microsoft YaHei"/>
-          <w:b/>
-          <w:i w:val="0"/>
-          <w:color w:val="203864"/>
-          <w:sz w:val="25"/>
-        </w:rPr>
-        <w:t>4.9 我的申请</w:t>
-      </w:r>
-    </w:p>
-    <w:p>
-      <w:pPr>
-        <w:spacing w:line="360" w:lineRule="auto" w:before="0" w:after="80"/>
-        <w:jc w:val="left"/>
-      </w:pPr>
-      <w:r>
-        <w:rPr>
-          <w:rFonts w:ascii="Microsoft YaHei" w:hAnsi="Microsoft YaHei" w:eastAsia="Microsoft YaHei"/>
-          <w:b w:val="0"/>
-          <w:i w:val="0"/>
-          <w:color w:val="2B2F36"/>
-          <w:sz w:val="22"/>
-        </w:rPr>
-        <w:t>普通用户在新增物料页遇到未知产品代码时，可发起建档申请。</w:t>
-      </w:r>
-    </w:p>
-    <w:p>
-      <w:pPr>
-        <w:spacing w:line="360" w:lineRule="auto" w:before="0" w:after="80"/>
-        <w:jc w:val="left"/>
-      </w:pPr>
-      <w:r>
-        <w:rPr>
-          <w:rFonts w:ascii="Microsoft YaHei" w:hAnsi="Microsoft YaHei" w:eastAsia="Microsoft YaHei"/>
-          <w:b w:val="0"/>
-          <w:i w:val="0"/>
-          <w:color w:val="2B2F36"/>
-          <w:sz w:val="22"/>
-        </w:rPr>
-        <w:t>“我的申请”页面可查看已提交申请、当前状态、审批结果和驳回原因。</w:t>
-      </w:r>
-    </w:p>
-    <w:p>
-      <w:pPr>
-        <w:spacing w:before="200" w:after="120"/>
-      </w:pPr>
-      <w:r>
-        <w:rPr>
-          <w:rFonts w:ascii="Microsoft YaHei" w:hAnsi="Microsoft YaHei" w:eastAsia="Microsoft YaHei"/>
-          <w:b/>
-          <w:i w:val="0"/>
-          <w:color w:val="203864"/>
-          <w:sz w:val="35"/>
-        </w:rPr>
-        <w:t>5. 管理员使用说明</w:t>
-      </w:r>
-    </w:p>
-    <w:p>
-      <w:pPr>
-        <w:spacing w:before="160" w:after="80"/>
-      </w:pPr>
-      <w:r>
-        <w:rPr>
-          <w:rFonts w:ascii="Microsoft YaHei" w:hAnsi="Microsoft YaHei" w:eastAsia="Microsoft YaHei"/>
-          <w:b/>
-          <w:i w:val="0"/>
-          <w:color w:val="203864"/>
-          <w:sz w:val="25"/>
-        </w:rPr>
-        <w:t>5.1 审批中心</w:t>
-      </w:r>
-    </w:p>
-    <w:p>
-      <w:pPr>
-        <w:spacing w:line="360" w:lineRule="auto" w:before="0" w:after="80"/>
-        <w:jc w:val="left"/>
-      </w:pPr>
-      <w:r>
-        <w:rPr>
-          <w:rFonts w:ascii="Microsoft YaHei" w:hAnsi="Microsoft YaHei" w:eastAsia="Microsoft YaHei"/>
-          <w:b w:val="0"/>
-          <w:i w:val="0"/>
-          <w:color w:val="2B2F36"/>
-          <w:sz w:val="22"/>
-        </w:rPr>
-        <w:t>管理员可审批新用户注册申请和物料建档申请。</w:t>
-      </w:r>
-    </w:p>
-    <w:p>
-      <w:pPr>
-        <w:spacing w:line="360" w:lineRule="auto" w:before="0" w:after="80"/>
-        <w:jc w:val="left"/>
-      </w:pPr>
-      <w:r>
-        <w:rPr>
-          <w:rFonts w:ascii="Microsoft YaHei" w:hAnsi="Microsoft YaHei" w:eastAsia="Microsoft YaHei"/>
-          <w:b w:val="0"/>
-          <w:i w:val="0"/>
-          <w:color w:val="2B2F36"/>
-          <w:sz w:val="22"/>
-        </w:rPr>
-        <w:t>审批通过后，用户会从待审批进入正式首页；通过的物料申请会转为正式主数据。</w:t>
-      </w:r>
-    </w:p>
-    <w:p>
-      <w:pPr>
-        <w:spacing w:before="160" w:after="80"/>
-      </w:pPr>
-      <w:r>
-        <w:rPr>
-          <w:rFonts w:ascii="Microsoft YaHei" w:hAnsi="Microsoft YaHei" w:eastAsia="Microsoft YaHei"/>
-          <w:b/>
-          <w:i w:val="0"/>
-          <w:color w:val="203864"/>
-          <w:sz w:val="25"/>
-        </w:rPr>
-        <w:t>5.2 物料管理</w:t>
-      </w:r>
-    </w:p>
-    <w:p>
-      <w:pPr>
-        <w:spacing w:line="360" w:lineRule="auto" w:before="0" w:after="80"/>
-        <w:jc w:val="left"/>
-      </w:pPr>
-      <w:r>
-        <w:rPr>
-          <w:rFonts w:ascii="Microsoft YaHei" w:hAnsi="Microsoft YaHei" w:eastAsia="Microsoft YaHei"/>
-          <w:b w:val="0"/>
-          <w:i w:val="0"/>
-          <w:color w:val="2B2F36"/>
-          <w:sz w:val="22"/>
-        </w:rPr>
-        <w:t>管理员可按产品代码、物料名称、子类别、供应商、原厂型号、包装形式、规格搜索主数据。</w:t>
-      </w:r>
-    </w:p>
-    <w:p>
-      <w:pPr>
-        <w:spacing w:line="360" w:lineRule="auto" w:before="0" w:after="80"/>
-        <w:jc w:val="left"/>
-      </w:pPr>
-      <w:r>
-        <w:rPr>
-          <w:rFonts w:ascii="Microsoft YaHei" w:hAnsi="Microsoft YaHei" w:eastAsia="Microsoft YaHei"/>
-          <w:b w:val="0"/>
-          <w:i w:val="0"/>
-          <w:color w:val="2B2F36"/>
-          <w:sz w:val="22"/>
-        </w:rPr>
-        <w:t>可执行编辑主数据、归档物料、恢复归档物料、直接创建主数据等操作。</w:t>
-      </w:r>
-    </w:p>
-    <w:p>
-      <w:pPr>
-        <w:spacing w:before="160" w:after="80"/>
-      </w:pPr>
-      <w:r>
-        <w:rPr>
-          <w:rFonts w:ascii="Microsoft YaHei" w:hAnsi="Microsoft YaHei" w:eastAsia="Microsoft YaHei"/>
-          <w:b/>
-          <w:i w:val="0"/>
-          <w:color w:val="203864"/>
-          <w:sz w:val="25"/>
-        </w:rPr>
-        <w:t>5.3 物料导入</w:t>
-      </w:r>
-    </w:p>
-    <w:p>
-      <w:pPr>
-        <w:spacing w:line="360" w:lineRule="auto" w:before="0" w:after="80"/>
-        <w:jc w:val="left"/>
-      </w:pPr>
-      <w:r>
-        <w:rPr>
-          <w:rFonts w:ascii="Microsoft YaHei" w:hAnsi="Microsoft YaHei" w:eastAsia="Microsoft YaHei"/>
-          <w:b w:val="0"/>
-          <w:i w:val="0"/>
-          <w:color w:val="2B2F36"/>
-          <w:sz w:val="22"/>
-        </w:rPr>
-        <w:t>管理员可进行批量主数据导入。</w:t>
-      </w:r>
-    </w:p>
-    <w:p>
-      <w:pPr>
-        <w:spacing w:line="360" w:lineRule="auto" w:before="0" w:after="80"/>
-        <w:jc w:val="left"/>
-      </w:pPr>
-      <w:r>
-        <w:rPr>
-          <w:rFonts w:ascii="Microsoft YaHei" w:hAnsi="Microsoft YaHei" w:eastAsia="Microsoft YaHei"/>
-          <w:b w:val="0"/>
-          <w:i w:val="0"/>
-          <w:color w:val="2B2F36"/>
-          <w:sz w:val="22"/>
-        </w:rPr>
-        <w:t>推荐流程：先导出系统最新模板 .xlsx，填写后另存为 CSV，再上传、查看预览并确认导入。</w:t>
-      </w:r>
-    </w:p>
-    <w:p>
-      <w:pPr>
-        <w:spacing w:line="360" w:lineRule="auto" w:before="0" w:after="80"/>
-        <w:jc w:val="left"/>
-      </w:pPr>
-      <w:r>
-        <w:rPr>
-          <w:rFonts w:ascii="Microsoft YaHei" w:hAnsi="Microsoft YaHei" w:eastAsia="Microsoft YaHei"/>
-          <w:b w:val="0"/>
-          <w:i w:val="0"/>
-          <w:color w:val="2B2F36"/>
-          <w:sz w:val="22"/>
-        </w:rPr>
-        <w:t>如导入预览中存在错误行，该行不会导入；若仅有提醒，建议理解提醒含义后再决定是否继续。</w:t>
-      </w:r>
-    </w:p>
-    <w:p>
-      <w:pPr>
-        <w:spacing w:before="160" w:after="80"/>
-      </w:pPr>
-      <w:r>
-        <w:rPr>
-          <w:rFonts w:ascii="Microsoft YaHei" w:hAnsi="Microsoft YaHei" w:eastAsia="Microsoft YaHei"/>
-          <w:b/>
-          <w:i w:val="0"/>
-          <w:color w:val="203864"/>
-          <w:sz w:val="25"/>
-        </w:rPr>
-        <w:t>5.4 库区管理与子类别管理</w:t>
-      </w:r>
-    </w:p>
-    <w:p>
-      <w:pPr>
-        <w:spacing w:line="360" w:lineRule="auto" w:before="0" w:after="80"/>
-        <w:jc w:val="left"/>
-      </w:pPr>
-      <w:r>
-        <w:rPr>
-          <w:rFonts w:ascii="Microsoft YaHei" w:hAnsi="Microsoft YaHei" w:eastAsia="Microsoft YaHei"/>
-          <w:b w:val="0"/>
-          <w:i w:val="0"/>
-          <w:color w:val="2B2F36"/>
-          <w:sz w:val="22"/>
-        </w:rPr>
-        <w:t>管理员可维护库区，用于结构化库存定位。</w:t>
-      </w:r>
-    </w:p>
-    <w:p>
-      <w:pPr>
-        <w:spacing w:line="360" w:lineRule="auto" w:before="0" w:after="80"/>
-        <w:jc w:val="left"/>
-      </w:pPr>
-      <w:r>
-        <w:rPr>
-          <w:rFonts w:ascii="Microsoft YaHei" w:hAnsi="Microsoft YaHei" w:eastAsia="Microsoft YaHei"/>
-          <w:b w:val="0"/>
-          <w:i w:val="0"/>
-          <w:color w:val="2B2F36"/>
-          <w:sz w:val="22"/>
-        </w:rPr>
-        <w:t>管理员可维护正式子类别；导入、建档、物料编辑均以这里的有效子类别为准。</w:t>
-      </w:r>
-    </w:p>
-    <w:p>
-      <w:pPr>
-        <w:spacing w:before="160" w:after="80"/>
-      </w:pPr>
-      <w:r>
-        <w:rPr>
-          <w:rFonts w:ascii="Microsoft YaHei" w:hAnsi="Microsoft YaHei" w:eastAsia="Microsoft YaHei"/>
-          <w:b/>
-          <w:i w:val="0"/>
-          <w:color w:val="203864"/>
-          <w:sz w:val="25"/>
-        </w:rPr>
-        <w:t>5.5 审计日志</w:t>
-      </w:r>
-    </w:p>
-    <w:p>
-      <w:pPr>
-        <w:spacing w:line="360" w:lineRule="auto" w:before="0" w:after="80"/>
-        <w:jc w:val="left"/>
-      </w:pPr>
-      <w:r>
-        <w:rPr>
-          <w:rFonts w:ascii="Microsoft YaHei" w:hAnsi="Microsoft YaHei" w:eastAsia="Microsoft YaHei"/>
-          <w:b w:val="0"/>
-          <w:i w:val="0"/>
-          <w:color w:val="2B2F36"/>
-          <w:sz w:val="22"/>
-        </w:rPr>
-        <w:t>管理员可查看“审计日志”。</w:t>
-      </w:r>
-    </w:p>
-    <w:p>
-      <w:pPr>
-        <w:spacing w:line="360" w:lineRule="auto" w:before="0" w:after="80"/>
-        <w:jc w:val="left"/>
-      </w:pPr>
-      <w:r>
-        <w:rPr>
-          <w:rFonts w:ascii="Microsoft YaHei" w:hAnsi="Microsoft YaHei" w:eastAsia="Microsoft YaHei"/>
-          <w:b w:val="0"/>
-          <w:i w:val="0"/>
-          <w:color w:val="2B2F36"/>
-          <w:sz w:val="22"/>
-        </w:rPr>
-        <w:t>搜索字段与普通操作日志保持一致，但展示更偏向治理与审计视角。</w:t>
-      </w:r>
-    </w:p>
-    <w:p>
-      <w:pPr>
-        <w:spacing w:before="160" w:after="80"/>
-      </w:pPr>
-      <w:r>
-        <w:rPr>
-          <w:rFonts w:ascii="Microsoft YaHei" w:hAnsi="Microsoft YaHei" w:eastAsia="Microsoft YaHei"/>
-          <w:b/>
-          <w:i w:val="0"/>
-          <w:color w:val="203864"/>
-          <w:sz w:val="25"/>
-        </w:rPr>
-        <w:t>5.6 膜材幅宽修正</w:t>
-      </w:r>
-    </w:p>
-    <w:p>
-      <w:pPr>
-        <w:spacing w:line="360" w:lineRule="auto" w:before="0" w:after="80"/>
-        <w:jc w:val="left"/>
-      </w:pPr>
-      <w:r>
-        <w:rPr>
-          <w:rFonts w:ascii="Microsoft YaHei" w:hAnsi="Microsoft YaHei" w:eastAsia="Microsoft YaHei"/>
-          <w:b w:val="0"/>
-          <w:i w:val="0"/>
-          <w:color w:val="2B2F36"/>
-          <w:sz w:val="22"/>
-        </w:rPr>
-        <w:t>管理员在标签详情页可看到“修正幅宽”能力。</w:t>
-      </w:r>
-    </w:p>
-    <w:p>
-      <w:pPr>
-        <w:spacing w:line="360" w:lineRule="auto" w:before="0" w:after="80"/>
-        <w:jc w:val="left"/>
-      </w:pPr>
-      <w:r>
-        <w:rPr>
-          <w:rFonts w:ascii="Microsoft YaHei" w:hAnsi="Microsoft YaHei" w:eastAsia="Microsoft YaHei"/>
-          <w:b w:val="0"/>
-          <w:i w:val="0"/>
-          <w:color w:val="2B2F36"/>
-          <w:sz w:val="22"/>
-        </w:rPr>
-        <w:t>该操作修正的是当前标签对应库存记录的幅宽显示真值，不是全局改主数据默认幅宽。</w:t>
-      </w:r>
-    </w:p>
-    <w:p>
-      <w:pPr>
-        <w:spacing w:before="200" w:after="120"/>
-      </w:pPr>
-      <w:r>
-        <w:rPr>
-          <w:rFonts w:ascii="Microsoft YaHei" w:hAnsi="Microsoft YaHei" w:eastAsia="Microsoft YaHei"/>
-          <w:b/>
-          <w:i w:val="0"/>
-          <w:color w:val="203864"/>
-          <w:sz w:val="35"/>
-        </w:rPr>
-        <w:t>6. 超级管理员附录</w:t>
-      </w:r>
-    </w:p>
-    <w:p>
-      <w:pPr>
-        <w:spacing w:line="360" w:lineRule="auto" w:before="0" w:after="80"/>
-        <w:jc w:val="left"/>
-      </w:pPr>
-      <w:r>
-        <w:rPr>
-          <w:rFonts w:ascii="Microsoft YaHei" w:hAnsi="Microsoft YaHei" w:eastAsia="Microsoft YaHei"/>
-          <w:b w:val="0"/>
-          <w:i w:val="0"/>
-          <w:color w:val="2B2F36"/>
-          <w:sz w:val="22"/>
-        </w:rPr>
-        <w:t>超级管理员除管理员权限外，还可以调整用户角色。</w:t>
-      </w:r>
-    </w:p>
-    <w:p>
-      <w:pPr>
-        <w:spacing w:line="360" w:lineRule="auto" w:before="0" w:after="80"/>
-        <w:jc w:val="left"/>
-      </w:pPr>
-      <w:r>
-        <w:rPr>
-          <w:rFonts w:ascii="Microsoft YaHei" w:hAnsi="Microsoft YaHei" w:eastAsia="Microsoft YaHei"/>
-          <w:b w:val="0"/>
-          <w:i w:val="0"/>
-          <w:color w:val="2B2F36"/>
-          <w:sz w:val="22"/>
-        </w:rPr>
-        <w:t>典型场景包括将普通用户提升为管理员，或将管理员降回普通用户。角色变更会影响首页可见入口与后台管理能力。</w:t>
-      </w:r>
-    </w:p>
-    <w:p>
-      <w:pPr>
-        <w:spacing w:before="200" w:after="120"/>
-      </w:pPr>
-      <w:r>
-        <w:rPr>
-          <w:rFonts w:ascii="Microsoft YaHei" w:hAnsi="Microsoft YaHei" w:eastAsia="Microsoft YaHei"/>
-          <w:b/>
-          <w:i w:val="0"/>
-          <w:color w:val="203864"/>
-          <w:sz w:val="35"/>
-        </w:rPr>
-        <w:t>7. 常见提示语与处理</w:t>
-      </w:r>
-    </w:p>
-    <w:p>
-      <w:pPr>
-        <w:spacing w:line="360" w:lineRule="auto" w:before="0" w:after="80"/>
-        <w:jc w:val="left"/>
-      </w:pPr>
-      <w:r>
-        <w:rPr>
-          <w:rFonts w:ascii="Microsoft YaHei" w:hAnsi="Microsoft YaHei" w:eastAsia="Microsoft YaHei"/>
-          <w:b w:val="0"/>
-          <w:i w:val="0"/>
-          <w:color w:val="2B2F36"/>
-          <w:sz w:val="22"/>
-        </w:rPr>
-        <w:t>下面这些提示语在试运行阶段最常见，建议先统一口径，再转发给测试同事。</w:t>
-      </w:r>
-    </w:p>
-    <w:tbl>
-      <w:tblPr>
-        <w:tblW w:type="auto" w:w="0"/>
-        <w:jc w:val="center"/>
-        <w:tblLayout w:type="fixed"/>
-        <w:tblLook w:firstColumn="1" w:firstRow="1" w:lastColumn="0" w:lastRow="0" w:noHBand="0" w:noVBand="1" w:val="04A0"/>
-      </w:tblPr>
-      <w:tblGrid>
-        <w:gridCol w:w="4479"/>
-        <w:gridCol w:w="4479"/>
-      </w:tblGrid>
-      <w:tr>
-        <w:tc>
-          <w:tcPr>
-            <w:tcW w:type="dxa" w:w="1814"/>
-            <w:vAlign w:val="center"/>
-            <w:shd w:fill="203864"/>
-            <w:tcBorders>
-              <w:top w:val="single" w:sz="0" w:space="0" w:color="FFFFFF"/>
-              <w:left w:val="single" w:sz="0" w:space="0" w:color="FFFFFF"/>
-              <w:bottom w:val="single" w:sz="0" w:space="0" w:color="FFFFFF"/>
-              <w:right w:val="single" w:sz="0" w:space="0" w:color="FFFFFF"/>
-            </w:tcBorders>
-            <w:tcMar>
-              <w:top w:w="90" w:type="dxa"/>
-              <w:left w:w="100" w:type="dxa"/>
-              <w:bottom w:w="90" w:type="dxa"/>
-              <w:right w:w="100" w:type="dxa"/>
-            </w:tcMar>
-          </w:tcPr>
-          <w:p>
-            <w:pPr>
-              <w:jc w:val="center"/>
-            </w:pPr>
-            <w:r>
-              <w:rPr>
-                <w:rFonts w:ascii="Microsoft YaHei" w:hAnsi="Microsoft YaHei" w:eastAsia="Microsoft YaHei"/>
-                <w:b/>
-                <w:i w:val="0"/>
-                <w:color w:val="FFFFFF"/>
-                <w:sz w:val="20"/>
-              </w:rPr>
-              <w:t>提示语</w:t>
-            </w:r>
-          </w:p>
-        </w:tc>
-        <w:tc>
-          <w:tcPr>
-            <w:tcW w:type="dxa" w:w="6690"/>
-            <w:vAlign w:val="center"/>
-            <w:shd w:fill="203864"/>
-            <w:tcBorders>
-              <w:top w:val="single" w:sz="0" w:space="0" w:color="FFFFFF"/>
-              <w:left w:val="single" w:sz="0" w:space="0" w:color="FFFFFF"/>
-              <w:bottom w:val="single" w:sz="0" w:space="0" w:color="FFFFFF"/>
-              <w:right w:val="single" w:sz="0" w:space="0" w:color="FFFFFF"/>
-            </w:tcBorders>
-            <w:tcMar>
-              <w:top w:w="90" w:type="dxa"/>
-              <w:left w:w="100" w:type="dxa"/>
-              <w:bottom w:w="90" w:type="dxa"/>
-              <w:right w:w="100" w:type="dxa"/>
-            </w:tcMar>
-          </w:tcPr>
-          <w:p>
-            <w:pPr>
-              <w:jc w:val="center"/>
-            </w:pPr>
-            <w:r>
-              <w:rPr>
-                <w:rFonts w:ascii="Microsoft YaHei" w:hAnsi="Microsoft YaHei" w:eastAsia="Microsoft YaHei"/>
-                <w:b/>
-                <w:i w:val="0"/>
-                <w:color w:val="FFFFFF"/>
-                <w:sz w:val="20"/>
-              </w:rPr>
-              <w:t>说明与处理建议</w:t>
+              <w:t>当前正式格式是 L + 6 位数字，例如 L000123。</w:t>
             </w:r>
           </w:p>
         </w:tc>
@@ -2339,71 +2178,41 @@
       <w:tr>
         <w:tc>
           <w:tcPr>
-            <w:tcW w:type="dxa" w:w="1814"/>
+            <w:tcW w:type="dxa" w:w="2381"/>
             <w:vAlign w:val="center"/>
-            <w:shd w:fill="FBFCFE"/>
-            <w:tcBorders>
-              <w:top w:val="single" w:sz="8" w:space="0" w:color="D6E0EC"/>
-              <w:left w:val="single" w:sz="8" w:space="0" w:color="D6E0EC"/>
-              <w:bottom w:val="single" w:sz="8" w:space="0" w:color="D6E0EC"/>
-              <w:right w:val="single" w:sz="8" w:space="0" w:color="D6E0EC"/>
-            </w:tcBorders>
-            <w:tcMar>
-              <w:top w:w="75" w:type="dxa"/>
-              <w:left w:w="90" w:type="dxa"/>
-              <w:bottom w:w="75" w:type="dxa"/>
-              <w:right w:w="90" w:type="dxa"/>
-            </w:tcMar>
           </w:tcPr>
           <w:p>
             <w:pPr>
-              <w:spacing w:before="0" w:after="0"/>
-              <w:jc w:val="left"/>
+              <w:spacing w:after="0"/>
             </w:pPr>
+            <w:r/>
             <w:r>
               <w:rPr>
-                <w:rFonts w:ascii="Microsoft YaHei" w:hAnsi="Microsoft YaHei" w:eastAsia="Microsoft YaHei"/>
+                <w:rFonts w:ascii="Microsoft YaHei" w:hAnsi="Microsoft YaHei" w:eastAsia="Microsoft YaHei" w:cs="Microsoft YaHei"/>
                 <w:b w:val="0"/>
-                <w:i w:val="0"/>
-                <w:color w:val="2B2F36"/>
-                <w:sz w:val="20"/>
+                <w:sz w:val="21"/>
               </w:rPr>
-              <w:t>待审批</w:t>
+              <w:t>未知编码</w:t>
             </w:r>
           </w:p>
         </w:tc>
         <w:tc>
           <w:tcPr>
-            <w:tcW w:type="dxa" w:w="6690"/>
+            <w:tcW w:type="dxa" w:w="6803"/>
             <w:vAlign w:val="center"/>
-            <w:shd w:fill="FBFCFE"/>
-            <w:tcBorders>
-              <w:top w:val="single" w:sz="8" w:space="0" w:color="D6E0EC"/>
-              <w:left w:val="single" w:sz="8" w:space="0" w:color="D6E0EC"/>
-              <w:bottom w:val="single" w:sz="8" w:space="0" w:color="D6E0EC"/>
-              <w:right w:val="single" w:sz="8" w:space="0" w:color="D6E0EC"/>
-            </w:tcBorders>
-            <w:tcMar>
-              <w:top w:w="75" w:type="dxa"/>
-              <w:left w:w="90" w:type="dxa"/>
-              <w:bottom w:w="75" w:type="dxa"/>
-              <w:right w:w="90" w:type="dxa"/>
-            </w:tcMar>
           </w:tcPr>
           <w:p>
             <w:pPr>
-              <w:spacing w:before="0" w:after="0"/>
-              <w:jc w:val="left"/>
+              <w:spacing w:after="0"/>
             </w:pPr>
+            <w:r/>
             <w:r>
               <w:rPr>
-                <w:rFonts w:ascii="Microsoft YaHei" w:hAnsi="Microsoft YaHei" w:eastAsia="Microsoft YaHei"/>
+                <w:rFonts w:ascii="Microsoft YaHei" w:hAnsi="Microsoft YaHei" w:eastAsia="Microsoft YaHei" w:cs="Microsoft YaHei"/>
                 <w:b w:val="0"/>
-                <w:i w:val="0"/>
-                <w:color w:val="2B2F36"/>
-                <w:sz w:val="20"/>
+                <w:sz w:val="21"/>
               </w:rPr>
-              <w:t>表示账号还未激活，请联系管理员审批。</w:t>
+              <w:t>普通用户先申请建档；管理员可直接建档。不要把未知产品代码直接当成已存在物料入库。</w:t>
             </w:r>
           </w:p>
         </w:tc>
@@ -2411,69 +2220,41 @@
       <w:tr>
         <w:tc>
           <w:tcPr>
-            <w:tcW w:type="dxa" w:w="1814"/>
+            <w:tcW w:type="dxa" w:w="2381"/>
             <w:vAlign w:val="center"/>
-            <w:tcBorders>
-              <w:top w:val="single" w:sz="8" w:space="0" w:color="D6E0EC"/>
-              <w:left w:val="single" w:sz="8" w:space="0" w:color="D6E0EC"/>
-              <w:bottom w:val="single" w:sz="8" w:space="0" w:color="D6E0EC"/>
-              <w:right w:val="single" w:sz="8" w:space="0" w:color="D6E0EC"/>
-            </w:tcBorders>
-            <w:tcMar>
-              <w:top w:w="75" w:type="dxa"/>
-              <w:left w:w="90" w:type="dxa"/>
-              <w:bottom w:w="75" w:type="dxa"/>
-              <w:right w:w="90" w:type="dxa"/>
-            </w:tcMar>
           </w:tcPr>
           <w:p>
             <w:pPr>
-              <w:spacing w:before="0" w:after="0"/>
-              <w:jc w:val="left"/>
+              <w:spacing w:after="0"/>
             </w:pPr>
+            <w:r/>
             <w:r>
               <w:rPr>
-                <w:rFonts w:ascii="Microsoft YaHei" w:hAnsi="Microsoft YaHei" w:eastAsia="Microsoft YaHei"/>
+                <w:rFonts w:ascii="Microsoft YaHei" w:hAnsi="Microsoft YaHei" w:eastAsia="Microsoft YaHei" w:cs="Microsoft YaHei"/>
                 <w:b w:val="0"/>
-                <w:i w:val="0"/>
-                <w:color w:val="2B2F36"/>
-                <w:sz w:val="20"/>
+                <w:sz w:val="21"/>
               </w:rPr>
-              <w:t>已驳回</w:t>
+              <w:t>归档物料</w:t>
             </w:r>
           </w:p>
         </w:tc>
         <w:tc>
           <w:tcPr>
-            <w:tcW w:type="dxa" w:w="6690"/>
+            <w:tcW w:type="dxa" w:w="6803"/>
             <w:vAlign w:val="center"/>
-            <w:tcBorders>
-              <w:top w:val="single" w:sz="8" w:space="0" w:color="D6E0EC"/>
-              <w:left w:val="single" w:sz="8" w:space="0" w:color="D6E0EC"/>
-              <w:bottom w:val="single" w:sz="8" w:space="0" w:color="D6E0EC"/>
-              <w:right w:val="single" w:sz="8" w:space="0" w:color="D6E0EC"/>
-            </w:tcBorders>
-            <w:tcMar>
-              <w:top w:w="75" w:type="dxa"/>
-              <w:left w:w="90" w:type="dxa"/>
-              <w:bottom w:w="75" w:type="dxa"/>
-              <w:right w:w="90" w:type="dxa"/>
-            </w:tcMar>
           </w:tcPr>
           <w:p>
             <w:pPr>
-              <w:spacing w:before="0" w:after="0"/>
-              <w:jc w:val="left"/>
+              <w:spacing w:after="0"/>
             </w:pPr>
+            <w:r/>
             <w:r>
               <w:rPr>
-                <w:rFonts w:ascii="Microsoft YaHei" w:hAnsi="Microsoft YaHei" w:eastAsia="Microsoft YaHei"/>
+                <w:rFonts w:ascii="Microsoft YaHei" w:hAnsi="Microsoft YaHei" w:eastAsia="Microsoft YaHei" w:cs="Microsoft YaHei"/>
                 <w:b w:val="0"/>
-                <w:i w:val="0"/>
-                <w:color w:val="2B2F36"/>
-                <w:sz w:val="20"/>
+                <w:sz w:val="21"/>
               </w:rPr>
-              <w:t>请打开驳回原因，修改后重新提交。</w:t>
+              <w:t>说明该代码曾存在但已停用。需管理员恢复后才可继续使用。</w:t>
             </w:r>
           </w:p>
         </w:tc>
@@ -2481,71 +2262,41 @@
       <w:tr>
         <w:tc>
           <w:tcPr>
-            <w:tcW w:type="dxa" w:w="1814"/>
+            <w:tcW w:type="dxa" w:w="2381"/>
             <w:vAlign w:val="center"/>
-            <w:shd w:fill="FBFCFE"/>
-            <w:tcBorders>
-              <w:top w:val="single" w:sz="8" w:space="0" w:color="D6E0EC"/>
-              <w:left w:val="single" w:sz="8" w:space="0" w:color="D6E0EC"/>
-              <w:bottom w:val="single" w:sz="8" w:space="0" w:color="D6E0EC"/>
-              <w:right w:val="single" w:sz="8" w:space="0" w:color="D6E0EC"/>
-            </w:tcBorders>
-            <w:tcMar>
-              <w:top w:w="75" w:type="dxa"/>
-              <w:left w:w="90" w:type="dxa"/>
-              <w:bottom w:w="75" w:type="dxa"/>
-              <w:right w:w="90" w:type="dxa"/>
-            </w:tcMar>
           </w:tcPr>
           <w:p>
             <w:pPr>
-              <w:spacing w:before="0" w:after="0"/>
-              <w:jc w:val="left"/>
+              <w:spacing w:after="0"/>
             </w:pPr>
+            <w:r/>
             <w:r>
               <w:rPr>
-                <w:rFonts w:ascii="Microsoft YaHei" w:hAnsi="Microsoft YaHei" w:eastAsia="Microsoft YaHei"/>
+                <w:rFonts w:ascii="Microsoft YaHei" w:hAnsi="Microsoft YaHei" w:eastAsia="Microsoft YaHei" w:cs="Microsoft YaHei"/>
                 <w:b w:val="0"/>
-                <w:i w:val="0"/>
-                <w:color w:val="2B2F36"/>
-                <w:sz w:val="20"/>
+                <w:sz w:val="21"/>
               </w:rPr>
-              <w:t>标签重复</w:t>
+              <w:t>无权限</w:t>
             </w:r>
           </w:p>
         </w:tc>
         <w:tc>
           <w:tcPr>
-            <w:tcW w:type="dxa" w:w="6690"/>
+            <w:tcW w:type="dxa" w:w="6803"/>
             <w:vAlign w:val="center"/>
-            <w:shd w:fill="FBFCFE"/>
-            <w:tcBorders>
-              <w:top w:val="single" w:sz="8" w:space="0" w:color="D6E0EC"/>
-              <w:left w:val="single" w:sz="8" w:space="0" w:color="D6E0EC"/>
-              <w:bottom w:val="single" w:sz="8" w:space="0" w:color="D6E0EC"/>
-              <w:right w:val="single" w:sz="8" w:space="0" w:color="D6E0EC"/>
-            </w:tcBorders>
-            <w:tcMar>
-              <w:top w:w="75" w:type="dxa"/>
-              <w:left w:w="90" w:type="dxa"/>
-              <w:bottom w:w="75" w:type="dxa"/>
-              <w:right w:w="90" w:type="dxa"/>
-            </w:tcMar>
           </w:tcPr>
           <w:p>
             <w:pPr>
-              <w:spacing w:before="0" w:after="0"/>
-              <w:jc w:val="left"/>
+              <w:spacing w:after="0"/>
             </w:pPr>
+            <w:r/>
             <w:r>
               <w:rPr>
-                <w:rFonts w:ascii="Microsoft YaHei" w:hAnsi="Microsoft YaHei" w:eastAsia="Microsoft YaHei"/>
+                <w:rFonts w:ascii="Microsoft YaHei" w:hAnsi="Microsoft YaHei" w:eastAsia="Microsoft YaHei" w:cs="Microsoft YaHei"/>
                 <w:b w:val="0"/>
-                <w:i w:val="0"/>
-                <w:color w:val="2B2F36"/>
-                <w:sz w:val="20"/>
+                <w:sz w:val="21"/>
               </w:rPr>
-              <w:t>表示该标签编号已存在，不能重复入库。</w:t>
+              <w:t>先确认账号状态是否为 active，再确认当前角色是否具备对应能力。</w:t>
             </w:r>
           </w:p>
         </w:tc>
@@ -2553,69 +2304,41 @@
       <w:tr>
         <w:tc>
           <w:tcPr>
-            <w:tcW w:type="dxa" w:w="1814"/>
+            <w:tcW w:type="dxa" w:w="2381"/>
             <w:vAlign w:val="center"/>
-            <w:tcBorders>
-              <w:top w:val="single" w:sz="8" w:space="0" w:color="D6E0EC"/>
-              <w:left w:val="single" w:sz="8" w:space="0" w:color="D6E0EC"/>
-              <w:bottom w:val="single" w:sz="8" w:space="0" w:color="D6E0EC"/>
-              <w:right w:val="single" w:sz="8" w:space="0" w:color="D6E0EC"/>
-            </w:tcBorders>
-            <w:tcMar>
-              <w:top w:w="75" w:type="dxa"/>
-              <w:left w:w="90" w:type="dxa"/>
-              <w:bottom w:w="75" w:type="dxa"/>
-              <w:right w:w="90" w:type="dxa"/>
-            </w:tcMar>
           </w:tcPr>
           <w:p>
             <w:pPr>
-              <w:spacing w:before="0" w:after="0"/>
-              <w:jc w:val="left"/>
+              <w:spacing w:after="0"/>
             </w:pPr>
+            <w:r/>
             <w:r>
               <w:rPr>
-                <w:rFonts w:ascii="Microsoft YaHei" w:hAnsi="Microsoft YaHei" w:eastAsia="Microsoft YaHei"/>
+                <w:rFonts w:ascii="Microsoft YaHei" w:hAnsi="Microsoft YaHei" w:eastAsia="Microsoft YaHei" w:cs="Microsoft YaHei"/>
                 <w:b w:val="0"/>
-                <w:i w:val="0"/>
-                <w:color w:val="2B2F36"/>
-                <w:sz w:val="20"/>
+                <w:sz w:val="21"/>
               </w:rPr>
-              <w:t>未知编码</w:t>
+              <w:t>库存不足</w:t>
             </w:r>
           </w:p>
         </w:tc>
         <w:tc>
           <w:tcPr>
-            <w:tcW w:type="dxa" w:w="6690"/>
+            <w:tcW w:type="dxa" w:w="6803"/>
             <w:vAlign w:val="center"/>
-            <w:tcBorders>
-              <w:top w:val="single" w:sz="8" w:space="0" w:color="D6E0EC"/>
-              <w:left w:val="single" w:sz="8" w:space="0" w:color="D6E0EC"/>
-              <w:bottom w:val="single" w:sz="8" w:space="0" w:color="D6E0EC"/>
-              <w:right w:val="single" w:sz="8" w:space="0" w:color="D6E0EC"/>
-            </w:tcBorders>
-            <w:tcMar>
-              <w:top w:w="75" w:type="dxa"/>
-              <w:left w:w="90" w:type="dxa"/>
-              <w:bottom w:w="75" w:type="dxa"/>
-              <w:right w:w="90" w:type="dxa"/>
-            </w:tcMar>
           </w:tcPr>
           <w:p>
             <w:pPr>
-              <w:spacing w:before="0" w:after="0"/>
-              <w:jc w:val="left"/>
+              <w:spacing w:after="0"/>
             </w:pPr>
+            <w:r/>
             <w:r>
               <w:rPr>
-                <w:rFonts w:ascii="Microsoft YaHei" w:hAnsi="Microsoft YaHei" w:eastAsia="Microsoft YaHei"/>
+                <w:rFonts w:ascii="Microsoft YaHei" w:hAnsi="Microsoft YaHei" w:eastAsia="Microsoft YaHei" w:cs="Microsoft YaHei"/>
                 <w:b w:val="0"/>
-                <w:i w:val="0"/>
-                <w:color w:val="2B2F36"/>
-                <w:sz w:val="20"/>
+                <w:sz w:val="21"/>
               </w:rPr>
-              <w:t>表示该产品代码未建档。</w:t>
+              <w:t>说明当前可扣减库存不足，应先核对库存真值、批次或标签。</w:t>
             </w:r>
           </w:p>
         </w:tc>
@@ -2623,71 +2346,41 @@
       <w:tr>
         <w:tc>
           <w:tcPr>
-            <w:tcW w:type="dxa" w:w="1814"/>
+            <w:tcW w:type="dxa" w:w="2381"/>
             <w:vAlign w:val="center"/>
-            <w:shd w:fill="FBFCFE"/>
-            <w:tcBorders>
-              <w:top w:val="single" w:sz="8" w:space="0" w:color="D6E0EC"/>
-              <w:left w:val="single" w:sz="8" w:space="0" w:color="D6E0EC"/>
-              <w:bottom w:val="single" w:sz="8" w:space="0" w:color="D6E0EC"/>
-              <w:right w:val="single" w:sz="8" w:space="0" w:color="D6E0EC"/>
-            </w:tcBorders>
-            <w:tcMar>
-              <w:top w:w="75" w:type="dxa"/>
-              <w:left w:w="90" w:type="dxa"/>
-              <w:bottom w:w="75" w:type="dxa"/>
-              <w:right w:w="90" w:type="dxa"/>
-            </w:tcMar>
           </w:tcPr>
           <w:p>
             <w:pPr>
-              <w:spacing w:before="0" w:after="0"/>
-              <w:jc w:val="left"/>
+              <w:spacing w:after="0"/>
             </w:pPr>
+            <w:r/>
             <w:r>
               <w:rPr>
-                <w:rFonts w:ascii="Microsoft YaHei" w:hAnsi="Microsoft YaHei" w:eastAsia="Microsoft YaHei"/>
+                <w:rFonts w:ascii="Microsoft YaHei" w:hAnsi="Microsoft YaHei" w:eastAsia="Microsoft YaHei" w:cs="Microsoft YaHei"/>
                 <w:b w:val="0"/>
-                <w:i w:val="0"/>
-                <w:color w:val="2B2F36"/>
-                <w:sz w:val="20"/>
+                <w:sz w:val="21"/>
               </w:rPr>
-              <w:t>归档物料</w:t>
+              <w:t>模板导入提醒</w:t>
             </w:r>
           </w:p>
         </w:tc>
         <w:tc>
           <w:tcPr>
-            <w:tcW w:type="dxa" w:w="6690"/>
+            <w:tcW w:type="dxa" w:w="6803"/>
             <w:vAlign w:val="center"/>
-            <w:shd w:fill="FBFCFE"/>
-            <w:tcBorders>
-              <w:top w:val="single" w:sz="8" w:space="0" w:color="D6E0EC"/>
-              <w:left w:val="single" w:sz="8" w:space="0" w:color="D6E0EC"/>
-              <w:bottom w:val="single" w:sz="8" w:space="0" w:color="D6E0EC"/>
-              <w:right w:val="single" w:sz="8" w:space="0" w:color="D6E0EC"/>
-            </w:tcBorders>
-            <w:tcMar>
-              <w:top w:w="75" w:type="dxa"/>
-              <w:left w:w="90" w:type="dxa"/>
-              <w:bottom w:w="75" w:type="dxa"/>
-              <w:right w:w="90" w:type="dxa"/>
-            </w:tcMar>
           </w:tcPr>
           <w:p>
             <w:pPr>
-              <w:spacing w:before="0" w:after="0"/>
-              <w:jc w:val="left"/>
+              <w:spacing w:after="0"/>
             </w:pPr>
+            <w:r/>
             <w:r>
               <w:rPr>
-                <w:rFonts w:ascii="Microsoft YaHei" w:hAnsi="Microsoft YaHei" w:eastAsia="Microsoft YaHei"/>
+                <w:rFonts w:ascii="Microsoft YaHei" w:hAnsi="Microsoft YaHei" w:eastAsia="Microsoft YaHei" w:cs="Microsoft YaHei"/>
                 <w:b w:val="0"/>
-                <w:i w:val="0"/>
-                <w:color w:val="2B2F36"/>
-                <w:sz w:val="20"/>
+                <w:sz w:val="21"/>
               </w:rPr>
-              <w:t>表示该主数据已停用，不建议继续新增。</w:t>
+              <w:t>提醒类信息不是阻断。若提示疑似重复入库，应先人工确认是否真的是补打一批一样的货。</w:t>
             </w:r>
           </w:p>
         </w:tc>
@@ -2695,324 +2388,108 @@
       <w:tr>
         <w:tc>
           <w:tcPr>
-            <w:tcW w:type="dxa" w:w="1814"/>
+            <w:tcW w:type="dxa" w:w="2381"/>
             <w:vAlign w:val="center"/>
-            <w:tcBorders>
-              <w:top w:val="single" w:sz="8" w:space="0" w:color="D6E0EC"/>
-              <w:left w:val="single" w:sz="8" w:space="0" w:color="D6E0EC"/>
-              <w:bottom w:val="single" w:sz="8" w:space="0" w:color="D6E0EC"/>
-              <w:right w:val="single" w:sz="8" w:space="0" w:color="D6E0EC"/>
-            </w:tcBorders>
-            <w:tcMar>
-              <w:top w:w="75" w:type="dxa"/>
-              <w:left w:w="90" w:type="dxa"/>
-              <w:bottom w:w="75" w:type="dxa"/>
-              <w:right w:w="90" w:type="dxa"/>
-            </w:tcMar>
           </w:tcPr>
           <w:p>
             <w:pPr>
-              <w:spacing w:before="0" w:after="0"/>
-              <w:jc w:val="left"/>
+              <w:spacing w:after="0"/>
             </w:pPr>
+            <w:r/>
             <w:r>
               <w:rPr>
-                <w:rFonts w:ascii="Microsoft YaHei" w:hAnsi="Microsoft YaHei" w:eastAsia="Microsoft YaHei"/>
+                <w:rFonts w:ascii="Microsoft YaHei" w:hAnsi="Microsoft YaHei" w:eastAsia="Microsoft YaHei" w:cs="Microsoft YaHei"/>
                 <w:b w:val="0"/>
-                <w:i w:val="0"/>
-                <w:color w:val="2B2F36"/>
-                <w:sz w:val="20"/>
+                <w:sz w:val="21"/>
               </w:rPr>
-              <w:t>无权限</w:t>
+              <w:t>标签导出提示</w:t>
             </w:r>
           </w:p>
         </w:tc>
         <w:tc>
           <w:tcPr>
-            <w:tcW w:type="dxa" w:w="6690"/>
+            <w:tcW w:type="dxa" w:w="6803"/>
             <w:vAlign w:val="center"/>
-            <w:tcBorders>
-              <w:top w:val="single" w:sz="8" w:space="0" w:color="D6E0EC"/>
-              <w:left w:val="single" w:sz="8" w:space="0" w:color="D6E0EC"/>
-              <w:bottom w:val="single" w:sz="8" w:space="0" w:color="D6E0EC"/>
-              <w:right w:val="single" w:sz="8" w:space="0" w:color="D6E0EC"/>
-            </w:tcBorders>
-            <w:tcMar>
-              <w:top w:w="75" w:type="dxa"/>
-              <w:left w:w="90" w:type="dxa"/>
-              <w:bottom w:w="75" w:type="dxa"/>
-              <w:right w:w="90" w:type="dxa"/>
-            </w:tcMar>
           </w:tcPr>
           <w:p>
             <w:pPr>
-              <w:spacing w:before="0" w:after="0"/>
-              <w:jc w:val="left"/>
+              <w:spacing w:after="0"/>
             </w:pPr>
+            <w:r/>
             <w:r>
               <w:rPr>
-                <w:rFonts w:ascii="Microsoft YaHei" w:hAnsi="Microsoft YaHei" w:eastAsia="Microsoft YaHei"/>
+                <w:rFonts w:ascii="Microsoft YaHei" w:hAnsi="Microsoft YaHei" w:eastAsia="Microsoft YaHei" w:cs="Microsoft YaHei"/>
                 <w:b w:val="0"/>
-                <w:i w:val="0"/>
-                <w:color w:val="2B2F36"/>
-                <w:sz w:val="20"/>
+                <w:sz w:val="21"/>
               </w:rPr>
-              <w:t>表示当前角色不能访问该页面或执行该操作。</w:t>
-            </w:r>
-          </w:p>
-        </w:tc>
-      </w:tr>
-      <w:tr>
-        <w:tc>
-          <w:tcPr>
-            <w:tcW w:type="dxa" w:w="1814"/>
-            <w:vAlign w:val="center"/>
-            <w:shd w:fill="FBFCFE"/>
-            <w:tcBorders>
-              <w:top w:val="single" w:sz="8" w:space="0" w:color="D6E0EC"/>
-              <w:left w:val="single" w:sz="8" w:space="0" w:color="D6E0EC"/>
-              <w:bottom w:val="single" w:sz="8" w:space="0" w:color="D6E0EC"/>
-              <w:right w:val="single" w:sz="8" w:space="0" w:color="D6E0EC"/>
-            </w:tcBorders>
-            <w:tcMar>
-              <w:top w:w="75" w:type="dxa"/>
-              <w:left w:w="90" w:type="dxa"/>
-              <w:bottom w:w="75" w:type="dxa"/>
-              <w:right w:w="90" w:type="dxa"/>
-            </w:tcMar>
-          </w:tcPr>
-          <w:p>
-            <w:pPr>
-              <w:spacing w:before="0" w:after="0"/>
-              <w:jc w:val="left"/>
-            </w:pPr>
-            <w:r>
-              <w:rPr>
-                <w:rFonts w:ascii="Microsoft YaHei" w:hAnsi="Microsoft YaHei" w:eastAsia="Microsoft YaHei"/>
-                <w:b w:val="0"/>
-                <w:i w:val="0"/>
-                <w:color w:val="2B2F36"/>
-                <w:sz w:val="20"/>
-              </w:rPr>
-              <w:t>库存不足</w:t>
-            </w:r>
-          </w:p>
-        </w:tc>
-        <w:tc>
-          <w:tcPr>
-            <w:tcW w:type="dxa" w:w="6690"/>
-            <w:vAlign w:val="center"/>
-            <w:shd w:fill="FBFCFE"/>
-            <w:tcBorders>
-              <w:top w:val="single" w:sz="8" w:space="0" w:color="D6E0EC"/>
-              <w:left w:val="single" w:sz="8" w:space="0" w:color="D6E0EC"/>
-              <w:bottom w:val="single" w:sz="8" w:space="0" w:color="D6E0EC"/>
-              <w:right w:val="single" w:sz="8" w:space="0" w:color="D6E0EC"/>
-            </w:tcBorders>
-            <w:tcMar>
-              <w:top w:w="75" w:type="dxa"/>
-              <w:left w:w="90" w:type="dxa"/>
-              <w:bottom w:w="75" w:type="dxa"/>
-              <w:right w:w="90" w:type="dxa"/>
-            </w:tcMar>
-          </w:tcPr>
-          <w:p>
-            <w:pPr>
-              <w:spacing w:before="0" w:after="0"/>
-              <w:jc w:val="left"/>
-            </w:pPr>
-            <w:r>
-              <w:rPr>
-                <w:rFonts w:ascii="Microsoft YaHei" w:hAnsi="Microsoft YaHei" w:eastAsia="Microsoft YaHei"/>
-                <w:b w:val="0"/>
-                <w:i w:val="0"/>
-                <w:color w:val="2B2F36"/>
-                <w:sz w:val="20"/>
-              </w:rPr>
-              <w:t>表示本次领用量超过当前可用库存。</w:t>
-            </w:r>
-          </w:p>
-        </w:tc>
-      </w:tr>
-      <w:tr>
-        <w:tc>
-          <w:tcPr>
-            <w:tcW w:type="dxa" w:w="1814"/>
-            <w:vAlign w:val="center"/>
-            <w:tcBorders>
-              <w:top w:val="single" w:sz="8" w:space="0" w:color="D6E0EC"/>
-              <w:left w:val="single" w:sz="8" w:space="0" w:color="D6E0EC"/>
-              <w:bottom w:val="single" w:sz="8" w:space="0" w:color="D6E0EC"/>
-              <w:right w:val="single" w:sz="8" w:space="0" w:color="D6E0EC"/>
-            </w:tcBorders>
-            <w:tcMar>
-              <w:top w:w="75" w:type="dxa"/>
-              <w:left w:w="90" w:type="dxa"/>
-              <w:bottom w:w="75" w:type="dxa"/>
-              <w:right w:w="90" w:type="dxa"/>
-            </w:tcMar>
-          </w:tcPr>
-          <w:p>
-            <w:pPr>
-              <w:spacing w:before="0" w:after="0"/>
-              <w:jc w:val="left"/>
-            </w:pPr>
-            <w:r>
-              <w:rPr>
-                <w:rFonts w:ascii="Microsoft YaHei" w:hAnsi="Microsoft YaHei" w:eastAsia="Microsoft YaHei"/>
-                <w:b w:val="0"/>
-                <w:i w:val="0"/>
-                <w:color w:val="2B2F36"/>
-                <w:sz w:val="20"/>
-              </w:rPr>
-              <w:t>标签编号错误</w:t>
-            </w:r>
-          </w:p>
-        </w:tc>
-        <w:tc>
-          <w:tcPr>
-            <w:tcW w:type="dxa" w:w="6690"/>
-            <w:vAlign w:val="center"/>
-            <w:tcBorders>
-              <w:top w:val="single" w:sz="8" w:space="0" w:color="D6E0EC"/>
-              <w:left w:val="single" w:sz="8" w:space="0" w:color="D6E0EC"/>
-              <w:bottom w:val="single" w:sz="8" w:space="0" w:color="D6E0EC"/>
-              <w:right w:val="single" w:sz="8" w:space="0" w:color="D6E0EC"/>
-            </w:tcBorders>
-            <w:tcMar>
-              <w:top w:w="75" w:type="dxa"/>
-              <w:left w:w="90" w:type="dxa"/>
-              <w:bottom w:w="75" w:type="dxa"/>
-              <w:right w:w="90" w:type="dxa"/>
-            </w:tcMar>
-          </w:tcPr>
-          <w:p>
-            <w:pPr>
-              <w:spacing w:before="0" w:after="0"/>
-              <w:jc w:val="left"/>
-            </w:pPr>
-            <w:r>
-              <w:rPr>
-                <w:rFonts w:ascii="Microsoft YaHei" w:hAnsi="Microsoft YaHei" w:eastAsia="Microsoft YaHei"/>
-                <w:b w:val="0"/>
-                <w:i w:val="0"/>
-                <w:color w:val="2B2F36"/>
-                <w:sz w:val="20"/>
-              </w:rPr>
-              <w:t>表示标签编号格式不符合系统要求。</w:t>
-            </w:r>
-          </w:p>
-        </w:tc>
-      </w:tr>
-      <w:tr>
-        <w:tc>
-          <w:tcPr>
-            <w:tcW w:type="dxa" w:w="1814"/>
-            <w:vAlign w:val="center"/>
-            <w:shd w:fill="FBFCFE"/>
-            <w:tcBorders>
-              <w:top w:val="single" w:sz="8" w:space="0" w:color="D6E0EC"/>
-              <w:left w:val="single" w:sz="8" w:space="0" w:color="D6E0EC"/>
-              <w:bottom w:val="single" w:sz="8" w:space="0" w:color="D6E0EC"/>
-              <w:right w:val="single" w:sz="8" w:space="0" w:color="D6E0EC"/>
-            </w:tcBorders>
-            <w:tcMar>
-              <w:top w:w="75" w:type="dxa"/>
-              <w:left w:w="90" w:type="dxa"/>
-              <w:bottom w:w="75" w:type="dxa"/>
-              <w:right w:w="90" w:type="dxa"/>
-            </w:tcMar>
-          </w:tcPr>
-          <w:p>
-            <w:pPr>
-              <w:spacing w:before="0" w:after="0"/>
-              <w:jc w:val="left"/>
-            </w:pPr>
-            <w:r>
-              <w:rPr>
-                <w:rFonts w:ascii="Microsoft YaHei" w:hAnsi="Microsoft YaHei" w:eastAsia="Microsoft YaHei"/>
-                <w:b w:val="0"/>
-                <w:i w:val="0"/>
-                <w:color w:val="2B2F36"/>
-                <w:sz w:val="20"/>
-              </w:rPr>
-              <w:t>默认幅宽未填写</w:t>
-            </w:r>
-          </w:p>
-        </w:tc>
-        <w:tc>
-          <w:tcPr>
-            <w:tcW w:type="dxa" w:w="6690"/>
-            <w:vAlign w:val="center"/>
-            <w:shd w:fill="FBFCFE"/>
-            <w:tcBorders>
-              <w:top w:val="single" w:sz="8" w:space="0" w:color="D6E0EC"/>
-              <w:left w:val="single" w:sz="8" w:space="0" w:color="D6E0EC"/>
-              <w:bottom w:val="single" w:sz="8" w:space="0" w:color="D6E0EC"/>
-              <w:right w:val="single" w:sz="8" w:space="0" w:color="D6E0EC"/>
-            </w:tcBorders>
-            <w:tcMar>
-              <w:top w:w="75" w:type="dxa"/>
-              <w:left w:w="90" w:type="dxa"/>
-              <w:bottom w:w="75" w:type="dxa"/>
-              <w:right w:w="90" w:type="dxa"/>
-            </w:tcMar>
-          </w:tcPr>
-          <w:p>
-            <w:pPr>
-              <w:spacing w:before="0" w:after="0"/>
-              <w:jc w:val="left"/>
-            </w:pPr>
-            <w:r>
-              <w:rPr>
-                <w:rFonts w:ascii="Microsoft YaHei" w:hAnsi="Microsoft YaHei" w:eastAsia="Microsoft YaHei"/>
-                <w:b w:val="0"/>
-                <w:i w:val="0"/>
-                <w:color w:val="2B2F36"/>
-                <w:sz w:val="20"/>
-              </w:rPr>
-              <w:t>表示膜材主数据还没有默认幅宽，后续需要在首次入库或物料管理中补齐。</w:t>
+              <w:t>当前现场匹配以标签编号为准，不靠产品代码或批号判断贴哪张信息标签。</w:t>
             </w:r>
           </w:p>
         </w:tc>
       </w:tr>
     </w:tbl>
+    <w:p/>
     <w:p>
       <w:pPr>
-        <w:spacing w:after="200"/>
+        <w:pStyle w:val="Heading1"/>
+        <w:spacing w:before="120" w:after="80"/>
       </w:pPr>
+      <w:r>
+        <w:rPr>
+          <w:rFonts w:ascii="Microsoft YaHei" w:hAnsi="Microsoft YaHei" w:eastAsia="Microsoft YaHei" w:cs="Microsoft YaHei"/>
+          <w:b/>
+          <w:sz w:val="30"/>
+        </w:rPr>
+        <w:t>8. 试运行建议</w:t>
+      </w:r>
+    </w:p>
+    <w:p>
+      <w:pPr>
+        <w:pStyle w:val="ListBullet"/>
+        <w:spacing w:after="20"/>
+      </w:pPr>
+      <w:r>
+        <w:rPr>
+          <w:rFonts w:ascii="Microsoft YaHei" w:hAnsi="Microsoft YaHei" w:eastAsia="Microsoft YaHei" w:cs="Microsoft YaHei"/>
+          <w:sz w:val="21"/>
+        </w:rPr>
+        <w:t>先用少量真实样本跑通：扫码、单条入库、快捷领料、库存查询、标签导出。</w:t>
+      </w:r>
+    </w:p>
+    <w:p>
+      <w:pPr>
+        <w:pStyle w:val="ListBullet"/>
+        <w:spacing w:after="20"/>
+      </w:pPr>
+      <w:r>
+        <w:rPr>
+          <w:rFonts w:ascii="Microsoft YaHei" w:hAnsi="Microsoft YaHei" w:eastAsia="Microsoft YaHei" w:cs="Microsoft YaHei"/>
+          <w:sz w:val="21"/>
+        </w:rPr>
+        <w:t>试运行初期尽量保留同事间的口头复核，尤其是未知代码申请、批量导入和标签补打。</w:t>
+      </w:r>
+    </w:p>
+    <w:p>
+      <w:pPr>
+        <w:pStyle w:val="ListBullet"/>
+        <w:spacing w:after="20"/>
+      </w:pPr>
+      <w:r>
+        <w:rPr>
+          <w:rFonts w:ascii="Microsoft YaHei" w:hAnsi="Microsoft YaHei" w:eastAsia="Microsoft YaHei" w:cs="Microsoft YaHei"/>
+          <w:sz w:val="21"/>
+        </w:rPr>
+        <w:t>如果主数据、库区或子类别刚改过，请重新导出最新模板，不要沿用本地旧文件。</w:t>
+      </w:r>
     </w:p>
     <w:sectPr>
-      <w:footerReference w:type="default" r:id="rId9"/>
       <w:pgSz w:w="11906" w:h="16838"/>
-      <w:pgMar w:top="1332" w:right="1474" w:bottom="1276" w:left="1474" w:header="720" w:footer="720" w:gutter="0"/>
+      <w:pgMar w:top="1247" w:right="1247" w:bottom="1134" w:left="1361" w:header="720" w:footer="720" w:gutter="0"/>
       <w:cols w:space="720"/>
       <w:docGrid w:linePitch="360"/>
     </w:sectPr>
   </w:body>
 </w:document>
-</file>
-
-<file path=word/footer1.xml><?xml version="1.0" encoding="utf-8"?>
-<w:ftr xmlns:m="http://schemas.openxmlformats.org/officeDocument/2006/math" xmlns:mc="http://schemas.openxmlformats.org/markup-compatibility/2006" xmlns:mo="http://schemas.microsoft.com/office/mac/office/2008/main" xmlns:mv="urn:schemas-microsoft-com:mac:vml" xmlns:o="urn:schemas-microsoft-com:office:office" xmlns:r="http://schemas.openxmlformats.org/officeDocument/2006/relationships" xmlns:v="urn:schemas-microsoft-com:vml" xmlns:w10="urn:schemas-microsoft-com:office:word" xmlns:w14="http://schemas.microsoft.com/office/word/2010/wordml" xmlns:w="http://schemas.openxmlformats.org/wordprocessingml/2006/main" xmlns:wne="http://schemas.microsoft.com/office/word/2006/wordml" xmlns:wp14="http://schemas.microsoft.com/office/word/2010/wordprocessingDrawing" xmlns:wp="http://schemas.openxmlformats.org/drawingml/2006/wordprocessingDrawing" xmlns:wpc="http://schemas.microsoft.com/office/word/2010/wordprocessingCanvas" xmlns:wpg="http://schemas.microsoft.com/office/word/2010/wordprocessingGroup" xmlns:wpi="http://schemas.microsoft.com/office/word/2010/wordprocessingInk" xmlns:wps="http://schemas.microsoft.com/office/word/2010/wordprocessingShape" mc:Ignorable="w14 wp14">
-  <w:p>
-    <w:pPr>
-      <w:pStyle w:val="Footer"/>
-      <w:spacing w:before="0" w:after="0"/>
-      <w:jc w:val="center"/>
-    </w:pPr>
-    <w:r>
-      <w:rPr>
-        <w:rFonts w:ascii="Microsoft YaHei" w:hAnsi="Microsoft YaHei" w:eastAsia="Microsoft YaHei"/>
-        <w:b w:val="0"/>
-        <w:i w:val="0"/>
-        <w:color w:val="7B8798"/>
-        <w:sz w:val="17"/>
-      </w:rPr>
-      <w:t>实验室库存管理系统试运行使用说明</w:t>
-    </w:r>
-  </w:p>
-</w:ftr>
 </file>
 
 <file path=word/numbering.xml><?xml version="1.0" encoding="utf-8"?>
@@ -3380,7 +2857,7 @@
     <w:rsid w:val="00FC693F"/>
     <w:rPr>
       <w:rFonts w:ascii="Microsoft YaHei" w:hAnsi="Microsoft YaHei" w:eastAsia="Microsoft YaHei"/>
-      <w:sz w:val="22"/>
+      <w:sz w:val="21"/>
     </w:rPr>
   </w:style>
   <w:style w:type="paragraph" w:styleId="Header">
@@ -3442,11 +2919,11 @@
       <w:outlineLvl w:val="0"/>
     </w:pPr>
     <w:rPr>
-      <w:rFonts w:asciiTheme="majorHAnsi" w:eastAsiaTheme="majorEastAsia" w:hAnsiTheme="majorHAnsi" w:cstheme="majorBidi"/>
+      <w:rFonts w:asciiTheme="majorHAnsi" w:eastAsiaTheme="majorEastAsia" w:hAnsiTheme="majorHAnsi" w:cstheme="majorBidi" w:ascii="Microsoft YaHei" w:hAnsi="Microsoft YaHei" w:eastAsia="Microsoft YaHei"/>
       <w:b/>
       <w:bCs/>
       <w:color w:val="365F91" w:themeColor="accent1" w:themeShade="BF"/>
-      <w:sz w:val="28"/>
+      <w:sz w:val="30"/>
       <w:szCs w:val="28"/>
     </w:rPr>
   </w:style>
@@ -3466,11 +2943,11 @@
       <w:outlineLvl w:val="1"/>
     </w:pPr>
     <w:rPr>
-      <w:rFonts w:asciiTheme="majorHAnsi" w:eastAsiaTheme="majorEastAsia" w:hAnsiTheme="majorHAnsi" w:cstheme="majorBidi"/>
+      <w:rFonts w:asciiTheme="majorHAnsi" w:eastAsiaTheme="majorEastAsia" w:hAnsiTheme="majorHAnsi" w:cstheme="majorBidi" w:ascii="Microsoft YaHei" w:hAnsi="Microsoft YaHei" w:eastAsia="Microsoft YaHei"/>
       <w:b/>
       <w:bCs/>
       <w:color w:val="4F81BD" w:themeColor="accent1"/>
-      <w:sz w:val="26"/>
+      <w:sz w:val="25"/>
       <w:szCs w:val="26"/>
     </w:rPr>
   </w:style>
@@ -3490,10 +2967,11 @@
       <w:outlineLvl w:val="2"/>
     </w:pPr>
     <w:rPr>
-      <w:rFonts w:asciiTheme="majorHAnsi" w:eastAsiaTheme="majorEastAsia" w:hAnsiTheme="majorHAnsi" w:cstheme="majorBidi"/>
+      <w:rFonts w:asciiTheme="majorHAnsi" w:eastAsiaTheme="majorEastAsia" w:hAnsiTheme="majorHAnsi" w:cstheme="majorBidi" w:ascii="Microsoft YaHei" w:hAnsi="Microsoft YaHei" w:eastAsia="Microsoft YaHei"/>
       <w:b/>
       <w:bCs/>
       <w:color w:val="4F81BD" w:themeColor="accent1"/>
+      <w:sz w:val="23"/>
     </w:rPr>
   </w:style>
   <w:style w:type="paragraph" w:styleId="Heading4">
@@ -3731,11 +3209,12 @@
       <w:contextualSpacing/>
     </w:pPr>
     <w:rPr>
-      <w:rFonts w:asciiTheme="majorHAnsi" w:eastAsiaTheme="majorEastAsia" w:hAnsiTheme="majorHAnsi" w:cstheme="majorBidi"/>
+      <w:rFonts w:asciiTheme="majorHAnsi" w:eastAsiaTheme="majorEastAsia" w:hAnsiTheme="majorHAnsi" w:cstheme="majorBidi" w:ascii="Microsoft YaHei" w:hAnsi="Microsoft YaHei" w:eastAsia="Microsoft YaHei"/>
+      <w:b/>
       <w:color w:val="17365D" w:themeColor="text2" w:themeShade="BF"/>
       <w:spacing w:val="5"/>
       <w:kern w:val="28"/>
-      <w:sz w:val="52"/>
+      <w:sz w:val="44"/>
       <w:szCs w:val="52"/>
     </w:rPr>
   </w:style>
@@ -3911,10 +3390,6 @@
       </w:numPr>
       <w:contextualSpacing/>
     </w:pPr>
-    <w:rPr>
-      <w:rFonts w:ascii="Microsoft YaHei" w:hAnsi="Microsoft YaHei" w:eastAsia="Microsoft YaHei"/>
-      <w:sz w:val="22"/>
-    </w:rPr>
   </w:style>
   <w:style w:type="paragraph" w:styleId="ListBullet2">
     <w:name w:val="List Bullet 2"/>
@@ -3954,10 +3429,6 @@
       </w:numPr>
       <w:contextualSpacing/>
     </w:pPr>
-    <w:rPr>
-      <w:rFonts w:ascii="Microsoft YaHei" w:hAnsi="Microsoft YaHei" w:eastAsia="Microsoft YaHei"/>
-      <w:sz w:val="22"/>
-    </w:rPr>
   </w:style>
   <w:style w:type="paragraph" w:styleId="ListNumber2">
     <w:name w:val="List Number 2"/>

--- a/交付文档/试运行文档/实验室库存管理系统试运行使用说明.docx
+++ b/交付文档/试运行文档/实验室库存管理系统试运行使用说明.docx
@@ -941,11 +941,7 @@
         <w:spacing w:after="20"/>
       </w:pPr>
       <w:r>
-        <w:rPr>
-          <w:rFonts w:ascii="Microsoft YaHei" w:hAnsi="Microsoft YaHei" w:eastAsia="Microsoft YaHei" w:cs="Microsoft YaHei"/>
-          <w:sz w:val="21"/>
-        </w:rPr>
-        <w:t>统计卡：总物料表示当前有在库记录的产品数；预警表示“临期或低库存”的产品并集；今日入库和今日出库对应当天实际记录数。</w:t>
+        <w:t>统计卡：总物料表示当前有在库记录的产品数；预警表示“临期或低库存”的产品并集；今日入库会统计当天新增入库与化材补料，今日出库对应当天实际出库记录数。</w:t>
       </w:r>
     </w:p>
     <w:p>
@@ -1108,11 +1104,7 @@
         <w:spacing w:after="20"/>
       </w:pPr>
       <w:r>
-        <w:rPr>
-          <w:rFonts w:ascii="Microsoft YaHei" w:hAnsi="Microsoft YaHei" w:eastAsia="Microsoft YaHei" w:cs="Microsoft YaHei"/>
-          <w:sz w:val="21"/>
-        </w:rPr>
-        <w:t>标签编号：必填，格式为 L + 6 位数字。系统会先做格式校验，再校验是否重复。</w:t>
+        <w:t>标签编号：必填，格式为 L + 6 位数字。系统会先做格式校验，再校验是否冲突；若是同标签、同产品代码、同批号且原标签仍在库的化材，系统会转入补料确认。</w:t>
       </w:r>
     </w:p>
     <w:p>
@@ -1222,11 +1214,7 @@
         <w:spacing w:after="20"/>
       </w:pPr>
       <w:r>
-        <w:rPr>
-          <w:rFonts w:ascii="Microsoft YaHei" w:hAnsi="Microsoft YaHei" w:eastAsia="Microsoft YaHei" w:cs="Microsoft YaHei"/>
-          <w:sz w:val="21"/>
-        </w:rPr>
-        <w:t>先导出系统当前最新的库存入库模板（.xlsx）。</w:t>
+        <w:t>先导出系统当前最新的库存入库模板（.xlsx）；若库区、类别或模板结构刚调整过，应重新导出。</w:t>
       </w:r>
     </w:p>
     <w:p>
@@ -1235,11 +1223,7 @@
         <w:spacing w:after="20"/>
       </w:pPr>
       <w:r>
-        <w:rPr>
-          <w:rFonts w:ascii="Microsoft YaHei" w:hAnsi="Microsoft YaHei" w:eastAsia="Microsoft YaHei" w:cs="Microsoft YaHei"/>
-          <w:sz w:val="21"/>
-        </w:rPr>
-        <w:t>按模板填写后另存为 CSV。</w:t>
+        <w:t>按模板填写后，直接上传 .xlsx 文件；当前不再支持 CSV。</w:t>
       </w:r>
     </w:p>
     <w:p>
@@ -1248,11 +1232,7 @@
         <w:spacing w:after="20"/>
       </w:pPr>
       <w:r>
-        <w:rPr>
-          <w:rFonts w:ascii="Microsoft YaHei" w:hAnsi="Microsoft YaHei" w:eastAsia="Microsoft YaHei" w:cs="Microsoft YaHei"/>
-          <w:sz w:val="21"/>
-        </w:rPr>
-        <w:t>上传 CSV，先看系统预览，再确认正式入库。</w:t>
+        <w:t>上传 .xlsx 后，先看系统预览，再确认正式入库。</w:t>
       </w:r>
     </w:p>
     <w:p>
@@ -1287,11 +1267,7 @@
         <w:spacing w:after="20"/>
       </w:pPr>
       <w:r>
-        <w:rPr>
-          <w:rFonts w:ascii="Microsoft YaHei" w:hAnsi="Microsoft YaHei" w:eastAsia="Microsoft YaHei" w:cs="Microsoft YaHei"/>
-          <w:sz w:val="21"/>
-        </w:rPr>
-        <w:t>模板中的库区、类别和填写说明来自当前系统配置，不建议复用旧模板。</w:t>
+        <w:t>模板中的库区、类别和填写说明来自当前系统配置，不建议长期复用旧模板。</w:t>
       </w:r>
     </w:p>
     <w:p>
@@ -1313,11 +1289,7 @@
         <w:spacing w:after="20"/>
       </w:pPr>
       <w:r>
-        <w:rPr>
-          <w:rFonts w:ascii="Microsoft YaHei" w:hAnsi="Microsoft YaHei" w:eastAsia="Microsoft YaHei" w:cs="Microsoft YaHei"/>
-          <w:sz w:val="21"/>
-        </w:rPr>
-        <w:t>预览结果会区分“有效 / 错误 / 提醒”。其中“疑似重复入库”只作为提醒，不会自动拦截；真正阻断仍以标签编号重复、产品代码无效、日期非法等错误为准。</w:t>
+        <w:t>预览结果会区分“有效 / 错误 / 提醒 / 待补料”。其中化材若命中“同标签、同产品代码、同批号、原标签仍在库”，会显示“待补料”，确认后按补料入库；膜材重复标签仍会直接报错。“疑似重复入库”仍只作为提醒，不会自动拦截；真正阻断以产品代码无效、日期非法、库区无效或不满足补料条件的标签冲突为准。</w:t>
       </w:r>
     </w:p>
     <w:p>
@@ -1396,6 +1368,11 @@
           <w:sz w:val="21"/>
         </w:rPr>
         <w:t>单位继续跟随主数据，不在批量扫码现场临时切换。</w:t>
+      </w:r>
+    </w:p>
+    <w:p>
+      <w:r>
+        <w:t>若扫到已存在的化材标签，且原标签仍在库、产品代码一致、批号一致，该条会以“待补料”进入列表并在提交前统一确认；膜材重复标签或条件不一致仍会在扫码阶段直接拦截。</w:t>
       </w:r>
     </w:p>
     <w:p>
@@ -1598,11 +1575,7 @@
         <w:spacing w:after="20"/>
       </w:pPr>
       <w:r>
-        <w:rPr>
-          <w:rFonts w:ascii="Microsoft YaHei" w:hAnsi="Microsoft YaHei" w:eastAsia="Microsoft YaHei" w:cs="Microsoft YaHei"/>
-          <w:sz w:val="21"/>
-        </w:rPr>
-        <w:t>当前导出的是信息标签 Excel，不包含单独的二维码字段。</w:t>
+        <w:t>当前导出的是信息标签 Excel（.xlsx），不包含单独的二维码字段。</w:t>
       </w:r>
     </w:p>
     <w:p>
@@ -1624,11 +1597,17 @@
         <w:spacing w:after="60"/>
       </w:pPr>
       <w:r>
-        <w:rPr>
-          <w:rFonts w:ascii="Microsoft YaHei" w:hAnsi="Microsoft YaHei" w:eastAsia="Microsoft YaHei" w:cs="Microsoft YaHei"/>
-          <w:sz w:val="21"/>
-        </w:rPr>
-        <w:t>操作日志用于追溯入库、领用等业务动作；“我的申请”用于普通用户查看自己提交的建档申请状态和驳回原因。</w:t>
+        <w:t>操作日志当前对所有 active 用户开放，用于追溯入库、补料、领用、纠错、移库和删除等业务动作；“我的申请”用于普通用户查看自己提交的建档申请状态和驳回原因。</w:t>
+      </w:r>
+    </w:p>
+    <w:p>
+      <w:r>
+        <w:t>当前可按产品代码 / 物料名称 / 标签编号 / 批号 / 操作人 / 类型 / 描述 / 备注搜索，并可按时间、类型和操作人筛选。</w:t>
+      </w:r>
+    </w:p>
+    <w:p>
+      <w:r>
+        <w:t>入库类型日志支持发起库存纠错申请，管理员会在审批中心的“库存纠错”页签处理；若该入库记录已有后续数量动作，当前版本可能无法直接通过纠错。</w:t>
       </w:r>
     </w:p>
     <w:p>
@@ -1676,11 +1655,7 @@
         <w:spacing w:after="60"/>
       </w:pPr>
       <w:r>
-        <w:rPr>
-          <w:rFonts w:ascii="Microsoft YaHei" w:hAnsi="Microsoft YaHei" w:eastAsia="Microsoft YaHei" w:cs="Microsoft YaHei"/>
-          <w:sz w:val="21"/>
-        </w:rPr>
-        <w:t>审批中心当前分为“物料审批”和“人员审批”两个页签。</w:t>
+        <w:t>审批中心当前分为“物料审批”“人员审批”和“库存纠错”三个页签。</w:t>
       </w:r>
     </w:p>
     <w:p>
@@ -1707,6 +1682,11 @@
           <w:sz w:val="21"/>
         </w:rPr>
         <w:t>人员审批：管理员可审批新注册用户，审批通过后该用户进入 active 状态。</w:t>
+      </w:r>
+    </w:p>
+    <w:p>
+      <w:r>
+        <w:t>库存纠错：管理员可审批用户从入库日志发起的数量纠错申请，页面会展示标签编号、产品代码、原数量、申请数量和原因。</w:t>
       </w:r>
     </w:p>
     <w:p>
@@ -1779,11 +1759,7 @@
         <w:spacing w:after="60"/>
       </w:pPr>
       <w:r>
-        <w:rPr>
-          <w:rFonts w:ascii="Microsoft YaHei" w:hAnsi="Microsoft YaHei" w:eastAsia="Microsoft YaHei" w:cs="Microsoft YaHei"/>
-          <w:sz w:val="21"/>
-        </w:rPr>
-        <w:t>管理员仍可通过物料管理页进入物料导入链路。当前做法是：导出最新主数据模板、填写后另存为 CSV、上传预览、确认导入。模板会带当前子类别和默认单位说明，不建议复用旧文件。</w:t>
+        <w:t>管理员仍可通过物料管理页进入物料导入链路。当前做法是：导出最新主数据模板、填写后直接上传 .xlsx、先看预览、再确认导入。若刚调整过子类别，建议重新导出模板。模板会带当前子类别和默认单位说明，不建议长期复用旧文件。</w:t>
       </w:r>
     </w:p>
     <w:p>
